--- a/docs/SIMF-HLD-005-MoD-HLD-External-v2.0.docx
+++ b/docs/SIMF-HLD-005-MoD-HLD-External-v2.0.docx
@@ -5,7 +5,7 @@
     <w:tbl>
       <w:tblPr>
         <w:tblpPr w:leftFromText="180" w:rightFromText="180" w:vertAnchor="page" w:horzAnchor="margin" w:tblpXSpec="center" w:tblpY="2591"/>
-        <w:tblW w:w="5853" w:type="pct"/>
+        <w:tblW w:w="5917" w:type="pct"/>
         <w:tblBorders>
           <w:top w:val="single" w:sz="4" w:space="0" w:color="auto"/>
           <w:left w:val="single" w:sz="4" w:space="0" w:color="auto"/>
@@ -22,11 +22,11 @@
         <w:tblLook w:val="01E0" w:firstRow="1" w:lastRow="1" w:firstColumn="1" w:lastColumn="1" w:noHBand="0" w:noVBand="0"/>
       </w:tblPr>
       <w:tblGrid>
-        <w:gridCol w:w="3339"/>
-        <w:gridCol w:w="166"/>
-        <w:gridCol w:w="83"/>
-        <w:gridCol w:w="4899"/>
-        <w:gridCol w:w="2458"/>
+        <w:gridCol w:w="3775"/>
+        <w:gridCol w:w="173"/>
+        <w:gridCol w:w="77"/>
+        <w:gridCol w:w="4900"/>
+        <w:gridCol w:w="2140"/>
       </w:tblGrid>
       <w:tr>
         <w:trPr>
@@ -68,7 +68,7 @@
         </w:trPr>
         <w:tc>
           <w:tcPr>
-            <w:tcW w:w="1525" w:type="pct"/>
+            <w:tcW w:w="1706" w:type="pct"/>
             <w:shd w:val="clear" w:color="auto" w:fill="E7E6E6" w:themeFill="background2"/>
             <w:vAlign w:val="center"/>
           </w:tcPr>
@@ -93,7 +93,7 @@
         </w:tc>
         <w:tc>
           <w:tcPr>
-            <w:tcW w:w="114" w:type="pct"/>
+            <w:tcW w:w="113" w:type="pct"/>
             <w:gridSpan w:val="2"/>
             <w:vAlign w:val="center"/>
           </w:tcPr>
@@ -117,7 +117,7 @@
         </w:tc>
         <w:tc>
           <w:tcPr>
-            <w:tcW w:w="2238" w:type="pct"/>
+            <w:tcW w:w="2214" w:type="pct"/>
             <w:shd w:val="clear" w:color="auto" w:fill="E7E6E6" w:themeFill="background2"/>
             <w:vAlign w:val="center"/>
           </w:tcPr>
@@ -141,7 +141,7 @@
         </w:tc>
         <w:tc>
           <w:tcPr>
-            <w:tcW w:w="1123" w:type="pct"/>
+            <w:tcW w:w="967" w:type="pct"/>
             <w:vAlign w:val="center"/>
           </w:tcPr>
           <w:p>
@@ -169,7 +169,7 @@
         </w:trPr>
         <w:tc>
           <w:tcPr>
-            <w:tcW w:w="1525" w:type="pct"/>
+            <w:tcW w:w="1706" w:type="pct"/>
             <w:shd w:val="clear" w:color="auto" w:fill="E7E6E6" w:themeFill="background2"/>
             <w:vAlign w:val="center"/>
           </w:tcPr>
@@ -194,7 +194,7 @@
         </w:tc>
         <w:tc>
           <w:tcPr>
-            <w:tcW w:w="114" w:type="pct"/>
+            <w:tcW w:w="113" w:type="pct"/>
             <w:gridSpan w:val="2"/>
             <w:vAlign w:val="center"/>
           </w:tcPr>
@@ -218,7 +218,7 @@
         </w:tc>
         <w:tc>
           <w:tcPr>
-            <w:tcW w:w="2238" w:type="pct"/>
+            <w:tcW w:w="2214" w:type="pct"/>
             <w:shd w:val="clear" w:color="auto" w:fill="E7E6E6" w:themeFill="background2"/>
             <w:vAlign w:val="center"/>
           </w:tcPr>
@@ -242,7 +242,7 @@
         </w:tc>
         <w:tc>
           <w:tcPr>
-            <w:tcW w:w="1123" w:type="pct"/>
+            <w:tcW w:w="967" w:type="pct"/>
             <w:vAlign w:val="center"/>
           </w:tcPr>
           <w:p>
@@ -270,7 +270,7 @@
         </w:trPr>
         <w:tc>
           <w:tcPr>
-            <w:tcW w:w="1525" w:type="pct"/>
+            <w:tcW w:w="1706" w:type="pct"/>
             <w:shd w:val="clear" w:color="auto" w:fill="E7E6E6" w:themeFill="background2"/>
             <w:vAlign w:val="center"/>
           </w:tcPr>
@@ -298,7 +298,7 @@
         </w:tc>
         <w:tc>
           <w:tcPr>
-            <w:tcW w:w="114" w:type="pct"/>
+            <w:tcW w:w="113" w:type="pct"/>
             <w:gridSpan w:val="2"/>
             <w:vAlign w:val="center"/>
           </w:tcPr>
@@ -322,7 +322,7 @@
         </w:tc>
         <w:tc>
           <w:tcPr>
-            <w:tcW w:w="2238" w:type="pct"/>
+            <w:tcW w:w="2214" w:type="pct"/>
             <w:shd w:val="clear" w:color="auto" w:fill="E7E6E6" w:themeFill="background2"/>
             <w:vAlign w:val="center"/>
           </w:tcPr>
@@ -360,7 +360,7 @@
         </w:tc>
         <w:tc>
           <w:tcPr>
-            <w:tcW w:w="1123" w:type="pct"/>
+            <w:tcW w:w="967" w:type="pct"/>
             <w:vAlign w:val="center"/>
           </w:tcPr>
           <w:p>
@@ -434,7 +434,25 @@
                 <w:sz w:val="20"/>
                 <w:szCs w:val="20"/>
               </w:rPr>
-              <w:t xml:space="preserve">Filled By </w:t>
+              <w:t xml:space="preserve">Filled </w:t>
+            </w:r>
+            <w:proofErr w:type="gramStart"/>
+            <w:r>
+              <w:rPr>
+                <w:color w:val="FFFFFF" w:themeColor="background1"/>
+                <w:sz w:val="20"/>
+                <w:szCs w:val="20"/>
+              </w:rPr>
+              <w:t>By</w:t>
+            </w:r>
+            <w:proofErr w:type="gramEnd"/>
+            <w:r>
+              <w:rPr>
+                <w:color w:val="FFFFFF" w:themeColor="background1"/>
+                <w:sz w:val="20"/>
+                <w:szCs w:val="20"/>
+              </w:rPr>
+              <w:t xml:space="preserve"> </w:t>
             </w:r>
             <w:r>
               <w:rPr>
@@ -469,7 +487,7 @@
         </w:trPr>
         <w:tc>
           <w:tcPr>
-            <w:tcW w:w="1525" w:type="pct"/>
+            <w:tcW w:w="1706" w:type="pct"/>
             <w:shd w:val="clear" w:color="auto" w:fill="F2F2F2" w:themeFill="background1" w:themeFillShade="F2"/>
             <w:vAlign w:val="center"/>
           </w:tcPr>
@@ -493,7 +511,7 @@
         </w:tc>
         <w:tc>
           <w:tcPr>
-            <w:tcW w:w="114" w:type="pct"/>
+            <w:tcW w:w="113" w:type="pct"/>
             <w:gridSpan w:val="2"/>
             <w:shd w:val="clear" w:color="auto" w:fill="FFFFFF" w:themeFill="background1"/>
             <w:vAlign w:val="center"/>
@@ -518,7 +536,7 @@
         </w:tc>
         <w:tc>
           <w:tcPr>
-            <w:tcW w:w="2238" w:type="pct"/>
+            <w:tcW w:w="2214" w:type="pct"/>
             <w:shd w:val="clear" w:color="auto" w:fill="F2F2F2" w:themeFill="background1" w:themeFillShade="F2"/>
             <w:vAlign w:val="center"/>
           </w:tcPr>
@@ -543,7 +561,7 @@
         </w:tc>
         <w:tc>
           <w:tcPr>
-            <w:tcW w:w="1123" w:type="pct"/>
+            <w:tcW w:w="967" w:type="pct"/>
             <w:vAlign w:val="center"/>
           </w:tcPr>
           <w:p>
@@ -571,7 +589,7 @@
         </w:trPr>
         <w:tc>
           <w:tcPr>
-            <w:tcW w:w="1525" w:type="pct"/>
+            <w:tcW w:w="1706" w:type="pct"/>
             <w:tcBorders>
               <w:bottom w:val="single" w:sz="4" w:space="0" w:color="auto"/>
             </w:tcBorders>
@@ -603,7 +621,7 @@
         </w:tc>
         <w:tc>
           <w:tcPr>
-            <w:tcW w:w="3475" w:type="pct"/>
+            <w:tcW w:w="3294" w:type="pct"/>
             <w:gridSpan w:val="4"/>
             <w:tcBorders>
               <w:bottom w:val="single" w:sz="4" w:space="0" w:color="auto"/>
@@ -635,7 +653,7 @@
         </w:trPr>
         <w:tc>
           <w:tcPr>
-            <w:tcW w:w="1525" w:type="pct"/>
+            <w:tcW w:w="1706" w:type="pct"/>
             <w:tcBorders>
               <w:bottom w:val="single" w:sz="4" w:space="0" w:color="auto"/>
             </w:tcBorders>
@@ -686,7 +704,7 @@
         </w:tc>
         <w:tc>
           <w:tcPr>
-            <w:tcW w:w="3475" w:type="pct"/>
+            <w:tcW w:w="3294" w:type="pct"/>
             <w:gridSpan w:val="4"/>
             <w:tcBorders>
               <w:bottom w:val="single" w:sz="4" w:space="0" w:color="auto"/>
@@ -785,7 +803,7 @@
         </w:trPr>
         <w:tc>
           <w:tcPr>
-            <w:tcW w:w="1601" w:type="pct"/>
+            <w:tcW w:w="1784" w:type="pct"/>
             <w:gridSpan w:val="2"/>
             <w:shd w:val="clear" w:color="auto" w:fill="E7E6E6" w:themeFill="background2"/>
             <w:vAlign w:val="center"/>
@@ -811,7 +829,7 @@
         </w:tc>
         <w:tc>
           <w:tcPr>
-            <w:tcW w:w="3399" w:type="pct"/>
+            <w:tcW w:w="3216" w:type="pct"/>
             <w:gridSpan w:val="3"/>
             <w:vAlign w:val="center"/>
           </w:tcPr>
@@ -834,7 +852,7 @@
         </w:trPr>
         <w:tc>
           <w:tcPr>
-            <w:tcW w:w="1601" w:type="pct"/>
+            <w:tcW w:w="1784" w:type="pct"/>
             <w:gridSpan w:val="2"/>
             <w:shd w:val="clear" w:color="auto" w:fill="E7E6E6" w:themeFill="background2"/>
           </w:tcPr>
@@ -859,7 +877,7 @@
         </w:tc>
         <w:tc>
           <w:tcPr>
-            <w:tcW w:w="3399" w:type="pct"/>
+            <w:tcW w:w="3216" w:type="pct"/>
             <w:gridSpan w:val="3"/>
           </w:tcPr>
           <w:p>
@@ -881,7 +899,7 @@
         </w:trPr>
         <w:tc>
           <w:tcPr>
-            <w:tcW w:w="1601" w:type="pct"/>
+            <w:tcW w:w="1784" w:type="pct"/>
             <w:gridSpan w:val="2"/>
             <w:shd w:val="clear" w:color="auto" w:fill="E7E6E6" w:themeFill="background2"/>
             <w:vAlign w:val="center"/>
@@ -906,7 +924,7 @@
         </w:tc>
         <w:tc>
           <w:tcPr>
-            <w:tcW w:w="3399" w:type="pct"/>
+            <w:tcW w:w="3216" w:type="pct"/>
             <w:gridSpan w:val="3"/>
           </w:tcPr>
           <w:p>
@@ -928,7 +946,7 @@
         </w:trPr>
         <w:tc>
           <w:tcPr>
-            <w:tcW w:w="1601" w:type="pct"/>
+            <w:tcW w:w="1784" w:type="pct"/>
             <w:gridSpan w:val="2"/>
             <w:shd w:val="clear" w:color="auto" w:fill="E7E6E6" w:themeFill="background2"/>
             <w:vAlign w:val="center"/>
@@ -953,7 +971,7 @@
         </w:tc>
         <w:tc>
           <w:tcPr>
-            <w:tcW w:w="3399" w:type="pct"/>
+            <w:tcW w:w="3216" w:type="pct"/>
             <w:gridSpan w:val="3"/>
           </w:tcPr>
           <w:p>
@@ -964,7 +982,21 @@
               <w:rPr>
                 <w:sz w:val="20"/>
               </w:rPr>
-              <w:t>Modular monolith with Domain Driven Design layering and defence in depth, described in sections 2.1 and 2.2, with the alternatives considered and rejected recorded in the section 2.1 decisions table. Confirmation against Technology's approved methodology rests with Technology.</w:t>
+              <w:t xml:space="preserve">Modular monolith with Domain Driven Design layering and </w:t>
+            </w:r>
+            <w:proofErr w:type="spellStart"/>
+            <w:r>
+              <w:rPr>
+                <w:sz w:val="20"/>
+              </w:rPr>
+              <w:t>defence</w:t>
+            </w:r>
+            <w:proofErr w:type="spellEnd"/>
+            <w:r>
+              <w:rPr>
+                <w:sz w:val="20"/>
+              </w:rPr>
+              <w:t xml:space="preserve"> in depth, described in sections 2.1 and 2.2, with the alternatives considered and rejected recorded in the section 2.1 decisions table. Confirmation against Technology's approved methodology rests with Technology.</w:t>
             </w:r>
           </w:p>
         </w:tc>
@@ -975,7 +1007,7 @@
         </w:trPr>
         <w:tc>
           <w:tcPr>
-            <w:tcW w:w="1601" w:type="pct"/>
+            <w:tcW w:w="1784" w:type="pct"/>
             <w:gridSpan w:val="2"/>
             <w:shd w:val="clear" w:color="auto" w:fill="E7E6E6" w:themeFill="background2"/>
             <w:vAlign w:val="center"/>
@@ -1000,7 +1032,7 @@
         </w:tc>
         <w:tc>
           <w:tcPr>
-            <w:tcW w:w="3399" w:type="pct"/>
+            <w:tcW w:w="3216" w:type="pct"/>
             <w:gridSpan w:val="3"/>
           </w:tcPr>
           <w:p>
@@ -1022,7 +1054,7 @@
         </w:trPr>
         <w:tc>
           <w:tcPr>
-            <w:tcW w:w="1601" w:type="pct"/>
+            <w:tcW w:w="1784" w:type="pct"/>
             <w:gridSpan w:val="2"/>
             <w:shd w:val="clear" w:color="auto" w:fill="E7E6E6" w:themeFill="background2"/>
             <w:vAlign w:val="center"/>
@@ -1047,7 +1079,7 @@
         </w:tc>
         <w:tc>
           <w:tcPr>
-            <w:tcW w:w="3399" w:type="pct"/>
+            <w:tcW w:w="3216" w:type="pct"/>
             <w:gridSpan w:val="3"/>
           </w:tcPr>
           <w:p>
@@ -1069,7 +1101,7 @@
         </w:trPr>
         <w:tc>
           <w:tcPr>
-            <w:tcW w:w="1601" w:type="pct"/>
+            <w:tcW w:w="1784" w:type="pct"/>
             <w:gridSpan w:val="2"/>
             <w:shd w:val="clear" w:color="auto" w:fill="E7E6E6" w:themeFill="background2"/>
             <w:vAlign w:val="center"/>
@@ -1094,7 +1126,7 @@
         </w:tc>
         <w:tc>
           <w:tcPr>
-            <w:tcW w:w="3399" w:type="pct"/>
+            <w:tcW w:w="3216" w:type="pct"/>
             <w:gridSpan w:val="3"/>
           </w:tcPr>
           <w:p>
@@ -1116,7 +1148,7 @@
         </w:trPr>
         <w:tc>
           <w:tcPr>
-            <w:tcW w:w="1601" w:type="pct"/>
+            <w:tcW w:w="1784" w:type="pct"/>
             <w:gridSpan w:val="2"/>
             <w:shd w:val="clear" w:color="auto" w:fill="E7E6E6" w:themeFill="background2"/>
             <w:vAlign w:val="center"/>
@@ -1135,13 +1167,14 @@
                 <w:sz w:val="20"/>
                 <w:szCs w:val="20"/>
               </w:rPr>
+              <w:lastRenderedPageBreak/>
               <w:t>Is solution design described sufficiently (Section 2.1 to 2.9)</w:t>
             </w:r>
           </w:p>
         </w:tc>
         <w:tc>
           <w:tcPr>
-            <w:tcW w:w="3399" w:type="pct"/>
+            <w:tcW w:w="3216" w:type="pct"/>
             <w:gridSpan w:val="3"/>
           </w:tcPr>
           <w:p>
@@ -1163,7 +1196,7 @@
         </w:trPr>
         <w:tc>
           <w:tcPr>
-            <w:tcW w:w="1601" w:type="pct"/>
+            <w:tcW w:w="1784" w:type="pct"/>
             <w:gridSpan w:val="2"/>
             <w:shd w:val="clear" w:color="auto" w:fill="E7E6E6" w:themeFill="background2"/>
             <w:vAlign w:val="center"/>
@@ -1177,19 +1210,27 @@
                 <w:szCs w:val="20"/>
               </w:rPr>
             </w:pPr>
+            <w:proofErr w:type="gramStart"/>
             <w:r>
               <w:rPr>
                 <w:sz w:val="20"/>
                 <w:szCs w:val="20"/>
               </w:rPr>
-              <w:lastRenderedPageBreak/>
-              <w:t>Is the Risk and Mitigation Strategies provided</w:t>
+              <w:t>Is</w:t>
+            </w:r>
+            <w:proofErr w:type="gramEnd"/>
+            <w:r>
+              <w:rPr>
+                <w:sz w:val="20"/>
+                <w:szCs w:val="20"/>
+              </w:rPr>
+              <w:t xml:space="preserve"> the Risk and Mitigation Strategies provided</w:t>
             </w:r>
           </w:p>
         </w:tc>
         <w:tc>
           <w:tcPr>
-            <w:tcW w:w="3399" w:type="pct"/>
+            <w:tcW w:w="3216" w:type="pct"/>
             <w:gridSpan w:val="3"/>
           </w:tcPr>
           <w:p>
@@ -1211,7 +1252,7 @@
         </w:trPr>
         <w:tc>
           <w:tcPr>
-            <w:tcW w:w="1601" w:type="pct"/>
+            <w:tcW w:w="1784" w:type="pct"/>
             <w:gridSpan w:val="2"/>
             <w:shd w:val="clear" w:color="auto" w:fill="E7E6E6" w:themeFill="background2"/>
             <w:vAlign w:val="center"/>
@@ -1236,7 +1277,7 @@
         </w:tc>
         <w:tc>
           <w:tcPr>
-            <w:tcW w:w="3399" w:type="pct"/>
+            <w:tcW w:w="3216" w:type="pct"/>
             <w:gridSpan w:val="3"/>
           </w:tcPr>
           <w:p>
@@ -1302,6 +1343,7 @@
           </w:tcPr>
           <w:p>
             <w:pPr>
+              <w:spacing w:after="0" w:line="240" w:lineRule="auto"/>
               <w:rPr>
                 <w:sz w:val="2"/>
                 <w:szCs w:val="2"/>
@@ -1318,6 +1360,7 @@
           <w:p>
             <w:pPr>
               <w:bidi w:val="0"/>
+              <w:spacing w:after="0" w:line="240" w:lineRule="auto"/>
             </w:pPr>
             <w:r>
               <w:rPr>
@@ -1335,12 +1378,27 @@
           <w:p>
             <w:pPr>
               <w:bidi w:val="0"/>
+              <w:spacing w:after="0" w:line="240" w:lineRule="auto"/>
             </w:pPr>
             <w:r>
               <w:rPr>
                 <w:sz w:val="20"/>
               </w:rPr>
-              <w:t>Document SIMF-HLD-005, version 2.0, status Issued for review. Apexium issues and authors it for the Royal Saudi Naval Forces (RSNF) under a Ministry of Defense programme, roadmap project SIMF 4th Edition 2026. It conforms to IEEE 1016-2009 and ISO/IEC/IEEE 42010:2011. Issue date is TBD, owner Apexium, recorded in Hijri and Gregorian at issue.</w:t>
+              <w:t xml:space="preserve">Document SIMF-HLD-005, version 2.0, status Issued for review. Apexium issues and authors it for the Royal Saudi Naval Forces (RSNF) under a Ministry of Defense </w:t>
+            </w:r>
+            <w:proofErr w:type="spellStart"/>
+            <w:r>
+              <w:rPr>
+                <w:sz w:val="20"/>
+              </w:rPr>
+              <w:t>programme</w:t>
+            </w:r>
+            <w:proofErr w:type="spellEnd"/>
+            <w:r>
+              <w:rPr>
+                <w:sz w:val="20"/>
+              </w:rPr>
+              <w:t>, roadmap project SIMF 4th Edition 2026. It conforms to IEEE 1016-2009 and ISO/IEC/IEEE 42010:2011. Issue date is TBD, owner Apexium, recorded in Hijri and Gregorian at issue.</w:t>
             </w:r>
           </w:p>
         </w:tc>
@@ -1353,6 +1411,7 @@
           <w:p>
             <w:pPr>
               <w:bidi w:val="0"/>
+              <w:spacing w:after="0" w:line="240" w:lineRule="auto"/>
               <w:jc w:val="left"/>
             </w:pPr>
             <w:r>
@@ -1371,6 +1430,7 @@
           <w:p>
             <w:pPr>
               <w:bidi w:val="0"/>
+              <w:spacing w:after="0" w:line="240" w:lineRule="auto"/>
             </w:pPr>
             <w:r>
               <w:rPr>
@@ -1389,6 +1449,7 @@
           <w:p>
             <w:pPr>
               <w:bidi w:val="0"/>
+              <w:spacing w:after="0" w:line="240" w:lineRule="auto"/>
             </w:pPr>
             <w:r>
               <w:rPr>
@@ -1406,6 +1467,7 @@
           <w:p>
             <w:pPr>
               <w:bidi w:val="0"/>
+              <w:spacing w:after="0" w:line="240" w:lineRule="auto"/>
             </w:pPr>
             <w:r>
               <w:rPr>
@@ -1424,6 +1486,7 @@
           <w:p>
             <w:pPr>
               <w:bidi w:val="0"/>
+              <w:spacing w:after="0" w:line="240" w:lineRule="auto"/>
             </w:pPr>
             <w:r>
               <w:rPr>
@@ -1441,6 +1504,7 @@
           <w:p>
             <w:pPr>
               <w:bidi w:val="0"/>
+              <w:spacing w:after="0" w:line="240" w:lineRule="auto"/>
             </w:pPr>
             <w:r>
               <w:rPr>
@@ -1481,6 +1545,7 @@
           <w:p>
             <w:pPr>
               <w:bidi w:val="0"/>
+              <w:spacing w:after="0" w:line="240" w:lineRule="auto"/>
             </w:pPr>
             <w:r>
               <w:rPr>
@@ -1498,12 +1563,27 @@
           <w:p>
             <w:pPr>
               <w:bidi w:val="0"/>
+              <w:spacing w:after="0" w:line="240" w:lineRule="auto"/>
             </w:pPr>
             <w:r>
               <w:rPr>
                 <w:sz w:val="20"/>
               </w:rPr>
-              <w:t>Section 1.3 fixes the system boundary and names every external and internal system the platform depends on. Section 2.4 defines each interface, with its direction, protocol and port, authentication and error behaviour, and marks the interfaces still to be agreed.</w:t>
+              <w:t xml:space="preserve">Section 1.3 fixes the system boundary and names every external and internal system the platform depends on. Section 2.4 defines each interface, with its direction, protocol and port, authentication and error </w:t>
+            </w:r>
+            <w:proofErr w:type="spellStart"/>
+            <w:r>
+              <w:rPr>
+                <w:sz w:val="20"/>
+              </w:rPr>
+              <w:t>behaviour</w:t>
+            </w:r>
+            <w:proofErr w:type="spellEnd"/>
+            <w:r>
+              <w:rPr>
+                <w:sz w:val="20"/>
+              </w:rPr>
+              <w:t>, and marks the interfaces still to be agreed.</w:t>
             </w:r>
           </w:p>
         </w:tc>
@@ -1516,6 +1596,7 @@
           <w:p>
             <w:pPr>
               <w:bidi w:val="0"/>
+              <w:spacing w:after="0" w:line="240" w:lineRule="auto"/>
             </w:pPr>
             <w:r>
               <w:rPr>
@@ -1533,6 +1614,7 @@
           <w:p>
             <w:pPr>
               <w:bidi w:val="0"/>
+              <w:spacing w:after="0" w:line="240" w:lineRule="auto"/>
             </w:pPr>
             <w:r>
               <w:rPr>
@@ -1579,6 +1661,7 @@
           <w:p>
             <w:pPr>
               <w:bidi w:val="0"/>
+              <w:spacing w:after="0" w:line="240" w:lineRule="auto"/>
             </w:pPr>
             <w:r>
               <w:rPr>
@@ -1596,6 +1679,7 @@
           <w:p>
             <w:pPr>
               <w:bidi w:val="0"/>
+              <w:spacing w:after="0" w:line="240" w:lineRule="auto"/>
             </w:pPr>
             <w:r>
               <w:rPr>
@@ -1614,6 +1698,7 @@
           <w:p>
             <w:pPr>
               <w:bidi w:val="0"/>
+              <w:spacing w:after="0" w:line="240" w:lineRule="auto"/>
               <w:jc w:val="left"/>
             </w:pPr>
             <w:r>
@@ -1632,12 +1717,27 @@
           <w:p>
             <w:pPr>
               <w:bidi w:val="0"/>
+              <w:spacing w:after="0" w:line="240" w:lineRule="auto"/>
             </w:pPr>
             <w:r>
               <w:rPr>
                 <w:sz w:val="20"/>
               </w:rPr>
-              <w:t>Section 2.1 records the architectural style and the decisions taken with their rejected alternatives; section 2.2 sets out the layering and the module boundaries. The design follows defence in depth, keeps the application tier stateless and makes the database tier highly available.</w:t>
+              <w:t xml:space="preserve">Section 2.1 records the architectural style and the decisions taken with their rejected alternatives; section 2.2 sets out the layering and the module boundaries. The design follows </w:t>
+            </w:r>
+            <w:proofErr w:type="spellStart"/>
+            <w:r>
+              <w:rPr>
+                <w:sz w:val="20"/>
+              </w:rPr>
+              <w:t>defence</w:t>
+            </w:r>
+            <w:proofErr w:type="spellEnd"/>
+            <w:r>
+              <w:rPr>
+                <w:sz w:val="20"/>
+              </w:rPr>
+              <w:t xml:space="preserve"> in depth, keeps the application tier stateless and makes the database tier highly available.</w:t>
             </w:r>
           </w:p>
         </w:tc>
@@ -1650,6 +1750,7 @@
           <w:p>
             <w:pPr>
               <w:bidi w:val="0"/>
+              <w:spacing w:after="0" w:line="240" w:lineRule="auto"/>
             </w:pPr>
             <w:r>
               <w:rPr>
@@ -1667,6 +1768,7 @@
           <w:p>
             <w:pPr>
               <w:bidi w:val="0"/>
+              <w:spacing w:after="0" w:line="240" w:lineRule="auto"/>
             </w:pPr>
             <w:r>
               <w:rPr>
@@ -1685,6 +1787,7 @@
           <w:p>
             <w:pPr>
               <w:bidi w:val="0"/>
+              <w:spacing w:after="0" w:line="240" w:lineRule="auto"/>
             </w:pPr>
             <w:r>
               <w:rPr>
@@ -1702,12 +1805,69 @@
           <w:p>
             <w:pPr>
               <w:bidi w:val="0"/>
+              <w:spacing w:after="0" w:line="240" w:lineRule="auto"/>
             </w:pPr>
             <w:r>
               <w:rPr>
                 <w:sz w:val="20"/>
               </w:rPr>
-              <w:t>The stack is .NET 10 with FastEndpoints, FluentValidation and EF Core in code-first mode. The front ends use Blazor Server and Blazor SSR over the shared SIMF.Components library, with Flutter and Dart for Android and iOS. IIS hosts the web tier, Serilog carries logging, and section 2.2 assigns each part to its module.</w:t>
+              <w:t xml:space="preserve">The stack is .NET 10 with </w:t>
+            </w:r>
+            <w:proofErr w:type="spellStart"/>
+            <w:r>
+              <w:rPr>
+                <w:sz w:val="20"/>
+              </w:rPr>
+              <w:t>FastEndpoints</w:t>
+            </w:r>
+            <w:proofErr w:type="spellEnd"/>
+            <w:r>
+              <w:rPr>
+                <w:sz w:val="20"/>
+              </w:rPr>
+              <w:t xml:space="preserve">, </w:t>
+            </w:r>
+            <w:proofErr w:type="spellStart"/>
+            <w:r>
+              <w:rPr>
+                <w:sz w:val="20"/>
+              </w:rPr>
+              <w:t>FluentValidation</w:t>
+            </w:r>
+            <w:proofErr w:type="spellEnd"/>
+            <w:r>
+              <w:rPr>
+                <w:sz w:val="20"/>
+              </w:rPr>
+              <w:t xml:space="preserve"> and EF Core in code-first mode. The front ends use Blazor Server and Blazor SSR over the shared </w:t>
+            </w:r>
+            <w:proofErr w:type="spellStart"/>
+            <w:r>
+              <w:rPr>
+                <w:sz w:val="20"/>
+              </w:rPr>
+              <w:t>SIMF.Components</w:t>
+            </w:r>
+            <w:proofErr w:type="spellEnd"/>
+            <w:r>
+              <w:rPr>
+                <w:sz w:val="20"/>
+              </w:rPr>
+              <w:t xml:space="preserve"> library, with Flutter and Dart for Android and iOS. IIS hosts the web tier, </w:t>
+            </w:r>
+            <w:proofErr w:type="spellStart"/>
+            <w:r>
+              <w:rPr>
+                <w:sz w:val="20"/>
+              </w:rPr>
+              <w:t>Serilog</w:t>
+            </w:r>
+            <w:proofErr w:type="spellEnd"/>
+            <w:r>
+              <w:rPr>
+                <w:sz w:val="20"/>
+              </w:rPr>
+              <w:t xml:space="preserve"> carries logging, and section 2.2 assigns each part to its module.</w:t>
             </w:r>
           </w:p>
         </w:tc>
@@ -1720,6 +1880,7 @@
           <w:p>
             <w:pPr>
               <w:bidi w:val="0"/>
+              <w:spacing w:after="0" w:line="240" w:lineRule="auto"/>
             </w:pPr>
             <w:r>
               <w:rPr>
@@ -1737,19 +1898,41 @@
           <w:p>
             <w:pPr>
               <w:bidi w:val="0"/>
+              <w:spacing w:after="0" w:line="240" w:lineRule="auto"/>
             </w:pPr>
             <w:r>
               <w:rPr>
                 <w:sz w:val="20"/>
               </w:rPr>
-              <w:t xml:space="preserve">The figures below are the hardware agreed with the customer. Production runs four API hosts, two website hosts, two Control Panel hosts, two SIMF.MobileEdge hosts and two database hosts. Traffic passes two active/passive pairs. A web application firewall (WAF) and load balancer </w:t>
-            </w:r>
-            <w:r>
-              <w:rPr>
-                <w:sz w:val="20"/>
-              </w:rPr>
-              <w:lastRenderedPageBreak/>
-              <w:t>pair sits at the internet edge. An API load balancer pair sits in front of the application tier. Section 2.1 gives per-node sizing; the mobile edge and MinIO figures are a supplier proposal in the section 3 register.</w:t>
+              <w:t xml:space="preserve">The figures below are the hardware agreed with the customer. Production runs four API hosts, two website hosts, two Control Panel hosts, two </w:t>
+            </w:r>
+            <w:proofErr w:type="spellStart"/>
+            <w:r>
+              <w:rPr>
+                <w:sz w:val="20"/>
+              </w:rPr>
+              <w:t>SIMF.MobileEdge</w:t>
+            </w:r>
+            <w:proofErr w:type="spellEnd"/>
+            <w:r>
+              <w:rPr>
+                <w:sz w:val="20"/>
+              </w:rPr>
+              <w:t xml:space="preserve"> hosts and two database hosts. Traffic passes two active/passive pairs. A web application firewall (WAF) and load balancer pair sits at the internet edge. An API load balancer pair sits in front of the application tier. Section 2.1 gives per-node sizing; the mobile edge and </w:t>
+            </w:r>
+            <w:proofErr w:type="spellStart"/>
+            <w:r>
+              <w:rPr>
+                <w:sz w:val="20"/>
+              </w:rPr>
+              <w:t>MinIO</w:t>
+            </w:r>
+            <w:proofErr w:type="spellEnd"/>
+            <w:r>
+              <w:rPr>
+                <w:sz w:val="20"/>
+              </w:rPr>
+              <w:t xml:space="preserve"> figures are a supplier proposal in the section 3 register.</w:t>
             </w:r>
           </w:p>
         </w:tc>
@@ -1766,7 +1949,7 @@
     </w:p>
     <w:tbl>
       <w:tblPr>
-        <w:tblpPr w:leftFromText="180" w:rightFromText="180" w:vertAnchor="page" w:horzAnchor="margin" w:tblpXSpec="center" w:tblpY="3301"/>
+        <w:tblpPr w:leftFromText="187" w:rightFromText="187" w:vertAnchor="text" w:horzAnchor="margin" w:tblpXSpec="center" w:tblpY="1"/>
         <w:tblW w:w="5831" w:type="pct"/>
         <w:tblBorders>
           <w:top w:val="single" w:sz="4" w:space="0" w:color="auto"/>
@@ -1784,7 +1967,7 @@
         <w:tblLook w:val="01E0" w:firstRow="1" w:lastRow="1" w:firstColumn="1" w:lastColumn="1" w:noHBand="0" w:noVBand="0"/>
       </w:tblPr>
       <w:tblGrid>
-        <w:gridCol w:w="10904"/>
+        <w:gridCol w:w="10991"/>
       </w:tblGrid>
       <w:tr>
         <w:trPr>
@@ -1902,22 +2085,22 @@
           <w:tbl>
             <w:tblPr>
               <w:tblStyle w:val="TableGrid"/>
-              <w:tblW w:w="5000" w:type="pct"/>
+              <w:tblW w:w="4982" w:type="pct"/>
               <w:tblLook w:val="04A0" w:firstRow="1" w:lastRow="0" w:firstColumn="1" w:lastColumn="0" w:noHBand="0" w:noVBand="1"/>
             </w:tblPr>
             <w:tblGrid>
-              <w:gridCol w:w="3554"/>
-              <w:gridCol w:w="3555"/>
-              <w:gridCol w:w="3555"/>
+              <w:gridCol w:w="3583"/>
+              <w:gridCol w:w="3223"/>
+              <w:gridCol w:w="3906"/>
             </w:tblGrid>
             <w:tr>
               <w:tc>
                 <w:tcPr>
-                  <w:tcW w:w="480" w:type="dxa"/>
-                </w:tcPr>
-                <w:p>
-                  <w:pPr>
-                    <w:framePr w:hSpace="180" w:wrap="around" w:vAnchor="page" w:hAnchor="margin" w:xAlign="center" w:y="3301"/>
+                  <w:tcW w:w="3554" w:type="dxa"/>
+                </w:tcPr>
+                <w:p>
+                  <w:pPr>
+                    <w:framePr w:hSpace="187" w:wrap="around" w:vAnchor="text" w:hAnchor="margin" w:xAlign="center" w:y="1"/>
                     <w:bidi w:val="0"/>
                   </w:pPr>
                   <w:r>
@@ -1931,11 +2114,11 @@
               </w:tc>
               <w:tc>
                 <w:tcPr>
-                  <w:tcW w:w="480" w:type="dxa"/>
-                </w:tcPr>
-                <w:p>
-                  <w:pPr>
-                    <w:framePr w:hSpace="180" w:wrap="around" w:vAnchor="page" w:hAnchor="margin" w:xAlign="center" w:y="3301"/>
+                  <w:tcW w:w="3197" w:type="dxa"/>
+                </w:tcPr>
+                <w:p>
+                  <w:pPr>
+                    <w:framePr w:hSpace="187" w:wrap="around" w:vAnchor="text" w:hAnchor="margin" w:xAlign="center" w:y="1"/>
                     <w:bidi w:val="0"/>
                   </w:pPr>
                   <w:r>
@@ -1949,11 +2132,11 @@
               </w:tc>
               <w:tc>
                 <w:tcPr>
-                  <w:tcW w:w="480" w:type="dxa"/>
-                </w:tcPr>
-                <w:p>
-                  <w:pPr>
-                    <w:framePr w:hSpace="180" w:wrap="around" w:vAnchor="page" w:hAnchor="margin" w:xAlign="center" w:y="3301"/>
+                  <w:tcW w:w="3874" w:type="dxa"/>
+                </w:tcPr>
+                <w:p>
+                  <w:pPr>
+                    <w:framePr w:hSpace="187" w:wrap="around" w:vAnchor="text" w:hAnchor="margin" w:xAlign="center" w:y="1"/>
                     <w:bidi w:val="0"/>
                   </w:pPr>
                   <w:r>
@@ -1969,11 +2152,11 @@
             <w:tr>
               <w:tc>
                 <w:tcPr>
-                  <w:tcW w:w="3480" w:type="dxa"/>
-                </w:tcPr>
-                <w:p>
-                  <w:pPr>
-                    <w:framePr w:hSpace="180" w:wrap="around" w:vAnchor="page" w:hAnchor="margin" w:xAlign="center" w:y="3301"/>
+                  <w:tcW w:w="3554" w:type="dxa"/>
+                </w:tcPr>
+                <w:p>
+                  <w:pPr>
+                    <w:framePr w:hSpace="187" w:wrap="around" w:vAnchor="text" w:hAnchor="margin" w:xAlign="center" w:y="1"/>
                     <w:bidi w:val="0"/>
                   </w:pPr>
                   <w:r>
@@ -1986,11 +2169,11 @@
               </w:tc>
               <w:tc>
                 <w:tcPr>
-                  <w:tcW w:w="3480" w:type="dxa"/>
-                </w:tcPr>
-                <w:p>
-                  <w:pPr>
-                    <w:framePr w:hSpace="180" w:wrap="around" w:vAnchor="page" w:hAnchor="margin" w:xAlign="center" w:y="3301"/>
+                  <w:tcW w:w="3197" w:type="dxa"/>
+                </w:tcPr>
+                <w:p>
+                  <w:pPr>
+                    <w:framePr w:hSpace="187" w:wrap="around" w:vAnchor="text" w:hAnchor="margin" w:xAlign="center" w:y="1"/>
                     <w:bidi w:val="0"/>
                   </w:pPr>
                   <w:r>
@@ -2003,11 +2186,11 @@
               </w:tc>
               <w:tc>
                 <w:tcPr>
-                  <w:tcW w:w="3480" w:type="dxa"/>
-                </w:tcPr>
-                <w:p>
-                  <w:pPr>
-                    <w:framePr w:hSpace="180" w:wrap="around" w:vAnchor="page" w:hAnchor="margin" w:xAlign="center" w:y="3301"/>
+                  <w:tcW w:w="3874" w:type="dxa"/>
+                </w:tcPr>
+                <w:p>
+                  <w:pPr>
+                    <w:framePr w:hSpace="187" w:wrap="around" w:vAnchor="text" w:hAnchor="margin" w:xAlign="center" w:y="1"/>
                     <w:bidi w:val="0"/>
                   </w:pPr>
                   <w:r>
@@ -2022,11 +2205,11 @@
             <w:tr>
               <w:tc>
                 <w:tcPr>
-                  <w:tcW w:w="3480" w:type="dxa"/>
-                </w:tcPr>
-                <w:p>
-                  <w:pPr>
-                    <w:framePr w:hSpace="180" w:wrap="around" w:vAnchor="page" w:hAnchor="margin" w:xAlign="center" w:y="3301"/>
+                  <w:tcW w:w="3554" w:type="dxa"/>
+                </w:tcPr>
+                <w:p>
+                  <w:pPr>
+                    <w:framePr w:hSpace="187" w:wrap="around" w:vAnchor="text" w:hAnchor="margin" w:xAlign="center" w:y="1"/>
                     <w:bidi w:val="0"/>
                   </w:pPr>
                   <w:r>
@@ -2039,11 +2222,11 @@
               </w:tc>
               <w:tc>
                 <w:tcPr>
-                  <w:tcW w:w="3480" w:type="dxa"/>
-                </w:tcPr>
-                <w:p>
-                  <w:pPr>
-                    <w:framePr w:hSpace="180" w:wrap="around" w:vAnchor="page" w:hAnchor="margin" w:xAlign="center" w:y="3301"/>
+                  <w:tcW w:w="3197" w:type="dxa"/>
+                </w:tcPr>
+                <w:p>
+                  <w:pPr>
+                    <w:framePr w:hSpace="187" w:wrap="around" w:vAnchor="text" w:hAnchor="margin" w:xAlign="center" w:y="1"/>
                     <w:bidi w:val="0"/>
                   </w:pPr>
                   <w:r>
@@ -2056,11 +2239,11 @@
               </w:tc>
               <w:tc>
                 <w:tcPr>
-                  <w:tcW w:w="3480" w:type="dxa"/>
-                </w:tcPr>
-                <w:p>
-                  <w:pPr>
-                    <w:framePr w:hSpace="180" w:wrap="around" w:vAnchor="page" w:hAnchor="margin" w:xAlign="center" w:y="3301"/>
+                  <w:tcW w:w="3874" w:type="dxa"/>
+                </w:tcPr>
+                <w:p>
+                  <w:pPr>
+                    <w:framePr w:hSpace="187" w:wrap="around" w:vAnchor="text" w:hAnchor="margin" w:xAlign="center" w:y="1"/>
                     <w:bidi w:val="0"/>
                   </w:pPr>
                   <w:r>
@@ -2075,11 +2258,11 @@
             <w:tr>
               <w:tc>
                 <w:tcPr>
-                  <w:tcW w:w="3480" w:type="dxa"/>
-                </w:tcPr>
-                <w:p>
-                  <w:pPr>
-                    <w:framePr w:hSpace="180" w:wrap="around" w:vAnchor="page" w:hAnchor="margin" w:xAlign="center" w:y="3301"/>
+                  <w:tcW w:w="3554" w:type="dxa"/>
+                </w:tcPr>
+                <w:p>
+                  <w:pPr>
+                    <w:framePr w:hSpace="187" w:wrap="around" w:vAnchor="text" w:hAnchor="margin" w:xAlign="center" w:y="1"/>
                     <w:bidi w:val="0"/>
                   </w:pPr>
                   <w:r>
@@ -2092,11 +2275,11 @@
               </w:tc>
               <w:tc>
                 <w:tcPr>
-                  <w:tcW w:w="3480" w:type="dxa"/>
-                </w:tcPr>
-                <w:p>
-                  <w:pPr>
-                    <w:framePr w:hSpace="180" w:wrap="around" w:vAnchor="page" w:hAnchor="margin" w:xAlign="center" w:y="3301"/>
+                  <w:tcW w:w="3197" w:type="dxa"/>
+                </w:tcPr>
+                <w:p>
+                  <w:pPr>
+                    <w:framePr w:hSpace="187" w:wrap="around" w:vAnchor="text" w:hAnchor="margin" w:xAlign="center" w:y="1"/>
                     <w:bidi w:val="0"/>
                   </w:pPr>
                   <w:r>
@@ -2109,11 +2292,11 @@
               </w:tc>
               <w:tc>
                 <w:tcPr>
-                  <w:tcW w:w="3480" w:type="dxa"/>
-                </w:tcPr>
-                <w:p>
-                  <w:pPr>
-                    <w:framePr w:hSpace="180" w:wrap="around" w:vAnchor="page" w:hAnchor="margin" w:xAlign="center" w:y="3301"/>
+                  <w:tcW w:w="3874" w:type="dxa"/>
+                </w:tcPr>
+                <w:p>
+                  <w:pPr>
+                    <w:framePr w:hSpace="187" w:wrap="around" w:vAnchor="text" w:hAnchor="margin" w:xAlign="center" w:y="1"/>
                     <w:bidi w:val="0"/>
                   </w:pPr>
                   <w:r>
@@ -2128,11 +2311,11 @@
             <w:tr>
               <w:tc>
                 <w:tcPr>
-                  <w:tcW w:w="3480" w:type="dxa"/>
-                </w:tcPr>
-                <w:p>
-                  <w:pPr>
-                    <w:framePr w:hSpace="180" w:wrap="around" w:vAnchor="page" w:hAnchor="margin" w:xAlign="center" w:y="3301"/>
+                  <w:tcW w:w="3554" w:type="dxa"/>
+                </w:tcPr>
+                <w:p>
+                  <w:pPr>
+                    <w:framePr w:hSpace="187" w:wrap="around" w:vAnchor="text" w:hAnchor="margin" w:xAlign="center" w:y="1"/>
                     <w:bidi w:val="0"/>
                   </w:pPr>
                   <w:r>
@@ -2145,11 +2328,11 @@
               </w:tc>
               <w:tc>
                 <w:tcPr>
-                  <w:tcW w:w="3480" w:type="dxa"/>
-                </w:tcPr>
-                <w:p>
-                  <w:pPr>
-                    <w:framePr w:hSpace="180" w:wrap="around" w:vAnchor="page" w:hAnchor="margin" w:xAlign="center" w:y="3301"/>
+                  <w:tcW w:w="3197" w:type="dxa"/>
+                </w:tcPr>
+                <w:p>
+                  <w:pPr>
+                    <w:framePr w:hSpace="187" w:wrap="around" w:vAnchor="text" w:hAnchor="margin" w:xAlign="center" w:y="1"/>
                     <w:bidi w:val="0"/>
                   </w:pPr>
                   <w:r>
@@ -2162,11 +2345,11 @@
               </w:tc>
               <w:tc>
                 <w:tcPr>
-                  <w:tcW w:w="3480" w:type="dxa"/>
-                </w:tcPr>
-                <w:p>
-                  <w:pPr>
-                    <w:framePr w:hSpace="180" w:wrap="around" w:vAnchor="page" w:hAnchor="margin" w:xAlign="center" w:y="3301"/>
+                  <w:tcW w:w="3874" w:type="dxa"/>
+                </w:tcPr>
+                <w:p>
+                  <w:pPr>
+                    <w:framePr w:hSpace="187" w:wrap="around" w:vAnchor="text" w:hAnchor="margin" w:xAlign="center" w:y="1"/>
                     <w:bidi w:val="0"/>
                   </w:pPr>
                   <w:r>
@@ -2181,11 +2364,11 @@
             <w:tr>
               <w:tc>
                 <w:tcPr>
-                  <w:tcW w:w="3480" w:type="dxa"/>
-                </w:tcPr>
-                <w:p>
-                  <w:pPr>
-                    <w:framePr w:hSpace="180" w:wrap="around" w:vAnchor="page" w:hAnchor="margin" w:xAlign="center" w:y="3301"/>
+                  <w:tcW w:w="3554" w:type="dxa"/>
+                </w:tcPr>
+                <w:p>
+                  <w:pPr>
+                    <w:framePr w:hSpace="187" w:wrap="around" w:vAnchor="text" w:hAnchor="margin" w:xAlign="center" w:y="1"/>
                     <w:bidi w:val="0"/>
                   </w:pPr>
                   <w:r>
@@ -2198,11 +2381,11 @@
               </w:tc>
               <w:tc>
                 <w:tcPr>
-                  <w:tcW w:w="3480" w:type="dxa"/>
-                </w:tcPr>
-                <w:p>
-                  <w:pPr>
-                    <w:framePr w:hSpace="180" w:wrap="around" w:vAnchor="page" w:hAnchor="margin" w:xAlign="center" w:y="3301"/>
+                  <w:tcW w:w="3197" w:type="dxa"/>
+                </w:tcPr>
+                <w:p>
+                  <w:pPr>
+                    <w:framePr w:hSpace="187" w:wrap="around" w:vAnchor="text" w:hAnchor="margin" w:xAlign="center" w:y="1"/>
                     <w:bidi w:val="0"/>
                   </w:pPr>
                   <w:r>
@@ -2215,11 +2398,11 @@
               </w:tc>
               <w:tc>
                 <w:tcPr>
-                  <w:tcW w:w="3480" w:type="dxa"/>
-                </w:tcPr>
-                <w:p>
-                  <w:pPr>
-                    <w:framePr w:hSpace="180" w:wrap="around" w:vAnchor="page" w:hAnchor="margin" w:xAlign="center" w:y="3301"/>
+                  <w:tcW w:w="3874" w:type="dxa"/>
+                </w:tcPr>
+                <w:p>
+                  <w:pPr>
+                    <w:framePr w:hSpace="187" w:wrap="around" w:vAnchor="text" w:hAnchor="margin" w:xAlign="center" w:y="1"/>
                     <w:bidi w:val="0"/>
                   </w:pPr>
                   <w:r>
@@ -2234,11 +2417,11 @@
             <w:tr>
               <w:tc>
                 <w:tcPr>
-                  <w:tcW w:w="3480" w:type="dxa"/>
-                </w:tcPr>
-                <w:p>
-                  <w:pPr>
-                    <w:framePr w:hSpace="180" w:wrap="around" w:vAnchor="page" w:hAnchor="margin" w:xAlign="center" w:y="3301"/>
+                  <w:tcW w:w="3554" w:type="dxa"/>
+                </w:tcPr>
+                <w:p>
+                  <w:pPr>
+                    <w:framePr w:hSpace="187" w:wrap="around" w:vAnchor="text" w:hAnchor="margin" w:xAlign="center" w:y="1"/>
                     <w:bidi w:val="0"/>
                   </w:pPr>
                   <w:r>
@@ -2251,11 +2434,11 @@
               </w:tc>
               <w:tc>
                 <w:tcPr>
-                  <w:tcW w:w="3480" w:type="dxa"/>
-                </w:tcPr>
-                <w:p>
-                  <w:pPr>
-                    <w:framePr w:hSpace="180" w:wrap="around" w:vAnchor="page" w:hAnchor="margin" w:xAlign="center" w:y="3301"/>
+                  <w:tcW w:w="3197" w:type="dxa"/>
+                </w:tcPr>
+                <w:p>
+                  <w:pPr>
+                    <w:framePr w:hSpace="187" w:wrap="around" w:vAnchor="text" w:hAnchor="margin" w:xAlign="center" w:y="1"/>
                     <w:bidi w:val="0"/>
                   </w:pPr>
                   <w:r>
@@ -2268,11 +2451,11 @@
               </w:tc>
               <w:tc>
                 <w:tcPr>
-                  <w:tcW w:w="3480" w:type="dxa"/>
-                </w:tcPr>
-                <w:p>
-                  <w:pPr>
-                    <w:framePr w:hSpace="180" w:wrap="around" w:vAnchor="page" w:hAnchor="margin" w:xAlign="center" w:y="3301"/>
+                  <w:tcW w:w="3874" w:type="dxa"/>
+                </w:tcPr>
+                <w:p>
+                  <w:pPr>
+                    <w:framePr w:hSpace="187" w:wrap="around" w:vAnchor="text" w:hAnchor="margin" w:xAlign="center" w:y="1"/>
                     <w:bidi w:val="0"/>
                   </w:pPr>
                   <w:r>
@@ -2287,11 +2470,11 @@
             <w:tr>
               <w:tc>
                 <w:tcPr>
-                  <w:tcW w:w="3480" w:type="dxa"/>
-                </w:tcPr>
-                <w:p>
-                  <w:pPr>
-                    <w:framePr w:hSpace="180" w:wrap="around" w:vAnchor="page" w:hAnchor="margin" w:xAlign="center" w:y="3301"/>
+                  <w:tcW w:w="3554" w:type="dxa"/>
+                </w:tcPr>
+                <w:p>
+                  <w:pPr>
+                    <w:framePr w:hSpace="187" w:wrap="around" w:vAnchor="text" w:hAnchor="margin" w:xAlign="center" w:y="1"/>
                     <w:bidi w:val="0"/>
                   </w:pPr>
                   <w:r>
@@ -2304,11 +2487,11 @@
               </w:tc>
               <w:tc>
                 <w:tcPr>
-                  <w:tcW w:w="3480" w:type="dxa"/>
-                </w:tcPr>
-                <w:p>
-                  <w:pPr>
-                    <w:framePr w:hSpace="180" w:wrap="around" w:vAnchor="page" w:hAnchor="margin" w:xAlign="center" w:y="3301"/>
+                  <w:tcW w:w="3197" w:type="dxa"/>
+                </w:tcPr>
+                <w:p>
+                  <w:pPr>
+                    <w:framePr w:hSpace="187" w:wrap="around" w:vAnchor="text" w:hAnchor="margin" w:xAlign="center" w:y="1"/>
                     <w:bidi w:val="0"/>
                   </w:pPr>
                   <w:r>
@@ -2321,11 +2504,11 @@
               </w:tc>
               <w:tc>
                 <w:tcPr>
-                  <w:tcW w:w="3480" w:type="dxa"/>
-                </w:tcPr>
-                <w:p>
-                  <w:pPr>
-                    <w:framePr w:hSpace="180" w:wrap="around" w:vAnchor="page" w:hAnchor="margin" w:xAlign="center" w:y="3301"/>
+                  <w:tcW w:w="3874" w:type="dxa"/>
+                </w:tcPr>
+                <w:p>
+                  <w:pPr>
+                    <w:framePr w:hSpace="187" w:wrap="around" w:vAnchor="text" w:hAnchor="margin" w:xAlign="center" w:y="1"/>
                     <w:bidi w:val="0"/>
                   </w:pPr>
                   <w:r>
@@ -2340,11 +2523,11 @@
             <w:tr>
               <w:tc>
                 <w:tcPr>
-                  <w:tcW w:w="3480" w:type="dxa"/>
-                </w:tcPr>
-                <w:p>
-                  <w:pPr>
-                    <w:framePr w:hSpace="180" w:wrap="around" w:vAnchor="page" w:hAnchor="margin" w:xAlign="center" w:y="3301"/>
+                  <w:tcW w:w="3554" w:type="dxa"/>
+                </w:tcPr>
+                <w:p>
+                  <w:pPr>
+                    <w:framePr w:hSpace="187" w:wrap="around" w:vAnchor="text" w:hAnchor="margin" w:xAlign="center" w:y="1"/>
                     <w:bidi w:val="0"/>
                   </w:pPr>
                   <w:r>
@@ -2357,11 +2540,11 @@
               </w:tc>
               <w:tc>
                 <w:tcPr>
-                  <w:tcW w:w="3480" w:type="dxa"/>
-                </w:tcPr>
-                <w:p>
-                  <w:pPr>
-                    <w:framePr w:hSpace="180" w:wrap="around" w:vAnchor="page" w:hAnchor="margin" w:xAlign="center" w:y="3301"/>
+                  <w:tcW w:w="3197" w:type="dxa"/>
+                </w:tcPr>
+                <w:p>
+                  <w:pPr>
+                    <w:framePr w:hSpace="187" w:wrap="around" w:vAnchor="text" w:hAnchor="margin" w:xAlign="center" w:y="1"/>
                     <w:bidi w:val="0"/>
                   </w:pPr>
                   <w:r>
@@ -2374,11 +2557,11 @@
               </w:tc>
               <w:tc>
                 <w:tcPr>
-                  <w:tcW w:w="3480" w:type="dxa"/>
-                </w:tcPr>
-                <w:p>
-                  <w:pPr>
-                    <w:framePr w:hSpace="180" w:wrap="around" w:vAnchor="page" w:hAnchor="margin" w:xAlign="center" w:y="3301"/>
+                  <w:tcW w:w="3874" w:type="dxa"/>
+                </w:tcPr>
+                <w:p>
+                  <w:pPr>
+                    <w:framePr w:hSpace="187" w:wrap="around" w:vAnchor="text" w:hAnchor="margin" w:xAlign="center" w:y="1"/>
                     <w:bidi w:val="0"/>
                   </w:pPr>
                   <w:r>
@@ -2393,11 +2576,11 @@
             <w:tr>
               <w:tc>
                 <w:tcPr>
-                  <w:tcW w:w="3480" w:type="dxa"/>
-                </w:tcPr>
-                <w:p>
-                  <w:pPr>
-                    <w:framePr w:hSpace="180" w:wrap="around" w:vAnchor="page" w:hAnchor="margin" w:xAlign="center" w:y="3301"/>
+                  <w:tcW w:w="3554" w:type="dxa"/>
+                </w:tcPr>
+                <w:p>
+                  <w:pPr>
+                    <w:framePr w:hSpace="187" w:wrap="around" w:vAnchor="text" w:hAnchor="margin" w:xAlign="center" w:y="1"/>
                     <w:bidi w:val="0"/>
                   </w:pPr>
                   <w:r>
@@ -2410,11 +2593,11 @@
               </w:tc>
               <w:tc>
                 <w:tcPr>
-                  <w:tcW w:w="3480" w:type="dxa"/>
-                </w:tcPr>
-                <w:p>
-                  <w:pPr>
-                    <w:framePr w:hSpace="180" w:wrap="around" w:vAnchor="page" w:hAnchor="margin" w:xAlign="center" w:y="3301"/>
+                  <w:tcW w:w="3197" w:type="dxa"/>
+                </w:tcPr>
+                <w:p>
+                  <w:pPr>
+                    <w:framePr w:hSpace="187" w:wrap="around" w:vAnchor="text" w:hAnchor="margin" w:xAlign="center" w:y="1"/>
                     <w:bidi w:val="0"/>
                   </w:pPr>
                   <w:r>
@@ -2427,11 +2610,11 @@
               </w:tc>
               <w:tc>
                 <w:tcPr>
-                  <w:tcW w:w="3480" w:type="dxa"/>
-                </w:tcPr>
-                <w:p>
-                  <w:pPr>
-                    <w:framePr w:hSpace="180" w:wrap="around" w:vAnchor="page" w:hAnchor="margin" w:xAlign="center" w:y="3301"/>
+                  <w:tcW w:w="3874" w:type="dxa"/>
+                </w:tcPr>
+                <w:p>
+                  <w:pPr>
+                    <w:framePr w:hSpace="187" w:wrap="around" w:vAnchor="text" w:hAnchor="margin" w:xAlign="center" w:y="1"/>
                     <w:bidi w:val="0"/>
                   </w:pPr>
                   <w:r>
@@ -2446,11 +2629,11 @@
             <w:tr>
               <w:tc>
                 <w:tcPr>
-                  <w:tcW w:w="3480" w:type="dxa"/>
-                </w:tcPr>
-                <w:p>
-                  <w:pPr>
-                    <w:framePr w:hSpace="180" w:wrap="around" w:vAnchor="page" w:hAnchor="margin" w:xAlign="center" w:y="3301"/>
+                  <w:tcW w:w="3554" w:type="dxa"/>
+                </w:tcPr>
+                <w:p>
+                  <w:pPr>
+                    <w:framePr w:hSpace="187" w:wrap="around" w:vAnchor="text" w:hAnchor="margin" w:xAlign="center" w:y="1"/>
                     <w:bidi w:val="0"/>
                   </w:pPr>
                   <w:r>
@@ -2463,11 +2646,11 @@
               </w:tc>
               <w:tc>
                 <w:tcPr>
-                  <w:tcW w:w="3480" w:type="dxa"/>
-                </w:tcPr>
-                <w:p>
-                  <w:pPr>
-                    <w:framePr w:hSpace="180" w:wrap="around" w:vAnchor="page" w:hAnchor="margin" w:xAlign="center" w:y="3301"/>
+                  <w:tcW w:w="3197" w:type="dxa"/>
+                </w:tcPr>
+                <w:p>
+                  <w:pPr>
+                    <w:framePr w:hSpace="187" w:wrap="around" w:vAnchor="text" w:hAnchor="margin" w:xAlign="center" w:y="1"/>
                     <w:bidi w:val="0"/>
                   </w:pPr>
                   <w:r>
@@ -2480,11 +2663,11 @@
               </w:tc>
               <w:tc>
                 <w:tcPr>
-                  <w:tcW w:w="3480" w:type="dxa"/>
-                </w:tcPr>
-                <w:p>
-                  <w:pPr>
-                    <w:framePr w:hSpace="180" w:wrap="around" w:vAnchor="page" w:hAnchor="margin" w:xAlign="center" w:y="3301"/>
+                  <w:tcW w:w="3874" w:type="dxa"/>
+                </w:tcPr>
+                <w:p>
+                  <w:pPr>
+                    <w:framePr w:hSpace="187" w:wrap="around" w:vAnchor="text" w:hAnchor="margin" w:xAlign="center" w:y="1"/>
                     <w:bidi w:val="0"/>
                   </w:pPr>
                   <w:r>
@@ -2499,11 +2682,11 @@
             <w:tr>
               <w:tc>
                 <w:tcPr>
-                  <w:tcW w:w="3480" w:type="dxa"/>
-                </w:tcPr>
-                <w:p>
-                  <w:pPr>
-                    <w:framePr w:hSpace="180" w:wrap="around" w:vAnchor="page" w:hAnchor="margin" w:xAlign="center" w:y="3301"/>
+                  <w:tcW w:w="3554" w:type="dxa"/>
+                </w:tcPr>
+                <w:p>
+                  <w:pPr>
+                    <w:framePr w:hSpace="187" w:wrap="around" w:vAnchor="text" w:hAnchor="margin" w:xAlign="center" w:y="1"/>
                     <w:bidi w:val="0"/>
                   </w:pPr>
                   <w:r>
@@ -2516,11 +2699,11 @@
               </w:tc>
               <w:tc>
                 <w:tcPr>
-                  <w:tcW w:w="3480" w:type="dxa"/>
-                </w:tcPr>
-                <w:p>
-                  <w:pPr>
-                    <w:framePr w:hSpace="180" w:wrap="around" w:vAnchor="page" w:hAnchor="margin" w:xAlign="center" w:y="3301"/>
+                  <w:tcW w:w="3197" w:type="dxa"/>
+                </w:tcPr>
+                <w:p>
+                  <w:pPr>
+                    <w:framePr w:hSpace="187" w:wrap="around" w:vAnchor="text" w:hAnchor="margin" w:xAlign="center" w:y="1"/>
                     <w:bidi w:val="0"/>
                   </w:pPr>
                   <w:r>
@@ -2533,11 +2716,11 @@
               </w:tc>
               <w:tc>
                 <w:tcPr>
-                  <w:tcW w:w="3480" w:type="dxa"/>
-                </w:tcPr>
-                <w:p>
-                  <w:pPr>
-                    <w:framePr w:hSpace="180" w:wrap="around" w:vAnchor="page" w:hAnchor="margin" w:xAlign="center" w:y="3301"/>
+                  <w:tcW w:w="3874" w:type="dxa"/>
+                </w:tcPr>
+                <w:p>
+                  <w:pPr>
+                    <w:framePr w:hSpace="187" w:wrap="around" w:vAnchor="text" w:hAnchor="margin" w:xAlign="center" w:y="1"/>
                     <w:bidi w:val="0"/>
                   </w:pPr>
                   <w:r>
@@ -2552,11 +2735,11 @@
             <w:tr>
               <w:tc>
                 <w:tcPr>
-                  <w:tcW w:w="3480" w:type="dxa"/>
-                </w:tcPr>
-                <w:p>
-                  <w:pPr>
-                    <w:framePr w:hSpace="180" w:wrap="around" w:vAnchor="page" w:hAnchor="margin" w:xAlign="center" w:y="3301"/>
+                  <w:tcW w:w="3554" w:type="dxa"/>
+                </w:tcPr>
+                <w:p>
+                  <w:pPr>
+                    <w:framePr w:hSpace="187" w:wrap="around" w:vAnchor="text" w:hAnchor="margin" w:xAlign="center" w:y="1"/>
                     <w:bidi w:val="0"/>
                   </w:pPr>
                   <w:r>
@@ -2569,11 +2752,11 @@
               </w:tc>
               <w:tc>
                 <w:tcPr>
-                  <w:tcW w:w="3480" w:type="dxa"/>
-                </w:tcPr>
-                <w:p>
-                  <w:pPr>
-                    <w:framePr w:hSpace="180" w:wrap="around" w:vAnchor="page" w:hAnchor="margin" w:xAlign="center" w:y="3301"/>
+                  <w:tcW w:w="3197" w:type="dxa"/>
+                </w:tcPr>
+                <w:p>
+                  <w:pPr>
+                    <w:framePr w:hSpace="187" w:wrap="around" w:vAnchor="text" w:hAnchor="margin" w:xAlign="center" w:y="1"/>
                     <w:bidi w:val="0"/>
                   </w:pPr>
                   <w:r>
@@ -2586,11 +2769,11 @@
               </w:tc>
               <w:tc>
                 <w:tcPr>
-                  <w:tcW w:w="3480" w:type="dxa"/>
-                </w:tcPr>
-                <w:p>
-                  <w:pPr>
-                    <w:framePr w:hSpace="180" w:wrap="around" w:vAnchor="page" w:hAnchor="margin" w:xAlign="center" w:y="3301"/>
+                  <w:tcW w:w="3874" w:type="dxa"/>
+                </w:tcPr>
+                <w:p>
+                  <w:pPr>
+                    <w:framePr w:hSpace="187" w:wrap="around" w:vAnchor="text" w:hAnchor="margin" w:xAlign="center" w:y="1"/>
                     <w:bidi w:val="0"/>
                   </w:pPr>
                   <w:r>
@@ -2605,11 +2788,11 @@
             <w:tr>
               <w:tc>
                 <w:tcPr>
-                  <w:tcW w:w="3480" w:type="dxa"/>
-                </w:tcPr>
-                <w:p>
-                  <w:pPr>
-                    <w:framePr w:hSpace="180" w:wrap="around" w:vAnchor="page" w:hAnchor="margin" w:xAlign="center" w:y="3301"/>
+                  <w:tcW w:w="3554" w:type="dxa"/>
+                </w:tcPr>
+                <w:p>
+                  <w:pPr>
+                    <w:framePr w:hSpace="187" w:wrap="around" w:vAnchor="text" w:hAnchor="margin" w:xAlign="center" w:y="1"/>
                     <w:bidi w:val="0"/>
                   </w:pPr>
                   <w:r>
@@ -2622,11 +2805,11 @@
               </w:tc>
               <w:tc>
                 <w:tcPr>
-                  <w:tcW w:w="3480" w:type="dxa"/>
-                </w:tcPr>
-                <w:p>
-                  <w:pPr>
-                    <w:framePr w:hSpace="180" w:wrap="around" w:vAnchor="page" w:hAnchor="margin" w:xAlign="center" w:y="3301"/>
+                  <w:tcW w:w="3197" w:type="dxa"/>
+                </w:tcPr>
+                <w:p>
+                  <w:pPr>
+                    <w:framePr w:hSpace="187" w:wrap="around" w:vAnchor="text" w:hAnchor="margin" w:xAlign="center" w:y="1"/>
                     <w:bidi w:val="0"/>
                   </w:pPr>
                   <w:r>
@@ -2639,11 +2822,11 @@
               </w:tc>
               <w:tc>
                 <w:tcPr>
-                  <w:tcW w:w="3480" w:type="dxa"/>
-                </w:tcPr>
-                <w:p>
-                  <w:pPr>
-                    <w:framePr w:hSpace="180" w:wrap="around" w:vAnchor="page" w:hAnchor="margin" w:xAlign="center" w:y="3301"/>
+                  <w:tcW w:w="3874" w:type="dxa"/>
+                </w:tcPr>
+                <w:p>
+                  <w:pPr>
+                    <w:framePr w:hSpace="187" w:wrap="around" w:vAnchor="text" w:hAnchor="margin" w:xAlign="center" w:y="1"/>
                     <w:bidi w:val="0"/>
                   </w:pPr>
                   <w:r>
@@ -2658,11 +2841,11 @@
             <w:tr>
               <w:tc>
                 <w:tcPr>
-                  <w:tcW w:w="3480" w:type="dxa"/>
-                </w:tcPr>
-                <w:p>
-                  <w:pPr>
-                    <w:framePr w:hSpace="180" w:wrap="around" w:vAnchor="page" w:hAnchor="margin" w:xAlign="center" w:y="3301"/>
+                  <w:tcW w:w="3554" w:type="dxa"/>
+                </w:tcPr>
+                <w:p>
+                  <w:pPr>
+                    <w:framePr w:hSpace="187" w:wrap="around" w:vAnchor="text" w:hAnchor="margin" w:xAlign="center" w:y="1"/>
                     <w:bidi w:val="0"/>
                   </w:pPr>
                   <w:r>
@@ -2675,11 +2858,11 @@
               </w:tc>
               <w:tc>
                 <w:tcPr>
-                  <w:tcW w:w="3480" w:type="dxa"/>
-                </w:tcPr>
-                <w:p>
-                  <w:pPr>
-                    <w:framePr w:hSpace="180" w:wrap="around" w:vAnchor="page" w:hAnchor="margin" w:xAlign="center" w:y="3301"/>
+                  <w:tcW w:w="3197" w:type="dxa"/>
+                </w:tcPr>
+                <w:p>
+                  <w:pPr>
+                    <w:framePr w:hSpace="187" w:wrap="around" w:vAnchor="text" w:hAnchor="margin" w:xAlign="center" w:y="1"/>
                     <w:bidi w:val="0"/>
                   </w:pPr>
                   <w:r>
@@ -2692,11 +2875,11 @@
               </w:tc>
               <w:tc>
                 <w:tcPr>
-                  <w:tcW w:w="3480" w:type="dxa"/>
-                </w:tcPr>
-                <w:p>
-                  <w:pPr>
-                    <w:framePr w:hSpace="180" w:wrap="around" w:vAnchor="page" w:hAnchor="margin" w:xAlign="center" w:y="3301"/>
+                  <w:tcW w:w="3874" w:type="dxa"/>
+                </w:tcPr>
+                <w:p>
+                  <w:pPr>
+                    <w:framePr w:hSpace="187" w:wrap="around" w:vAnchor="text" w:hAnchor="margin" w:xAlign="center" w:y="1"/>
                     <w:bidi w:val="0"/>
                   </w:pPr>
                   <w:r>
@@ -2711,11 +2894,11 @@
             <w:tr>
               <w:tc>
                 <w:tcPr>
-                  <w:tcW w:w="3480" w:type="dxa"/>
-                </w:tcPr>
-                <w:p>
-                  <w:pPr>
-                    <w:framePr w:hSpace="180" w:wrap="around" w:vAnchor="page" w:hAnchor="margin" w:xAlign="center" w:y="3301"/>
+                  <w:tcW w:w="3554" w:type="dxa"/>
+                </w:tcPr>
+                <w:p>
+                  <w:pPr>
+                    <w:framePr w:hSpace="187" w:wrap="around" w:vAnchor="text" w:hAnchor="margin" w:xAlign="center" w:y="1"/>
                     <w:bidi w:val="0"/>
                   </w:pPr>
                   <w:r>
@@ -2728,11 +2911,11 @@
               </w:tc>
               <w:tc>
                 <w:tcPr>
-                  <w:tcW w:w="3480" w:type="dxa"/>
-                </w:tcPr>
-                <w:p>
-                  <w:pPr>
-                    <w:framePr w:hSpace="180" w:wrap="around" w:vAnchor="page" w:hAnchor="margin" w:xAlign="center" w:y="3301"/>
+                  <w:tcW w:w="3197" w:type="dxa"/>
+                </w:tcPr>
+                <w:p>
+                  <w:pPr>
+                    <w:framePr w:hSpace="187" w:wrap="around" w:vAnchor="text" w:hAnchor="margin" w:xAlign="center" w:y="1"/>
                     <w:bidi w:val="0"/>
                   </w:pPr>
                   <w:r>
@@ -2745,11 +2928,11 @@
               </w:tc>
               <w:tc>
                 <w:tcPr>
-                  <w:tcW w:w="3480" w:type="dxa"/>
-                </w:tcPr>
-                <w:p>
-                  <w:pPr>
-                    <w:framePr w:hSpace="180" w:wrap="around" w:vAnchor="page" w:hAnchor="margin" w:xAlign="center" w:y="3301"/>
+                  <w:tcW w:w="3874" w:type="dxa"/>
+                </w:tcPr>
+                <w:p>
+                  <w:pPr>
+                    <w:framePr w:hSpace="187" w:wrap="around" w:vAnchor="text" w:hAnchor="margin" w:xAlign="center" w:y="1"/>
                     <w:bidi w:val="0"/>
                   </w:pPr>
                   <w:r>
@@ -2764,11 +2947,11 @@
             <w:tr>
               <w:tc>
                 <w:tcPr>
-                  <w:tcW w:w="3480" w:type="dxa"/>
-                </w:tcPr>
-                <w:p>
-                  <w:pPr>
-                    <w:framePr w:hSpace="180" w:wrap="around" w:vAnchor="page" w:hAnchor="margin" w:xAlign="center" w:y="3301"/>
+                  <w:tcW w:w="3554" w:type="dxa"/>
+                </w:tcPr>
+                <w:p>
+                  <w:pPr>
+                    <w:framePr w:hSpace="187" w:wrap="around" w:vAnchor="text" w:hAnchor="margin" w:xAlign="center" w:y="1"/>
                     <w:bidi w:val="0"/>
                   </w:pPr>
                   <w:r>
@@ -2781,11 +2964,11 @@
               </w:tc>
               <w:tc>
                 <w:tcPr>
-                  <w:tcW w:w="3480" w:type="dxa"/>
-                </w:tcPr>
-                <w:p>
-                  <w:pPr>
-                    <w:framePr w:hSpace="180" w:wrap="around" w:vAnchor="page" w:hAnchor="margin" w:xAlign="center" w:y="3301"/>
+                  <w:tcW w:w="3197" w:type="dxa"/>
+                </w:tcPr>
+                <w:p>
+                  <w:pPr>
+                    <w:framePr w:hSpace="187" w:wrap="around" w:vAnchor="text" w:hAnchor="margin" w:xAlign="center" w:y="1"/>
                     <w:bidi w:val="0"/>
                   </w:pPr>
                   <w:r>
@@ -2798,11 +2981,11 @@
               </w:tc>
               <w:tc>
                 <w:tcPr>
-                  <w:tcW w:w="3480" w:type="dxa"/>
-                </w:tcPr>
-                <w:p>
-                  <w:pPr>
-                    <w:framePr w:hSpace="180" w:wrap="around" w:vAnchor="page" w:hAnchor="margin" w:xAlign="center" w:y="3301"/>
+                  <w:tcW w:w="3874" w:type="dxa"/>
+                </w:tcPr>
+                <w:p>
+                  <w:pPr>
+                    <w:framePr w:hSpace="187" w:wrap="around" w:vAnchor="text" w:hAnchor="margin" w:xAlign="center" w:y="1"/>
                     <w:bidi w:val="0"/>
                   </w:pPr>
                   <w:r>
@@ -2817,11 +3000,11 @@
             <w:tr>
               <w:tc>
                 <w:tcPr>
-                  <w:tcW w:w="3480" w:type="dxa"/>
-                </w:tcPr>
-                <w:p>
-                  <w:pPr>
-                    <w:framePr w:hSpace="180" w:wrap="around" w:vAnchor="page" w:hAnchor="margin" w:xAlign="center" w:y="3301"/>
+                  <w:tcW w:w="3554" w:type="dxa"/>
+                </w:tcPr>
+                <w:p>
+                  <w:pPr>
+                    <w:framePr w:hSpace="187" w:wrap="around" w:vAnchor="text" w:hAnchor="margin" w:xAlign="center" w:y="1"/>
                     <w:bidi w:val="0"/>
                   </w:pPr>
                   <w:r>
@@ -2834,11 +3017,11 @@
               </w:tc>
               <w:tc>
                 <w:tcPr>
-                  <w:tcW w:w="3480" w:type="dxa"/>
-                </w:tcPr>
-                <w:p>
-                  <w:pPr>
-                    <w:framePr w:hSpace="180" w:wrap="around" w:vAnchor="page" w:hAnchor="margin" w:xAlign="center" w:y="3301"/>
+                  <w:tcW w:w="3197" w:type="dxa"/>
+                </w:tcPr>
+                <w:p>
+                  <w:pPr>
+                    <w:framePr w:hSpace="187" w:wrap="around" w:vAnchor="text" w:hAnchor="margin" w:xAlign="center" w:y="1"/>
                     <w:bidi w:val="0"/>
                   </w:pPr>
                   <w:r>
@@ -2851,11 +3034,11 @@
               </w:tc>
               <w:tc>
                 <w:tcPr>
-                  <w:tcW w:w="3480" w:type="dxa"/>
-                </w:tcPr>
-                <w:p>
-                  <w:pPr>
-                    <w:framePr w:hSpace="180" w:wrap="around" w:vAnchor="page" w:hAnchor="margin" w:xAlign="center" w:y="3301"/>
+                  <w:tcW w:w="3874" w:type="dxa"/>
+                </w:tcPr>
+                <w:p>
+                  <w:pPr>
+                    <w:framePr w:hSpace="187" w:wrap="around" w:vAnchor="text" w:hAnchor="margin" w:xAlign="center" w:y="1"/>
                     <w:bidi w:val="0"/>
                   </w:pPr>
                   <w:r>
@@ -2870,11 +3053,11 @@
             <w:tr>
               <w:tc>
                 <w:tcPr>
-                  <w:tcW w:w="3480" w:type="dxa"/>
-                </w:tcPr>
-                <w:p>
-                  <w:pPr>
-                    <w:framePr w:hSpace="180" w:wrap="around" w:vAnchor="page" w:hAnchor="margin" w:xAlign="center" w:y="3301"/>
+                  <w:tcW w:w="3554" w:type="dxa"/>
+                </w:tcPr>
+                <w:p>
+                  <w:pPr>
+                    <w:framePr w:hSpace="187" w:wrap="around" w:vAnchor="text" w:hAnchor="margin" w:xAlign="center" w:y="1"/>
                     <w:bidi w:val="0"/>
                   </w:pPr>
                   <w:r>
@@ -2887,11 +3070,11 @@
               </w:tc>
               <w:tc>
                 <w:tcPr>
-                  <w:tcW w:w="3480" w:type="dxa"/>
-                </w:tcPr>
-                <w:p>
-                  <w:pPr>
-                    <w:framePr w:hSpace="180" w:wrap="around" w:vAnchor="page" w:hAnchor="margin" w:xAlign="center" w:y="3301"/>
+                  <w:tcW w:w="3197" w:type="dxa"/>
+                </w:tcPr>
+                <w:p>
+                  <w:pPr>
+                    <w:framePr w:hSpace="187" w:wrap="around" w:vAnchor="text" w:hAnchor="margin" w:xAlign="center" w:y="1"/>
                     <w:bidi w:val="0"/>
                   </w:pPr>
                   <w:r>
@@ -2904,11 +3087,11 @@
               </w:tc>
               <w:tc>
                 <w:tcPr>
-                  <w:tcW w:w="3480" w:type="dxa"/>
-                </w:tcPr>
-                <w:p>
-                  <w:pPr>
-                    <w:framePr w:hSpace="180" w:wrap="around" w:vAnchor="page" w:hAnchor="margin" w:xAlign="center" w:y="3301"/>
+                  <w:tcW w:w="3874" w:type="dxa"/>
+                </w:tcPr>
+                <w:p>
+                  <w:pPr>
+                    <w:framePr w:hSpace="187" w:wrap="around" w:vAnchor="text" w:hAnchor="margin" w:xAlign="center" w:y="1"/>
                     <w:bidi w:val="0"/>
                   </w:pPr>
                   <w:r>
@@ -2923,11 +3106,11 @@
             <w:tr>
               <w:tc>
                 <w:tcPr>
-                  <w:tcW w:w="3480" w:type="dxa"/>
-                </w:tcPr>
-                <w:p>
-                  <w:pPr>
-                    <w:framePr w:hSpace="180" w:wrap="around" w:vAnchor="page" w:hAnchor="margin" w:xAlign="center" w:y="3301"/>
+                  <w:tcW w:w="3554" w:type="dxa"/>
+                </w:tcPr>
+                <w:p>
+                  <w:pPr>
+                    <w:framePr w:hSpace="187" w:wrap="around" w:vAnchor="text" w:hAnchor="margin" w:xAlign="center" w:y="1"/>
                     <w:bidi w:val="0"/>
                   </w:pPr>
                   <w:r>
@@ -2940,11 +3123,11 @@
               </w:tc>
               <w:tc>
                 <w:tcPr>
-                  <w:tcW w:w="3480" w:type="dxa"/>
-                </w:tcPr>
-                <w:p>
-                  <w:pPr>
-                    <w:framePr w:hSpace="180" w:wrap="around" w:vAnchor="page" w:hAnchor="margin" w:xAlign="center" w:y="3301"/>
+                  <w:tcW w:w="3197" w:type="dxa"/>
+                </w:tcPr>
+                <w:p>
+                  <w:pPr>
+                    <w:framePr w:hSpace="187" w:wrap="around" w:vAnchor="text" w:hAnchor="margin" w:xAlign="center" w:y="1"/>
                     <w:bidi w:val="0"/>
                   </w:pPr>
                   <w:r>
@@ -2957,11 +3140,11 @@
               </w:tc>
               <w:tc>
                 <w:tcPr>
-                  <w:tcW w:w="3480" w:type="dxa"/>
-                </w:tcPr>
-                <w:p>
-                  <w:pPr>
-                    <w:framePr w:hSpace="180" w:wrap="around" w:vAnchor="page" w:hAnchor="margin" w:xAlign="center" w:y="3301"/>
+                  <w:tcW w:w="3874" w:type="dxa"/>
+                </w:tcPr>
+                <w:p>
+                  <w:pPr>
+                    <w:framePr w:hSpace="187" w:wrap="around" w:vAnchor="text" w:hAnchor="margin" w:xAlign="center" w:y="1"/>
                     <w:bidi w:val="0"/>
                   </w:pPr>
                   <w:r>
@@ -2976,11 +3159,11 @@
             <w:tr>
               <w:tc>
                 <w:tcPr>
-                  <w:tcW w:w="3480" w:type="dxa"/>
-                </w:tcPr>
-                <w:p>
-                  <w:pPr>
-                    <w:framePr w:hSpace="180" w:wrap="around" w:vAnchor="page" w:hAnchor="margin" w:xAlign="center" w:y="3301"/>
+                  <w:tcW w:w="3554" w:type="dxa"/>
+                </w:tcPr>
+                <w:p>
+                  <w:pPr>
+                    <w:framePr w:hSpace="187" w:wrap="around" w:vAnchor="text" w:hAnchor="margin" w:xAlign="center" w:y="1"/>
                     <w:bidi w:val="0"/>
                   </w:pPr>
                   <w:r>
@@ -2993,11 +3176,11 @@
               </w:tc>
               <w:tc>
                 <w:tcPr>
-                  <w:tcW w:w="3480" w:type="dxa"/>
-                </w:tcPr>
-                <w:p>
-                  <w:pPr>
-                    <w:framePr w:hSpace="180" w:wrap="around" w:vAnchor="page" w:hAnchor="margin" w:xAlign="center" w:y="3301"/>
+                  <w:tcW w:w="3197" w:type="dxa"/>
+                </w:tcPr>
+                <w:p>
+                  <w:pPr>
+                    <w:framePr w:hSpace="187" w:wrap="around" w:vAnchor="text" w:hAnchor="margin" w:xAlign="center" w:y="1"/>
                     <w:bidi w:val="0"/>
                   </w:pPr>
                   <w:r>
@@ -3010,11 +3193,11 @@
               </w:tc>
               <w:tc>
                 <w:tcPr>
-                  <w:tcW w:w="3480" w:type="dxa"/>
-                </w:tcPr>
-                <w:p>
-                  <w:pPr>
-                    <w:framePr w:hSpace="180" w:wrap="around" w:vAnchor="page" w:hAnchor="margin" w:xAlign="center" w:y="3301"/>
+                  <w:tcW w:w="3874" w:type="dxa"/>
+                </w:tcPr>
+                <w:p>
+                  <w:pPr>
+                    <w:framePr w:hSpace="187" w:wrap="around" w:vAnchor="text" w:hAnchor="margin" w:xAlign="center" w:y="1"/>
                     <w:bidi w:val="0"/>
                   </w:pPr>
                   <w:r>
@@ -3029,11 +3212,11 @@
             <w:tr>
               <w:tc>
                 <w:tcPr>
-                  <w:tcW w:w="3480" w:type="dxa"/>
-                </w:tcPr>
-                <w:p>
-                  <w:pPr>
-                    <w:framePr w:hSpace="180" w:wrap="around" w:vAnchor="page" w:hAnchor="margin" w:xAlign="center" w:y="3301"/>
+                  <w:tcW w:w="3554" w:type="dxa"/>
+                </w:tcPr>
+                <w:p>
+                  <w:pPr>
+                    <w:framePr w:hSpace="187" w:wrap="around" w:vAnchor="text" w:hAnchor="margin" w:xAlign="center" w:y="1"/>
                     <w:bidi w:val="0"/>
                   </w:pPr>
                   <w:r>
@@ -3046,11 +3229,11 @@
               </w:tc>
               <w:tc>
                 <w:tcPr>
-                  <w:tcW w:w="3480" w:type="dxa"/>
-                </w:tcPr>
-                <w:p>
-                  <w:pPr>
-                    <w:framePr w:hSpace="180" w:wrap="around" w:vAnchor="page" w:hAnchor="margin" w:xAlign="center" w:y="3301"/>
+                  <w:tcW w:w="3197" w:type="dxa"/>
+                </w:tcPr>
+                <w:p>
+                  <w:pPr>
+                    <w:framePr w:hSpace="187" w:wrap="around" w:vAnchor="text" w:hAnchor="margin" w:xAlign="center" w:y="1"/>
                     <w:bidi w:val="0"/>
                   </w:pPr>
                   <w:r>
@@ -3063,11 +3246,11 @@
               </w:tc>
               <w:tc>
                 <w:tcPr>
-                  <w:tcW w:w="3480" w:type="dxa"/>
-                </w:tcPr>
-                <w:p>
-                  <w:pPr>
-                    <w:framePr w:hSpace="180" w:wrap="around" w:vAnchor="page" w:hAnchor="margin" w:xAlign="center" w:y="3301"/>
+                  <w:tcW w:w="3874" w:type="dxa"/>
+                </w:tcPr>
+                <w:p>
+                  <w:pPr>
+                    <w:framePr w:hSpace="187" w:wrap="around" w:vAnchor="text" w:hAnchor="margin" w:xAlign="center" w:y="1"/>
                     <w:bidi w:val="0"/>
                   </w:pPr>
                   <w:r>
@@ -3082,11 +3265,11 @@
             <w:tr>
               <w:tc>
                 <w:tcPr>
-                  <w:tcW w:w="3480" w:type="dxa"/>
-                </w:tcPr>
-                <w:p>
-                  <w:pPr>
-                    <w:framePr w:hSpace="180" w:wrap="around" w:vAnchor="page" w:hAnchor="margin" w:xAlign="center" w:y="3301"/>
+                  <w:tcW w:w="3554" w:type="dxa"/>
+                </w:tcPr>
+                <w:p>
+                  <w:pPr>
+                    <w:framePr w:hSpace="187" w:wrap="around" w:vAnchor="text" w:hAnchor="margin" w:xAlign="center" w:y="1"/>
                     <w:bidi w:val="0"/>
                   </w:pPr>
                   <w:r>
@@ -3099,11 +3282,11 @@
               </w:tc>
               <w:tc>
                 <w:tcPr>
-                  <w:tcW w:w="3480" w:type="dxa"/>
-                </w:tcPr>
-                <w:p>
-                  <w:pPr>
-                    <w:framePr w:hSpace="180" w:wrap="around" w:vAnchor="page" w:hAnchor="margin" w:xAlign="center" w:y="3301"/>
+                  <w:tcW w:w="3197" w:type="dxa"/>
+                </w:tcPr>
+                <w:p>
+                  <w:pPr>
+                    <w:framePr w:hSpace="187" w:wrap="around" w:vAnchor="text" w:hAnchor="margin" w:xAlign="center" w:y="1"/>
                     <w:bidi w:val="0"/>
                   </w:pPr>
                   <w:r>
@@ -3116,11 +3299,11 @@
               </w:tc>
               <w:tc>
                 <w:tcPr>
-                  <w:tcW w:w="3480" w:type="dxa"/>
-                </w:tcPr>
-                <w:p>
-                  <w:pPr>
-                    <w:framePr w:hSpace="180" w:wrap="around" w:vAnchor="page" w:hAnchor="margin" w:xAlign="center" w:y="3301"/>
+                  <w:tcW w:w="3874" w:type="dxa"/>
+                </w:tcPr>
+                <w:p>
+                  <w:pPr>
+                    <w:framePr w:hSpace="187" w:wrap="around" w:vAnchor="text" w:hAnchor="margin" w:xAlign="center" w:y="1"/>
                     <w:bidi w:val="0"/>
                   </w:pPr>
                   <w:r>
@@ -3188,7 +3371,21 @@
               <w:rPr>
                 <w:sz w:val="20"/>
               </w:rPr>
-              <w:t xml:space="preserve">The Saudi International Maritime Forum (SIMF) platform is a single-tenant event platform. It serves the Royal Saudi Naval Forces (RSNF) under a Ministry of Defense programme, and the current edition is SIMF 4th Edition 2026. </w:t>
+              <w:t xml:space="preserve">The Saudi International Maritime Forum (SIMF) platform is a single-tenant event platform. It serves the Royal Saudi Naval Forces (RSNF) under a Ministry of Defense </w:t>
+            </w:r>
+            <w:proofErr w:type="spellStart"/>
+            <w:r>
+              <w:rPr>
+                <w:sz w:val="20"/>
+              </w:rPr>
+              <w:t>programme</w:t>
+            </w:r>
+            <w:proofErr w:type="spellEnd"/>
+            <w:r>
+              <w:rPr>
+                <w:sz w:val="20"/>
+              </w:rPr>
+              <w:t xml:space="preserve">, and the current edition is SIMF 4th Edition 2026. </w:t>
             </w:r>
             <w:r>
               <w:rPr>
@@ -3216,19 +3413,60 @@
               <w:rPr>
                 <w:sz w:val="20"/>
               </w:rPr>
-              <w:t>. The platform verifies each registrant, issues a digital badge and controls entry by gate scan. It publishes the programme, takes seat reservations, sends reminders, streams live sessions and moderates audience questions. It presents the exhibition, sponsors, media partners, news and the past-edition archive, and it supports networking and meeting requests. It collects ratings, feedback and statistics, and organisers administer the whole event from the Control Panel without a code release.</w:t>
+              <w:t xml:space="preserve">. The platform verifies each registrant, issues a digital badge and controls entry by gate scan. It publishes the </w:t>
+            </w:r>
+            <w:proofErr w:type="spellStart"/>
+            <w:r>
+              <w:rPr>
+                <w:sz w:val="20"/>
+              </w:rPr>
+              <w:t>programme</w:t>
+            </w:r>
+            <w:proofErr w:type="spellEnd"/>
+            <w:r>
+              <w:rPr>
+                <w:sz w:val="20"/>
+              </w:rPr>
+              <w:t xml:space="preserve">, takes seat reservations, sends reminders, streams live sessions and moderates audience questions. It presents the exhibition, sponsors, media partners, news and the past-edition archive, and it supports networking and meeting requests. It collects ratings, feedback and statistics, and </w:t>
+            </w:r>
+            <w:proofErr w:type="spellStart"/>
+            <w:r>
+              <w:rPr>
+                <w:sz w:val="20"/>
+              </w:rPr>
+              <w:t>organisers</w:t>
+            </w:r>
+            <w:proofErr w:type="spellEnd"/>
+            <w:r>
+              <w:rPr>
+                <w:sz w:val="20"/>
+              </w:rPr>
+              <w:t xml:space="preserve"> administer the whole event from the Control Panel without a code release.</w:t>
+            </w:r>
+          </w:p>
+          <w:p>
+            <w:pPr>
+              <w:bidi w:val="0"/>
+              <w:rPr>
+                <w:sz w:val="20"/>
+              </w:rPr>
+            </w:pPr>
+            <w:r>
+              <w:rPr>
+                <w:sz w:val="20"/>
+              </w:rPr>
+              <w:t>Attendance at the forum is free. The platform holds no payment, ticketing, invoicing or finance capability, and none is planned.</w:t>
             </w:r>
           </w:p>
           <w:p>
             <w:pPr>
               <w:bidi w:val="0"/>
             </w:pPr>
-            <w:r>
-              <w:rPr>
-                <w:sz w:val="20"/>
-              </w:rPr>
-              <w:t>Attendance at the forum is free. The platform holds no payment, ticketing, invoicing or finance capability, and none is planned.</w:t>
-            </w:r>
+          </w:p>
+          <w:p>
+            <w:pPr>
+              <w:bidi w:val="0"/>
+            </w:pPr>
           </w:p>
           <w:p>
             <w:pPr>
@@ -3261,9 +3499,9 @@
               <w:tblLook w:val="04A0" w:firstRow="1" w:lastRow="0" w:firstColumn="1" w:lastColumn="0" w:noHBand="0" w:noVBand="1"/>
             </w:tblPr>
             <w:tblGrid>
-              <w:gridCol w:w="3554"/>
-              <w:gridCol w:w="3555"/>
-              <w:gridCol w:w="3555"/>
+              <w:gridCol w:w="3583"/>
+              <w:gridCol w:w="3584"/>
+              <w:gridCol w:w="3584"/>
             </w:tblGrid>
             <w:tr>
               <w:tc>
@@ -3272,7 +3510,7 @@
                 </w:tcPr>
                 <w:p>
                   <w:pPr>
-                    <w:framePr w:hSpace="180" w:wrap="around" w:vAnchor="page" w:hAnchor="margin" w:xAlign="center" w:y="3301"/>
+                    <w:framePr w:hSpace="187" w:wrap="around" w:vAnchor="text" w:hAnchor="margin" w:xAlign="center" w:y="1"/>
                     <w:bidi w:val="0"/>
                   </w:pPr>
                   <w:r>
@@ -3290,7 +3528,7 @@
                 </w:tcPr>
                 <w:p>
                   <w:pPr>
-                    <w:framePr w:hSpace="180" w:wrap="around" w:vAnchor="page" w:hAnchor="margin" w:xAlign="center" w:y="3301"/>
+                    <w:framePr w:hSpace="187" w:wrap="around" w:vAnchor="text" w:hAnchor="margin" w:xAlign="center" w:y="1"/>
                     <w:bidi w:val="0"/>
                   </w:pPr>
                   <w:r>
@@ -3308,7 +3546,7 @@
                 </w:tcPr>
                 <w:p>
                   <w:pPr>
-                    <w:framePr w:hSpace="180" w:wrap="around" w:vAnchor="page" w:hAnchor="margin" w:xAlign="center" w:y="3301"/>
+                    <w:framePr w:hSpace="187" w:wrap="around" w:vAnchor="text" w:hAnchor="margin" w:xAlign="center" w:y="1"/>
                     <w:bidi w:val="0"/>
                   </w:pPr>
                   <w:r>
@@ -3328,7 +3566,7 @@
                 </w:tcPr>
                 <w:p>
                   <w:pPr>
-                    <w:framePr w:hSpace="180" w:wrap="around" w:vAnchor="page" w:hAnchor="margin" w:xAlign="center" w:y="3301"/>
+                    <w:framePr w:hSpace="187" w:wrap="around" w:vAnchor="text" w:hAnchor="margin" w:xAlign="center" w:y="1"/>
                     <w:bidi w:val="0"/>
                   </w:pPr>
                   <w:r>
@@ -3345,7 +3583,7 @@
                 </w:tcPr>
                 <w:p>
                   <w:pPr>
-                    <w:framePr w:hSpace="180" w:wrap="around" w:vAnchor="page" w:hAnchor="margin" w:xAlign="center" w:y="3301"/>
+                    <w:framePr w:hSpace="187" w:wrap="around" w:vAnchor="text" w:hAnchor="margin" w:xAlign="center" w:y="1"/>
                     <w:bidi w:val="0"/>
                   </w:pPr>
                   <w:r>
@@ -3362,7 +3600,7 @@
                 </w:tcPr>
                 <w:p>
                   <w:pPr>
-                    <w:framePr w:hSpace="180" w:wrap="around" w:vAnchor="page" w:hAnchor="margin" w:xAlign="center" w:y="3301"/>
+                    <w:framePr w:hSpace="187" w:wrap="around" w:vAnchor="text" w:hAnchor="margin" w:xAlign="center" w:y="1"/>
                     <w:bidi w:val="0"/>
                   </w:pPr>
                   <w:r>
@@ -3381,7 +3619,7 @@
                 </w:tcPr>
                 <w:p>
                   <w:pPr>
-                    <w:framePr w:hSpace="180" w:wrap="around" w:vAnchor="page" w:hAnchor="margin" w:xAlign="center" w:y="3301"/>
+                    <w:framePr w:hSpace="187" w:wrap="around" w:vAnchor="text" w:hAnchor="margin" w:xAlign="center" w:y="1"/>
                     <w:bidi w:val="0"/>
                   </w:pPr>
                   <w:r>
@@ -3398,7 +3636,7 @@
                 </w:tcPr>
                 <w:p>
                   <w:pPr>
-                    <w:framePr w:hSpace="180" w:wrap="around" w:vAnchor="page" w:hAnchor="margin" w:xAlign="center" w:y="3301"/>
+                    <w:framePr w:hSpace="187" w:wrap="around" w:vAnchor="text" w:hAnchor="margin" w:xAlign="center" w:y="1"/>
                     <w:bidi w:val="0"/>
                   </w:pPr>
                   <w:r>
@@ -3415,14 +3653,28 @@
                 </w:tcPr>
                 <w:p>
                   <w:pPr>
-                    <w:framePr w:hSpace="180" w:wrap="around" w:vAnchor="page" w:hAnchor="margin" w:xAlign="center" w:y="3301"/>
-                    <w:bidi w:val="0"/>
-                  </w:pPr>
-                  <w:r>
-                    <w:rPr>
-                      <w:sz w:val="20"/>
-                    </w:rPr>
-                    <w:t>250 ms at the 95th percentile for a gate scan, at 3,000 concurrent users</w:t>
+                    <w:framePr w:hSpace="187" w:wrap="around" w:vAnchor="text" w:hAnchor="margin" w:xAlign="center" w:y="1"/>
+                    <w:bidi w:val="0"/>
+                  </w:pPr>
+                  <w:r>
+                    <w:rPr>
+                      <w:sz w:val="20"/>
+                    </w:rPr>
+                    <w:t xml:space="preserve">250 </w:t>
+                  </w:r>
+                  <w:proofErr w:type="spellStart"/>
+                  <w:r>
+                    <w:rPr>
+                      <w:sz w:val="20"/>
+                    </w:rPr>
+                    <w:t>ms</w:t>
+                  </w:r>
+                  <w:proofErr w:type="spellEnd"/>
+                  <w:r>
+                    <w:rPr>
+                      <w:sz w:val="20"/>
+                    </w:rPr>
+                    <w:t xml:space="preserve"> at the 95th percentile for a gate scan, at 3,000 concurrent users</w:t>
                   </w:r>
                 </w:p>
               </w:tc>
@@ -3434,7 +3686,7 @@
                 </w:tcPr>
                 <w:p>
                   <w:pPr>
-                    <w:framePr w:hSpace="180" w:wrap="around" w:vAnchor="page" w:hAnchor="margin" w:xAlign="center" w:y="3301"/>
+                    <w:framePr w:hSpace="187" w:wrap="around" w:vAnchor="text" w:hAnchor="margin" w:xAlign="center" w:y="1"/>
                     <w:bidi w:val="0"/>
                   </w:pPr>
                   <w:r>
@@ -3451,7 +3703,7 @@
                 </w:tcPr>
                 <w:p>
                   <w:pPr>
-                    <w:framePr w:hSpace="180" w:wrap="around" w:vAnchor="page" w:hAnchor="margin" w:xAlign="center" w:y="3301"/>
+                    <w:framePr w:hSpace="187" w:wrap="around" w:vAnchor="text" w:hAnchor="margin" w:xAlign="center" w:y="1"/>
                     <w:bidi w:val="0"/>
                   </w:pPr>
                   <w:r>
@@ -3468,7 +3720,7 @@
                 </w:tcPr>
                 <w:p>
                   <w:pPr>
-                    <w:framePr w:hSpace="180" w:wrap="around" w:vAnchor="page" w:hAnchor="margin" w:xAlign="center" w:y="3301"/>
+                    <w:framePr w:hSpace="187" w:wrap="around" w:vAnchor="text" w:hAnchor="margin" w:xAlign="center" w:y="1"/>
                     <w:bidi w:val="0"/>
                   </w:pPr>
                   <w:r>
@@ -3487,7 +3739,7 @@
                 </w:tcPr>
                 <w:p>
                   <w:pPr>
-                    <w:framePr w:hSpace="180" w:wrap="around" w:vAnchor="page" w:hAnchor="margin" w:xAlign="center" w:y="3301"/>
+                    <w:framePr w:hSpace="187" w:wrap="around" w:vAnchor="text" w:hAnchor="margin" w:xAlign="center" w:y="1"/>
                     <w:bidi w:val="0"/>
                   </w:pPr>
                   <w:r>
@@ -3504,7 +3756,7 @@
                 </w:tcPr>
                 <w:p>
                   <w:pPr>
-                    <w:framePr w:hSpace="180" w:wrap="around" w:vAnchor="page" w:hAnchor="margin" w:xAlign="center" w:y="3301"/>
+                    <w:framePr w:hSpace="187" w:wrap="around" w:vAnchor="text" w:hAnchor="margin" w:xAlign="center" w:y="1"/>
                     <w:bidi w:val="0"/>
                   </w:pPr>
                   <w:r>
@@ -3521,7 +3773,7 @@
                 </w:tcPr>
                 <w:p>
                   <w:pPr>
-                    <w:framePr w:hSpace="180" w:wrap="around" w:vAnchor="page" w:hAnchor="margin" w:xAlign="center" w:y="3301"/>
+                    <w:framePr w:hSpace="187" w:wrap="around" w:vAnchor="text" w:hAnchor="margin" w:xAlign="center" w:y="1"/>
                     <w:bidi w:val="0"/>
                   </w:pPr>
                   <w:r>
@@ -3534,6 +3786,7 @@
               </w:tc>
             </w:tr>
           </w:tbl>
+          <w:p/>
           <w:p/>
           <w:p/>
           <w:p>
@@ -3613,6 +3866,7 @@
               <w:rPr>
                 <w:color w:val="FFFFFF" w:themeColor="background1"/>
               </w:rPr>
+              <w:lastRenderedPageBreak/>
               <w:t xml:space="preserve">1.3 </w:t>
             </w:r>
             <w:r>
@@ -3626,7 +3880,7 @@
       </w:tr>
       <w:tr>
         <w:trPr>
-          <w:trHeight w:val="3758"/>
+          <w:trHeight w:val="1254"/>
         </w:trPr>
         <w:tc>
           <w:tcPr>
@@ -3641,7 +3895,6 @@
               <w:rPr>
                 <w:sz w:val="20"/>
               </w:rPr>
-              <w:lastRenderedPageBreak/>
               <w:t>At this level the platform is a black box: named users on one side, named systems on the other.</w:t>
             </w:r>
           </w:p>
@@ -3653,7 +3906,35 @@
               <w:rPr>
                 <w:sz w:val="20"/>
               </w:rPr>
-              <w:t>Four client applications sit on that boundary: the Flutter mobile app for Android and iOS, the public website, the Control Panel, and the on-site SIMF.BadgeDesk. The mobile app reaches the platform through SIMF.MobileEdge rather than the backend API.</w:t>
+              <w:t xml:space="preserve">Four client applications sit on that boundary: the Flutter mobile app for Android and iOS, the public website, the Control Panel, and the on-site </w:t>
+            </w:r>
+            <w:proofErr w:type="spellStart"/>
+            <w:r>
+              <w:rPr>
+                <w:sz w:val="20"/>
+              </w:rPr>
+              <w:t>SIMF.BadgeDesk</w:t>
+            </w:r>
+            <w:proofErr w:type="spellEnd"/>
+            <w:r>
+              <w:rPr>
+                <w:sz w:val="20"/>
+              </w:rPr>
+              <w:t xml:space="preserve">. The mobile app reaches the platform through </w:t>
+            </w:r>
+            <w:proofErr w:type="spellStart"/>
+            <w:r>
+              <w:rPr>
+                <w:sz w:val="20"/>
+              </w:rPr>
+              <w:t>SIMF.MobileEdge</w:t>
+            </w:r>
+            <w:proofErr w:type="spellEnd"/>
+            <w:r>
+              <w:rPr>
+                <w:sz w:val="20"/>
+              </w:rPr>
+              <w:t xml:space="preserve"> rather than the backend API.</w:t>
             </w:r>
           </w:p>
           <w:p>
@@ -3674,9 +3955,9 @@
               <w:tblLook w:val="04A0" w:firstRow="1" w:lastRow="0" w:firstColumn="1" w:lastColumn="0" w:noHBand="0" w:noVBand="1"/>
             </w:tblPr>
             <w:tblGrid>
-              <w:gridCol w:w="3554"/>
-              <w:gridCol w:w="3555"/>
-              <w:gridCol w:w="3555"/>
+              <w:gridCol w:w="3583"/>
+              <w:gridCol w:w="3584"/>
+              <w:gridCol w:w="3584"/>
             </w:tblGrid>
             <w:tr>
               <w:tc>
@@ -3685,7 +3966,7 @@
                 </w:tcPr>
                 <w:p>
                   <w:pPr>
-                    <w:framePr w:hSpace="180" w:wrap="around" w:vAnchor="page" w:hAnchor="margin" w:xAlign="center" w:y="3301"/>
+                    <w:framePr w:hSpace="187" w:wrap="around" w:vAnchor="text" w:hAnchor="margin" w:xAlign="center" w:y="1"/>
                     <w:bidi w:val="0"/>
                   </w:pPr>
                   <w:r>
@@ -3703,7 +3984,7 @@
                 </w:tcPr>
                 <w:p>
                   <w:pPr>
-                    <w:framePr w:hSpace="180" w:wrap="around" w:vAnchor="page" w:hAnchor="margin" w:xAlign="center" w:y="3301"/>
+                    <w:framePr w:hSpace="187" w:wrap="around" w:vAnchor="text" w:hAnchor="margin" w:xAlign="center" w:y="1"/>
                     <w:bidi w:val="0"/>
                   </w:pPr>
                   <w:r>
@@ -3721,7 +4002,7 @@
                 </w:tcPr>
                 <w:p>
                   <w:pPr>
-                    <w:framePr w:hSpace="180" w:wrap="around" w:vAnchor="page" w:hAnchor="margin" w:xAlign="center" w:y="3301"/>
+                    <w:framePr w:hSpace="187" w:wrap="around" w:vAnchor="text" w:hAnchor="margin" w:xAlign="center" w:y="1"/>
                     <w:bidi w:val="0"/>
                   </w:pPr>
                   <w:r>
@@ -3741,7 +4022,7 @@
                 </w:tcPr>
                 <w:p>
                   <w:pPr>
-                    <w:framePr w:hSpace="180" w:wrap="around" w:vAnchor="page" w:hAnchor="margin" w:xAlign="center" w:y="3301"/>
+                    <w:framePr w:hSpace="187" w:wrap="around" w:vAnchor="text" w:hAnchor="margin" w:xAlign="center" w:y="1"/>
                     <w:bidi w:val="0"/>
                   </w:pPr>
                   <w:r>
@@ -3758,7 +4039,7 @@
                 </w:tcPr>
                 <w:p>
                   <w:pPr>
-                    <w:framePr w:hSpace="180" w:wrap="around" w:vAnchor="page" w:hAnchor="margin" w:xAlign="center" w:y="3301"/>
+                    <w:framePr w:hSpace="187" w:wrap="around" w:vAnchor="text" w:hAnchor="margin" w:xAlign="center" w:y="1"/>
                     <w:bidi w:val="0"/>
                   </w:pPr>
                   <w:r>
@@ -3775,7 +4056,7 @@
                 </w:tcPr>
                 <w:p>
                   <w:pPr>
-                    <w:framePr w:hSpace="180" w:wrap="around" w:vAnchor="page" w:hAnchor="margin" w:xAlign="center" w:y="3301"/>
+                    <w:framePr w:hSpace="187" w:wrap="around" w:vAnchor="text" w:hAnchor="margin" w:xAlign="center" w:y="1"/>
                     <w:bidi w:val="0"/>
                   </w:pPr>
                   <w:r>
@@ -3794,7 +4075,7 @@
                 </w:tcPr>
                 <w:p>
                   <w:pPr>
-                    <w:framePr w:hSpace="180" w:wrap="around" w:vAnchor="page" w:hAnchor="margin" w:xAlign="center" w:y="3301"/>
+                    <w:framePr w:hSpace="187" w:wrap="around" w:vAnchor="text" w:hAnchor="margin" w:xAlign="center" w:y="1"/>
                     <w:bidi w:val="0"/>
                   </w:pPr>
                   <w:r>
@@ -3811,7 +4092,7 @@
                 </w:tcPr>
                 <w:p>
                   <w:pPr>
-                    <w:framePr w:hSpace="180" w:wrap="around" w:vAnchor="page" w:hAnchor="margin" w:xAlign="center" w:y="3301"/>
+                    <w:framePr w:hSpace="187" w:wrap="around" w:vAnchor="text" w:hAnchor="margin" w:xAlign="center" w:y="1"/>
                     <w:bidi w:val="0"/>
                   </w:pPr>
                   <w:r>
@@ -3828,7 +4109,7 @@
                 </w:tcPr>
                 <w:p>
                   <w:pPr>
-                    <w:framePr w:hSpace="180" w:wrap="around" w:vAnchor="page" w:hAnchor="margin" w:xAlign="center" w:y="3301"/>
+                    <w:framePr w:hSpace="187" w:wrap="around" w:vAnchor="text" w:hAnchor="margin" w:xAlign="center" w:y="1"/>
                     <w:bidi w:val="0"/>
                   </w:pPr>
                   <w:r>
@@ -3847,7 +4128,7 @@
                 </w:tcPr>
                 <w:p>
                   <w:pPr>
-                    <w:framePr w:hSpace="180" w:wrap="around" w:vAnchor="page" w:hAnchor="margin" w:xAlign="center" w:y="3301"/>
+                    <w:framePr w:hSpace="187" w:wrap="around" w:vAnchor="text" w:hAnchor="margin" w:xAlign="center" w:y="1"/>
                     <w:bidi w:val="0"/>
                   </w:pPr>
                   <w:r>
@@ -3864,7 +4145,7 @@
                 </w:tcPr>
                 <w:p>
                   <w:pPr>
-                    <w:framePr w:hSpace="180" w:wrap="around" w:vAnchor="page" w:hAnchor="margin" w:xAlign="center" w:y="3301"/>
+                    <w:framePr w:hSpace="187" w:wrap="around" w:vAnchor="text" w:hAnchor="margin" w:xAlign="center" w:y="1"/>
                     <w:bidi w:val="0"/>
                   </w:pPr>
                   <w:r>
@@ -3881,7 +4162,7 @@
                 </w:tcPr>
                 <w:p>
                   <w:pPr>
-                    <w:framePr w:hSpace="180" w:wrap="around" w:vAnchor="page" w:hAnchor="margin" w:xAlign="center" w:y="3301"/>
+                    <w:framePr w:hSpace="187" w:wrap="around" w:vAnchor="text" w:hAnchor="margin" w:xAlign="center" w:y="1"/>
                     <w:bidi w:val="0"/>
                   </w:pPr>
                   <w:r>
@@ -3900,7 +4181,7 @@
                 </w:tcPr>
                 <w:p>
                   <w:pPr>
-                    <w:framePr w:hSpace="180" w:wrap="around" w:vAnchor="page" w:hAnchor="margin" w:xAlign="center" w:y="3301"/>
+                    <w:framePr w:hSpace="187" w:wrap="around" w:vAnchor="text" w:hAnchor="margin" w:xAlign="center" w:y="1"/>
                     <w:bidi w:val="0"/>
                   </w:pPr>
                   <w:r>
@@ -3917,7 +4198,7 @@
                 </w:tcPr>
                 <w:p>
                   <w:pPr>
-                    <w:framePr w:hSpace="180" w:wrap="around" w:vAnchor="page" w:hAnchor="margin" w:xAlign="center" w:y="3301"/>
+                    <w:framePr w:hSpace="187" w:wrap="around" w:vAnchor="text" w:hAnchor="margin" w:xAlign="center" w:y="1"/>
                     <w:bidi w:val="0"/>
                   </w:pPr>
                   <w:r>
@@ -3934,7 +4215,7 @@
                 </w:tcPr>
                 <w:p>
                   <w:pPr>
-                    <w:framePr w:hSpace="180" w:wrap="around" w:vAnchor="page" w:hAnchor="margin" w:xAlign="center" w:y="3301"/>
+                    <w:framePr w:hSpace="187" w:wrap="around" w:vAnchor="text" w:hAnchor="margin" w:xAlign="center" w:y="1"/>
                     <w:bidi w:val="0"/>
                   </w:pPr>
                   <w:r>
@@ -3953,7 +4234,7 @@
                 </w:tcPr>
                 <w:p>
                   <w:pPr>
-                    <w:framePr w:hSpace="180" w:wrap="around" w:vAnchor="page" w:hAnchor="margin" w:xAlign="center" w:y="3301"/>
+                    <w:framePr w:hSpace="187" w:wrap="around" w:vAnchor="text" w:hAnchor="margin" w:xAlign="center" w:y="1"/>
                     <w:bidi w:val="0"/>
                   </w:pPr>
                   <w:r>
@@ -3970,7 +4251,7 @@
                 </w:tcPr>
                 <w:p>
                   <w:pPr>
-                    <w:framePr w:hSpace="180" w:wrap="around" w:vAnchor="page" w:hAnchor="margin" w:xAlign="center" w:y="3301"/>
+                    <w:framePr w:hSpace="187" w:wrap="around" w:vAnchor="text" w:hAnchor="margin" w:xAlign="center" w:y="1"/>
                     <w:bidi w:val="0"/>
                   </w:pPr>
                   <w:r>
@@ -3987,7 +4268,7 @@
                 </w:tcPr>
                 <w:p>
                   <w:pPr>
-                    <w:framePr w:hSpace="180" w:wrap="around" w:vAnchor="page" w:hAnchor="margin" w:xAlign="center" w:y="3301"/>
+                    <w:framePr w:hSpace="187" w:wrap="around" w:vAnchor="text" w:hAnchor="margin" w:xAlign="center" w:y="1"/>
                     <w:bidi w:val="0"/>
                   </w:pPr>
                   <w:r>
@@ -4006,7 +4287,7 @@
                 </w:tcPr>
                 <w:p>
                   <w:pPr>
-                    <w:framePr w:hSpace="180" w:wrap="around" w:vAnchor="page" w:hAnchor="margin" w:xAlign="center" w:y="3301"/>
+                    <w:framePr w:hSpace="187" w:wrap="around" w:vAnchor="text" w:hAnchor="margin" w:xAlign="center" w:y="1"/>
                     <w:bidi w:val="0"/>
                   </w:pPr>
                   <w:r>
@@ -4023,15 +4304,17 @@
                 </w:tcPr>
                 <w:p>
                   <w:pPr>
-                    <w:framePr w:hSpace="180" w:wrap="around" w:vAnchor="page" w:hAnchor="margin" w:xAlign="center" w:y="3301"/>
-                    <w:bidi w:val="0"/>
-                  </w:pPr>
+                    <w:framePr w:hSpace="187" w:wrap="around" w:vAnchor="text" w:hAnchor="margin" w:xAlign="center" w:y="1"/>
+                    <w:bidi w:val="0"/>
+                  </w:pPr>
+                  <w:proofErr w:type="spellStart"/>
                   <w:r>
                     <w:rPr>
                       <w:sz w:val="20"/>
                     </w:rPr>
                     <w:t>SIMF.BadgeDesk</w:t>
                   </w:r>
+                  <w:proofErr w:type="spellEnd"/>
                 </w:p>
               </w:tc>
               <w:tc>
@@ -4040,7 +4323,7 @@
                 </w:tcPr>
                 <w:p>
                   <w:pPr>
-                    <w:framePr w:hSpace="180" w:wrap="around" w:vAnchor="page" w:hAnchor="margin" w:xAlign="center" w:y="3301"/>
+                    <w:framePr w:hSpace="187" w:wrap="around" w:vAnchor="text" w:hAnchor="margin" w:xAlign="center" w:y="1"/>
                     <w:bidi w:val="0"/>
                   </w:pPr>
                   <w:r>
@@ -4059,7 +4342,7 @@
                 </w:tcPr>
                 <w:p>
                   <w:pPr>
-                    <w:framePr w:hSpace="180" w:wrap="around" w:vAnchor="page" w:hAnchor="margin" w:xAlign="center" w:y="3301"/>
+                    <w:framePr w:hSpace="187" w:wrap="around" w:vAnchor="text" w:hAnchor="margin" w:xAlign="center" w:y="1"/>
                     <w:bidi w:val="0"/>
                   </w:pPr>
                   <w:r>
@@ -4076,7 +4359,7 @@
                 </w:tcPr>
                 <w:p>
                   <w:pPr>
-                    <w:framePr w:hSpace="180" w:wrap="around" w:vAnchor="page" w:hAnchor="margin" w:xAlign="center" w:y="3301"/>
+                    <w:framePr w:hSpace="187" w:wrap="around" w:vAnchor="text" w:hAnchor="margin" w:xAlign="center" w:y="1"/>
                     <w:bidi w:val="0"/>
                   </w:pPr>
                   <w:r>
@@ -4093,7 +4376,7 @@
                 </w:tcPr>
                 <w:p>
                   <w:pPr>
-                    <w:framePr w:hSpace="180" w:wrap="around" w:vAnchor="page" w:hAnchor="margin" w:xAlign="center" w:y="3301"/>
+                    <w:framePr w:hSpace="187" w:wrap="around" w:vAnchor="text" w:hAnchor="margin" w:xAlign="center" w:y="1"/>
                     <w:bidi w:val="0"/>
                   </w:pPr>
                   <w:r>
@@ -4112,7 +4395,7 @@
                 </w:tcPr>
                 <w:p>
                   <w:pPr>
-                    <w:framePr w:hSpace="180" w:wrap="around" w:vAnchor="page" w:hAnchor="margin" w:xAlign="center" w:y="3301"/>
+                    <w:framePr w:hSpace="187" w:wrap="around" w:vAnchor="text" w:hAnchor="margin" w:xAlign="center" w:y="1"/>
                     <w:bidi w:val="0"/>
                   </w:pPr>
                   <w:r>
@@ -4129,7 +4412,7 @@
                 </w:tcPr>
                 <w:p>
                   <w:pPr>
-                    <w:framePr w:hSpace="180" w:wrap="around" w:vAnchor="page" w:hAnchor="margin" w:xAlign="center" w:y="3301"/>
+                    <w:framePr w:hSpace="187" w:wrap="around" w:vAnchor="text" w:hAnchor="margin" w:xAlign="center" w:y="1"/>
                     <w:bidi w:val="0"/>
                   </w:pPr>
                   <w:r>
@@ -4146,7 +4429,7 @@
                 </w:tcPr>
                 <w:p>
                   <w:pPr>
-                    <w:framePr w:hSpace="180" w:wrap="around" w:vAnchor="page" w:hAnchor="margin" w:xAlign="center" w:y="3301"/>
+                    <w:framePr w:hSpace="187" w:wrap="around" w:vAnchor="text" w:hAnchor="margin" w:xAlign="center" w:y="1"/>
                     <w:bidi w:val="0"/>
                   </w:pPr>
                   <w:r>
@@ -4165,7 +4448,7 @@
                 </w:tcPr>
                 <w:p>
                   <w:pPr>
-                    <w:framePr w:hSpace="180" w:wrap="around" w:vAnchor="page" w:hAnchor="margin" w:xAlign="center" w:y="3301"/>
+                    <w:framePr w:hSpace="187" w:wrap="around" w:vAnchor="text" w:hAnchor="margin" w:xAlign="center" w:y="1"/>
                     <w:bidi w:val="0"/>
                   </w:pPr>
                   <w:r>
@@ -4182,7 +4465,7 @@
                 </w:tcPr>
                 <w:p>
                   <w:pPr>
-                    <w:framePr w:hSpace="180" w:wrap="around" w:vAnchor="page" w:hAnchor="margin" w:xAlign="center" w:y="3301"/>
+                    <w:framePr w:hSpace="187" w:wrap="around" w:vAnchor="text" w:hAnchor="margin" w:xAlign="center" w:y="1"/>
                     <w:bidi w:val="0"/>
                   </w:pPr>
                   <w:r>
@@ -4199,7 +4482,7 @@
                 </w:tcPr>
                 <w:p>
                   <w:pPr>
-                    <w:framePr w:hSpace="180" w:wrap="around" w:vAnchor="page" w:hAnchor="margin" w:xAlign="center" w:y="3301"/>
+                    <w:framePr w:hSpace="187" w:wrap="around" w:vAnchor="text" w:hAnchor="margin" w:xAlign="center" w:y="1"/>
                     <w:bidi w:val="0"/>
                   </w:pPr>
                   <w:r>
@@ -4232,10 +4515,10 @@
               <w:tblLook w:val="04A0" w:firstRow="1" w:lastRow="0" w:firstColumn="1" w:lastColumn="0" w:noHBand="0" w:noVBand="1"/>
             </w:tblPr>
             <w:tblGrid>
-              <w:gridCol w:w="2666"/>
-              <w:gridCol w:w="2666"/>
-              <w:gridCol w:w="2666"/>
-              <w:gridCol w:w="2666"/>
+              <w:gridCol w:w="2687"/>
+              <w:gridCol w:w="2688"/>
+              <w:gridCol w:w="2688"/>
+              <w:gridCol w:w="2688"/>
             </w:tblGrid>
             <w:tr>
               <w:tc>
@@ -4244,7 +4527,7 @@
                 </w:tcPr>
                 <w:p>
                   <w:pPr>
-                    <w:framePr w:hSpace="180" w:wrap="around" w:vAnchor="page" w:hAnchor="margin" w:xAlign="center" w:y="3301"/>
+                    <w:framePr w:hSpace="187" w:wrap="around" w:vAnchor="text" w:hAnchor="margin" w:xAlign="center" w:y="1"/>
                     <w:bidi w:val="0"/>
                   </w:pPr>
                   <w:r>
@@ -4262,7 +4545,7 @@
                 </w:tcPr>
                 <w:p>
                   <w:pPr>
-                    <w:framePr w:hSpace="180" w:wrap="around" w:vAnchor="page" w:hAnchor="margin" w:xAlign="center" w:y="3301"/>
+                    <w:framePr w:hSpace="187" w:wrap="around" w:vAnchor="text" w:hAnchor="margin" w:xAlign="center" w:y="1"/>
                     <w:bidi w:val="0"/>
                   </w:pPr>
                   <w:r>
@@ -4280,7 +4563,7 @@
                 </w:tcPr>
                 <w:p>
                   <w:pPr>
-                    <w:framePr w:hSpace="180" w:wrap="around" w:vAnchor="page" w:hAnchor="margin" w:xAlign="center" w:y="3301"/>
+                    <w:framePr w:hSpace="187" w:wrap="around" w:vAnchor="text" w:hAnchor="margin" w:xAlign="center" w:y="1"/>
                     <w:bidi w:val="0"/>
                   </w:pPr>
                   <w:r>
@@ -4298,7 +4581,7 @@
                 </w:tcPr>
                 <w:p>
                   <w:pPr>
-                    <w:framePr w:hSpace="180" w:wrap="around" w:vAnchor="page" w:hAnchor="margin" w:xAlign="center" w:y="3301"/>
+                    <w:framePr w:hSpace="187" w:wrap="around" w:vAnchor="text" w:hAnchor="margin" w:xAlign="center" w:y="1"/>
                     <w:bidi w:val="0"/>
                   </w:pPr>
                   <w:r>
@@ -4318,7 +4601,7 @@
                 </w:tcPr>
                 <w:p>
                   <w:pPr>
-                    <w:framePr w:hSpace="180" w:wrap="around" w:vAnchor="page" w:hAnchor="margin" w:xAlign="center" w:y="3301"/>
+                    <w:framePr w:hSpace="187" w:wrap="around" w:vAnchor="text" w:hAnchor="margin" w:xAlign="center" w:y="1"/>
                     <w:bidi w:val="0"/>
                   </w:pPr>
                   <w:r>
@@ -4335,7 +4618,7 @@
                 </w:tcPr>
                 <w:p>
                   <w:pPr>
-                    <w:framePr w:hSpace="180" w:wrap="around" w:vAnchor="page" w:hAnchor="margin" w:xAlign="center" w:y="3301"/>
+                    <w:framePr w:hSpace="187" w:wrap="around" w:vAnchor="text" w:hAnchor="margin" w:xAlign="center" w:y="1"/>
                     <w:bidi w:val="0"/>
                   </w:pPr>
                   <w:r>
@@ -4352,7 +4635,7 @@
                 </w:tcPr>
                 <w:p>
                   <w:pPr>
-                    <w:framePr w:hSpace="180" w:wrap="around" w:vAnchor="page" w:hAnchor="margin" w:xAlign="center" w:y="3301"/>
+                    <w:framePr w:hSpace="187" w:wrap="around" w:vAnchor="text" w:hAnchor="margin" w:xAlign="center" w:y="1"/>
                     <w:bidi w:val="0"/>
                   </w:pPr>
                   <w:r>
@@ -4369,7 +4652,7 @@
                 </w:tcPr>
                 <w:p>
                   <w:pPr>
-                    <w:framePr w:hSpace="180" w:wrap="around" w:vAnchor="page" w:hAnchor="margin" w:xAlign="center" w:y="3301"/>
+                    <w:framePr w:hSpace="187" w:wrap="around" w:vAnchor="text" w:hAnchor="margin" w:xAlign="center" w:y="1"/>
                     <w:bidi w:val="0"/>
                   </w:pPr>
                   <w:r>
@@ -4388,7 +4671,7 @@
                 </w:tcPr>
                 <w:p>
                   <w:pPr>
-                    <w:framePr w:hSpace="180" w:wrap="around" w:vAnchor="page" w:hAnchor="margin" w:xAlign="center" w:y="3301"/>
+                    <w:framePr w:hSpace="187" w:wrap="around" w:vAnchor="text" w:hAnchor="margin" w:xAlign="center" w:y="1"/>
                     <w:bidi w:val="0"/>
                   </w:pPr>
                   <w:r>
@@ -4405,7 +4688,7 @@
                 </w:tcPr>
                 <w:p>
                   <w:pPr>
-                    <w:framePr w:hSpace="180" w:wrap="around" w:vAnchor="page" w:hAnchor="margin" w:xAlign="center" w:y="3301"/>
+                    <w:framePr w:hSpace="187" w:wrap="around" w:vAnchor="text" w:hAnchor="margin" w:xAlign="center" w:y="1"/>
                     <w:bidi w:val="0"/>
                   </w:pPr>
                   <w:r>
@@ -4422,7 +4705,7 @@
                 </w:tcPr>
                 <w:p>
                   <w:pPr>
-                    <w:framePr w:hSpace="180" w:wrap="around" w:vAnchor="page" w:hAnchor="margin" w:xAlign="center" w:y="3301"/>
+                    <w:framePr w:hSpace="187" w:wrap="around" w:vAnchor="text" w:hAnchor="margin" w:xAlign="center" w:y="1"/>
                     <w:bidi w:val="0"/>
                   </w:pPr>
                   <w:r>
@@ -4439,7 +4722,7 @@
                 </w:tcPr>
                 <w:p>
                   <w:pPr>
-                    <w:framePr w:hSpace="180" w:wrap="around" w:vAnchor="page" w:hAnchor="margin" w:xAlign="center" w:y="3301"/>
+                    <w:framePr w:hSpace="187" w:wrap="around" w:vAnchor="text" w:hAnchor="margin" w:xAlign="center" w:y="1"/>
                     <w:bidi w:val="0"/>
                   </w:pPr>
                   <w:r>
@@ -4458,14 +4741,22 @@
                 </w:tcPr>
                 <w:p>
                   <w:pPr>
-                    <w:framePr w:hSpace="180" w:wrap="around" w:vAnchor="page" w:hAnchor="margin" w:xAlign="center" w:y="3301"/>
-                    <w:bidi w:val="0"/>
-                  </w:pPr>
-                  <w:r>
-                    <w:rPr>
-                      <w:sz w:val="20"/>
-                    </w:rPr>
-                    <w:t>MinIO object storage</w:t>
+                    <w:framePr w:hSpace="187" w:wrap="around" w:vAnchor="text" w:hAnchor="margin" w:xAlign="center" w:y="1"/>
+                    <w:bidi w:val="0"/>
+                  </w:pPr>
+                  <w:proofErr w:type="spellStart"/>
+                  <w:r>
+                    <w:rPr>
+                      <w:sz w:val="20"/>
+                    </w:rPr>
+                    <w:t>MinIO</w:t>
+                  </w:r>
+                  <w:proofErr w:type="spellEnd"/>
+                  <w:r>
+                    <w:rPr>
+                      <w:sz w:val="20"/>
+                    </w:rPr>
+                    <w:t xml:space="preserve"> object storage</w:t>
                   </w:r>
                 </w:p>
               </w:tc>
@@ -4475,7 +4766,7 @@
                 </w:tcPr>
                 <w:p>
                   <w:pPr>
-                    <w:framePr w:hSpace="180" w:wrap="around" w:vAnchor="page" w:hAnchor="margin" w:xAlign="center" w:y="3301"/>
+                    <w:framePr w:hSpace="187" w:wrap="around" w:vAnchor="text" w:hAnchor="margin" w:xAlign="center" w:y="1"/>
                     <w:bidi w:val="0"/>
                   </w:pPr>
                   <w:r>
@@ -4492,7 +4783,7 @@
                 </w:tcPr>
                 <w:p>
                   <w:pPr>
-                    <w:framePr w:hSpace="180" w:wrap="around" w:vAnchor="page" w:hAnchor="margin" w:xAlign="center" w:y="3301"/>
+                    <w:framePr w:hSpace="187" w:wrap="around" w:vAnchor="text" w:hAnchor="margin" w:xAlign="center" w:y="1"/>
                     <w:bidi w:val="0"/>
                   </w:pPr>
                   <w:r>
@@ -4509,7 +4800,7 @@
                 </w:tcPr>
                 <w:p>
                   <w:pPr>
-                    <w:framePr w:hSpace="180" w:wrap="around" w:vAnchor="page" w:hAnchor="margin" w:xAlign="center" w:y="3301"/>
+                    <w:framePr w:hSpace="187" w:wrap="around" w:vAnchor="text" w:hAnchor="margin" w:xAlign="center" w:y="1"/>
                     <w:bidi w:val="0"/>
                   </w:pPr>
                   <w:r>
@@ -4528,7 +4819,7 @@
                 </w:tcPr>
                 <w:p>
                   <w:pPr>
-                    <w:framePr w:hSpace="180" w:wrap="around" w:vAnchor="page" w:hAnchor="margin" w:xAlign="center" w:y="3301"/>
+                    <w:framePr w:hSpace="187" w:wrap="around" w:vAnchor="text" w:hAnchor="margin" w:xAlign="center" w:y="1"/>
                     <w:bidi w:val="0"/>
                   </w:pPr>
                   <w:r>
@@ -4545,7 +4836,7 @@
                 </w:tcPr>
                 <w:p>
                   <w:pPr>
-                    <w:framePr w:hSpace="180" w:wrap="around" w:vAnchor="page" w:hAnchor="margin" w:xAlign="center" w:y="3301"/>
+                    <w:framePr w:hSpace="187" w:wrap="around" w:vAnchor="text" w:hAnchor="margin" w:xAlign="center" w:y="1"/>
                     <w:bidi w:val="0"/>
                   </w:pPr>
                   <w:r>
@@ -4562,7 +4853,7 @@
                 </w:tcPr>
                 <w:p>
                   <w:pPr>
-                    <w:framePr w:hSpace="180" w:wrap="around" w:vAnchor="page" w:hAnchor="margin" w:xAlign="center" w:y="3301"/>
+                    <w:framePr w:hSpace="187" w:wrap="around" w:vAnchor="text" w:hAnchor="margin" w:xAlign="center" w:y="1"/>
                     <w:bidi w:val="0"/>
                   </w:pPr>
                   <w:r>
@@ -4579,7 +4870,7 @@
                 </w:tcPr>
                 <w:p>
                   <w:pPr>
-                    <w:framePr w:hSpace="180" w:wrap="around" w:vAnchor="page" w:hAnchor="margin" w:xAlign="center" w:y="3301"/>
+                    <w:framePr w:hSpace="187" w:wrap="around" w:vAnchor="text" w:hAnchor="margin" w:xAlign="center" w:y="1"/>
                     <w:bidi w:val="0"/>
                   </w:pPr>
                   <w:r>
@@ -4598,7 +4889,7 @@
                 </w:tcPr>
                 <w:p>
                   <w:pPr>
-                    <w:framePr w:hSpace="180" w:wrap="around" w:vAnchor="page" w:hAnchor="margin" w:xAlign="center" w:y="3301"/>
+                    <w:framePr w:hSpace="187" w:wrap="around" w:vAnchor="text" w:hAnchor="margin" w:xAlign="center" w:y="1"/>
                     <w:bidi w:val="0"/>
                   </w:pPr>
                   <w:r>
@@ -4615,7 +4906,7 @@
                 </w:tcPr>
                 <w:p>
                   <w:pPr>
-                    <w:framePr w:hSpace="180" w:wrap="around" w:vAnchor="page" w:hAnchor="margin" w:xAlign="center" w:y="3301"/>
+                    <w:framePr w:hSpace="187" w:wrap="around" w:vAnchor="text" w:hAnchor="margin" w:xAlign="center" w:y="1"/>
                     <w:bidi w:val="0"/>
                   </w:pPr>
                   <w:r>
@@ -4632,7 +4923,7 @@
                 </w:tcPr>
                 <w:p>
                   <w:pPr>
-                    <w:framePr w:hSpace="180" w:wrap="around" w:vAnchor="page" w:hAnchor="margin" w:xAlign="center" w:y="3301"/>
+                    <w:framePr w:hSpace="187" w:wrap="around" w:vAnchor="text" w:hAnchor="margin" w:xAlign="center" w:y="1"/>
                     <w:bidi w:val="0"/>
                   </w:pPr>
                   <w:r>
@@ -4649,7 +4940,7 @@
                 </w:tcPr>
                 <w:p>
                   <w:pPr>
-                    <w:framePr w:hSpace="180" w:wrap="around" w:vAnchor="page" w:hAnchor="margin" w:xAlign="center" w:y="3301"/>
+                    <w:framePr w:hSpace="187" w:wrap="around" w:vAnchor="text" w:hAnchor="margin" w:xAlign="center" w:y="1"/>
                     <w:bidi w:val="0"/>
                   </w:pPr>
                   <w:r>
@@ -4668,7 +4959,7 @@
                 </w:tcPr>
                 <w:p>
                   <w:pPr>
-                    <w:framePr w:hSpace="180" w:wrap="around" w:vAnchor="page" w:hAnchor="margin" w:xAlign="center" w:y="3301"/>
+                    <w:framePr w:hSpace="187" w:wrap="around" w:vAnchor="text" w:hAnchor="margin" w:xAlign="center" w:y="1"/>
                     <w:bidi w:val="0"/>
                   </w:pPr>
                   <w:r>
@@ -4685,7 +4976,7 @@
                 </w:tcPr>
                 <w:p>
                   <w:pPr>
-                    <w:framePr w:hSpace="180" w:wrap="around" w:vAnchor="page" w:hAnchor="margin" w:xAlign="center" w:y="3301"/>
+                    <w:framePr w:hSpace="187" w:wrap="around" w:vAnchor="text" w:hAnchor="margin" w:xAlign="center" w:y="1"/>
                     <w:bidi w:val="0"/>
                   </w:pPr>
                   <w:r>
@@ -4702,7 +4993,7 @@
                 </w:tcPr>
                 <w:p>
                   <w:pPr>
-                    <w:framePr w:hSpace="180" w:wrap="around" w:vAnchor="page" w:hAnchor="margin" w:xAlign="center" w:y="3301"/>
+                    <w:framePr w:hSpace="187" w:wrap="around" w:vAnchor="text" w:hAnchor="margin" w:xAlign="center" w:y="1"/>
                     <w:bidi w:val="0"/>
                   </w:pPr>
                   <w:r>
@@ -4719,7 +5010,7 @@
                 </w:tcPr>
                 <w:p>
                   <w:pPr>
-                    <w:framePr w:hSpace="180" w:wrap="around" w:vAnchor="page" w:hAnchor="margin" w:xAlign="center" w:y="3301"/>
+                    <w:framePr w:hSpace="187" w:wrap="around" w:vAnchor="text" w:hAnchor="margin" w:xAlign="center" w:y="1"/>
                     <w:bidi w:val="0"/>
                   </w:pPr>
                   <w:r>
@@ -4738,7 +5029,7 @@
                 </w:tcPr>
                 <w:p>
                   <w:pPr>
-                    <w:framePr w:hSpace="180" w:wrap="around" w:vAnchor="page" w:hAnchor="margin" w:xAlign="center" w:y="3301"/>
+                    <w:framePr w:hSpace="187" w:wrap="around" w:vAnchor="text" w:hAnchor="margin" w:xAlign="center" w:y="1"/>
                     <w:bidi w:val="0"/>
                   </w:pPr>
                   <w:r>
@@ -4755,7 +5046,7 @@
                 </w:tcPr>
                 <w:p>
                   <w:pPr>
-                    <w:framePr w:hSpace="180" w:wrap="around" w:vAnchor="page" w:hAnchor="margin" w:xAlign="center" w:y="3301"/>
+                    <w:framePr w:hSpace="187" w:wrap="around" w:vAnchor="text" w:hAnchor="margin" w:xAlign="center" w:y="1"/>
                     <w:bidi w:val="0"/>
                   </w:pPr>
                   <w:r>
@@ -4772,7 +5063,7 @@
                 </w:tcPr>
                 <w:p>
                   <w:pPr>
-                    <w:framePr w:hSpace="180" w:wrap="around" w:vAnchor="page" w:hAnchor="margin" w:xAlign="center" w:y="3301"/>
+                    <w:framePr w:hSpace="187" w:wrap="around" w:vAnchor="text" w:hAnchor="margin" w:xAlign="center" w:y="1"/>
                     <w:bidi w:val="0"/>
                   </w:pPr>
                   <w:r>
@@ -4789,7 +5080,7 @@
                 </w:tcPr>
                 <w:p>
                   <w:pPr>
-                    <w:framePr w:hSpace="180" w:wrap="around" w:vAnchor="page" w:hAnchor="margin" w:xAlign="center" w:y="3301"/>
+                    <w:framePr w:hSpace="187" w:wrap="around" w:vAnchor="text" w:hAnchor="margin" w:xAlign="center" w:y="1"/>
                     <w:bidi w:val="0"/>
                   </w:pPr>
                   <w:r>
@@ -4802,18 +5093,24 @@
               </w:tc>
             </w:tr>
           </w:tbl>
-          <w:p/>
-          <w:p/>
+          <w:p>
+            <w:pPr>
+              <w:bidi w:val="0"/>
+              <w:rPr>
+                <w:sz w:val="20"/>
+              </w:rPr>
+            </w:pPr>
+            <w:r>
+              <w:rPr>
+                <w:sz w:val="20"/>
+              </w:rPr>
+              <w:t>No external system initiates an inbound connection to the platform. Client applications on the internet connect inbound through the WAF and the load balancer. Section 2.8 states the protocol and port for each connection.</w:t>
+            </w:r>
+          </w:p>
           <w:p>
             <w:pPr>
               <w:bidi w:val="0"/>
             </w:pPr>
-            <w:r>
-              <w:rPr>
-                <w:sz w:val="20"/>
-              </w:rPr>
-              <w:t>No external system initiates an inbound connection to the platform. Client applications on the internet connect inbound through the WAF and the load balancer. Section 2.8 states the protocol and port for each connection.</w:t>
-            </w:r>
           </w:p>
         </w:tc>
       </w:tr>
@@ -4852,7 +5149,7 @@
       </w:tr>
       <w:tr>
         <w:trPr>
-          <w:trHeight w:val="3758"/>
+          <w:trHeight w:val="2780"/>
         </w:trPr>
         <w:tc>
           <w:tcPr>
@@ -4880,13 +5177,119 @@
               <w:rPr>
                 <w:sz w:val="20"/>
               </w:rPr>
-              <w:t>The platform is a modular monolith with domain-driven design (DDD) layering. One backend application, SIMF.Api, serves the mobile application, the public website and the Control Panel. Persistence is split across two databases, SIMF_Identity and SIMF_App. Hosting is on premises on Windows Server 2022 with SQL Server 2022. The deployment is three-tier, and in production each tier occupies its own servers. The presentation tier holds SIMF.Web, SIMF.ControlPanel and SIMF.MobileEdge. The application tier is fou</w:t>
-            </w:r>
-            <w:r>
-              <w:rPr>
-                <w:sz w:val="20"/>
-              </w:rPr>
-              <w:t>r stateless SIMF.Api hosts. The data tier is SQL Server with the MinIO object store. No presentation project holds a database connection string, so a compromised presentation host gives no direct route to the data. Development and Test run four sites on one node: the API, the Control Panel, the website and the mobile edge.</w:t>
+              <w:t xml:space="preserve">The platform is a modular monolith with domain-driven design (DDD) layering. One backend application, </w:t>
+            </w:r>
+            <w:proofErr w:type="spellStart"/>
+            <w:r>
+              <w:rPr>
+                <w:sz w:val="20"/>
+              </w:rPr>
+              <w:t>SIMF.Api</w:t>
+            </w:r>
+            <w:proofErr w:type="spellEnd"/>
+            <w:r>
+              <w:rPr>
+                <w:sz w:val="20"/>
+              </w:rPr>
+              <w:t xml:space="preserve">, serves the mobile application, the public website and the Control Panel. Persistence is split across two databases, </w:t>
+            </w:r>
+            <w:proofErr w:type="spellStart"/>
+            <w:r>
+              <w:rPr>
+                <w:sz w:val="20"/>
+              </w:rPr>
+              <w:t>SIMF_Identity</w:t>
+            </w:r>
+            <w:proofErr w:type="spellEnd"/>
+            <w:r>
+              <w:rPr>
+                <w:sz w:val="20"/>
+              </w:rPr>
+              <w:t xml:space="preserve"> and </w:t>
+            </w:r>
+            <w:proofErr w:type="spellStart"/>
+            <w:r>
+              <w:rPr>
+                <w:sz w:val="20"/>
+              </w:rPr>
+              <w:t>SIMF_App</w:t>
+            </w:r>
+            <w:proofErr w:type="spellEnd"/>
+            <w:r>
+              <w:rPr>
+                <w:sz w:val="20"/>
+              </w:rPr>
+              <w:t xml:space="preserve">. Hosting is on premises on Windows Server 2022 with SQL Server 2022. The deployment is three-tier, and in production each tier occupies its own servers. The presentation tier holds </w:t>
+            </w:r>
+            <w:proofErr w:type="spellStart"/>
+            <w:r>
+              <w:rPr>
+                <w:sz w:val="20"/>
+              </w:rPr>
+              <w:t>SIMF.Web</w:t>
+            </w:r>
+            <w:proofErr w:type="spellEnd"/>
+            <w:r>
+              <w:rPr>
+                <w:sz w:val="20"/>
+              </w:rPr>
+              <w:t xml:space="preserve">, </w:t>
+            </w:r>
+            <w:proofErr w:type="spellStart"/>
+            <w:r>
+              <w:rPr>
+                <w:sz w:val="20"/>
+              </w:rPr>
+              <w:t>SIMF.ControlPanel</w:t>
+            </w:r>
+            <w:proofErr w:type="spellEnd"/>
+            <w:r>
+              <w:rPr>
+                <w:sz w:val="20"/>
+              </w:rPr>
+              <w:t xml:space="preserve"> and </w:t>
+            </w:r>
+            <w:proofErr w:type="spellStart"/>
+            <w:r>
+              <w:rPr>
+                <w:sz w:val="20"/>
+              </w:rPr>
+              <w:t>SIMF.MobileEdge</w:t>
+            </w:r>
+            <w:proofErr w:type="spellEnd"/>
+            <w:r>
+              <w:rPr>
+                <w:sz w:val="20"/>
+              </w:rPr>
+              <w:t xml:space="preserve">. The application tier is four stateless </w:t>
+            </w:r>
+            <w:proofErr w:type="spellStart"/>
+            <w:r>
+              <w:rPr>
+                <w:sz w:val="20"/>
+              </w:rPr>
+              <w:t>SIMF.Api</w:t>
+            </w:r>
+            <w:proofErr w:type="spellEnd"/>
+            <w:r>
+              <w:rPr>
+                <w:sz w:val="20"/>
+              </w:rPr>
+              <w:t xml:space="preserve"> hosts. The data tier is SQL Server with the </w:t>
+            </w:r>
+            <w:proofErr w:type="spellStart"/>
+            <w:r>
+              <w:rPr>
+                <w:sz w:val="20"/>
+              </w:rPr>
+              <w:t>MinIO</w:t>
+            </w:r>
+            <w:proofErr w:type="spellEnd"/>
+            <w:r>
+              <w:rPr>
+                <w:sz w:val="20"/>
+              </w:rPr>
+              <w:t xml:space="preserve"> object store. No presentation project holds a database connection string, so a compromised presentation host gives no direct route to the data. Development and Test run four sites on one node: the API, the Control Panel, the website and the mobile edge.</w:t>
             </w:r>
           </w:p>
           <w:p>
@@ -4910,13 +5313,7 @@
               <w:rPr>
                 <w:sz w:val="20"/>
               </w:rPr>
-              <w:t>Two security areas, SSA and HSA, hold four network zones. Both full names are TBD, owner the site network team, closing condition sign-off of the deployment network design. SSA holds three zones: access, perimeter and presentation. It is the only security area with internet access. The access zone holds attendee devices and administrator browsers. The perimeter zone holds the combined web application firewall (WAF) and load balancer. The presentation zone holds the presentation tier alone. HSA is a single z</w:t>
-            </w:r>
-            <w:r>
-              <w:rPr>
-                <w:sz w:val="20"/>
-              </w:rPr>
-              <w:t>one carrying internal traffic only, and it holds the application and data tiers. Nothing in HSA has a route to the internet.</w:t>
+              <w:t>Two security areas, SSA and HSA, hold four network zones. Both full names are TBD, owner the site network team, closing condition sign-off of the deployment network design. SSA holds three zones: access, perimeter and presentation. It is the only security area with internet access. The access zone holds attendee devices and administrator browsers. The perimeter zone holds the combined web application firewall (WAF) and load balancer. The presentation zone holds the presentation tier alone. HSA is a single zone carrying internal traffic only, and it holds the application and data tiers. Nothing in HSA has a route to the internet.</w:t>
             </w:r>
           </w:p>
           <w:p>
@@ -4927,13 +5324,7 @@
               <w:rPr>
                 <w:sz w:val="20"/>
               </w:rPr>
-              <w:t>Two firewalls stand at zone boundaries. The perimeter firewall guards the internet-facing boundary of SSA. It admits inbound client traffic and permits one outbound destination, the caption fetch described in section 2.4. Its port-level rule set is TBD, owner the site network team, closing condition sign-off of the deployment network design. The internal firewall separates the presentation zone from HSA and is the only route in. It permits TCP 443, and only from the presentation zone. It is also the only ba</w:t>
-            </w:r>
-            <w:r>
-              <w:rPr>
-                <w:sz w:val="20"/>
-              </w:rPr>
-              <w:t>rrier in front of the data tier.</w:t>
+              <w:t>Two firewalls stand at zone boundaries. The perimeter firewall guards the internet-facing boundary of SSA. It admits inbound client traffic and permits one outbound destination, the caption fetch described in section 2.4. Its port-level rule set is TBD, owner the site network team, closing condition sign-off of the deployment network design. The internal firewall separates the presentation zone from HSA and is the only route in. It permits TCP 443, and only from the presentation zone. It is also the only barrier in front of the data tier.</w:t>
             </w:r>
           </w:p>
           <w:p>
@@ -4968,13 +5359,63 @@
               <w:rPr>
                 <w:sz w:val="20"/>
               </w:rPr>
-              <w:t xml:space="preserve">The forum is time-boxed, so sizing targets the event-day peak, not an average load. The design assumes about 5,000 platform users a day and about 1,000 attendees on site, and the largest hall seats 500. A peak factor of 0.6 gives about 3,000 concurrent users, with headroom to about 4,000. At that load the 95th percentile targets are 400 ms for sign-in, 250 ms for a gate scan and 300 ms for a read. Those </w:t>
-            </w:r>
-            <w:r>
-              <w:rPr>
-                <w:sz w:val="20"/>
-              </w:rPr>
-              <w:t>targets hold while processor use stays below 75 percent. Live session video reaches the attendee device from YouTube, and section 2.4 records that path, so the tiers are sized for REST traffic alone. Section 2.9 sets out scale-out and overload behaviour.</w:t>
+              <w:t xml:space="preserve">The forum is time-boxed, so sizing targets the event-day peak, not an average load. The design assumes about 5,000 platform users a day and about 1,000 attendees on site, and the largest hall seats 500. A peak factor of 0.6 gives about 3,000 concurrent users, with headroom to about 4,000. At that load the 95th percentile targets are 400 </w:t>
+            </w:r>
+            <w:proofErr w:type="spellStart"/>
+            <w:r>
+              <w:rPr>
+                <w:sz w:val="20"/>
+              </w:rPr>
+              <w:t>ms</w:t>
+            </w:r>
+            <w:proofErr w:type="spellEnd"/>
+            <w:r>
+              <w:rPr>
+                <w:sz w:val="20"/>
+              </w:rPr>
+              <w:t xml:space="preserve"> for sign-in, 250 </w:t>
+            </w:r>
+            <w:proofErr w:type="spellStart"/>
+            <w:r>
+              <w:rPr>
+                <w:sz w:val="20"/>
+              </w:rPr>
+              <w:t>ms</w:t>
+            </w:r>
+            <w:proofErr w:type="spellEnd"/>
+            <w:r>
+              <w:rPr>
+                <w:sz w:val="20"/>
+              </w:rPr>
+              <w:t xml:space="preserve"> for a gate scan and 300 </w:t>
+            </w:r>
+            <w:proofErr w:type="spellStart"/>
+            <w:r>
+              <w:rPr>
+                <w:sz w:val="20"/>
+              </w:rPr>
+              <w:t>ms</w:t>
+            </w:r>
+            <w:proofErr w:type="spellEnd"/>
+            <w:r>
+              <w:rPr>
+                <w:sz w:val="20"/>
+              </w:rPr>
+              <w:t xml:space="preserve"> for a read. Those targets hold while processor use stays below 75 percent. Live session video reaches the attendee device from YouTube, and section 2.4 records that path, so the tiers are sized for REST traffic alone. Section 2.9 sets out scale-out and overload </w:t>
+            </w:r>
+            <w:proofErr w:type="spellStart"/>
+            <w:r>
+              <w:rPr>
+                <w:sz w:val="20"/>
+              </w:rPr>
+              <w:t>behaviour</w:t>
+            </w:r>
+            <w:proofErr w:type="spellEnd"/>
+            <w:r>
+              <w:rPr>
+                <w:sz w:val="20"/>
+              </w:rPr>
+              <w:t>.</w:t>
             </w:r>
           </w:p>
           <w:p>
@@ -4995,11 +5436,11 @@
               <w:tblLook w:val="04A0" w:firstRow="1" w:lastRow="0" w:firstColumn="1" w:lastColumn="0" w:noHBand="0" w:noVBand="1"/>
             </w:tblPr>
             <w:tblGrid>
-              <w:gridCol w:w="2132"/>
-              <w:gridCol w:w="2133"/>
-              <w:gridCol w:w="2133"/>
-              <w:gridCol w:w="2133"/>
-              <w:gridCol w:w="2133"/>
+              <w:gridCol w:w="2151"/>
+              <w:gridCol w:w="2150"/>
+              <w:gridCol w:w="2150"/>
+              <w:gridCol w:w="2150"/>
+              <w:gridCol w:w="2150"/>
             </w:tblGrid>
             <w:tr>
               <w:tc>
@@ -5008,7 +5449,7 @@
                 </w:tcPr>
                 <w:p>
                   <w:pPr>
-                    <w:framePr w:hSpace="180" w:wrap="around" w:vAnchor="page" w:hAnchor="margin" w:xAlign="center" w:y="3301"/>
+                    <w:framePr w:hSpace="187" w:wrap="around" w:vAnchor="text" w:hAnchor="margin" w:xAlign="center" w:y="1"/>
                     <w:bidi w:val="0"/>
                   </w:pPr>
                   <w:r>
@@ -5026,7 +5467,7 @@
                 </w:tcPr>
                 <w:p>
                   <w:pPr>
-                    <w:framePr w:hSpace="180" w:wrap="around" w:vAnchor="page" w:hAnchor="margin" w:xAlign="center" w:y="3301"/>
+                    <w:framePr w:hSpace="187" w:wrap="around" w:vAnchor="text" w:hAnchor="margin" w:xAlign="center" w:y="1"/>
                     <w:bidi w:val="0"/>
                   </w:pPr>
                   <w:r>
@@ -5044,7 +5485,7 @@
                 </w:tcPr>
                 <w:p>
                   <w:pPr>
-                    <w:framePr w:hSpace="180" w:wrap="around" w:vAnchor="page" w:hAnchor="margin" w:xAlign="center" w:y="3301"/>
+                    <w:framePr w:hSpace="187" w:wrap="around" w:vAnchor="text" w:hAnchor="margin" w:xAlign="center" w:y="1"/>
                     <w:bidi w:val="0"/>
                   </w:pPr>
                   <w:r>
@@ -5062,7 +5503,7 @@
                 </w:tcPr>
                 <w:p>
                   <w:pPr>
-                    <w:framePr w:hSpace="180" w:wrap="around" w:vAnchor="page" w:hAnchor="margin" w:xAlign="center" w:y="3301"/>
+                    <w:framePr w:hSpace="187" w:wrap="around" w:vAnchor="text" w:hAnchor="margin" w:xAlign="center" w:y="1"/>
                     <w:bidi w:val="0"/>
                   </w:pPr>
                   <w:r>
@@ -5080,7 +5521,7 @@
                 </w:tcPr>
                 <w:p>
                   <w:pPr>
-                    <w:framePr w:hSpace="180" w:wrap="around" w:vAnchor="page" w:hAnchor="margin" w:xAlign="center" w:y="3301"/>
+                    <w:framePr w:hSpace="187" w:wrap="around" w:vAnchor="text" w:hAnchor="margin" w:xAlign="center" w:y="1"/>
                     <w:bidi w:val="0"/>
                   </w:pPr>
                   <w:r>
@@ -5100,7 +5541,7 @@
                 </w:tcPr>
                 <w:p>
                   <w:pPr>
-                    <w:framePr w:hSpace="180" w:wrap="around" w:vAnchor="page" w:hAnchor="margin" w:xAlign="center" w:y="3301"/>
+                    <w:framePr w:hSpace="187" w:wrap="around" w:vAnchor="text" w:hAnchor="margin" w:xAlign="center" w:y="1"/>
                     <w:bidi w:val="0"/>
                   </w:pPr>
                   <w:r>
@@ -5117,7 +5558,7 @@
                 </w:tcPr>
                 <w:p>
                   <w:pPr>
-                    <w:framePr w:hSpace="180" w:wrap="around" w:vAnchor="page" w:hAnchor="margin" w:xAlign="center" w:y="3301"/>
+                    <w:framePr w:hSpace="187" w:wrap="around" w:vAnchor="text" w:hAnchor="margin" w:xAlign="center" w:y="1"/>
                     <w:bidi w:val="0"/>
                   </w:pPr>
                   <w:r>
@@ -5134,7 +5575,7 @@
                 </w:tcPr>
                 <w:p>
                   <w:pPr>
-                    <w:framePr w:hSpace="180" w:wrap="around" w:vAnchor="page" w:hAnchor="margin" w:xAlign="center" w:y="3301"/>
+                    <w:framePr w:hSpace="187" w:wrap="around" w:vAnchor="text" w:hAnchor="margin" w:xAlign="center" w:y="1"/>
                     <w:bidi w:val="0"/>
                   </w:pPr>
                   <w:r>
@@ -5151,7 +5592,7 @@
                 </w:tcPr>
                 <w:p>
                   <w:pPr>
-                    <w:framePr w:hSpace="180" w:wrap="around" w:vAnchor="page" w:hAnchor="margin" w:xAlign="center" w:y="3301"/>
+                    <w:framePr w:hSpace="187" w:wrap="around" w:vAnchor="text" w:hAnchor="margin" w:xAlign="center" w:y="1"/>
                     <w:bidi w:val="0"/>
                   </w:pPr>
                   <w:r>
@@ -5168,7 +5609,7 @@
                 </w:tcPr>
                 <w:p>
                   <w:pPr>
-                    <w:framePr w:hSpace="180" w:wrap="around" w:vAnchor="page" w:hAnchor="margin" w:xAlign="center" w:y="3301"/>
+                    <w:framePr w:hSpace="187" w:wrap="around" w:vAnchor="text" w:hAnchor="margin" w:xAlign="center" w:y="1"/>
                     <w:bidi w:val="0"/>
                   </w:pPr>
                   <w:r>
@@ -5187,15 +5628,17 @@
                 </w:tcPr>
                 <w:p>
                   <w:pPr>
-                    <w:framePr w:hSpace="180" w:wrap="around" w:vAnchor="page" w:hAnchor="margin" w:xAlign="center" w:y="3301"/>
-                    <w:bidi w:val="0"/>
-                  </w:pPr>
+                    <w:framePr w:hSpace="187" w:wrap="around" w:vAnchor="text" w:hAnchor="margin" w:xAlign="center" w:y="1"/>
+                    <w:bidi w:val="0"/>
+                  </w:pPr>
+                  <w:proofErr w:type="spellStart"/>
                   <w:r>
                     <w:rPr>
                       <w:sz w:val="20"/>
                     </w:rPr>
                     <w:t>SIMF.MobileEdge</w:t>
                   </w:r>
+                  <w:proofErr w:type="spellEnd"/>
                 </w:p>
               </w:tc>
               <w:tc>
@@ -5204,7 +5647,7 @@
                 </w:tcPr>
                 <w:p>
                   <w:pPr>
-                    <w:framePr w:hSpace="180" w:wrap="around" w:vAnchor="page" w:hAnchor="margin" w:xAlign="center" w:y="3301"/>
+                    <w:framePr w:hSpace="187" w:wrap="around" w:vAnchor="text" w:hAnchor="margin" w:xAlign="center" w:y="1"/>
                     <w:bidi w:val="0"/>
                   </w:pPr>
                   <w:r>
@@ -5221,7 +5664,7 @@
                 </w:tcPr>
                 <w:p>
                   <w:pPr>
-                    <w:framePr w:hSpace="180" w:wrap="around" w:vAnchor="page" w:hAnchor="margin" w:xAlign="center" w:y="3301"/>
+                    <w:framePr w:hSpace="187" w:wrap="around" w:vAnchor="text" w:hAnchor="margin" w:xAlign="center" w:y="1"/>
                     <w:bidi w:val="0"/>
                   </w:pPr>
                   <w:r>
@@ -5238,7 +5681,7 @@
                 </w:tcPr>
                 <w:p>
                   <w:pPr>
-                    <w:framePr w:hSpace="180" w:wrap="around" w:vAnchor="page" w:hAnchor="margin" w:xAlign="center" w:y="3301"/>
+                    <w:framePr w:hSpace="187" w:wrap="around" w:vAnchor="text" w:hAnchor="margin" w:xAlign="center" w:y="1"/>
                     <w:bidi w:val="0"/>
                   </w:pPr>
                   <w:r>
@@ -5255,7 +5698,7 @@
                 </w:tcPr>
                 <w:p>
                   <w:pPr>
-                    <w:framePr w:hSpace="180" w:wrap="around" w:vAnchor="page" w:hAnchor="margin" w:xAlign="center" w:y="3301"/>
+                    <w:framePr w:hSpace="187" w:wrap="around" w:vAnchor="text" w:hAnchor="margin" w:xAlign="center" w:y="1"/>
                     <w:bidi w:val="0"/>
                   </w:pPr>
                   <w:r>
@@ -5274,9 +5717,10 @@
                 </w:tcPr>
                 <w:p>
                   <w:pPr>
-                    <w:framePr w:hSpace="180" w:wrap="around" w:vAnchor="page" w:hAnchor="margin" w:xAlign="center" w:y="3301"/>
-                    <w:bidi w:val="0"/>
-                  </w:pPr>
+                    <w:framePr w:hSpace="187" w:wrap="around" w:vAnchor="text" w:hAnchor="margin" w:xAlign="center" w:y="1"/>
+                    <w:bidi w:val="0"/>
+                  </w:pPr>
+                  <w:proofErr w:type="spellStart"/>
                   <w:r>
                     <w:rPr>
                       <w:sz w:val="20"/>
@@ -5284,6 +5728,7 @@
                     <w:lastRenderedPageBreak/>
                     <w:t>SIMF.Web</w:t>
                   </w:r>
+                  <w:proofErr w:type="spellEnd"/>
                 </w:p>
               </w:tc>
               <w:tc>
@@ -5292,7 +5737,7 @@
                 </w:tcPr>
                 <w:p>
                   <w:pPr>
-                    <w:framePr w:hSpace="180" w:wrap="around" w:vAnchor="page" w:hAnchor="margin" w:xAlign="center" w:y="3301"/>
+                    <w:framePr w:hSpace="187" w:wrap="around" w:vAnchor="text" w:hAnchor="margin" w:xAlign="center" w:y="1"/>
                     <w:bidi w:val="0"/>
                   </w:pPr>
                   <w:r>
@@ -5309,7 +5754,7 @@
                 </w:tcPr>
                 <w:p>
                   <w:pPr>
-                    <w:framePr w:hSpace="180" w:wrap="around" w:vAnchor="page" w:hAnchor="margin" w:xAlign="center" w:y="3301"/>
+                    <w:framePr w:hSpace="187" w:wrap="around" w:vAnchor="text" w:hAnchor="margin" w:xAlign="center" w:y="1"/>
                     <w:bidi w:val="0"/>
                   </w:pPr>
                   <w:r>
@@ -5326,7 +5771,7 @@
                 </w:tcPr>
                 <w:p>
                   <w:pPr>
-                    <w:framePr w:hSpace="180" w:wrap="around" w:vAnchor="page" w:hAnchor="margin" w:xAlign="center" w:y="3301"/>
+                    <w:framePr w:hSpace="187" w:wrap="around" w:vAnchor="text" w:hAnchor="margin" w:xAlign="center" w:y="1"/>
                     <w:bidi w:val="0"/>
                   </w:pPr>
                   <w:r>
@@ -5343,7 +5788,7 @@
                 </w:tcPr>
                 <w:p>
                   <w:pPr>
-                    <w:framePr w:hSpace="180" w:wrap="around" w:vAnchor="page" w:hAnchor="margin" w:xAlign="center" w:y="3301"/>
+                    <w:framePr w:hSpace="187" w:wrap="around" w:vAnchor="text" w:hAnchor="margin" w:xAlign="center" w:y="1"/>
                     <w:bidi w:val="0"/>
                   </w:pPr>
                   <w:r>
@@ -5362,15 +5807,17 @@
                 </w:tcPr>
                 <w:p>
                   <w:pPr>
-                    <w:framePr w:hSpace="180" w:wrap="around" w:vAnchor="page" w:hAnchor="margin" w:xAlign="center" w:y="3301"/>
-                    <w:bidi w:val="0"/>
-                  </w:pPr>
+                    <w:framePr w:hSpace="187" w:wrap="around" w:vAnchor="text" w:hAnchor="margin" w:xAlign="center" w:y="1"/>
+                    <w:bidi w:val="0"/>
+                  </w:pPr>
+                  <w:proofErr w:type="spellStart"/>
                   <w:r>
                     <w:rPr>
                       <w:sz w:val="20"/>
                     </w:rPr>
                     <w:t>SIMF.ControlPanel</w:t>
                   </w:r>
+                  <w:proofErr w:type="spellEnd"/>
                 </w:p>
               </w:tc>
               <w:tc>
@@ -5379,7 +5826,7 @@
                 </w:tcPr>
                 <w:p>
                   <w:pPr>
-                    <w:framePr w:hSpace="180" w:wrap="around" w:vAnchor="page" w:hAnchor="margin" w:xAlign="center" w:y="3301"/>
+                    <w:framePr w:hSpace="187" w:wrap="around" w:vAnchor="text" w:hAnchor="margin" w:xAlign="center" w:y="1"/>
                     <w:bidi w:val="0"/>
                   </w:pPr>
                   <w:r>
@@ -5396,7 +5843,7 @@
                 </w:tcPr>
                 <w:p>
                   <w:pPr>
-                    <w:framePr w:hSpace="180" w:wrap="around" w:vAnchor="page" w:hAnchor="margin" w:xAlign="center" w:y="3301"/>
+                    <w:framePr w:hSpace="187" w:wrap="around" w:vAnchor="text" w:hAnchor="margin" w:xAlign="center" w:y="1"/>
                     <w:bidi w:val="0"/>
                   </w:pPr>
                   <w:r>
@@ -5413,7 +5860,7 @@
                 </w:tcPr>
                 <w:p>
                   <w:pPr>
-                    <w:framePr w:hSpace="180" w:wrap="around" w:vAnchor="page" w:hAnchor="margin" w:xAlign="center" w:y="3301"/>
+                    <w:framePr w:hSpace="187" w:wrap="around" w:vAnchor="text" w:hAnchor="margin" w:xAlign="center" w:y="1"/>
                     <w:bidi w:val="0"/>
                   </w:pPr>
                   <w:r>
@@ -5430,7 +5877,7 @@
                 </w:tcPr>
                 <w:p>
                   <w:pPr>
-                    <w:framePr w:hSpace="180" w:wrap="around" w:vAnchor="page" w:hAnchor="margin" w:xAlign="center" w:y="3301"/>
+                    <w:framePr w:hSpace="187" w:wrap="around" w:vAnchor="text" w:hAnchor="margin" w:xAlign="center" w:y="1"/>
                     <w:bidi w:val="0"/>
                   </w:pPr>
                   <w:r>
@@ -5449,7 +5896,7 @@
                 </w:tcPr>
                 <w:p>
                   <w:pPr>
-                    <w:framePr w:hSpace="180" w:wrap="around" w:vAnchor="page" w:hAnchor="margin" w:xAlign="center" w:y="3301"/>
+                    <w:framePr w:hSpace="187" w:wrap="around" w:vAnchor="text" w:hAnchor="margin" w:xAlign="center" w:y="1"/>
                     <w:bidi w:val="0"/>
                   </w:pPr>
                   <w:r>
@@ -5466,7 +5913,7 @@
                 </w:tcPr>
                 <w:p>
                   <w:pPr>
-                    <w:framePr w:hSpace="180" w:wrap="around" w:vAnchor="page" w:hAnchor="margin" w:xAlign="center" w:y="3301"/>
+                    <w:framePr w:hSpace="187" w:wrap="around" w:vAnchor="text" w:hAnchor="margin" w:xAlign="center" w:y="1"/>
                     <w:bidi w:val="0"/>
                   </w:pPr>
                   <w:r>
@@ -5483,7 +5930,7 @@
                 </w:tcPr>
                 <w:p>
                   <w:pPr>
-                    <w:framePr w:hSpace="180" w:wrap="around" w:vAnchor="page" w:hAnchor="margin" w:xAlign="center" w:y="3301"/>
+                    <w:framePr w:hSpace="187" w:wrap="around" w:vAnchor="text" w:hAnchor="margin" w:xAlign="center" w:y="1"/>
                     <w:bidi w:val="0"/>
                   </w:pPr>
                   <w:r>
@@ -5500,7 +5947,7 @@
                 </w:tcPr>
                 <w:p>
                   <w:pPr>
-                    <w:framePr w:hSpace="180" w:wrap="around" w:vAnchor="page" w:hAnchor="margin" w:xAlign="center" w:y="3301"/>
+                    <w:framePr w:hSpace="187" w:wrap="around" w:vAnchor="text" w:hAnchor="margin" w:xAlign="center" w:y="1"/>
                     <w:bidi w:val="0"/>
                   </w:pPr>
                   <w:r>
@@ -5517,7 +5964,7 @@
                 </w:tcPr>
                 <w:p>
                   <w:pPr>
-                    <w:framePr w:hSpace="180" w:wrap="around" w:vAnchor="page" w:hAnchor="margin" w:xAlign="center" w:y="3301"/>
+                    <w:framePr w:hSpace="187" w:wrap="around" w:vAnchor="text" w:hAnchor="margin" w:xAlign="center" w:y="1"/>
                     <w:bidi w:val="0"/>
                   </w:pPr>
                   <w:r>
@@ -5536,15 +5983,17 @@
                 </w:tcPr>
                 <w:p>
                   <w:pPr>
-                    <w:framePr w:hSpace="180" w:wrap="around" w:vAnchor="page" w:hAnchor="margin" w:xAlign="center" w:y="3301"/>
-                    <w:bidi w:val="0"/>
-                  </w:pPr>
+                    <w:framePr w:hSpace="187" w:wrap="around" w:vAnchor="text" w:hAnchor="margin" w:xAlign="center" w:y="1"/>
+                    <w:bidi w:val="0"/>
+                  </w:pPr>
+                  <w:proofErr w:type="spellStart"/>
                   <w:r>
                     <w:rPr>
                       <w:sz w:val="20"/>
                     </w:rPr>
                     <w:t>SIMF.Api</w:t>
                   </w:r>
+                  <w:proofErr w:type="spellEnd"/>
                 </w:p>
               </w:tc>
               <w:tc>
@@ -5553,7 +6002,7 @@
                 </w:tcPr>
                 <w:p>
                   <w:pPr>
-                    <w:framePr w:hSpace="180" w:wrap="around" w:vAnchor="page" w:hAnchor="margin" w:xAlign="center" w:y="3301"/>
+                    <w:framePr w:hSpace="187" w:wrap="around" w:vAnchor="text" w:hAnchor="margin" w:xAlign="center" w:y="1"/>
                     <w:bidi w:val="0"/>
                   </w:pPr>
                   <w:r>
@@ -5570,7 +6019,7 @@
                 </w:tcPr>
                 <w:p>
                   <w:pPr>
-                    <w:framePr w:hSpace="180" w:wrap="around" w:vAnchor="page" w:hAnchor="margin" w:xAlign="center" w:y="3301"/>
+                    <w:framePr w:hSpace="187" w:wrap="around" w:vAnchor="text" w:hAnchor="margin" w:xAlign="center" w:y="1"/>
                     <w:bidi w:val="0"/>
                   </w:pPr>
                   <w:r>
@@ -5587,7 +6036,7 @@
                 </w:tcPr>
                 <w:p>
                   <w:pPr>
-                    <w:framePr w:hSpace="180" w:wrap="around" w:vAnchor="page" w:hAnchor="margin" w:xAlign="center" w:y="3301"/>
+                    <w:framePr w:hSpace="187" w:wrap="around" w:vAnchor="text" w:hAnchor="margin" w:xAlign="center" w:y="1"/>
                     <w:bidi w:val="0"/>
                   </w:pPr>
                   <w:r>
@@ -5604,7 +6053,7 @@
                 </w:tcPr>
                 <w:p>
                   <w:pPr>
-                    <w:framePr w:hSpace="180" w:wrap="around" w:vAnchor="page" w:hAnchor="margin" w:xAlign="center" w:y="3301"/>
+                    <w:framePr w:hSpace="187" w:wrap="around" w:vAnchor="text" w:hAnchor="margin" w:xAlign="center" w:y="1"/>
                     <w:bidi w:val="0"/>
                   </w:pPr>
                   <w:r>
@@ -5623,7 +6072,7 @@
                 </w:tcPr>
                 <w:p>
                   <w:pPr>
-                    <w:framePr w:hSpace="180" w:wrap="around" w:vAnchor="page" w:hAnchor="margin" w:xAlign="center" w:y="3301"/>
+                    <w:framePr w:hSpace="187" w:wrap="around" w:vAnchor="text" w:hAnchor="margin" w:xAlign="center" w:y="1"/>
                     <w:bidi w:val="0"/>
                   </w:pPr>
                   <w:r>
@@ -5640,7 +6089,7 @@
                 </w:tcPr>
                 <w:p>
                   <w:pPr>
-                    <w:framePr w:hSpace="180" w:wrap="around" w:vAnchor="page" w:hAnchor="margin" w:xAlign="center" w:y="3301"/>
+                    <w:framePr w:hSpace="187" w:wrap="around" w:vAnchor="text" w:hAnchor="margin" w:xAlign="center" w:y="1"/>
                     <w:bidi w:val="0"/>
                   </w:pPr>
                   <w:r>
@@ -5657,7 +6106,7 @@
                 </w:tcPr>
                 <w:p>
                   <w:pPr>
-                    <w:framePr w:hSpace="180" w:wrap="around" w:vAnchor="page" w:hAnchor="margin" w:xAlign="center" w:y="3301"/>
+                    <w:framePr w:hSpace="187" w:wrap="around" w:vAnchor="text" w:hAnchor="margin" w:xAlign="center" w:y="1"/>
                     <w:bidi w:val="0"/>
                   </w:pPr>
                   <w:r>
@@ -5674,7 +6123,7 @@
                 </w:tcPr>
                 <w:p>
                   <w:pPr>
-                    <w:framePr w:hSpace="180" w:wrap="around" w:vAnchor="page" w:hAnchor="margin" w:xAlign="center" w:y="3301"/>
+                    <w:framePr w:hSpace="187" w:wrap="around" w:vAnchor="text" w:hAnchor="margin" w:xAlign="center" w:y="1"/>
                     <w:bidi w:val="0"/>
                   </w:pPr>
                   <w:r>
@@ -5691,7 +6140,7 @@
                 </w:tcPr>
                 <w:p>
                   <w:pPr>
-                    <w:framePr w:hSpace="180" w:wrap="around" w:vAnchor="page" w:hAnchor="margin" w:xAlign="center" w:y="3301"/>
+                    <w:framePr w:hSpace="187" w:wrap="around" w:vAnchor="text" w:hAnchor="margin" w:xAlign="center" w:y="1"/>
                     <w:bidi w:val="0"/>
                   </w:pPr>
                   <w:r>
@@ -5710,7 +6159,7 @@
                 </w:tcPr>
                 <w:p>
                   <w:pPr>
-                    <w:framePr w:hSpace="180" w:wrap="around" w:vAnchor="page" w:hAnchor="margin" w:xAlign="center" w:y="3301"/>
+                    <w:framePr w:hSpace="187" w:wrap="around" w:vAnchor="text" w:hAnchor="margin" w:xAlign="center" w:y="1"/>
                     <w:bidi w:val="0"/>
                   </w:pPr>
                   <w:r>
@@ -5727,7 +6176,7 @@
                 </w:tcPr>
                 <w:p>
                   <w:pPr>
-                    <w:framePr w:hSpace="180" w:wrap="around" w:vAnchor="page" w:hAnchor="margin" w:xAlign="center" w:y="3301"/>
+                    <w:framePr w:hSpace="187" w:wrap="around" w:vAnchor="text" w:hAnchor="margin" w:xAlign="center" w:y="1"/>
                     <w:bidi w:val="0"/>
                   </w:pPr>
                   <w:r>
@@ -5744,7 +6193,7 @@
                 </w:tcPr>
                 <w:p>
                   <w:pPr>
-                    <w:framePr w:hSpace="180" w:wrap="around" w:vAnchor="page" w:hAnchor="margin" w:xAlign="center" w:y="3301"/>
+                    <w:framePr w:hSpace="187" w:wrap="around" w:vAnchor="text" w:hAnchor="margin" w:xAlign="center" w:y="1"/>
                     <w:bidi w:val="0"/>
                   </w:pPr>
                   <w:r>
@@ -5761,7 +6210,7 @@
                 </w:tcPr>
                 <w:p>
                   <w:pPr>
-                    <w:framePr w:hSpace="180" w:wrap="around" w:vAnchor="page" w:hAnchor="margin" w:xAlign="center" w:y="3301"/>
+                    <w:framePr w:hSpace="187" w:wrap="around" w:vAnchor="text" w:hAnchor="margin" w:xAlign="center" w:y="1"/>
                     <w:bidi w:val="0"/>
                   </w:pPr>
                   <w:r>
@@ -5778,7 +6227,7 @@
                 </w:tcPr>
                 <w:p>
                   <w:pPr>
-                    <w:framePr w:hSpace="180" w:wrap="around" w:vAnchor="page" w:hAnchor="margin" w:xAlign="center" w:y="3301"/>
+                    <w:framePr w:hSpace="187" w:wrap="around" w:vAnchor="text" w:hAnchor="margin" w:xAlign="center" w:y="1"/>
                     <w:bidi w:val="0"/>
                   </w:pPr>
                   <w:r>
@@ -5797,7 +6246,7 @@
                 </w:tcPr>
                 <w:p>
                   <w:pPr>
-                    <w:framePr w:hSpace="180" w:wrap="around" w:vAnchor="page" w:hAnchor="margin" w:xAlign="center" w:y="3301"/>
+                    <w:framePr w:hSpace="187" w:wrap="around" w:vAnchor="text" w:hAnchor="margin" w:xAlign="center" w:y="1"/>
                     <w:bidi w:val="0"/>
                   </w:pPr>
                   <w:r>
@@ -5814,7 +6263,7 @@
                 </w:tcPr>
                 <w:p>
                   <w:pPr>
-                    <w:framePr w:hSpace="180" w:wrap="around" w:vAnchor="page" w:hAnchor="margin" w:xAlign="center" w:y="3301"/>
+                    <w:framePr w:hSpace="187" w:wrap="around" w:vAnchor="text" w:hAnchor="margin" w:xAlign="center" w:y="1"/>
                     <w:bidi w:val="0"/>
                   </w:pPr>
                   <w:r>
@@ -5831,7 +6280,7 @@
                 </w:tcPr>
                 <w:p>
                   <w:pPr>
-                    <w:framePr w:hSpace="180" w:wrap="around" w:vAnchor="page" w:hAnchor="margin" w:xAlign="center" w:y="3301"/>
+                    <w:framePr w:hSpace="187" w:wrap="around" w:vAnchor="text" w:hAnchor="margin" w:xAlign="center" w:y="1"/>
                     <w:bidi w:val="0"/>
                   </w:pPr>
                   <w:r>
@@ -5848,7 +6297,7 @@
                 </w:tcPr>
                 <w:p>
                   <w:pPr>
-                    <w:framePr w:hSpace="180" w:wrap="around" w:vAnchor="page" w:hAnchor="margin" w:xAlign="center" w:y="3301"/>
+                    <w:framePr w:hSpace="187" w:wrap="around" w:vAnchor="text" w:hAnchor="margin" w:xAlign="center" w:y="1"/>
                     <w:bidi w:val="0"/>
                   </w:pPr>
                   <w:r>
@@ -5865,7 +6314,7 @@
                 </w:tcPr>
                 <w:p>
                   <w:pPr>
-                    <w:framePr w:hSpace="180" w:wrap="around" w:vAnchor="page" w:hAnchor="margin" w:xAlign="center" w:y="3301"/>
+                    <w:framePr w:hSpace="187" w:wrap="around" w:vAnchor="text" w:hAnchor="margin" w:xAlign="center" w:y="1"/>
                     <w:bidi w:val="0"/>
                   </w:pPr>
                   <w:r>
@@ -5884,14 +6333,22 @@
                 </w:tcPr>
                 <w:p>
                   <w:pPr>
-                    <w:framePr w:hSpace="180" w:wrap="around" w:vAnchor="page" w:hAnchor="margin" w:xAlign="center" w:y="3301"/>
-                    <w:bidi w:val="0"/>
-                  </w:pPr>
-                  <w:r>
-                    <w:rPr>
-                      <w:sz w:val="20"/>
-                    </w:rPr>
-                    <w:t>MinIO object store</w:t>
+                    <w:framePr w:hSpace="187" w:wrap="around" w:vAnchor="text" w:hAnchor="margin" w:xAlign="center" w:y="1"/>
+                    <w:bidi w:val="0"/>
+                  </w:pPr>
+                  <w:proofErr w:type="spellStart"/>
+                  <w:r>
+                    <w:rPr>
+                      <w:sz w:val="20"/>
+                    </w:rPr>
+                    <w:t>MinIO</w:t>
+                  </w:r>
+                  <w:proofErr w:type="spellEnd"/>
+                  <w:r>
+                    <w:rPr>
+                      <w:sz w:val="20"/>
+                    </w:rPr>
+                    <w:t xml:space="preserve"> object store</w:t>
                   </w:r>
                 </w:p>
               </w:tc>
@@ -5901,7 +6358,7 @@
                 </w:tcPr>
                 <w:p>
                   <w:pPr>
-                    <w:framePr w:hSpace="180" w:wrap="around" w:vAnchor="page" w:hAnchor="margin" w:xAlign="center" w:y="3301"/>
+                    <w:framePr w:hSpace="187" w:wrap="around" w:vAnchor="text" w:hAnchor="margin" w:xAlign="center" w:y="1"/>
                     <w:bidi w:val="0"/>
                   </w:pPr>
                   <w:r>
@@ -5918,7 +6375,7 @@
                 </w:tcPr>
                 <w:p>
                   <w:pPr>
-                    <w:framePr w:hSpace="180" w:wrap="around" w:vAnchor="page" w:hAnchor="margin" w:xAlign="center" w:y="3301"/>
+                    <w:framePr w:hSpace="187" w:wrap="around" w:vAnchor="text" w:hAnchor="margin" w:xAlign="center" w:y="1"/>
                     <w:bidi w:val="0"/>
                   </w:pPr>
                   <w:r>
@@ -5935,7 +6392,7 @@
                 </w:tcPr>
                 <w:p>
                   <w:pPr>
-                    <w:framePr w:hSpace="180" w:wrap="around" w:vAnchor="page" w:hAnchor="margin" w:xAlign="center" w:y="3301"/>
+                    <w:framePr w:hSpace="187" w:wrap="around" w:vAnchor="text" w:hAnchor="margin" w:xAlign="center" w:y="1"/>
                     <w:bidi w:val="0"/>
                   </w:pPr>
                   <w:r>
@@ -5952,7 +6409,7 @@
                 </w:tcPr>
                 <w:p>
                   <w:pPr>
-                    <w:framePr w:hSpace="180" w:wrap="around" w:vAnchor="page" w:hAnchor="margin" w:xAlign="center" w:y="3301"/>
+                    <w:framePr w:hSpace="187" w:wrap="around" w:vAnchor="text" w:hAnchor="margin" w:xAlign="center" w:y="1"/>
                     <w:bidi w:val="0"/>
                   </w:pPr>
                   <w:r>
@@ -5981,23 +6438,23 @@
           <w:tbl>
             <w:tblPr>
               <w:tblStyle w:val="TableGrid"/>
-              <w:tblW w:w="5000" w:type="pct"/>
+              <w:tblW w:w="10751" w:type="dxa"/>
               <w:tblLook w:val="04A0" w:firstRow="1" w:lastRow="0" w:firstColumn="1" w:lastColumn="0" w:noHBand="0" w:noVBand="1"/>
             </w:tblPr>
             <w:tblGrid>
-              <w:gridCol w:w="2666"/>
-              <w:gridCol w:w="2666"/>
-              <w:gridCol w:w="2666"/>
-              <w:gridCol w:w="2666"/>
+              <w:gridCol w:w="2162"/>
+              <w:gridCol w:w="3235"/>
+              <w:gridCol w:w="2677"/>
+              <w:gridCol w:w="2677"/>
             </w:tblGrid>
             <w:tr>
               <w:tc>
                 <w:tcPr>
-                  <w:tcW w:w="360" w:type="dxa"/>
-                </w:tcPr>
-                <w:p>
-                  <w:pPr>
-                    <w:framePr w:hSpace="180" w:wrap="around" w:vAnchor="page" w:hAnchor="margin" w:xAlign="center" w:y="3301"/>
+                  <w:tcW w:w="2162" w:type="dxa"/>
+                </w:tcPr>
+                <w:p>
+                  <w:pPr>
+                    <w:framePr w:hSpace="187" w:wrap="around" w:vAnchor="text" w:hAnchor="margin" w:xAlign="center" w:y="1"/>
                     <w:bidi w:val="0"/>
                     <w:jc w:val="left"/>
                   </w:pPr>
@@ -6012,11 +6469,11 @@
               </w:tc>
               <w:tc>
                 <w:tcPr>
-                  <w:tcW w:w="360" w:type="dxa"/>
-                </w:tcPr>
-                <w:p>
-                  <w:pPr>
-                    <w:framePr w:hSpace="180" w:wrap="around" w:vAnchor="page" w:hAnchor="margin" w:xAlign="center" w:y="3301"/>
+                  <w:tcW w:w="3235" w:type="dxa"/>
+                </w:tcPr>
+                <w:p>
+                  <w:pPr>
+                    <w:framePr w:hSpace="187" w:wrap="around" w:vAnchor="text" w:hAnchor="margin" w:xAlign="center" w:y="1"/>
                     <w:bidi w:val="0"/>
                     <w:jc w:val="left"/>
                   </w:pPr>
@@ -6031,11 +6488,11 @@
               </w:tc>
               <w:tc>
                 <w:tcPr>
-                  <w:tcW w:w="360" w:type="dxa"/>
-                </w:tcPr>
-                <w:p>
-                  <w:pPr>
-                    <w:framePr w:hSpace="180" w:wrap="around" w:vAnchor="page" w:hAnchor="margin" w:xAlign="center" w:y="3301"/>
+                  <w:tcW w:w="2677" w:type="dxa"/>
+                </w:tcPr>
+                <w:p>
+                  <w:pPr>
+                    <w:framePr w:hSpace="187" w:wrap="around" w:vAnchor="text" w:hAnchor="margin" w:xAlign="center" w:y="1"/>
                     <w:bidi w:val="0"/>
                     <w:jc w:val="left"/>
                   </w:pPr>
@@ -6050,11 +6507,11 @@
               </w:tc>
               <w:tc>
                 <w:tcPr>
-                  <w:tcW w:w="360" w:type="dxa"/>
-                </w:tcPr>
-                <w:p>
-                  <w:pPr>
-                    <w:framePr w:hSpace="180" w:wrap="around" w:vAnchor="page" w:hAnchor="margin" w:xAlign="center" w:y="3301"/>
+                  <w:tcW w:w="2677" w:type="dxa"/>
+                </w:tcPr>
+                <w:p>
+                  <w:pPr>
+                    <w:framePr w:hSpace="187" w:wrap="around" w:vAnchor="text" w:hAnchor="margin" w:xAlign="center" w:y="1"/>
                     <w:bidi w:val="0"/>
                     <w:jc w:val="left"/>
                   </w:pPr>
@@ -6071,11 +6528,11 @@
             <w:tr>
               <w:tc>
                 <w:tcPr>
-                  <w:tcW w:w="2610" w:type="dxa"/>
-                </w:tcPr>
-                <w:p>
-                  <w:pPr>
-                    <w:framePr w:hSpace="180" w:wrap="around" w:vAnchor="page" w:hAnchor="margin" w:xAlign="center" w:y="3301"/>
+                  <w:tcW w:w="2162" w:type="dxa"/>
+                </w:tcPr>
+                <w:p>
+                  <w:pPr>
+                    <w:framePr w:hSpace="187" w:wrap="around" w:vAnchor="text" w:hAnchor="margin" w:xAlign="center" w:y="1"/>
                     <w:bidi w:val="0"/>
                     <w:jc w:val="left"/>
                   </w:pPr>
@@ -6089,11 +6546,11 @@
               </w:tc>
               <w:tc>
                 <w:tcPr>
-                  <w:tcW w:w="2610" w:type="dxa"/>
-                </w:tcPr>
-                <w:p>
-                  <w:pPr>
-                    <w:framePr w:hSpace="180" w:wrap="around" w:vAnchor="page" w:hAnchor="margin" w:xAlign="center" w:y="3301"/>
+                  <w:tcW w:w="3235" w:type="dxa"/>
+                </w:tcPr>
+                <w:p>
+                  <w:pPr>
+                    <w:framePr w:hSpace="187" w:wrap="around" w:vAnchor="text" w:hAnchor="margin" w:xAlign="center" w:y="1"/>
                     <w:bidi w:val="0"/>
                     <w:jc w:val="left"/>
                   </w:pPr>
@@ -6107,11 +6564,11 @@
               </w:tc>
               <w:tc>
                 <w:tcPr>
-                  <w:tcW w:w="2610" w:type="dxa"/>
-                </w:tcPr>
-                <w:p>
-                  <w:pPr>
-                    <w:framePr w:hSpace="180" w:wrap="around" w:vAnchor="page" w:hAnchor="margin" w:xAlign="center" w:y="3301"/>
+                  <w:tcW w:w="2677" w:type="dxa"/>
+                </w:tcPr>
+                <w:p>
+                  <w:pPr>
+                    <w:framePr w:hSpace="187" w:wrap="around" w:vAnchor="text" w:hAnchor="margin" w:xAlign="center" w:y="1"/>
                     <w:bidi w:val="0"/>
                     <w:jc w:val="left"/>
                   </w:pPr>
@@ -6125,11 +6582,11 @@
               </w:tc>
               <w:tc>
                 <w:tcPr>
-                  <w:tcW w:w="2610" w:type="dxa"/>
-                </w:tcPr>
-                <w:p>
-                  <w:pPr>
-                    <w:framePr w:hSpace="180" w:wrap="around" w:vAnchor="page" w:hAnchor="margin" w:xAlign="center" w:y="3301"/>
+                  <w:tcW w:w="2677" w:type="dxa"/>
+                </w:tcPr>
+                <w:p>
+                  <w:pPr>
+                    <w:framePr w:hSpace="187" w:wrap="around" w:vAnchor="text" w:hAnchor="margin" w:xAlign="center" w:y="1"/>
                     <w:bidi w:val="0"/>
                     <w:jc w:val="left"/>
                   </w:pPr>
@@ -6145,11 +6602,11 @@
             <w:tr>
               <w:tc>
                 <w:tcPr>
-                  <w:tcW w:w="2610" w:type="dxa"/>
-                </w:tcPr>
-                <w:p>
-                  <w:pPr>
-                    <w:framePr w:hSpace="180" w:wrap="around" w:vAnchor="page" w:hAnchor="margin" w:xAlign="center" w:y="3301"/>
+                  <w:tcW w:w="2162" w:type="dxa"/>
+                </w:tcPr>
+                <w:p>
+                  <w:pPr>
+                    <w:framePr w:hSpace="187" w:wrap="around" w:vAnchor="text" w:hAnchor="margin" w:xAlign="center" w:y="1"/>
                     <w:bidi w:val="0"/>
                     <w:jc w:val="left"/>
                   </w:pPr>
@@ -6163,11 +6620,11 @@
               </w:tc>
               <w:tc>
                 <w:tcPr>
-                  <w:tcW w:w="2610" w:type="dxa"/>
-                </w:tcPr>
-                <w:p>
-                  <w:pPr>
-                    <w:framePr w:hSpace="180" w:wrap="around" w:vAnchor="page" w:hAnchor="margin" w:xAlign="center" w:y="3301"/>
+                  <w:tcW w:w="3235" w:type="dxa"/>
+                </w:tcPr>
+                <w:p>
+                  <w:pPr>
+                    <w:framePr w:hSpace="187" w:wrap="around" w:vAnchor="text" w:hAnchor="margin" w:xAlign="center" w:y="1"/>
                     <w:bidi w:val="0"/>
                     <w:jc w:val="left"/>
                   </w:pPr>
@@ -6175,17 +6632,39 @@
                     <w:rPr>
                       <w:sz w:val="20"/>
                     </w:rPr>
-                    <w:t>Two databases, SIMF_Identity and SIMF_App</w:t>
-                  </w:r>
-                </w:p>
-              </w:tc>
-              <w:tc>
-                <w:tcPr>
-                  <w:tcW w:w="2610" w:type="dxa"/>
-                </w:tcPr>
-                <w:p>
-                  <w:pPr>
-                    <w:framePr w:hSpace="180" w:wrap="around" w:vAnchor="page" w:hAnchor="margin" w:xAlign="center" w:y="3301"/>
+                    <w:t xml:space="preserve">Two databases, </w:t>
+                  </w:r>
+                  <w:proofErr w:type="spellStart"/>
+                  <w:r>
+                    <w:rPr>
+                      <w:sz w:val="20"/>
+                    </w:rPr>
+                    <w:t>SIMF_Identity</w:t>
+                  </w:r>
+                  <w:proofErr w:type="spellEnd"/>
+                  <w:r>
+                    <w:rPr>
+                      <w:sz w:val="20"/>
+                    </w:rPr>
+                    <w:t xml:space="preserve"> and </w:t>
+                  </w:r>
+                  <w:proofErr w:type="spellStart"/>
+                  <w:r>
+                    <w:rPr>
+                      <w:sz w:val="20"/>
+                    </w:rPr>
+                    <w:t>SIMF_App</w:t>
+                  </w:r>
+                  <w:proofErr w:type="spellEnd"/>
+                </w:p>
+              </w:tc>
+              <w:tc>
+                <w:tcPr>
+                  <w:tcW w:w="2677" w:type="dxa"/>
+                </w:tcPr>
+                <w:p>
+                  <w:pPr>
+                    <w:framePr w:hSpace="187" w:wrap="around" w:vAnchor="text" w:hAnchor="margin" w:xAlign="center" w:y="1"/>
                     <w:bidi w:val="0"/>
                     <w:jc w:val="left"/>
                   </w:pPr>
@@ -6199,11 +6678,11 @@
               </w:tc>
               <w:tc>
                 <w:tcPr>
-                  <w:tcW w:w="2610" w:type="dxa"/>
-                </w:tcPr>
-                <w:p>
-                  <w:pPr>
-                    <w:framePr w:hSpace="180" w:wrap="around" w:vAnchor="page" w:hAnchor="margin" w:xAlign="center" w:y="3301"/>
+                  <w:tcW w:w="2677" w:type="dxa"/>
+                </w:tcPr>
+                <w:p>
+                  <w:pPr>
+                    <w:framePr w:hSpace="187" w:wrap="around" w:vAnchor="text" w:hAnchor="margin" w:xAlign="center" w:y="1"/>
                     <w:bidi w:val="0"/>
                     <w:jc w:val="left"/>
                   </w:pPr>
@@ -6219,11 +6698,11 @@
             <w:tr>
               <w:tc>
                 <w:tcPr>
-                  <w:tcW w:w="2610" w:type="dxa"/>
-                </w:tcPr>
-                <w:p>
-                  <w:pPr>
-                    <w:framePr w:hSpace="180" w:wrap="around" w:vAnchor="page" w:hAnchor="margin" w:xAlign="center" w:y="3301"/>
+                  <w:tcW w:w="2162" w:type="dxa"/>
+                </w:tcPr>
+                <w:p>
+                  <w:pPr>
+                    <w:framePr w:hSpace="187" w:wrap="around" w:vAnchor="text" w:hAnchor="margin" w:xAlign="center" w:y="1"/>
                     <w:bidi w:val="0"/>
                     <w:jc w:val="left"/>
                   </w:pPr>
@@ -6237,11 +6716,11 @@
               </w:tc>
               <w:tc>
                 <w:tcPr>
-                  <w:tcW w:w="2610" w:type="dxa"/>
-                </w:tcPr>
-                <w:p>
-                  <w:pPr>
-                    <w:framePr w:hSpace="180" w:wrap="around" w:vAnchor="page" w:hAnchor="margin" w:xAlign="center" w:y="3301"/>
+                  <w:tcW w:w="3235" w:type="dxa"/>
+                </w:tcPr>
+                <w:p>
+                  <w:pPr>
+                    <w:framePr w:hSpace="187" w:wrap="around" w:vAnchor="text" w:hAnchor="margin" w:xAlign="center" w:y="1"/>
                     <w:bidi w:val="0"/>
                     <w:jc w:val="left"/>
                   </w:pPr>
@@ -6255,11 +6734,11 @@
               </w:tc>
               <w:tc>
                 <w:tcPr>
-                  <w:tcW w:w="2610" w:type="dxa"/>
-                </w:tcPr>
-                <w:p>
-                  <w:pPr>
-                    <w:framePr w:hSpace="180" w:wrap="around" w:vAnchor="page" w:hAnchor="margin" w:xAlign="center" w:y="3301"/>
+                  <w:tcW w:w="2677" w:type="dxa"/>
+                </w:tcPr>
+                <w:p>
+                  <w:pPr>
+                    <w:framePr w:hSpace="187" w:wrap="around" w:vAnchor="text" w:hAnchor="margin" w:xAlign="center" w:y="1"/>
                     <w:bidi w:val="0"/>
                     <w:jc w:val="left"/>
                   </w:pPr>
@@ -6273,11 +6752,11 @@
               </w:tc>
               <w:tc>
                 <w:tcPr>
-                  <w:tcW w:w="2610" w:type="dxa"/>
-                </w:tcPr>
-                <w:p>
-                  <w:pPr>
-                    <w:framePr w:hSpace="180" w:wrap="around" w:vAnchor="page" w:hAnchor="margin" w:xAlign="center" w:y="3301"/>
+                  <w:tcW w:w="2677" w:type="dxa"/>
+                </w:tcPr>
+                <w:p>
+                  <w:pPr>
+                    <w:framePr w:hSpace="187" w:wrap="around" w:vAnchor="text" w:hAnchor="margin" w:xAlign="center" w:y="1"/>
                     <w:bidi w:val="0"/>
                     <w:jc w:val="left"/>
                   </w:pPr>
@@ -6293,11 +6772,11 @@
             <w:tr>
               <w:tc>
                 <w:tcPr>
-                  <w:tcW w:w="2610" w:type="dxa"/>
-                </w:tcPr>
-                <w:p>
-                  <w:pPr>
-                    <w:framePr w:hSpace="180" w:wrap="around" w:vAnchor="page" w:hAnchor="margin" w:xAlign="center" w:y="3301"/>
+                  <w:tcW w:w="2162" w:type="dxa"/>
+                </w:tcPr>
+                <w:p>
+                  <w:pPr>
+                    <w:framePr w:hSpace="187" w:wrap="around" w:vAnchor="text" w:hAnchor="margin" w:xAlign="center" w:y="1"/>
                     <w:bidi w:val="0"/>
                     <w:jc w:val="left"/>
                   </w:pPr>
@@ -6311,11 +6790,11 @@
               </w:tc>
               <w:tc>
                 <w:tcPr>
-                  <w:tcW w:w="2610" w:type="dxa"/>
-                </w:tcPr>
-                <w:p>
-                  <w:pPr>
-                    <w:framePr w:hSpace="180" w:wrap="around" w:vAnchor="page" w:hAnchor="margin" w:xAlign="center" w:y="3301"/>
+                  <w:tcW w:w="3235" w:type="dxa"/>
+                </w:tcPr>
+                <w:p>
+                  <w:pPr>
+                    <w:framePr w:hSpace="187" w:wrap="around" w:vAnchor="text" w:hAnchor="margin" w:xAlign="center" w:y="1"/>
                     <w:bidi w:val="0"/>
                     <w:jc w:val="left"/>
                   </w:pPr>
@@ -6329,11 +6808,11 @@
               </w:tc>
               <w:tc>
                 <w:tcPr>
-                  <w:tcW w:w="2610" w:type="dxa"/>
-                </w:tcPr>
-                <w:p>
-                  <w:pPr>
-                    <w:framePr w:hSpace="180" w:wrap="around" w:vAnchor="page" w:hAnchor="margin" w:xAlign="center" w:y="3301"/>
+                  <w:tcW w:w="2677" w:type="dxa"/>
+                </w:tcPr>
+                <w:p>
+                  <w:pPr>
+                    <w:framePr w:hSpace="187" w:wrap="around" w:vAnchor="text" w:hAnchor="margin" w:xAlign="center" w:y="1"/>
                     <w:bidi w:val="0"/>
                     <w:jc w:val="left"/>
                   </w:pPr>
@@ -6347,11 +6826,11 @@
               </w:tc>
               <w:tc>
                 <w:tcPr>
-                  <w:tcW w:w="2610" w:type="dxa"/>
-                </w:tcPr>
-                <w:p>
-                  <w:pPr>
-                    <w:framePr w:hSpace="180" w:wrap="around" w:vAnchor="page" w:hAnchor="margin" w:xAlign="center" w:y="3301"/>
+                  <w:tcW w:w="2677" w:type="dxa"/>
+                </w:tcPr>
+                <w:p>
+                  <w:pPr>
+                    <w:framePr w:hSpace="187" w:wrap="around" w:vAnchor="text" w:hAnchor="margin" w:xAlign="center" w:y="1"/>
                     <w:bidi w:val="0"/>
                     <w:jc w:val="left"/>
                   </w:pPr>
@@ -6367,11 +6846,11 @@
             <w:tr>
               <w:tc>
                 <w:tcPr>
-                  <w:tcW w:w="2610" w:type="dxa"/>
-                </w:tcPr>
-                <w:p>
-                  <w:pPr>
-                    <w:framePr w:hSpace="180" w:wrap="around" w:vAnchor="page" w:hAnchor="margin" w:xAlign="center" w:y="3301"/>
+                  <w:tcW w:w="2162" w:type="dxa"/>
+                </w:tcPr>
+                <w:p>
+                  <w:pPr>
+                    <w:framePr w:hSpace="187" w:wrap="around" w:vAnchor="text" w:hAnchor="margin" w:xAlign="center" w:y="1"/>
                     <w:bidi w:val="0"/>
                     <w:jc w:val="left"/>
                   </w:pPr>
@@ -6385,11 +6864,11 @@
               </w:tc>
               <w:tc>
                 <w:tcPr>
-                  <w:tcW w:w="2610" w:type="dxa"/>
-                </w:tcPr>
-                <w:p>
-                  <w:pPr>
-                    <w:framePr w:hSpace="180" w:wrap="around" w:vAnchor="page" w:hAnchor="margin" w:xAlign="center" w:y="3301"/>
+                  <w:tcW w:w="3235" w:type="dxa"/>
+                </w:tcPr>
+                <w:p>
+                  <w:pPr>
+                    <w:framePr w:hSpace="187" w:wrap="around" w:vAnchor="text" w:hAnchor="margin" w:xAlign="center" w:y="1"/>
                     <w:bidi w:val="0"/>
                     <w:jc w:val="left"/>
                   </w:pPr>
@@ -6403,11 +6882,11 @@
               </w:tc>
               <w:tc>
                 <w:tcPr>
-                  <w:tcW w:w="2610" w:type="dxa"/>
-                </w:tcPr>
-                <w:p>
-                  <w:pPr>
-                    <w:framePr w:hSpace="180" w:wrap="around" w:vAnchor="page" w:hAnchor="margin" w:xAlign="center" w:y="3301"/>
+                  <w:tcW w:w="2677" w:type="dxa"/>
+                </w:tcPr>
+                <w:p>
+                  <w:pPr>
+                    <w:framePr w:hSpace="187" w:wrap="around" w:vAnchor="text" w:hAnchor="margin" w:xAlign="center" w:y="1"/>
                     <w:bidi w:val="0"/>
                     <w:jc w:val="left"/>
                   </w:pPr>
@@ -6421,11 +6900,11 @@
               </w:tc>
               <w:tc>
                 <w:tcPr>
-                  <w:tcW w:w="2610" w:type="dxa"/>
-                </w:tcPr>
-                <w:p>
-                  <w:pPr>
-                    <w:framePr w:hSpace="180" w:wrap="around" w:vAnchor="page" w:hAnchor="margin" w:xAlign="center" w:y="3301"/>
+                  <w:tcW w:w="2677" w:type="dxa"/>
+                </w:tcPr>
+                <w:p>
+                  <w:pPr>
+                    <w:framePr w:hSpace="187" w:wrap="around" w:vAnchor="text" w:hAnchor="margin" w:xAlign="center" w:y="1"/>
                     <w:bidi w:val="0"/>
                     <w:jc w:val="left"/>
                   </w:pPr>
@@ -6441,11 +6920,11 @@
             <w:tr>
               <w:tc>
                 <w:tcPr>
-                  <w:tcW w:w="2610" w:type="dxa"/>
-                </w:tcPr>
-                <w:p>
-                  <w:pPr>
-                    <w:framePr w:hSpace="180" w:wrap="around" w:vAnchor="page" w:hAnchor="margin" w:xAlign="center" w:y="3301"/>
+                  <w:tcW w:w="2162" w:type="dxa"/>
+                </w:tcPr>
+                <w:p>
+                  <w:pPr>
+                    <w:framePr w:hSpace="187" w:wrap="around" w:vAnchor="text" w:hAnchor="margin" w:xAlign="center" w:y="1"/>
                     <w:bidi w:val="0"/>
                     <w:jc w:val="left"/>
                   </w:pPr>
@@ -6459,11 +6938,11 @@
               </w:tc>
               <w:tc>
                 <w:tcPr>
-                  <w:tcW w:w="2610" w:type="dxa"/>
-                </w:tcPr>
-                <w:p>
-                  <w:pPr>
-                    <w:framePr w:hSpace="180" w:wrap="around" w:vAnchor="page" w:hAnchor="margin" w:xAlign="center" w:y="3301"/>
+                  <w:tcW w:w="3235" w:type="dxa"/>
+                </w:tcPr>
+                <w:p>
+                  <w:pPr>
+                    <w:framePr w:hSpace="187" w:wrap="around" w:vAnchor="text" w:hAnchor="margin" w:xAlign="center" w:y="1"/>
                     <w:bidi w:val="0"/>
                     <w:jc w:val="left"/>
                   </w:pPr>
@@ -6477,11 +6956,11 @@
               </w:tc>
               <w:tc>
                 <w:tcPr>
-                  <w:tcW w:w="2610" w:type="dxa"/>
-                </w:tcPr>
-                <w:p>
-                  <w:pPr>
-                    <w:framePr w:hSpace="180" w:wrap="around" w:vAnchor="page" w:hAnchor="margin" w:xAlign="center" w:y="3301"/>
+                  <w:tcW w:w="2677" w:type="dxa"/>
+                </w:tcPr>
+                <w:p>
+                  <w:pPr>
+                    <w:framePr w:hSpace="187" w:wrap="around" w:vAnchor="text" w:hAnchor="margin" w:xAlign="center" w:y="1"/>
                     <w:bidi w:val="0"/>
                     <w:jc w:val="left"/>
                   </w:pPr>
@@ -6495,11 +6974,11 @@
               </w:tc>
               <w:tc>
                 <w:tcPr>
-                  <w:tcW w:w="2610" w:type="dxa"/>
-                </w:tcPr>
-                <w:p>
-                  <w:pPr>
-                    <w:framePr w:hSpace="180" w:wrap="around" w:vAnchor="page" w:hAnchor="margin" w:xAlign="center" w:y="3301"/>
+                  <w:tcW w:w="2677" w:type="dxa"/>
+                </w:tcPr>
+                <w:p>
+                  <w:pPr>
+                    <w:framePr w:hSpace="187" w:wrap="around" w:vAnchor="text" w:hAnchor="margin" w:xAlign="center" w:y="1"/>
                     <w:bidi w:val="0"/>
                     <w:jc w:val="left"/>
                   </w:pPr>
@@ -6515,11 +6994,11 @@
             <w:tr>
               <w:tc>
                 <w:tcPr>
-                  <w:tcW w:w="2610" w:type="dxa"/>
-                </w:tcPr>
-                <w:p>
-                  <w:pPr>
-                    <w:framePr w:hSpace="180" w:wrap="around" w:vAnchor="page" w:hAnchor="margin" w:xAlign="center" w:y="3301"/>
+                  <w:tcW w:w="2162" w:type="dxa"/>
+                </w:tcPr>
+                <w:p>
+                  <w:pPr>
+                    <w:framePr w:hSpace="187" w:wrap="around" w:vAnchor="text" w:hAnchor="margin" w:xAlign="center" w:y="1"/>
                     <w:bidi w:val="0"/>
                     <w:jc w:val="left"/>
                   </w:pPr>
@@ -6527,18 +7006,17 @@
                     <w:rPr>
                       <w:sz w:val="20"/>
                     </w:rPr>
-                    <w:lastRenderedPageBreak/>
                     <w:t>Scheduled work</w:t>
                   </w:r>
                 </w:p>
               </w:tc>
               <w:tc>
                 <w:tcPr>
-                  <w:tcW w:w="2610" w:type="dxa"/>
-                </w:tcPr>
-                <w:p>
-                  <w:pPr>
-                    <w:framePr w:hSpace="180" w:wrap="around" w:vAnchor="page" w:hAnchor="margin" w:xAlign="center" w:y="3301"/>
+                  <w:tcW w:w="3235" w:type="dxa"/>
+                </w:tcPr>
+                <w:p>
+                  <w:pPr>
+                    <w:framePr w:hSpace="187" w:wrap="around" w:vAnchor="text" w:hAnchor="margin" w:xAlign="center" w:y="1"/>
                     <w:bidi w:val="0"/>
                     <w:jc w:val="left"/>
                   </w:pPr>
@@ -6552,11 +7030,11 @@
               </w:tc>
               <w:tc>
                 <w:tcPr>
-                  <w:tcW w:w="2610" w:type="dxa"/>
-                </w:tcPr>
-                <w:p>
-                  <w:pPr>
-                    <w:framePr w:hSpace="180" w:wrap="around" w:vAnchor="page" w:hAnchor="margin" w:xAlign="center" w:y="3301"/>
+                  <w:tcW w:w="2677" w:type="dxa"/>
+                </w:tcPr>
+                <w:p>
+                  <w:pPr>
+                    <w:framePr w:hSpace="187" w:wrap="around" w:vAnchor="text" w:hAnchor="margin" w:xAlign="center" w:y="1"/>
                     <w:bidi w:val="0"/>
                     <w:jc w:val="left"/>
                   </w:pPr>
@@ -6570,11 +7048,11 @@
               </w:tc>
               <w:tc>
                 <w:tcPr>
-                  <w:tcW w:w="2610" w:type="dxa"/>
-                </w:tcPr>
-                <w:p>
-                  <w:pPr>
-                    <w:framePr w:hSpace="180" w:wrap="around" w:vAnchor="page" w:hAnchor="margin" w:xAlign="center" w:y="3301"/>
+                  <w:tcW w:w="2677" w:type="dxa"/>
+                </w:tcPr>
+                <w:p>
+                  <w:pPr>
+                    <w:framePr w:hSpace="187" w:wrap="around" w:vAnchor="text" w:hAnchor="margin" w:xAlign="center" w:y="1"/>
                     <w:bidi w:val="0"/>
                     <w:jc w:val="left"/>
                   </w:pPr>
@@ -6590,11 +7068,11 @@
             <w:tr>
               <w:tc>
                 <w:tcPr>
-                  <w:tcW w:w="2610" w:type="dxa"/>
-                </w:tcPr>
-                <w:p>
-                  <w:pPr>
-                    <w:framePr w:hSpace="180" w:wrap="around" w:vAnchor="page" w:hAnchor="margin" w:xAlign="center" w:y="3301"/>
+                  <w:tcW w:w="2162" w:type="dxa"/>
+                </w:tcPr>
+                <w:p>
+                  <w:pPr>
+                    <w:framePr w:hSpace="187" w:wrap="around" w:vAnchor="text" w:hAnchor="margin" w:xAlign="center" w:y="1"/>
                     <w:bidi w:val="0"/>
                     <w:jc w:val="left"/>
                   </w:pPr>
@@ -6602,17 +7080,18 @@
                     <w:rPr>
                       <w:sz w:val="20"/>
                     </w:rPr>
+                    <w:lastRenderedPageBreak/>
                     <w:t>Identity</w:t>
                   </w:r>
                 </w:p>
               </w:tc>
               <w:tc>
                 <w:tcPr>
-                  <w:tcW w:w="2610" w:type="dxa"/>
-                </w:tcPr>
-                <w:p>
-                  <w:pPr>
-                    <w:framePr w:hSpace="180" w:wrap="around" w:vAnchor="page" w:hAnchor="margin" w:xAlign="center" w:y="3301"/>
+                  <w:tcW w:w="3235" w:type="dxa"/>
+                </w:tcPr>
+                <w:p>
+                  <w:pPr>
+                    <w:framePr w:hSpace="187" w:wrap="around" w:vAnchor="text" w:hAnchor="margin" w:xAlign="center" w:y="1"/>
                     <w:bidi w:val="0"/>
                     <w:jc w:val="left"/>
                   </w:pPr>
@@ -6626,11 +7105,11 @@
               </w:tc>
               <w:tc>
                 <w:tcPr>
-                  <w:tcW w:w="2610" w:type="dxa"/>
-                </w:tcPr>
-                <w:p>
-                  <w:pPr>
-                    <w:framePr w:hSpace="180" w:wrap="around" w:vAnchor="page" w:hAnchor="margin" w:xAlign="center" w:y="3301"/>
+                  <w:tcW w:w="2677" w:type="dxa"/>
+                </w:tcPr>
+                <w:p>
+                  <w:pPr>
+                    <w:framePr w:hSpace="187" w:wrap="around" w:vAnchor="text" w:hAnchor="margin" w:xAlign="center" w:y="1"/>
                     <w:bidi w:val="0"/>
                     <w:jc w:val="left"/>
                   </w:pPr>
@@ -6644,11 +7123,11 @@
               </w:tc>
               <w:tc>
                 <w:tcPr>
-                  <w:tcW w:w="2610" w:type="dxa"/>
-                </w:tcPr>
-                <w:p>
-                  <w:pPr>
-                    <w:framePr w:hSpace="180" w:wrap="around" w:vAnchor="page" w:hAnchor="margin" w:xAlign="center" w:y="3301"/>
+                  <w:tcW w:w="2677" w:type="dxa"/>
+                </w:tcPr>
+                <w:p>
+                  <w:pPr>
+                    <w:framePr w:hSpace="187" w:wrap="around" w:vAnchor="text" w:hAnchor="margin" w:xAlign="center" w:y="1"/>
                     <w:bidi w:val="0"/>
                     <w:jc w:val="left"/>
                   </w:pPr>
@@ -6664,11 +7143,11 @@
             <w:tr>
               <w:tc>
                 <w:tcPr>
-                  <w:tcW w:w="2610" w:type="dxa"/>
-                </w:tcPr>
-                <w:p>
-                  <w:pPr>
-                    <w:framePr w:hSpace="180" w:wrap="around" w:vAnchor="page" w:hAnchor="margin" w:xAlign="center" w:y="3301"/>
+                  <w:tcW w:w="2162" w:type="dxa"/>
+                </w:tcPr>
+                <w:p>
+                  <w:pPr>
+                    <w:framePr w:hSpace="187" w:wrap="around" w:vAnchor="text" w:hAnchor="margin" w:xAlign="center" w:y="1"/>
                     <w:bidi w:val="0"/>
                     <w:jc w:val="left"/>
                   </w:pPr>
@@ -6682,11 +7161,11 @@
               </w:tc>
               <w:tc>
                 <w:tcPr>
-                  <w:tcW w:w="2610" w:type="dxa"/>
-                </w:tcPr>
-                <w:p>
-                  <w:pPr>
-                    <w:framePr w:hSpace="180" w:wrap="around" w:vAnchor="page" w:hAnchor="margin" w:xAlign="center" w:y="3301"/>
+                  <w:tcW w:w="3235" w:type="dxa"/>
+                </w:tcPr>
+                <w:p>
+                  <w:pPr>
+                    <w:framePr w:hSpace="187" w:wrap="around" w:vAnchor="text" w:hAnchor="margin" w:xAlign="center" w:y="1"/>
                     <w:bidi w:val="0"/>
                     <w:jc w:val="left"/>
                   </w:pPr>
@@ -6700,11 +7179,11 @@
               </w:tc>
               <w:tc>
                 <w:tcPr>
-                  <w:tcW w:w="2610" w:type="dxa"/>
-                </w:tcPr>
-                <w:p>
-                  <w:pPr>
-                    <w:framePr w:hSpace="180" w:wrap="around" w:vAnchor="page" w:hAnchor="margin" w:xAlign="center" w:y="3301"/>
+                  <w:tcW w:w="2677" w:type="dxa"/>
+                </w:tcPr>
+                <w:p>
+                  <w:pPr>
+                    <w:framePr w:hSpace="187" w:wrap="around" w:vAnchor="text" w:hAnchor="margin" w:xAlign="center" w:y="1"/>
                     <w:bidi w:val="0"/>
                     <w:jc w:val="left"/>
                   </w:pPr>
@@ -6718,11 +7197,11 @@
               </w:tc>
               <w:tc>
                 <w:tcPr>
-                  <w:tcW w:w="2610" w:type="dxa"/>
-                </w:tcPr>
-                <w:p>
-                  <w:pPr>
-                    <w:framePr w:hSpace="180" w:wrap="around" w:vAnchor="page" w:hAnchor="margin" w:xAlign="center" w:y="3301"/>
+                  <w:tcW w:w="2677" w:type="dxa"/>
+                </w:tcPr>
+                <w:p>
+                  <w:pPr>
+                    <w:framePr w:hSpace="187" w:wrap="around" w:vAnchor="text" w:hAnchor="margin" w:xAlign="center" w:y="1"/>
                     <w:bidi w:val="0"/>
                     <w:jc w:val="left"/>
                   </w:pPr>
@@ -6736,8 +7215,14 @@
               </w:tc>
             </w:tr>
           </w:tbl>
-          <w:p/>
-          <w:p/>
+          <w:p>
+            <w:pPr>
+              <w:rPr>
+                <w:sz w:val="16"/>
+                <w:szCs w:val="16"/>
+              </w:rPr>
+            </w:pPr>
+          </w:p>
         </w:tc>
       </w:tr>
       <w:tr>
@@ -6804,7 +7289,21 @@
               <w:rPr>
                 <w:sz w:val="20"/>
               </w:rPr>
-              <w:t>•  Mobile application: Flutter on iOS and Android, serving attendees. It reaches the backend through SIMF.MobileEdge rather than directly.</w:t>
+              <w:t xml:space="preserve">•  Mobile application: Flutter on iOS and Android, serving attendees. It reaches the backend through </w:t>
+            </w:r>
+            <w:proofErr w:type="spellStart"/>
+            <w:r>
+              <w:rPr>
+                <w:sz w:val="20"/>
+              </w:rPr>
+              <w:t>SIMF.MobileEdge</w:t>
+            </w:r>
+            <w:proofErr w:type="spellEnd"/>
+            <w:r>
+              <w:rPr>
+                <w:sz w:val="20"/>
+              </w:rPr>
+              <w:t xml:space="preserve"> rather than directly.</w:t>
             </w:r>
           </w:p>
           <w:p>
@@ -6815,7 +7314,21 @@
               <w:rPr>
                 <w:sz w:val="20"/>
               </w:rPr>
-              <w:t>•  Control Panel: Blazor Server with the SIMF.Components library, serving administrators.</w:t>
+              <w:t xml:space="preserve">•  Control Panel: Blazor Server with the </w:t>
+            </w:r>
+            <w:proofErr w:type="spellStart"/>
+            <w:r>
+              <w:rPr>
+                <w:sz w:val="20"/>
+              </w:rPr>
+              <w:t>SIMF.Components</w:t>
+            </w:r>
+            <w:proofErr w:type="spellEnd"/>
+            <w:r>
+              <w:rPr>
+                <w:sz w:val="20"/>
+              </w:rPr>
+              <w:t xml:space="preserve"> library, serving administrators.</w:t>
             </w:r>
           </w:p>
           <w:p>
@@ -6826,7 +7339,21 @@
               <w:rPr>
                 <w:sz w:val="20"/>
               </w:rPr>
-              <w:t>•  Public website: Blazor SSR, carrying forum and programme information. It has no sign-in, registration or account page and persists no personal data. Two pages differ. The visitor assistant relays question text to the artificial intelligence service without retaining identity. A meeting-confirmation link is private to one speaker.</w:t>
+              <w:t xml:space="preserve">•  Public website: Blazor SSR, carrying forum and </w:t>
+            </w:r>
+            <w:proofErr w:type="spellStart"/>
+            <w:r>
+              <w:rPr>
+                <w:sz w:val="20"/>
+              </w:rPr>
+              <w:t>programme</w:t>
+            </w:r>
+            <w:proofErr w:type="spellEnd"/>
+            <w:r>
+              <w:rPr>
+                <w:sz w:val="20"/>
+              </w:rPr>
+              <w:t xml:space="preserve"> information. It has no sign-in, registration or account page and persists no personal data. Two pages differ. The visitor assistant relays question text to the artificial intelligence service without retaining identity. A meeting-confirmation link is private to one speaker.</w:t>
             </w:r>
           </w:p>
           <w:p>
@@ -6837,7 +7364,21 @@
               <w:rPr>
                 <w:sz w:val="20"/>
               </w:rPr>
-              <w:t>•  Badge desk: SIMF.BadgeDesk, a WinForms application that prints badges on site. It works offline with no database connection, uploading each shift over one batch endpoint on the administration surface.</w:t>
+              <w:t xml:space="preserve">•  Badge desk: </w:t>
+            </w:r>
+            <w:proofErr w:type="spellStart"/>
+            <w:r>
+              <w:rPr>
+                <w:sz w:val="20"/>
+              </w:rPr>
+              <w:t>SIMF.BadgeDesk</w:t>
+            </w:r>
+            <w:proofErr w:type="spellEnd"/>
+            <w:r>
+              <w:rPr>
+                <w:sz w:val="20"/>
+              </w:rPr>
+              <w:t>, a WinForms application that prints badges on site. It works offline with no database connection, uploading each shift over one batch endpoint on the administration surface.</w:t>
             </w:r>
           </w:p>
           <w:p>
@@ -6861,13 +7402,77 @@
               <w:rPr>
                 <w:sz w:val="20"/>
               </w:rPr>
-              <w:t xml:space="preserve">The backend is one process in four layers. SIMF.Api is the boundary, holding endpoints, middleware, authentication and authorisation policies. SIMF.Application holds use-case orchestration and the service abstractions. SIMF.Infrastructure implements those abstractions, covering persistence, storage, e-mail, identity and the audit interceptors. </w:t>
-            </w:r>
-            <w:r>
-              <w:rPr>
-                <w:sz w:val="20"/>
-              </w:rPr>
-              <w:t>SIMF.Domain holds entities, aggregates, enumerations and rules, carries no framework dependency and depends on no other layer. Dependencies run inwards, from the boundary towards the domain.</w:t>
+              <w:t xml:space="preserve">The backend is one process in four layers. </w:t>
+            </w:r>
+            <w:proofErr w:type="spellStart"/>
+            <w:r>
+              <w:rPr>
+                <w:sz w:val="20"/>
+              </w:rPr>
+              <w:t>SIMF.Api</w:t>
+            </w:r>
+            <w:proofErr w:type="spellEnd"/>
+            <w:r>
+              <w:rPr>
+                <w:sz w:val="20"/>
+              </w:rPr>
+              <w:t xml:space="preserve"> is the boundary, holding endpoints, middleware, authentication and </w:t>
+            </w:r>
+            <w:proofErr w:type="spellStart"/>
+            <w:r>
+              <w:rPr>
+                <w:sz w:val="20"/>
+              </w:rPr>
+              <w:t>authorisation</w:t>
+            </w:r>
+            <w:proofErr w:type="spellEnd"/>
+            <w:r>
+              <w:rPr>
+                <w:sz w:val="20"/>
+              </w:rPr>
+              <w:t xml:space="preserve"> policies. </w:t>
+            </w:r>
+            <w:proofErr w:type="spellStart"/>
+            <w:r>
+              <w:rPr>
+                <w:sz w:val="20"/>
+              </w:rPr>
+              <w:t>SIMF.Application</w:t>
+            </w:r>
+            <w:proofErr w:type="spellEnd"/>
+            <w:r>
+              <w:rPr>
+                <w:sz w:val="20"/>
+              </w:rPr>
+              <w:t xml:space="preserve"> holds use-case orchestration and the service abstractions. </w:t>
+            </w:r>
+            <w:proofErr w:type="spellStart"/>
+            <w:r>
+              <w:rPr>
+                <w:sz w:val="20"/>
+              </w:rPr>
+              <w:t>SIMF.Infrastructure</w:t>
+            </w:r>
+            <w:proofErr w:type="spellEnd"/>
+            <w:r>
+              <w:rPr>
+                <w:sz w:val="20"/>
+              </w:rPr>
+              <w:t xml:space="preserve"> implements those abstractions, covering persistence, storage, e-mail, identity and the audit interceptors. </w:t>
+            </w:r>
+            <w:proofErr w:type="spellStart"/>
+            <w:r>
+              <w:rPr>
+                <w:sz w:val="20"/>
+              </w:rPr>
+              <w:t>SIMF.Domain</w:t>
+            </w:r>
+            <w:proofErr w:type="spellEnd"/>
+            <w:r>
+              <w:rPr>
+                <w:sz w:val="20"/>
+              </w:rPr>
+              <w:t xml:space="preserve"> holds entities, aggregates, enumerations and rules, carries no framework dependency and depends on no other layer. Dependencies run inwards, from the boundary towards the domain.</w:t>
             </w:r>
           </w:p>
           <w:p>
@@ -6897,22 +7502,22 @@
           <w:tbl>
             <w:tblPr>
               <w:tblStyle w:val="TableGrid"/>
-              <w:tblW w:w="5000" w:type="pct"/>
+              <w:tblW w:w="10706" w:type="dxa"/>
               <w:tblLook w:val="04A0" w:firstRow="1" w:lastRow="0" w:firstColumn="1" w:lastColumn="0" w:noHBand="0" w:noVBand="1"/>
             </w:tblPr>
             <w:tblGrid>
-              <w:gridCol w:w="3554"/>
-              <w:gridCol w:w="3555"/>
-              <w:gridCol w:w="3555"/>
+              <w:gridCol w:w="1624"/>
+              <w:gridCol w:w="4591"/>
+              <w:gridCol w:w="4491"/>
             </w:tblGrid>
             <w:tr>
               <w:tc>
                 <w:tcPr>
-                  <w:tcW w:w="480" w:type="dxa"/>
-                </w:tcPr>
-                <w:p>
-                  <w:pPr>
-                    <w:framePr w:hSpace="180" w:wrap="around" w:vAnchor="page" w:hAnchor="margin" w:xAlign="center" w:y="3301"/>
+                  <w:tcW w:w="1624" w:type="dxa"/>
+                </w:tcPr>
+                <w:p>
+                  <w:pPr>
+                    <w:framePr w:hSpace="187" w:wrap="around" w:vAnchor="text" w:hAnchor="margin" w:xAlign="center" w:y="1"/>
                     <w:bidi w:val="0"/>
                   </w:pPr>
                   <w:r>
@@ -6926,11 +7531,11 @@
               </w:tc>
               <w:tc>
                 <w:tcPr>
-                  <w:tcW w:w="480" w:type="dxa"/>
-                </w:tcPr>
-                <w:p>
-                  <w:pPr>
-                    <w:framePr w:hSpace="180" w:wrap="around" w:vAnchor="page" w:hAnchor="margin" w:xAlign="center" w:y="3301"/>
+                  <w:tcW w:w="4591" w:type="dxa"/>
+                </w:tcPr>
+                <w:p>
+                  <w:pPr>
+                    <w:framePr w:hSpace="187" w:wrap="around" w:vAnchor="text" w:hAnchor="margin" w:xAlign="center" w:y="1"/>
                     <w:bidi w:val="0"/>
                   </w:pPr>
                   <w:r>
@@ -6944,11 +7549,11 @@
               </w:tc>
               <w:tc>
                 <w:tcPr>
-                  <w:tcW w:w="480" w:type="dxa"/>
-                </w:tcPr>
-                <w:p>
-                  <w:pPr>
-                    <w:framePr w:hSpace="180" w:wrap="around" w:vAnchor="page" w:hAnchor="margin" w:xAlign="center" w:y="3301"/>
+                  <w:tcW w:w="4491" w:type="dxa"/>
+                </w:tcPr>
+                <w:p>
+                  <w:pPr>
+                    <w:framePr w:hSpace="187" w:wrap="around" w:vAnchor="text" w:hAnchor="margin" w:xAlign="center" w:y="1"/>
                     <w:bidi w:val="0"/>
                   </w:pPr>
                   <w:r>
@@ -6964,11 +7569,11 @@
             <w:tr>
               <w:tc>
                 <w:tcPr>
-                  <w:tcW w:w="3480" w:type="dxa"/>
-                </w:tcPr>
-                <w:p>
-                  <w:pPr>
-                    <w:framePr w:hSpace="180" w:wrap="around" w:vAnchor="page" w:hAnchor="margin" w:xAlign="center" w:y="3301"/>
+                  <w:tcW w:w="1624" w:type="dxa"/>
+                </w:tcPr>
+                <w:p>
+                  <w:pPr>
+                    <w:framePr w:hSpace="187" w:wrap="around" w:vAnchor="text" w:hAnchor="margin" w:xAlign="center" w:y="1"/>
                     <w:bidi w:val="0"/>
                   </w:pPr>
                   <w:r>
@@ -6981,11 +7586,11 @@
               </w:tc>
               <w:tc>
                 <w:tcPr>
-                  <w:tcW w:w="3480" w:type="dxa"/>
-                </w:tcPr>
-                <w:p>
-                  <w:pPr>
-                    <w:framePr w:hSpace="180" w:wrap="around" w:vAnchor="page" w:hAnchor="margin" w:xAlign="center" w:y="3301"/>
+                  <w:tcW w:w="4591" w:type="dxa"/>
+                </w:tcPr>
+                <w:p>
+                  <w:pPr>
+                    <w:framePr w:hSpace="187" w:wrap="around" w:vAnchor="text" w:hAnchor="margin" w:xAlign="center" w:y="1"/>
                     <w:bidi w:val="0"/>
                   </w:pPr>
                   <w:r>
@@ -6998,11 +7603,11 @@
               </w:tc>
               <w:tc>
                 <w:tcPr>
-                  <w:tcW w:w="3480" w:type="dxa"/>
-                </w:tcPr>
-                <w:p>
-                  <w:pPr>
-                    <w:framePr w:hSpace="180" w:wrap="around" w:vAnchor="page" w:hAnchor="margin" w:xAlign="center" w:y="3301"/>
+                  <w:tcW w:w="4491" w:type="dxa"/>
+                </w:tcPr>
+                <w:p>
+                  <w:pPr>
+                    <w:framePr w:hSpace="187" w:wrap="around" w:vAnchor="text" w:hAnchor="margin" w:xAlign="center" w:y="1"/>
                     <w:bidi w:val="0"/>
                   </w:pPr>
                   <w:r>
@@ -7017,11 +7622,11 @@
             <w:tr>
               <w:tc>
                 <w:tcPr>
-                  <w:tcW w:w="3480" w:type="dxa"/>
-                </w:tcPr>
-                <w:p>
-                  <w:pPr>
-                    <w:framePr w:hSpace="180" w:wrap="around" w:vAnchor="page" w:hAnchor="margin" w:xAlign="center" w:y="3301"/>
+                  <w:tcW w:w="1624" w:type="dxa"/>
+                </w:tcPr>
+                <w:p>
+                  <w:pPr>
+                    <w:framePr w:hSpace="187" w:wrap="around" w:vAnchor="text" w:hAnchor="margin" w:xAlign="center" w:y="1"/>
                     <w:bidi w:val="0"/>
                   </w:pPr>
                   <w:r>
@@ -7034,11 +7639,11 @@
               </w:tc>
               <w:tc>
                 <w:tcPr>
-                  <w:tcW w:w="3480" w:type="dxa"/>
-                </w:tcPr>
-                <w:p>
-                  <w:pPr>
-                    <w:framePr w:hSpace="180" w:wrap="around" w:vAnchor="page" w:hAnchor="margin" w:xAlign="center" w:y="3301"/>
+                  <w:tcW w:w="4591" w:type="dxa"/>
+                </w:tcPr>
+                <w:p>
+                  <w:pPr>
+                    <w:framePr w:hSpace="187" w:wrap="around" w:vAnchor="text" w:hAnchor="margin" w:xAlign="center" w:y="1"/>
                     <w:bidi w:val="0"/>
                   </w:pPr>
                   <w:r>
@@ -7051,11 +7656,11 @@
               </w:tc>
               <w:tc>
                 <w:tcPr>
-                  <w:tcW w:w="3480" w:type="dxa"/>
-                </w:tcPr>
-                <w:p>
-                  <w:pPr>
-                    <w:framePr w:hSpace="180" w:wrap="around" w:vAnchor="page" w:hAnchor="margin" w:xAlign="center" w:y="3301"/>
+                  <w:tcW w:w="4491" w:type="dxa"/>
+                </w:tcPr>
+                <w:p>
+                  <w:pPr>
+                    <w:framePr w:hSpace="187" w:wrap="around" w:vAnchor="text" w:hAnchor="margin" w:xAlign="center" w:y="1"/>
                     <w:bidi w:val="0"/>
                   </w:pPr>
                   <w:r>
@@ -7070,11 +7675,11 @@
             <w:tr>
               <w:tc>
                 <w:tcPr>
-                  <w:tcW w:w="3480" w:type="dxa"/>
-                </w:tcPr>
-                <w:p>
-                  <w:pPr>
-                    <w:framePr w:hSpace="180" w:wrap="around" w:vAnchor="page" w:hAnchor="margin" w:xAlign="center" w:y="3301"/>
+                  <w:tcW w:w="1624" w:type="dxa"/>
+                </w:tcPr>
+                <w:p>
+                  <w:pPr>
+                    <w:framePr w:hSpace="187" w:wrap="around" w:vAnchor="text" w:hAnchor="margin" w:xAlign="center" w:y="1"/>
                     <w:bidi w:val="0"/>
                   </w:pPr>
                   <w:r>
@@ -7087,11 +7692,11 @@
               </w:tc>
               <w:tc>
                 <w:tcPr>
-                  <w:tcW w:w="3480" w:type="dxa"/>
-                </w:tcPr>
-                <w:p>
-                  <w:pPr>
-                    <w:framePr w:hSpace="180" w:wrap="around" w:vAnchor="page" w:hAnchor="margin" w:xAlign="center" w:y="3301"/>
+                  <w:tcW w:w="4591" w:type="dxa"/>
+                </w:tcPr>
+                <w:p>
+                  <w:pPr>
+                    <w:framePr w:hSpace="187" w:wrap="around" w:vAnchor="text" w:hAnchor="margin" w:xAlign="center" w:y="1"/>
                     <w:bidi w:val="0"/>
                   </w:pPr>
                   <w:r>
@@ -7104,11 +7709,11 @@
               </w:tc>
               <w:tc>
                 <w:tcPr>
-                  <w:tcW w:w="3480" w:type="dxa"/>
-                </w:tcPr>
-                <w:p>
-                  <w:pPr>
-                    <w:framePr w:hSpace="180" w:wrap="around" w:vAnchor="page" w:hAnchor="margin" w:xAlign="center" w:y="3301"/>
+                  <w:tcW w:w="4491" w:type="dxa"/>
+                </w:tcPr>
+                <w:p>
+                  <w:pPr>
+                    <w:framePr w:hSpace="187" w:wrap="around" w:vAnchor="text" w:hAnchor="margin" w:xAlign="center" w:y="1"/>
                     <w:bidi w:val="0"/>
                   </w:pPr>
                   <w:r>
@@ -7123,29 +7728,28 @@
             <w:tr>
               <w:tc>
                 <w:tcPr>
-                  <w:tcW w:w="3480" w:type="dxa"/>
-                </w:tcPr>
-                <w:p>
-                  <w:pPr>
-                    <w:framePr w:hSpace="180" w:wrap="around" w:vAnchor="page" w:hAnchor="margin" w:xAlign="center" w:y="3301"/>
-                    <w:bidi w:val="0"/>
-                  </w:pPr>
-                  <w:r>
-                    <w:rPr>
-                      <w:sz w:val="20"/>
-                    </w:rPr>
-                    <w:lastRenderedPageBreak/>
+                  <w:tcW w:w="1624" w:type="dxa"/>
+                </w:tcPr>
+                <w:p>
+                  <w:pPr>
+                    <w:framePr w:hSpace="187" w:wrap="around" w:vAnchor="text" w:hAnchor="margin" w:xAlign="center" w:y="1"/>
+                    <w:bidi w:val="0"/>
+                  </w:pPr>
+                  <w:r>
+                    <w:rPr>
+                      <w:sz w:val="20"/>
+                    </w:rPr>
                     <w:t>Content</w:t>
                   </w:r>
                 </w:p>
               </w:tc>
               <w:tc>
                 <w:tcPr>
-                  <w:tcW w:w="3480" w:type="dxa"/>
-                </w:tcPr>
-                <w:p>
-                  <w:pPr>
-                    <w:framePr w:hSpace="180" w:wrap="around" w:vAnchor="page" w:hAnchor="margin" w:xAlign="center" w:y="3301"/>
+                  <w:tcW w:w="4591" w:type="dxa"/>
+                </w:tcPr>
+                <w:p>
+                  <w:pPr>
+                    <w:framePr w:hSpace="187" w:wrap="around" w:vAnchor="text" w:hAnchor="margin" w:xAlign="center" w:y="1"/>
                     <w:bidi w:val="0"/>
                   </w:pPr>
                   <w:r>
@@ -7158,11 +7762,11 @@
               </w:tc>
               <w:tc>
                 <w:tcPr>
-                  <w:tcW w:w="3480" w:type="dxa"/>
-                </w:tcPr>
-                <w:p>
-                  <w:pPr>
-                    <w:framePr w:hSpace="180" w:wrap="around" w:vAnchor="page" w:hAnchor="margin" w:xAlign="center" w:y="3301"/>
+                  <w:tcW w:w="4491" w:type="dxa"/>
+                </w:tcPr>
+                <w:p>
+                  <w:pPr>
+                    <w:framePr w:hSpace="187" w:wrap="around" w:vAnchor="text" w:hAnchor="margin" w:xAlign="center" w:y="1"/>
                     <w:bidi w:val="0"/>
                   </w:pPr>
                   <w:r>
@@ -7177,11 +7781,11 @@
             <w:tr>
               <w:tc>
                 <w:tcPr>
-                  <w:tcW w:w="3480" w:type="dxa"/>
-                </w:tcPr>
-                <w:p>
-                  <w:pPr>
-                    <w:framePr w:hSpace="180" w:wrap="around" w:vAnchor="page" w:hAnchor="margin" w:xAlign="center" w:y="3301"/>
+                  <w:tcW w:w="1624" w:type="dxa"/>
+                </w:tcPr>
+                <w:p>
+                  <w:pPr>
+                    <w:framePr w:hSpace="187" w:wrap="around" w:vAnchor="text" w:hAnchor="margin" w:xAlign="center" w:y="1"/>
                     <w:bidi w:val="0"/>
                   </w:pPr>
                   <w:r>
@@ -7194,11 +7798,11 @@
               </w:tc>
               <w:tc>
                 <w:tcPr>
-                  <w:tcW w:w="3480" w:type="dxa"/>
-                </w:tcPr>
-                <w:p>
-                  <w:pPr>
-                    <w:framePr w:hSpace="180" w:wrap="around" w:vAnchor="page" w:hAnchor="margin" w:xAlign="center" w:y="3301"/>
+                  <w:tcW w:w="4591" w:type="dxa"/>
+                </w:tcPr>
+                <w:p>
+                  <w:pPr>
+                    <w:framePr w:hSpace="187" w:wrap="around" w:vAnchor="text" w:hAnchor="margin" w:xAlign="center" w:y="1"/>
                     <w:bidi w:val="0"/>
                   </w:pPr>
                   <w:r>
@@ -7211,11 +7815,11 @@
               </w:tc>
               <w:tc>
                 <w:tcPr>
-                  <w:tcW w:w="3480" w:type="dxa"/>
-                </w:tcPr>
-                <w:p>
-                  <w:pPr>
-                    <w:framePr w:hSpace="180" w:wrap="around" w:vAnchor="page" w:hAnchor="margin" w:xAlign="center" w:y="3301"/>
+                  <w:tcW w:w="4491" w:type="dxa"/>
+                </w:tcPr>
+                <w:p>
+                  <w:pPr>
+                    <w:framePr w:hSpace="187" w:wrap="around" w:vAnchor="text" w:hAnchor="margin" w:xAlign="center" w:y="1"/>
                     <w:bidi w:val="0"/>
                   </w:pPr>
                   <w:r>
@@ -7230,11 +7834,11 @@
             <w:tr>
               <w:tc>
                 <w:tcPr>
-                  <w:tcW w:w="3480" w:type="dxa"/>
-                </w:tcPr>
-                <w:p>
-                  <w:pPr>
-                    <w:framePr w:hSpace="180" w:wrap="around" w:vAnchor="page" w:hAnchor="margin" w:xAlign="center" w:y="3301"/>
+                  <w:tcW w:w="1624" w:type="dxa"/>
+                </w:tcPr>
+                <w:p>
+                  <w:pPr>
+                    <w:framePr w:hSpace="187" w:wrap="around" w:vAnchor="text" w:hAnchor="margin" w:xAlign="center" w:y="1"/>
                     <w:bidi w:val="0"/>
                   </w:pPr>
                   <w:r>
@@ -7247,11 +7851,11 @@
               </w:tc>
               <w:tc>
                 <w:tcPr>
-                  <w:tcW w:w="3480" w:type="dxa"/>
-                </w:tcPr>
-                <w:p>
-                  <w:pPr>
-                    <w:framePr w:hSpace="180" w:wrap="around" w:vAnchor="page" w:hAnchor="margin" w:xAlign="center" w:y="3301"/>
+                  <w:tcW w:w="4591" w:type="dxa"/>
+                </w:tcPr>
+                <w:p>
+                  <w:pPr>
+                    <w:framePr w:hSpace="187" w:wrap="around" w:vAnchor="text" w:hAnchor="margin" w:xAlign="center" w:y="1"/>
                     <w:bidi w:val="0"/>
                   </w:pPr>
                   <w:r>
@@ -7264,11 +7868,11 @@
               </w:tc>
               <w:tc>
                 <w:tcPr>
-                  <w:tcW w:w="3480" w:type="dxa"/>
-                </w:tcPr>
-                <w:p>
-                  <w:pPr>
-                    <w:framePr w:hSpace="180" w:wrap="around" w:vAnchor="page" w:hAnchor="margin" w:xAlign="center" w:y="3301"/>
+                  <w:tcW w:w="4491" w:type="dxa"/>
+                </w:tcPr>
+                <w:p>
+                  <w:pPr>
+                    <w:framePr w:hSpace="187" w:wrap="around" w:vAnchor="text" w:hAnchor="margin" w:xAlign="center" w:y="1"/>
                     <w:bidi w:val="0"/>
                   </w:pPr>
                   <w:r>
@@ -7281,8 +7885,15 @@
               </w:tc>
             </w:tr>
           </w:tbl>
-          <w:p/>
-          <w:p/>
+          <w:p>
+            <w:pPr>
+              <w:bidi w:val="0"/>
+              <w:rPr>
+                <w:sz w:val="8"/>
+                <w:szCs w:val="16"/>
+              </w:rPr>
+            </w:pPr>
+          </w:p>
           <w:p>
             <w:pPr>
               <w:bidi w:val="0"/>
@@ -7291,6 +7902,7 @@
               <w:rPr>
                 <w:sz w:val="20"/>
               </w:rPr>
+              <w:lastRenderedPageBreak/>
               <w:t>Every AI feature runs against the on-site model server in section 1.3. Section 2.8 describes the databases behind these contexts.</w:t>
             </w:r>
           </w:p>
@@ -7507,8 +8119,21 @@
               <w:rPr>
                 <w:sz w:val="20"/>
               </w:rPr>
-              <w:lastRenderedPageBreak/>
-              <w:t>4. A mobile user may then enrol a biometric device key, which requires an OTP step-up challenge.</w:t>
+              <w:t xml:space="preserve">4. A mobile user may then </w:t>
+            </w:r>
+            <w:proofErr w:type="spellStart"/>
+            <w:r>
+              <w:rPr>
+                <w:sz w:val="20"/>
+              </w:rPr>
+              <w:t>enrol</w:t>
+            </w:r>
+            <w:proofErr w:type="spellEnd"/>
+            <w:r>
+              <w:rPr>
+                <w:sz w:val="20"/>
+              </w:rPr>
+              <w:t xml:space="preserve"> a biometric device key, which requires an OTP step-up challenge.</w:t>
             </w:r>
           </w:p>
           <w:p>
@@ -7578,6 +8203,7 @@
                 <w:b/>
                 <w:sz w:val="20"/>
               </w:rPr>
+              <w:lastRenderedPageBreak/>
               <w:t>Gate scan</w:t>
             </w:r>
           </w:p>
@@ -7793,8 +8419,21 @@
               <w:rPr>
                 <w:sz w:val="20"/>
               </w:rPr>
-              <w:lastRenderedPageBreak/>
               <w:t>1. An administrator defines rating types, groups and questions in the Control Panel without a software release.</w:t>
+            </w:r>
+          </w:p>
+          <w:p>
+            <w:pPr>
+              <w:bidi w:val="0"/>
+              <w:rPr>
+                <w:sz w:val="20"/>
+              </w:rPr>
+            </w:pPr>
+            <w:r>
+              <w:rPr>
+                <w:sz w:val="20"/>
+              </w:rPr>
+              <w:t>2. The platform ships five seeded types: App, Session, Forum, Exhibition and Day.</w:t>
             </w:r>
           </w:p>
           <w:p>
@@ -7805,7 +8444,21 @@
               <w:rPr>
                 <w:sz w:val="20"/>
               </w:rPr>
-              <w:t>2. The platform ships five seeded types: App, Session, Forum, Exhibition and Day.</w:t>
+              <w:t>3. Scheduled jobs issue prompts from attendance, per session at its end and per day to that day's arrivals.</w:t>
+            </w:r>
+          </w:p>
+          <w:p>
+            <w:pPr>
+              <w:bidi w:val="0"/>
+              <w:rPr>
+                <w:sz w:val="20"/>
+              </w:rPr>
+            </w:pPr>
+            <w:r>
+              <w:rPr>
+                <w:sz w:val="20"/>
+              </w:rPr>
+              <w:t>4. A closing prompt covers Forum, Exhibition and App.</w:t>
             </w:r>
           </w:p>
           <w:p>
@@ -7816,29 +8469,21 @@
               <w:rPr>
                 <w:sz w:val="20"/>
               </w:rPr>
-              <w:t>3. Scheduled jobs issue prompts from attendance, per session at its end and per day to that day's arrivals.</w:t>
-            </w:r>
-          </w:p>
-          <w:p>
-            <w:pPr>
-              <w:bidi w:val="0"/>
-            </w:pPr>
-            <w:r>
-              <w:rPr>
-                <w:sz w:val="20"/>
-              </w:rPr>
-              <w:t>4. A closing prompt covers Forum, Exhibition and App.</w:t>
-            </w:r>
-          </w:p>
-          <w:p>
-            <w:pPr>
-              <w:bidi w:val="0"/>
-            </w:pPr>
-            <w:r>
-              <w:rPr>
-                <w:sz w:val="20"/>
-              </w:rPr>
-              <w:t>5. Each type accepts one submission per user; Day accepts one per programme day.</w:t>
+              <w:t xml:space="preserve">5. Each type accepts one submission per user; Day accepts one per </w:t>
+            </w:r>
+            <w:proofErr w:type="spellStart"/>
+            <w:r>
+              <w:rPr>
+                <w:sz w:val="20"/>
+              </w:rPr>
+              <w:t>programme</w:t>
+            </w:r>
+            <w:proofErr w:type="spellEnd"/>
+            <w:r>
+              <w:rPr>
+                <w:sz w:val="20"/>
+              </w:rPr>
+              <w:t xml:space="preserve"> day.</w:t>
             </w:r>
           </w:p>
         </w:tc>
@@ -7876,13 +8521,13 @@
         </w:rPr>
         <w:lastRenderedPageBreak/>
         <w:drawing>
-          <wp:anchor distT="0" distB="0" distL="114300" distR="114300" simplePos="0" relativeHeight="251658240" behindDoc="1" locked="0" layoutInCell="1" allowOverlap="1" wp14:anchorId="1E9D07EF" wp14:editId="31A99E08">
+          <wp:anchor distT="0" distB="0" distL="114300" distR="114300" simplePos="0" relativeHeight="251658240" behindDoc="1" locked="0" layoutInCell="1" allowOverlap="1" wp14:anchorId="1E9D07EF" wp14:editId="4C17C439">
             <wp:simplePos x="0" y="0"/>
             <wp:positionH relativeFrom="page">
-              <wp:align>right</wp:align>
+              <wp:posOffset>293512</wp:posOffset>
             </wp:positionH>
             <wp:positionV relativeFrom="paragraph">
-              <wp:posOffset>483</wp:posOffset>
+              <wp:posOffset>322</wp:posOffset>
             </wp:positionV>
             <wp:extent cx="7144385" cy="6282690"/>
             <wp:effectExtent l="0" t="0" r="0" b="3810"/>
@@ -8464,11 +9109,19 @@
                     <w:bidi w:val="0"/>
                     <w:jc w:val="left"/>
                   </w:pPr>
-                  <w:r>
-                    <w:rPr>
-                      <w:sz w:val="20"/>
-                    </w:rPr>
-                    <w:t>ApiResult envelope</w:t>
+                  <w:proofErr w:type="spellStart"/>
+                  <w:r>
+                    <w:rPr>
+                      <w:sz w:val="20"/>
+                    </w:rPr>
+                    <w:t>ApiResult</w:t>
+                  </w:r>
+                  <w:proofErr w:type="spellEnd"/>
+                  <w:r>
+                    <w:rPr>
+                      <w:sz w:val="20"/>
+                    </w:rPr>
+                    <w:t xml:space="preserve"> envelope</w:t>
                   </w:r>
                 </w:p>
               </w:tc>
@@ -9182,7 +9835,21 @@
                     <w:rPr>
                       <w:sz w:val="20"/>
                     </w:rPr>
-                    <w:t>API to MinIO object store</w:t>
+                    <w:t xml:space="preserve">API to </w:t>
+                  </w:r>
+                  <w:proofErr w:type="spellStart"/>
+                  <w:r>
+                    <w:rPr>
+                      <w:sz w:val="20"/>
+                    </w:rPr>
+                    <w:t>MinIO</w:t>
+                  </w:r>
+                  <w:proofErr w:type="spellEnd"/>
+                  <w:r>
+                    <w:rPr>
+                      <w:sz w:val="20"/>
+                    </w:rPr>
+                    <w:t xml:space="preserve"> object store</w:t>
                   </w:r>
                 </w:p>
               </w:tc>
@@ -9680,7 +10347,6 @@
               </w:tc>
             </w:tr>
           </w:tbl>
-          <w:p/>
           <w:p/>
           <w:p>
             <w:pPr>
@@ -9696,19 +10362,19 @@
           <w:tbl>
             <w:tblPr>
               <w:tblStyle w:val="TableGrid"/>
-              <w:tblW w:w="5000" w:type="pct"/>
+              <w:tblW w:w="10609" w:type="dxa"/>
               <w:tblLook w:val="04A0" w:firstRow="1" w:lastRow="0" w:firstColumn="1" w:lastColumn="0" w:noHBand="0" w:noVBand="1"/>
             </w:tblPr>
             <w:tblGrid>
-              <w:gridCol w:w="2666"/>
-              <w:gridCol w:w="2666"/>
-              <w:gridCol w:w="2666"/>
-              <w:gridCol w:w="2666"/>
+              <w:gridCol w:w="1795"/>
+              <w:gridCol w:w="3061"/>
+              <w:gridCol w:w="4591"/>
+              <w:gridCol w:w="1162"/>
             </w:tblGrid>
             <w:tr>
               <w:tc>
                 <w:tcPr>
-                  <w:tcW w:w="360" w:type="dxa"/>
+                  <w:tcW w:w="1795" w:type="dxa"/>
                 </w:tcPr>
                 <w:p>
                   <w:pPr>
@@ -9720,14 +10386,13 @@
                       <w:b/>
                       <w:sz w:val="20"/>
                     </w:rPr>
-                    <w:lastRenderedPageBreak/>
                     <w:t>Feature</w:t>
                   </w:r>
                 </w:p>
               </w:tc>
               <w:tc>
                 <w:tcPr>
-                  <w:tcW w:w="360" w:type="dxa"/>
+                  <w:tcW w:w="3061" w:type="dxa"/>
                 </w:tcPr>
                 <w:p>
                   <w:pPr>
@@ -9745,7 +10410,7 @@
               </w:tc>
               <w:tc>
                 <w:tcPr>
-                  <w:tcW w:w="360" w:type="dxa"/>
+                  <w:tcW w:w="4591" w:type="dxa"/>
                 </w:tcPr>
                 <w:p>
                   <w:pPr>
@@ -9763,7 +10428,7 @@
               </w:tc>
               <w:tc>
                 <w:tcPr>
-                  <w:tcW w:w="360" w:type="dxa"/>
+                  <w:tcW w:w="1162" w:type="dxa"/>
                 </w:tcPr>
                 <w:p>
                   <w:pPr>
@@ -9783,7 +10448,7 @@
             <w:tr>
               <w:tc>
                 <w:tcPr>
-                  <w:tcW w:w="2610" w:type="dxa"/>
+                  <w:tcW w:w="1795" w:type="dxa"/>
                 </w:tcPr>
                 <w:p>
                   <w:pPr>
@@ -9800,7 +10465,7 @@
               </w:tc>
               <w:tc>
                 <w:tcPr>
-                  <w:tcW w:w="2610" w:type="dxa"/>
+                  <w:tcW w:w="3061" w:type="dxa"/>
                 </w:tcPr>
                 <w:p>
                   <w:pPr>
@@ -9817,7 +10482,7 @@
               </w:tc>
               <w:tc>
                 <w:tcPr>
-                  <w:tcW w:w="2610" w:type="dxa"/>
+                  <w:tcW w:w="4591" w:type="dxa"/>
                 </w:tcPr>
                 <w:p>
                   <w:pPr>
@@ -9834,7 +10499,7 @@
               </w:tc>
               <w:tc>
                 <w:tcPr>
-                  <w:tcW w:w="2610" w:type="dxa"/>
+                  <w:tcW w:w="1162" w:type="dxa"/>
                 </w:tcPr>
                 <w:p>
                   <w:pPr>
@@ -9853,7 +10518,7 @@
             <w:tr>
               <w:tc>
                 <w:tcPr>
-                  <w:tcW w:w="2610" w:type="dxa"/>
+                  <w:tcW w:w="1795" w:type="dxa"/>
                 </w:tcPr>
                 <w:p>
                   <w:pPr>
@@ -9870,7 +10535,7 @@
               </w:tc>
               <w:tc>
                 <w:tcPr>
-                  <w:tcW w:w="2610" w:type="dxa"/>
+                  <w:tcW w:w="3061" w:type="dxa"/>
                 </w:tcPr>
                 <w:p>
                   <w:pPr>
@@ -9887,7 +10552,7 @@
               </w:tc>
               <w:tc>
                 <w:tcPr>
-                  <w:tcW w:w="2610" w:type="dxa"/>
+                  <w:tcW w:w="4591" w:type="dxa"/>
                 </w:tcPr>
                 <w:p>
                   <w:pPr>
@@ -9904,7 +10569,7 @@
               </w:tc>
               <w:tc>
                 <w:tcPr>
-                  <w:tcW w:w="2610" w:type="dxa"/>
+                  <w:tcW w:w="1162" w:type="dxa"/>
                 </w:tcPr>
                 <w:p>
                   <w:pPr>
@@ -9923,7 +10588,7 @@
             <w:tr>
               <w:tc>
                 <w:tcPr>
-                  <w:tcW w:w="2610" w:type="dxa"/>
+                  <w:tcW w:w="1795" w:type="dxa"/>
                 </w:tcPr>
                 <w:p>
                   <w:pPr>
@@ -9940,7 +10605,7 @@
               </w:tc>
               <w:tc>
                 <w:tcPr>
-                  <w:tcW w:w="2610" w:type="dxa"/>
+                  <w:tcW w:w="3061" w:type="dxa"/>
                 </w:tcPr>
                 <w:p>
                   <w:pPr>
@@ -9957,7 +10622,7 @@
               </w:tc>
               <w:tc>
                 <w:tcPr>
-                  <w:tcW w:w="2610" w:type="dxa"/>
+                  <w:tcW w:w="4591" w:type="dxa"/>
                 </w:tcPr>
                 <w:p>
                   <w:pPr>
@@ -9974,7 +10639,7 @@
               </w:tc>
               <w:tc>
                 <w:tcPr>
-                  <w:tcW w:w="2610" w:type="dxa"/>
+                  <w:tcW w:w="1162" w:type="dxa"/>
                 </w:tcPr>
                 <w:p>
                   <w:pPr>
@@ -9993,7 +10658,7 @@
             <w:tr>
               <w:tc>
                 <w:tcPr>
-                  <w:tcW w:w="2610" w:type="dxa"/>
+                  <w:tcW w:w="1795" w:type="dxa"/>
                 </w:tcPr>
                 <w:p>
                   <w:pPr>
@@ -10004,13 +10669,14 @@
                     <w:rPr>
                       <w:sz w:val="20"/>
                     </w:rPr>
+                    <w:lastRenderedPageBreak/>
                     <w:t>Subtitle translation</w:t>
                   </w:r>
                 </w:p>
               </w:tc>
               <w:tc>
                 <w:tcPr>
-                  <w:tcW w:w="2610" w:type="dxa"/>
+                  <w:tcW w:w="3061" w:type="dxa"/>
                 </w:tcPr>
                 <w:p>
                   <w:pPr>
@@ -10027,7 +10693,7 @@
               </w:tc>
               <w:tc>
                 <w:tcPr>
-                  <w:tcW w:w="2610" w:type="dxa"/>
+                  <w:tcW w:w="4591" w:type="dxa"/>
                 </w:tcPr>
                 <w:p>
                   <w:pPr>
@@ -10044,7 +10710,7 @@
               </w:tc>
               <w:tc>
                 <w:tcPr>
-                  <w:tcW w:w="2610" w:type="dxa"/>
+                  <w:tcW w:w="1162" w:type="dxa"/>
                 </w:tcPr>
                 <w:p>
                   <w:pPr>
@@ -10063,7 +10729,7 @@
             <w:tr>
               <w:tc>
                 <w:tcPr>
-                  <w:tcW w:w="2610" w:type="dxa"/>
+                  <w:tcW w:w="1795" w:type="dxa"/>
                 </w:tcPr>
                 <w:p>
                   <w:pPr>
@@ -10080,7 +10746,7 @@
               </w:tc>
               <w:tc>
                 <w:tcPr>
-                  <w:tcW w:w="2610" w:type="dxa"/>
+                  <w:tcW w:w="3061" w:type="dxa"/>
                 </w:tcPr>
                 <w:p>
                   <w:pPr>
@@ -10097,7 +10763,7 @@
               </w:tc>
               <w:tc>
                 <w:tcPr>
-                  <w:tcW w:w="2610" w:type="dxa"/>
+                  <w:tcW w:w="4591" w:type="dxa"/>
                 </w:tcPr>
                 <w:p>
                   <w:pPr>
@@ -10114,7 +10780,7 @@
               </w:tc>
               <w:tc>
                 <w:tcPr>
-                  <w:tcW w:w="2610" w:type="dxa"/>
+                  <w:tcW w:w="1162" w:type="dxa"/>
                 </w:tcPr>
                 <w:p>
                   <w:pPr>
@@ -10133,7 +10799,7 @@
             <w:tr>
               <w:tc>
                 <w:tcPr>
-                  <w:tcW w:w="2610" w:type="dxa"/>
+                  <w:tcW w:w="1795" w:type="dxa"/>
                 </w:tcPr>
                 <w:p>
                   <w:pPr>
@@ -10150,7 +10816,7 @@
               </w:tc>
               <w:tc>
                 <w:tcPr>
-                  <w:tcW w:w="2610" w:type="dxa"/>
+                  <w:tcW w:w="3061" w:type="dxa"/>
                 </w:tcPr>
                 <w:p>
                   <w:pPr>
@@ -10167,7 +10833,7 @@
               </w:tc>
               <w:tc>
                 <w:tcPr>
-                  <w:tcW w:w="2610" w:type="dxa"/>
+                  <w:tcW w:w="4591" w:type="dxa"/>
                 </w:tcPr>
                 <w:p>
                   <w:pPr>
@@ -10184,7 +10850,7 @@
               </w:tc>
               <w:tc>
                 <w:tcPr>
-                  <w:tcW w:w="2610" w:type="dxa"/>
+                  <w:tcW w:w="1162" w:type="dxa"/>
                 </w:tcPr>
                 <w:p>
                   <w:pPr>
@@ -10203,7 +10869,7 @@
             <w:tr>
               <w:tc>
                 <w:tcPr>
-                  <w:tcW w:w="2610" w:type="dxa"/>
+                  <w:tcW w:w="1795" w:type="dxa"/>
                 </w:tcPr>
                 <w:p>
                   <w:pPr>
@@ -10220,7 +10886,7 @@
               </w:tc>
               <w:tc>
                 <w:tcPr>
-                  <w:tcW w:w="2610" w:type="dxa"/>
+                  <w:tcW w:w="3061" w:type="dxa"/>
                 </w:tcPr>
                 <w:p>
                   <w:pPr>
@@ -10237,7 +10903,7 @@
               </w:tc>
               <w:tc>
                 <w:tcPr>
-                  <w:tcW w:w="2610" w:type="dxa"/>
+                  <w:tcW w:w="4591" w:type="dxa"/>
                 </w:tcPr>
                 <w:p>
                   <w:pPr>
@@ -10254,7 +10920,7 @@
               </w:tc>
               <w:tc>
                 <w:tcPr>
-                  <w:tcW w:w="2610" w:type="dxa"/>
+                  <w:tcW w:w="1162" w:type="dxa"/>
                 </w:tcPr>
                 <w:p>
                   <w:pPr>
@@ -10318,7 +10984,6 @@
               <w:rPr>
                 <w:color w:val="FFFFFF" w:themeColor="background1"/>
               </w:rPr>
-              <w:lastRenderedPageBreak/>
               <w:t xml:space="preserve">2.5 </w:t>
             </w:r>
             <w:r>
@@ -10381,12 +11046,19 @@
             <w:pPr>
               <w:bidi w:val="0"/>
             </w:pPr>
-            <w:r>
-              <w:rPr>
-                <w:sz w:val="20"/>
-              </w:rPr>
-              <w:lastRenderedPageBreak/>
-              <w:t>Serilog writes structured events to rolling files, retained locally for 31 days. Every request carries a correlation identifier into the logs and both audit trails. The platform logs seven event classes:</w:t>
+            <w:proofErr w:type="spellStart"/>
+            <w:r>
+              <w:rPr>
+                <w:sz w:val="20"/>
+              </w:rPr>
+              <w:t>Serilog</w:t>
+            </w:r>
+            <w:proofErr w:type="spellEnd"/>
+            <w:r>
+              <w:rPr>
+                <w:sz w:val="20"/>
+              </w:rPr>
+              <w:t xml:space="preserve"> writes structured events to rolling files, retained locally for 31 days. Every request carries a correlation identifier into the logs and both audit trails. The platform logs seven event classes:</w:t>
             </w:r>
           </w:p>
           <w:p>
@@ -10408,7 +11080,21 @@
               <w:rPr>
                 <w:sz w:val="20"/>
               </w:rPr>
-              <w:t>•  Authorisation denials</w:t>
+              <w:t xml:space="preserve">•  </w:t>
+            </w:r>
+            <w:proofErr w:type="spellStart"/>
+            <w:r>
+              <w:rPr>
+                <w:sz w:val="20"/>
+              </w:rPr>
+              <w:t>Authorisation</w:t>
+            </w:r>
+            <w:proofErr w:type="spellEnd"/>
+            <w:r>
+              <w:rPr>
+                <w:sz w:val="20"/>
+              </w:rPr>
+              <w:t xml:space="preserve"> denials</w:t>
             </w:r>
           </w:p>
           <w:p>
@@ -10463,6 +11149,7 @@
               <w:rPr>
                 <w:sz w:val="20"/>
               </w:rPr>
+              <w:lastRenderedPageBreak/>
               <w:t>•  Unhandled system errors</w:t>
             </w:r>
           </w:p>
@@ -10554,12 +11241,14 @@
                     <w:framePr w:hSpace="180" w:wrap="around" w:vAnchor="page" w:hAnchor="margin" w:xAlign="center" w:y="3301"/>
                     <w:bidi w:val="0"/>
                   </w:pPr>
+                  <w:proofErr w:type="spellStart"/>
                   <w:r>
                     <w:rPr>
                       <w:sz w:val="20"/>
                     </w:rPr>
                     <w:t>OperationLog</w:t>
                   </w:r>
+                  <w:proofErr w:type="spellEnd"/>
                 </w:p>
               </w:tc>
               <w:tc>
@@ -10607,12 +11296,14 @@
                     <w:framePr w:hSpace="180" w:wrap="around" w:vAnchor="page" w:hAnchor="margin" w:xAlign="center" w:y="3301"/>
                     <w:bidi w:val="0"/>
                   </w:pPr>
+                  <w:proofErr w:type="spellStart"/>
                   <w:r>
                     <w:rPr>
                       <w:sz w:val="20"/>
                     </w:rPr>
                     <w:t>RowAudit</w:t>
                   </w:r>
+                  <w:proofErr w:type="spellEnd"/>
                 </w:p>
               </w:tc>
               <w:tc>
@@ -10684,7 +11375,6 @@
               <w:rPr>
                 <w:color w:val="FFFFFF" w:themeColor="background1"/>
               </w:rPr>
-              <w:lastRenderedPageBreak/>
               <w:t xml:space="preserve">2.6 </w:t>
             </w:r>
             <w:r>
@@ -10738,7 +11428,6 @@
               <w:rPr>
                 <w:sz w:val="20"/>
               </w:rPr>
-              <w:lastRenderedPageBreak/>
               <w:t>Section 2.2 names each client's technology; this section states only the shell and rendering model.</w:t>
             </w:r>
           </w:p>
@@ -10803,17 +11492,19 @@
             <w:pPr>
               <w:bidi w:val="0"/>
             </w:pPr>
-            <w:r>
-              <w:rPr>
-                <w:sz w:val="20"/>
-              </w:rPr>
-              <w:t>Colour, typography, spacing and corner radius are defined once and shared by all three clients. Every layout starts Arabic first in right-to-left form and mirrors automatically for English. Widths are responsive rather than fixed, for phone and tablet use. The website targets Web Content Accessibility Guidelines (WCAG) level AA. The mobile client lets the user set text size, high contrast and reduced motion. The screen and route inventory for every client sits in section 4 of the Solution Design Document. T</w:t>
-            </w:r>
-            <w:r>
-              <w:rPr>
-                <w:sz w:val="20"/>
-              </w:rPr>
-              <w:t>he minimum supported browser and mobile operating system versions remain open; section 3 carries them in the open items register.</w:t>
+            <w:proofErr w:type="spellStart"/>
+            <w:r>
+              <w:rPr>
+                <w:sz w:val="20"/>
+              </w:rPr>
+              <w:t>Colour</w:t>
+            </w:r>
+            <w:proofErr w:type="spellEnd"/>
+            <w:r>
+              <w:rPr>
+                <w:sz w:val="20"/>
+              </w:rPr>
+              <w:t>, typography, spacing and corner radius are defined once and shared by all three clients. Every layout starts Arabic first in right-to-left form and mirrors automatically for English. Widths are responsive rather than fixed, for phone and tablet use. The website targets Web Content Accessibility Guidelines (WCAG) level AA. The mobile client lets the user set text size, high contrast and reduced motion. The screen and route inventory for every client sits in section 4 of the Solution Design Document. The minimum supported browser and mobile operating system versions remain open; section 3 carries them in the open items register.</w:t>
             </w:r>
           </w:p>
         </w:tc>
@@ -11079,7 +11770,21 @@
                     <w:rPr>
                       <w:sz w:val="20"/>
                     </w:rPr>
-                    <w:t>Feature development, with the OpenAPI description exposed</w:t>
+                    <w:t xml:space="preserve">Feature development, with the </w:t>
+                  </w:r>
+                  <w:proofErr w:type="spellStart"/>
+                  <w:r>
+                    <w:rPr>
+                      <w:sz w:val="20"/>
+                    </w:rPr>
+                    <w:t>OpenAPI</w:t>
+                  </w:r>
+                  <w:proofErr w:type="spellEnd"/>
+                  <w:r>
+                    <w:rPr>
+                      <w:sz w:val="20"/>
+                    </w:rPr>
+                    <w:t xml:space="preserve"> description exposed</w:t>
                   </w:r>
                 </w:p>
               </w:tc>
@@ -11166,7 +11871,21 @@
                     <w:rPr>
                       <w:sz w:val="20"/>
                     </w:rPr>
-                    <w:t>Integrated verification before promotion, with the OpenAPI description exposed</w:t>
+                    <w:t xml:space="preserve">Integrated verification before promotion, with the </w:t>
+                  </w:r>
+                  <w:proofErr w:type="spellStart"/>
+                  <w:r>
+                    <w:rPr>
+                      <w:sz w:val="20"/>
+                    </w:rPr>
+                    <w:t>OpenAPI</w:t>
+                  </w:r>
+                  <w:proofErr w:type="spellEnd"/>
+                  <w:r>
+                    <w:rPr>
+                      <w:sz w:val="20"/>
+                    </w:rPr>
+                    <w:t xml:space="preserve"> description exposed</w:t>
                   </w:r>
                 </w:p>
               </w:tc>
@@ -11306,7 +12025,21 @@
                     <w:rPr>
                       <w:sz w:val="20"/>
                     </w:rPr>
-                    <w:t>SQL Server 2022 Enterprise in an AlwaysOn Availability Group</w:t>
+                    <w:t xml:space="preserve">SQL Server 2022 Enterprise in an </w:t>
+                  </w:r>
+                  <w:proofErr w:type="spellStart"/>
+                  <w:r>
+                    <w:rPr>
+                      <w:sz w:val="20"/>
+                    </w:rPr>
+                    <w:t>AlwaysOn</w:t>
+                  </w:r>
+                  <w:proofErr w:type="spellEnd"/>
+                  <w:r>
+                    <w:rPr>
+                      <w:sz w:val="20"/>
+                    </w:rPr>
+                    <w:t xml:space="preserve"> Availability Group</w:t>
                   </w:r>
                 </w:p>
               </w:tc>
@@ -11426,7 +12159,21 @@
               <w:rPr>
                 <w:sz w:val="20"/>
               </w:rPr>
-              <w:t>2. MinIO object storage provisioned inside HSA. Owner: SITE operations.</w:t>
+              <w:t xml:space="preserve">2. </w:t>
+            </w:r>
+            <w:proofErr w:type="spellStart"/>
+            <w:r>
+              <w:rPr>
+                <w:sz w:val="20"/>
+              </w:rPr>
+              <w:t>MinIO</w:t>
+            </w:r>
+            <w:proofErr w:type="spellEnd"/>
+            <w:r>
+              <w:rPr>
+                <w:sz w:val="20"/>
+              </w:rPr>
+              <w:t xml:space="preserve"> object storage provisioned inside HSA. Owner: SITE operations.</w:t>
             </w:r>
           </w:p>
           <w:p>
@@ -11437,6 +12184,7 @@
               <w:rPr>
                 <w:sz w:val="20"/>
               </w:rPr>
+              <w:lastRenderedPageBreak/>
               <w:t>3. One shared data-protection key ring folder that the website nodes and the Control Panel nodes can read and write. Owner: SITE operations. Neither site starts without it.</w:t>
             </w:r>
           </w:p>
@@ -11483,13 +12231,21 @@
               <w:rPr>
                 <w:sz w:val="20"/>
               </w:rPr>
-              <w:t>Production hosts four Internet Information Services (IIS) sites, each with its own application pool. The four sites are the API, the Control Panel, the website and the mobile edge. Each site deploys independently of the other three, so one site restarts without stopping the others. Scheduled jobs run inside the API process, as section 2.2 describes, so restarting them means recycling the API application pool. Each node reads its signing key and its two data keys from the key management service (KMS) at star</w:t>
-            </w:r>
-            <w:r>
-              <w:rPr>
-                <w:sz w:val="20"/>
-              </w:rPr>
-              <w:t>t-up. Section 2.5 gives the behaviour when a key cannot be read, and it states how log files reach the ministry log collector.</w:t>
+              <w:t xml:space="preserve">Production hosts four Internet Information Services (IIS) sites, each with its own application pool. The four sites are the API, the Control Panel, the website and the mobile edge. Each site deploys independently of the other three, so one site restarts without stopping the others. Scheduled jobs run inside the API process, as section 2.2 describes, so restarting them means recycling the API application pool. Each node reads its signing key and its two data keys from the key management service (KMS) at start-up. Section 2.5 gives the </w:t>
+            </w:r>
+            <w:proofErr w:type="spellStart"/>
+            <w:r>
+              <w:rPr>
+                <w:sz w:val="20"/>
+              </w:rPr>
+              <w:t>behaviour</w:t>
+            </w:r>
+            <w:proofErr w:type="spellEnd"/>
+            <w:r>
+              <w:rPr>
+                <w:sz w:val="20"/>
+              </w:rPr>
+              <w:t xml:space="preserve"> when a key cannot be read, and it states how log files reach the ministry log collector.</w:t>
             </w:r>
           </w:p>
         </w:tc>
@@ -11515,7 +12271,6 @@
               <w:rPr>
                 <w:color w:val="FFFFFF" w:themeColor="background1"/>
               </w:rPr>
-              <w:lastRenderedPageBreak/>
               <w:t xml:space="preserve">2.8 </w:t>
             </w:r>
             <w:r>
@@ -11558,8 +12313,49 @@
               <w:rPr>
                 <w:sz w:val="20"/>
               </w:rPr>
-              <w:lastRenderedPageBreak/>
-              <w:t>Two physically separate SQL Server 2022 databases hold all persistent data. The split is permanent and isolates the identity surface. SIMF_Identity holds accounts, roles and permissions, token and second-factor material, device keys and password history. SIMF_App holds business data: profiles, the programme, seating and gate activity, published content, networking, feedback, configuration and both audit trails.</w:t>
+              <w:t xml:space="preserve">Two physically separate SQL Server 2022 databases hold all persistent data. The split is permanent and isolates the identity surface. </w:t>
+            </w:r>
+            <w:proofErr w:type="spellStart"/>
+            <w:r>
+              <w:rPr>
+                <w:sz w:val="20"/>
+              </w:rPr>
+              <w:t>SIMF_Identity</w:t>
+            </w:r>
+            <w:proofErr w:type="spellEnd"/>
+            <w:r>
+              <w:rPr>
+                <w:sz w:val="20"/>
+              </w:rPr>
+              <w:t xml:space="preserve"> holds accounts, roles and permissions, token and second-factor material, device keys and password history. </w:t>
+            </w:r>
+            <w:proofErr w:type="spellStart"/>
+            <w:r>
+              <w:rPr>
+                <w:sz w:val="20"/>
+              </w:rPr>
+              <w:t>SIMF_App</w:t>
+            </w:r>
+            <w:proofErr w:type="spellEnd"/>
+            <w:r>
+              <w:rPr>
+                <w:sz w:val="20"/>
+              </w:rPr>
+              <w:t xml:space="preserve"> holds business data: profiles, the </w:t>
+            </w:r>
+            <w:proofErr w:type="spellStart"/>
+            <w:r>
+              <w:rPr>
+                <w:sz w:val="20"/>
+              </w:rPr>
+              <w:t>programme</w:t>
+            </w:r>
+            <w:proofErr w:type="spellEnd"/>
+            <w:r>
+              <w:rPr>
+                <w:sz w:val="20"/>
+              </w:rPr>
+              <w:t>, seating and gate activity, published content, networking, feedback, configuration and both audit trails.</w:t>
             </w:r>
           </w:p>
           <w:p>
@@ -11640,13 +12436,35 @@
               <w:rPr>
                 <w:sz w:val="20"/>
               </w:rPr>
-              <w:t>TLS terminates at the WAF and load balancer, which routes each client to its presentation component. Those components call SIMF.Api through the API load balancer, crossing the internal firewall. The API authorises the caller, then reaches the databases, file store, mail relay and inference endpoint. The badge desk workstation sits on the venue network, outside the SSA and the HSA. It uploads each shift through the WAF and load balancer; section 2.1 states the firewall rule that governs this path. Figure 2 s</w:t>
-            </w:r>
-            <w:r>
-              <w:rPr>
-                <w:sz w:val="20"/>
-              </w:rPr>
-              <w:t>hows these flows and their trust boundaries.</w:t>
+              <w:t xml:space="preserve">TLS terminates at the WAF and load balancer, which routes each client to its presentation component. Those components call </w:t>
+            </w:r>
+            <w:proofErr w:type="spellStart"/>
+            <w:r>
+              <w:rPr>
+                <w:sz w:val="20"/>
+              </w:rPr>
+              <w:t>SIMF.Api</w:t>
+            </w:r>
+            <w:proofErr w:type="spellEnd"/>
+            <w:r>
+              <w:rPr>
+                <w:sz w:val="20"/>
+              </w:rPr>
+              <w:t xml:space="preserve"> through the API load balancer, crossing the internal firewall. The API </w:t>
+            </w:r>
+            <w:proofErr w:type="spellStart"/>
+            <w:r>
+              <w:rPr>
+                <w:sz w:val="20"/>
+              </w:rPr>
+              <w:t>authorises</w:t>
+            </w:r>
+            <w:proofErr w:type="spellEnd"/>
+            <w:r>
+              <w:rPr>
+                <w:sz w:val="20"/>
+              </w:rPr>
+              <w:t xml:space="preserve"> the caller, then reaches the databases, file store, mail relay and inference endpoint. The badge desk workstation sits on the venue network, outside the SSA and the HSA. It uploads each shift through the WAF and load balancer; section 2.1 states the firewall rule that governs this path. Figure 2 shows these flows and their trust boundaries.</w:t>
             </w:r>
           </w:p>
           <w:p>
@@ -11670,13 +12488,36 @@
               <w:rPr>
                 <w:sz w:val="20"/>
               </w:rPr>
-              <w:t>The file store holds binary content kept out of the database and readable by any node. MinIO serves it over the S3 API; database rows carry only object keys. Every read and write passes through the API, which applies the content's category policy; no client reaches the store. Four sensitivity tiers classify stored content. Section 2.9 states which content is encrypted at rest. The tier definitions and the rule that assigns content to a tier are TBD, owner Apexium. The closing condition is the file classific</w:t>
-            </w:r>
-            <w:r>
-              <w:rPr>
-                <w:sz w:val="20"/>
-              </w:rPr>
-              <w:t>ation published in the Solution Design Document. Session recordings rely on access control, because byte-range playback needs seekable content.</w:t>
+              <w:lastRenderedPageBreak/>
+              <w:t xml:space="preserve">The file store holds binary content kept out of the database and readable by any node. </w:t>
+            </w:r>
+            <w:proofErr w:type="spellStart"/>
+            <w:r>
+              <w:rPr>
+                <w:sz w:val="20"/>
+              </w:rPr>
+              <w:t>MinIO</w:t>
+            </w:r>
+            <w:proofErr w:type="spellEnd"/>
+            <w:r>
+              <w:rPr>
+                <w:sz w:val="20"/>
+              </w:rPr>
+              <w:t xml:space="preserve"> serves it over the S3 API; database rows carry only object keys. Every read and write passes through the API, which applies the content's category policy; no client reaches the store. Four sensitivity tiers classify stored content. Section 2.9 states which content is encrypted at rest. The tier definitions and the rule that assigns content to a tier are TBD, owner Apexium. The closing condition is the file classification published in the Solution Design Document. Session recordings rely on access control, because byte-range playback needs </w:t>
+            </w:r>
+            <w:proofErr w:type="spellStart"/>
+            <w:r>
+              <w:rPr>
+                <w:sz w:val="20"/>
+              </w:rPr>
+              <w:t>seekable</w:t>
+            </w:r>
+            <w:proofErr w:type="spellEnd"/>
+            <w:r>
+              <w:rPr>
+                <w:sz w:val="20"/>
+              </w:rPr>
+              <w:t xml:space="preserve"> content.</w:t>
             </w:r>
           </w:p>
           <w:p>
@@ -11722,7 +12563,21 @@
               <w:rPr>
                 <w:sz w:val="20"/>
               </w:rPr>
-              <w:t>•  The software engineering standards document governs server-side input validation and parameterised data access.</w:t>
+              <w:t xml:space="preserve">•  The software engineering standards document governs server-side input validation and </w:t>
+            </w:r>
+            <w:proofErr w:type="spellStart"/>
+            <w:r>
+              <w:rPr>
+                <w:sz w:val="20"/>
+              </w:rPr>
+              <w:t>parameterised</w:t>
+            </w:r>
+            <w:proofErr w:type="spellEnd"/>
+            <w:r>
+              <w:rPr>
+                <w:sz w:val="20"/>
+              </w:rPr>
+              <w:t xml:space="preserve"> data access.</w:t>
             </w:r>
           </w:p>
           <w:p>
@@ -11755,7 +12610,6 @@
               <w:rPr>
                 <w:sz w:val="20"/>
               </w:rPr>
-              <w:lastRenderedPageBreak/>
               <w:t>Concurrent sessions and throughput are stated in section 2.1.</w:t>
             </w:r>
           </w:p>
@@ -12350,12 +13204,14 @@
                     <w:framePr w:hSpace="180" w:wrap="around" w:vAnchor="page" w:hAnchor="margin" w:xAlign="center" w:y="3301"/>
                     <w:bidi w:val="0"/>
                   </w:pPr>
+                  <w:proofErr w:type="spellStart"/>
                   <w:r>
                     <w:rPr>
                       <w:sz w:val="20"/>
                     </w:rPr>
                     <w:t>SIMF.MobileEdge</w:t>
                   </w:r>
+                  <w:proofErr w:type="spellEnd"/>
                 </w:p>
               </w:tc>
               <w:tc>
@@ -12454,12 +13310,14 @@
                     <w:framePr w:hSpace="180" w:wrap="around" w:vAnchor="page" w:hAnchor="margin" w:xAlign="center" w:y="3301"/>
                     <w:bidi w:val="0"/>
                   </w:pPr>
+                  <w:proofErr w:type="spellStart"/>
                   <w:r>
                     <w:rPr>
                       <w:sz w:val="20"/>
                     </w:rPr>
                     <w:t>SIMF.Web</w:t>
                   </w:r>
+                  <w:proofErr w:type="spellEnd"/>
                 </w:p>
               </w:tc>
               <w:tc>
@@ -12558,12 +13416,14 @@
                     <w:framePr w:hSpace="180" w:wrap="around" w:vAnchor="page" w:hAnchor="margin" w:xAlign="center" w:y="3301"/>
                     <w:bidi w:val="0"/>
                   </w:pPr>
+                  <w:proofErr w:type="spellStart"/>
                   <w:r>
                     <w:rPr>
                       <w:sz w:val="20"/>
                     </w:rPr>
                     <w:t>SIMF.ControlPanel</w:t>
                   </w:r>
+                  <w:proofErr w:type="spellEnd"/>
                 </w:p>
               </w:tc>
               <w:tc>
@@ -12645,12 +13505,42 @@
                     <w:framePr w:hSpace="180" w:wrap="around" w:vAnchor="page" w:hAnchor="margin" w:xAlign="center" w:y="3301"/>
                     <w:bidi w:val="0"/>
                   </w:pPr>
-                  <w:r>
-                    <w:rPr>
-                      <w:sz w:val="20"/>
-                    </w:rPr>
-                    <w:t>SIMF.MobileEdge, SIMF.Web, SIMF.ControlPanel</w:t>
-                  </w:r>
+                  <w:proofErr w:type="spellStart"/>
+                  <w:r>
+                    <w:rPr>
+                      <w:sz w:val="20"/>
+                    </w:rPr>
+                    <w:t>SIMF.MobileEdge</w:t>
+                  </w:r>
+                  <w:proofErr w:type="spellEnd"/>
+                  <w:r>
+                    <w:rPr>
+                      <w:sz w:val="20"/>
+                    </w:rPr>
+                    <w:t xml:space="preserve">, </w:t>
+                  </w:r>
+                  <w:proofErr w:type="spellStart"/>
+                  <w:r>
+                    <w:rPr>
+                      <w:sz w:val="20"/>
+                    </w:rPr>
+                    <w:t>SIMF.Web</w:t>
+                  </w:r>
+                  <w:proofErr w:type="spellEnd"/>
+                  <w:r>
+                    <w:rPr>
+                      <w:sz w:val="20"/>
+                    </w:rPr>
+                    <w:t xml:space="preserve">, </w:t>
+                  </w:r>
+                  <w:proofErr w:type="spellStart"/>
+                  <w:r>
+                    <w:rPr>
+                      <w:sz w:val="20"/>
+                    </w:rPr>
+                    <w:t>SIMF.ControlPanel</w:t>
+                  </w:r>
+                  <w:proofErr w:type="spellEnd"/>
                 </w:p>
               </w:tc>
               <w:tc>
@@ -12766,12 +13656,14 @@
                     <w:framePr w:hSpace="180" w:wrap="around" w:vAnchor="page" w:hAnchor="margin" w:xAlign="center" w:y="3301"/>
                     <w:bidi w:val="0"/>
                   </w:pPr>
+                  <w:proofErr w:type="spellStart"/>
                   <w:r>
                     <w:rPr>
                       <w:sz w:val="20"/>
                     </w:rPr>
                     <w:t>SIMF.Api</w:t>
                   </w:r>
+                  <w:proofErr w:type="spellEnd"/>
                 </w:p>
               </w:tc>
               <w:tc>
@@ -12853,12 +13745,14 @@
                     <w:framePr w:hSpace="180" w:wrap="around" w:vAnchor="page" w:hAnchor="margin" w:xAlign="center" w:y="3301"/>
                     <w:bidi w:val="0"/>
                   </w:pPr>
+                  <w:proofErr w:type="spellStart"/>
                   <w:r>
                     <w:rPr>
                       <w:sz w:val="20"/>
                     </w:rPr>
                     <w:t>SIMF.Api</w:t>
                   </w:r>
+                  <w:proofErr w:type="spellEnd"/>
                 </w:p>
               </w:tc>
               <w:tc>
@@ -12957,12 +13851,14 @@
                     <w:framePr w:hSpace="180" w:wrap="around" w:vAnchor="page" w:hAnchor="margin" w:xAlign="center" w:y="3301"/>
                     <w:bidi w:val="0"/>
                   </w:pPr>
+                  <w:proofErr w:type="spellStart"/>
                   <w:r>
                     <w:rPr>
                       <w:sz w:val="20"/>
                     </w:rPr>
                     <w:t>SIMF.Api</w:t>
                   </w:r>
+                  <w:proofErr w:type="spellEnd"/>
                 </w:p>
               </w:tc>
               <w:tc>
@@ -13061,12 +13957,14 @@
                     <w:framePr w:hSpace="180" w:wrap="around" w:vAnchor="page" w:hAnchor="margin" w:xAlign="center" w:y="3301"/>
                     <w:bidi w:val="0"/>
                   </w:pPr>
+                  <w:proofErr w:type="spellStart"/>
                   <w:r>
                     <w:rPr>
                       <w:sz w:val="20"/>
                     </w:rPr>
                     <w:t>SIMF.Api</w:t>
                   </w:r>
+                  <w:proofErr w:type="spellEnd"/>
                 </w:p>
               </w:tc>
               <w:tc>
@@ -13165,12 +14063,14 @@
                     <w:framePr w:hSpace="180" w:wrap="around" w:vAnchor="page" w:hAnchor="margin" w:xAlign="center" w:y="3301"/>
                     <w:bidi w:val="0"/>
                   </w:pPr>
+                  <w:proofErr w:type="spellStart"/>
                   <w:r>
                     <w:rPr>
                       <w:sz w:val="20"/>
                     </w:rPr>
                     <w:t>SIMF.Api</w:t>
                   </w:r>
+                  <w:proofErr w:type="spellEnd"/>
                 </w:p>
               </w:tc>
               <w:tc>
@@ -13182,11 +14082,19 @@
                     <w:framePr w:hSpace="180" w:wrap="around" w:vAnchor="page" w:hAnchor="margin" w:xAlign="center" w:y="3301"/>
                     <w:bidi w:val="0"/>
                   </w:pPr>
-                  <w:r>
-                    <w:rPr>
-                      <w:sz w:val="20"/>
-                    </w:rPr>
-                    <w:t>MinIO object store</w:t>
+                  <w:proofErr w:type="spellStart"/>
+                  <w:r>
+                    <w:rPr>
+                      <w:sz w:val="20"/>
+                    </w:rPr>
+                    <w:t>MinIO</w:t>
+                  </w:r>
+                  <w:proofErr w:type="spellEnd"/>
+                  <w:r>
+                    <w:rPr>
+                      <w:sz w:val="20"/>
+                    </w:rPr>
+                    <w:t xml:space="preserve"> object store</w:t>
                   </w:r>
                 </w:p>
               </w:tc>
@@ -13273,6 +14181,7 @@
                     <w:rPr>
                       <w:sz w:val="20"/>
                     </w:rPr>
+                    <w:lastRenderedPageBreak/>
                     <w:t>SQL Server replica</w:t>
                   </w:r>
                 </w:p>
@@ -13373,12 +14282,14 @@
                     <w:framePr w:hSpace="180" w:wrap="around" w:vAnchor="page" w:hAnchor="margin" w:xAlign="center" w:y="3301"/>
                     <w:bidi w:val="0"/>
                   </w:pPr>
+                  <w:proofErr w:type="spellStart"/>
                   <w:r>
                     <w:rPr>
                       <w:sz w:val="20"/>
                     </w:rPr>
                     <w:t>SIMF.ControlPanel</w:t>
                   </w:r>
+                  <w:proofErr w:type="spellEnd"/>
                 </w:p>
               </w:tc>
               <w:tc>
@@ -13685,14 +14596,9 @@
         <w:bidi w:val="0"/>
       </w:pPr>
     </w:p>
-    <w:p>
-      <w:pPr>
-        <w:bidi w:val="0"/>
-      </w:pPr>
-    </w:p>
     <w:tbl>
       <w:tblPr>
-        <w:tblpPr w:leftFromText="180" w:rightFromText="180" w:vertAnchor="page" w:horzAnchor="margin" w:tblpXSpec="center" w:tblpY="3301"/>
+        <w:tblpPr w:leftFromText="187" w:rightFromText="187" w:vertAnchor="text" w:horzAnchor="margin" w:tblpXSpec="center" w:tblpY="1"/>
         <w:tblW w:w="5831" w:type="pct"/>
         <w:tblBorders>
           <w:top w:val="single" w:sz="4" w:space="0" w:color="auto"/>
@@ -13710,7 +14616,7 @@
         <w:tblLook w:val="01E0" w:firstRow="1" w:lastRow="1" w:firstColumn="1" w:lastColumn="1" w:noHBand="0" w:noVBand="0"/>
       </w:tblPr>
       <w:tblGrid>
-        <w:gridCol w:w="10904"/>
+        <w:gridCol w:w="10946"/>
       </w:tblGrid>
       <w:tr>
         <w:trPr>
@@ -13733,7 +14639,6 @@
               <w:rPr>
                 <w:color w:val="FFFFFF" w:themeColor="background1"/>
               </w:rPr>
-              <w:lastRenderedPageBreak/>
               <w:t>2.9 Solution and Non-Functional Views</w:t>
             </w:r>
           </w:p>
@@ -13770,13 +14675,7 @@
               <w:rPr>
                 <w:sz w:val="20"/>
               </w:rPr>
-              <w:t>Every audience signs in with an e-mail address and a password. The platform stores a password only as a one-way hash, and can force a change before sign-in completes. Visitors confirm with a one-time password (OTP) sent by e-mail, administrators with a time-based one-time password (TOTP) or a single-use recovery code. No token is issued until the second factor succeeds, and the platform never e-mails a password. Mobile sign-in may add a device key, generated inside the device hardware security element and n</w:t>
-            </w:r>
-            <w:r>
-              <w:rPr>
-                <w:sz w:val="20"/>
-              </w:rPr>
-              <w:t>ever exported. Only its public half is registered against the account and device. An administrator can revoke a device, after which the server refuses its key.</w:t>
+              <w:t>Every audience signs in with an e-mail address and a password. The platform stores a password only as a one-way hash, and can force a change before sign-in completes. Visitors confirm with a one-time password (OTP) sent by e-mail, administrators with a time-based one-time password (TOTP) or a single-use recovery code. No token is issued until the second factor succeeds, and the platform never e-mails a password. Mobile sign-in may add a device key, generated inside the device hardware security element and never exported. Only its public half is registered against the account and device. An administrator can revoke a device, after which the server refuses its key.</w:t>
             </w:r>
           </w:p>
           <w:p>
@@ -13787,13 +14686,21 @@
               <w:rPr>
                 <w:sz w:val="20"/>
               </w:rPr>
-              <w:t>Access tokens are JSON Web Tokens (JWT), signed asymmetrically rather than with a shared secret. Only the API inside HSA holds the private key, so no presentation host can mint a token. Access tokens are short-lived, refresh tokens rotate on use, and reuse is detected. An absolute session cap applies, and a security stamp revokes a session at once. The Solution Design Document carries the token lifetimes and the signing algorithm. Authorisation is role-based access control (RBAC), with per-page and per-acti</w:t>
-            </w:r>
-            <w:r>
-              <w:rPr>
-                <w:sz w:val="20"/>
-              </w:rPr>
-              <w:t>on permissions from one catalogue, enforced on the API and the Control Panel alike.</w:t>
+              <w:t xml:space="preserve">Access tokens are JSON Web Tokens (JWT), signed asymmetrically rather than with a shared secret. Only the API inside HSA holds the private key, so no presentation host can mint a token. Access tokens are short-lived, refresh tokens rotate on use, and reuse is detected. An absolute session cap applies, and a security stamp revokes a session at once. The Solution Design Document carries the token lifetimes and the signing algorithm. </w:t>
+            </w:r>
+            <w:proofErr w:type="spellStart"/>
+            <w:r>
+              <w:rPr>
+                <w:sz w:val="20"/>
+              </w:rPr>
+              <w:t>Authorisation</w:t>
+            </w:r>
+            <w:proofErr w:type="spellEnd"/>
+            <w:r>
+              <w:rPr>
+                <w:sz w:val="20"/>
+              </w:rPr>
+              <w:t xml:space="preserve"> is role-based access control (RBAC), with per-page and per-action permissions from one catalogue, enforced on the API and the Control Panel alike.</w:t>
             </w:r>
           </w:p>
           <w:p>
@@ -13804,13 +14711,7 @@
               <w:rPr>
                 <w:sz w:val="20"/>
               </w:rPr>
-              <w:t>A web application firewall (WAF) at the edge blocks injection, cross-site scripting and cross-site request forgery. All traffic runs on TLS 1.2 or higher, terminated at the load balancer and re-encrypted onward. Section 2.4 states the authentication each internal interface carries. AES-256-GCM protects the encrypted file categories and the national identity, Iqama, passport and mobile number columns. Those keys and the application secrets live in the key management service (KMS) behind a hardware security m</w:t>
-            </w:r>
-            <w:r>
-              <w:rPr>
-                <w:sz w:val="20"/>
-              </w:rPr>
-              <w:t>odule (HSM), never in configuration.</w:t>
+              <w:t>A web application firewall (WAF) at the edge blocks injection, cross-site scripting and cross-site request forgery. All traffic runs on TLS 1.2 or higher, terminated at the load balancer and re-encrypted onward. Section 2.4 states the authentication each internal interface carries. AES-256-GCM protects the encrypted file categories and the national identity, Iqama, passport and mobile number columns. Those keys and the application secrets live in the key management service (KMS) behind a hardware security module (HSM), never in configuration.</w:t>
             </w:r>
           </w:p>
           <w:p>
@@ -13821,7 +14722,21 @@
               <w:rPr>
                 <w:sz w:val="20"/>
               </w:rPr>
-              <w:t>Rate limiting applies on several dimensions, not one global rule, and every rejection reaches the audit trail. The application sets security headers and a content security policy, and allows cross-origin resource sharing (CORS) only from an explicit origin list. It scans every uploaded file. Text sent to the on-site model is sanitised against hidden instructions. Database accounts hold least privilege, and the runtime account holds data rights only.</w:t>
+              <w:t xml:space="preserve">Rate limiting applies on several dimensions, not one global rule, and every rejection reaches the audit trail. The application sets security headers and a content security policy, and allows cross-origin resource sharing (CORS) only from an explicit origin list. It scans every uploaded file. Text sent to the on-site model is </w:t>
+            </w:r>
+            <w:proofErr w:type="spellStart"/>
+            <w:r>
+              <w:rPr>
+                <w:sz w:val="20"/>
+              </w:rPr>
+              <w:t>sanitised</w:t>
+            </w:r>
+            <w:proofErr w:type="spellEnd"/>
+            <w:r>
+              <w:rPr>
+                <w:sz w:val="20"/>
+              </w:rPr>
+              <w:t xml:space="preserve"> against hidden instructions. Database accounts hold least privilege, and the runtime account holds data rights only.</w:t>
             </w:r>
           </w:p>
           <w:p>
@@ -13843,13 +14758,14 @@
               <w:rPr>
                 <w:sz w:val="20"/>
               </w:rPr>
-              <w:t>An offline server-side check inside HSA confirms an uploaded photograph holds a human face, so no badge is issued against an unusable picture. The mobile application runs a guided liveness capture wholly on the device, producing the photograph and nothing else. Optional biometric sign-in asks the operating system to check a fingerprint or face, which unlocks the device key and never reaches SIMF. The platform performs no facial recognition, computes no face embedding, stores no biometric template and matche</w:t>
-            </w:r>
-            <w:r>
-              <w:rPr>
-                <w:sz w:val="20"/>
-              </w:rPr>
-              <w:t>s no face against any register.</w:t>
+              <w:t xml:space="preserve">An offline server-side check inside HSA confirms an uploaded photograph holds a human face, so no badge is issued against an unusable picture. The mobile application runs a guided liveness capture wholly on the device, producing the photograph and nothing else. Optional biometric sign-in asks the operating system to check a fingerprint or face, </w:t>
+            </w:r>
+            <w:r>
+              <w:rPr>
+                <w:sz w:val="20"/>
+              </w:rPr>
+              <w:lastRenderedPageBreak/>
+              <w:t>which unlocks the device key and never reaches SIMF. The platform performs no facial recognition, computes no face embedding, stores no biometric template and matches no face against any register.</w:t>
             </w:r>
           </w:p>
           <w:p>
@@ -13870,9 +14786,9 @@
               <w:tblLook w:val="04A0" w:firstRow="1" w:lastRow="0" w:firstColumn="1" w:lastColumn="0" w:noHBand="0" w:noVBand="1"/>
             </w:tblPr>
             <w:tblGrid>
-              <w:gridCol w:w="3554"/>
-              <w:gridCol w:w="3555"/>
-              <w:gridCol w:w="3555"/>
+              <w:gridCol w:w="3568"/>
+              <w:gridCol w:w="3569"/>
+              <w:gridCol w:w="3569"/>
             </w:tblGrid>
             <w:tr>
               <w:tc>
@@ -13881,7 +14797,7 @@
                 </w:tcPr>
                 <w:p>
                   <w:pPr>
-                    <w:framePr w:hSpace="180" w:wrap="around" w:vAnchor="page" w:hAnchor="margin" w:xAlign="center" w:y="3301"/>
+                    <w:framePr w:hSpace="187" w:wrap="around" w:vAnchor="text" w:hAnchor="margin" w:xAlign="center" w:y="1"/>
                     <w:bidi w:val="0"/>
                   </w:pPr>
                   <w:r>
@@ -13899,7 +14815,7 @@
                 </w:tcPr>
                 <w:p>
                   <w:pPr>
-                    <w:framePr w:hSpace="180" w:wrap="around" w:vAnchor="page" w:hAnchor="margin" w:xAlign="center" w:y="3301"/>
+                    <w:framePr w:hSpace="187" w:wrap="around" w:vAnchor="text" w:hAnchor="margin" w:xAlign="center" w:y="1"/>
                     <w:bidi w:val="0"/>
                   </w:pPr>
                   <w:r>
@@ -13917,7 +14833,7 @@
                 </w:tcPr>
                 <w:p>
                   <w:pPr>
-                    <w:framePr w:hSpace="180" w:wrap="around" w:vAnchor="page" w:hAnchor="margin" w:xAlign="center" w:y="3301"/>
+                    <w:framePr w:hSpace="187" w:wrap="around" w:vAnchor="text" w:hAnchor="margin" w:xAlign="center" w:y="1"/>
                     <w:bidi w:val="0"/>
                   </w:pPr>
                   <w:r>
@@ -13937,7 +14853,7 @@
                 </w:tcPr>
                 <w:p>
                   <w:pPr>
-                    <w:framePr w:hSpace="180" w:wrap="around" w:vAnchor="page" w:hAnchor="margin" w:xAlign="center" w:y="3301"/>
+                    <w:framePr w:hSpace="187" w:wrap="around" w:vAnchor="text" w:hAnchor="margin" w:xAlign="center" w:y="1"/>
                     <w:bidi w:val="0"/>
                   </w:pPr>
                   <w:r>
@@ -13954,7 +14870,7 @@
                 </w:tcPr>
                 <w:p>
                   <w:pPr>
-                    <w:framePr w:hSpace="180" w:wrap="around" w:vAnchor="page" w:hAnchor="margin" w:xAlign="center" w:y="3301"/>
+                    <w:framePr w:hSpace="187" w:wrap="around" w:vAnchor="text" w:hAnchor="margin" w:xAlign="center" w:y="1"/>
                     <w:bidi w:val="0"/>
                   </w:pPr>
                   <w:r>
@@ -13971,7 +14887,7 @@
                 </w:tcPr>
                 <w:p>
                   <w:pPr>
-                    <w:framePr w:hSpace="180" w:wrap="around" w:vAnchor="page" w:hAnchor="margin" w:xAlign="center" w:y="3301"/>
+                    <w:framePr w:hSpace="187" w:wrap="around" w:vAnchor="text" w:hAnchor="margin" w:xAlign="center" w:y="1"/>
                     <w:bidi w:val="0"/>
                   </w:pPr>
                   <w:r>
@@ -13990,7 +14906,7 @@
                 </w:tcPr>
                 <w:p>
                   <w:pPr>
-                    <w:framePr w:hSpace="180" w:wrap="around" w:vAnchor="page" w:hAnchor="margin" w:xAlign="center" w:y="3301"/>
+                    <w:framePr w:hSpace="187" w:wrap="around" w:vAnchor="text" w:hAnchor="margin" w:xAlign="center" w:y="1"/>
                     <w:bidi w:val="0"/>
                   </w:pPr>
                   <w:r>
@@ -14007,7 +14923,7 @@
                 </w:tcPr>
                 <w:p>
                   <w:pPr>
-                    <w:framePr w:hSpace="180" w:wrap="around" w:vAnchor="page" w:hAnchor="margin" w:xAlign="center" w:y="3301"/>
+                    <w:framePr w:hSpace="187" w:wrap="around" w:vAnchor="text" w:hAnchor="margin" w:xAlign="center" w:y="1"/>
                     <w:bidi w:val="0"/>
                   </w:pPr>
                   <w:r>
@@ -14024,7 +14940,7 @@
                 </w:tcPr>
                 <w:p>
                   <w:pPr>
-                    <w:framePr w:hSpace="180" w:wrap="around" w:vAnchor="page" w:hAnchor="margin" w:xAlign="center" w:y="3301"/>
+                    <w:framePr w:hSpace="187" w:wrap="around" w:vAnchor="text" w:hAnchor="margin" w:xAlign="center" w:y="1"/>
                     <w:bidi w:val="0"/>
                   </w:pPr>
                   <w:r>
@@ -14043,14 +14959,13 @@
                 </w:tcPr>
                 <w:p>
                   <w:pPr>
-                    <w:framePr w:hSpace="180" w:wrap="around" w:vAnchor="page" w:hAnchor="margin" w:xAlign="center" w:y="3301"/>
-                    <w:bidi w:val="0"/>
-                  </w:pPr>
-                  <w:r>
-                    <w:rPr>
-                      <w:sz w:val="20"/>
-                    </w:rPr>
-                    <w:lastRenderedPageBreak/>
+                    <w:framePr w:hSpace="187" w:wrap="around" w:vAnchor="text" w:hAnchor="margin" w:xAlign="center" w:y="1"/>
+                    <w:bidi w:val="0"/>
+                  </w:pPr>
+                  <w:r>
+                    <w:rPr>
+                      <w:sz w:val="20"/>
+                    </w:rPr>
                     <w:t>Minimisation</w:t>
                   </w:r>
                 </w:p>
@@ -14061,7 +14976,7 @@
                 </w:tcPr>
                 <w:p>
                   <w:pPr>
-                    <w:framePr w:hSpace="180" w:wrap="around" w:vAnchor="page" w:hAnchor="margin" w:xAlign="center" w:y="3301"/>
+                    <w:framePr w:hSpace="187" w:wrap="around" w:vAnchor="text" w:hAnchor="margin" w:xAlign="center" w:y="1"/>
                     <w:bidi w:val="0"/>
                   </w:pPr>
                   <w:r>
@@ -14078,7 +14993,7 @@
                 </w:tcPr>
                 <w:p>
                   <w:pPr>
-                    <w:framePr w:hSpace="180" w:wrap="around" w:vAnchor="page" w:hAnchor="margin" w:xAlign="center" w:y="3301"/>
+                    <w:framePr w:hSpace="187" w:wrap="around" w:vAnchor="text" w:hAnchor="margin" w:xAlign="center" w:y="1"/>
                     <w:bidi w:val="0"/>
                   </w:pPr>
                   <w:r>
@@ -14097,7 +15012,7 @@
                 </w:tcPr>
                 <w:p>
                   <w:pPr>
-                    <w:framePr w:hSpace="180" w:wrap="around" w:vAnchor="page" w:hAnchor="margin" w:xAlign="center" w:y="3301"/>
+                    <w:framePr w:hSpace="187" w:wrap="around" w:vAnchor="text" w:hAnchor="margin" w:xAlign="center" w:y="1"/>
                     <w:bidi w:val="0"/>
                   </w:pPr>
                   <w:r>
@@ -14114,7 +15029,7 @@
                 </w:tcPr>
                 <w:p>
                   <w:pPr>
-                    <w:framePr w:hSpace="180" w:wrap="around" w:vAnchor="page" w:hAnchor="margin" w:xAlign="center" w:y="3301"/>
+                    <w:framePr w:hSpace="187" w:wrap="around" w:vAnchor="text" w:hAnchor="margin" w:xAlign="center" w:y="1"/>
                     <w:bidi w:val="0"/>
                   </w:pPr>
                   <w:r>
@@ -14131,7 +15046,7 @@
                 </w:tcPr>
                 <w:p>
                   <w:pPr>
-                    <w:framePr w:hSpace="180" w:wrap="around" w:vAnchor="page" w:hAnchor="margin" w:xAlign="center" w:y="3301"/>
+                    <w:framePr w:hSpace="187" w:wrap="around" w:vAnchor="text" w:hAnchor="margin" w:xAlign="center" w:y="1"/>
                     <w:bidi w:val="0"/>
                   </w:pPr>
                   <w:r>
@@ -14150,7 +15065,7 @@
                 </w:tcPr>
                 <w:p>
                   <w:pPr>
-                    <w:framePr w:hSpace="180" w:wrap="around" w:vAnchor="page" w:hAnchor="margin" w:xAlign="center" w:y="3301"/>
+                    <w:framePr w:hSpace="187" w:wrap="around" w:vAnchor="text" w:hAnchor="margin" w:xAlign="center" w:y="1"/>
                     <w:bidi w:val="0"/>
                   </w:pPr>
                   <w:r>
@@ -14167,7 +15082,7 @@
                 </w:tcPr>
                 <w:p>
                   <w:pPr>
-                    <w:framePr w:hSpace="180" w:wrap="around" w:vAnchor="page" w:hAnchor="margin" w:xAlign="center" w:y="3301"/>
+                    <w:framePr w:hSpace="187" w:wrap="around" w:vAnchor="text" w:hAnchor="margin" w:xAlign="center" w:y="1"/>
                     <w:bidi w:val="0"/>
                   </w:pPr>
                   <w:r>
@@ -14184,7 +15099,7 @@
                 </w:tcPr>
                 <w:p>
                   <w:pPr>
-                    <w:framePr w:hSpace="180" w:wrap="around" w:vAnchor="page" w:hAnchor="margin" w:xAlign="center" w:y="3301"/>
+                    <w:framePr w:hSpace="187" w:wrap="around" w:vAnchor="text" w:hAnchor="margin" w:xAlign="center" w:y="1"/>
                     <w:bidi w:val="0"/>
                   </w:pPr>
                   <w:r>
@@ -14203,7 +15118,7 @@
                 </w:tcPr>
                 <w:p>
                   <w:pPr>
-                    <w:framePr w:hSpace="180" w:wrap="around" w:vAnchor="page" w:hAnchor="margin" w:xAlign="center" w:y="3301"/>
+                    <w:framePr w:hSpace="187" w:wrap="around" w:vAnchor="text" w:hAnchor="margin" w:xAlign="center" w:y="1"/>
                     <w:bidi w:val="0"/>
                   </w:pPr>
                   <w:r>
@@ -14220,7 +15135,7 @@
                 </w:tcPr>
                 <w:p>
                   <w:pPr>
-                    <w:framePr w:hSpace="180" w:wrap="around" w:vAnchor="page" w:hAnchor="margin" w:xAlign="center" w:y="3301"/>
+                    <w:framePr w:hSpace="187" w:wrap="around" w:vAnchor="text" w:hAnchor="margin" w:xAlign="center" w:y="1"/>
                     <w:bidi w:val="0"/>
                   </w:pPr>
                   <w:r>
@@ -14237,7 +15152,7 @@
                 </w:tcPr>
                 <w:p>
                   <w:pPr>
-                    <w:framePr w:hSpace="180" w:wrap="around" w:vAnchor="page" w:hAnchor="margin" w:xAlign="center" w:y="3301"/>
+                    <w:framePr w:hSpace="187" w:wrap="around" w:vAnchor="text" w:hAnchor="margin" w:xAlign="center" w:y="1"/>
                     <w:bidi w:val="0"/>
                   </w:pPr>
                   <w:r>
@@ -14256,7 +15171,7 @@
                 </w:tcPr>
                 <w:p>
                   <w:pPr>
-                    <w:framePr w:hSpace="180" w:wrap="around" w:vAnchor="page" w:hAnchor="margin" w:xAlign="center" w:y="3301"/>
+                    <w:framePr w:hSpace="187" w:wrap="around" w:vAnchor="text" w:hAnchor="margin" w:xAlign="center" w:y="1"/>
                     <w:bidi w:val="0"/>
                   </w:pPr>
                   <w:r>
@@ -14273,7 +15188,7 @@
                 </w:tcPr>
                 <w:p>
                   <w:pPr>
-                    <w:framePr w:hSpace="180" w:wrap="around" w:vAnchor="page" w:hAnchor="margin" w:xAlign="center" w:y="3301"/>
+                    <w:framePr w:hSpace="187" w:wrap="around" w:vAnchor="text" w:hAnchor="margin" w:xAlign="center" w:y="1"/>
                     <w:bidi w:val="0"/>
                   </w:pPr>
                   <w:r>
@@ -14290,7 +15205,7 @@
                 </w:tcPr>
                 <w:p>
                   <w:pPr>
-                    <w:framePr w:hSpace="180" w:wrap="around" w:vAnchor="page" w:hAnchor="margin" w:xAlign="center" w:y="3301"/>
+                    <w:framePr w:hSpace="187" w:wrap="around" w:vAnchor="text" w:hAnchor="margin" w:xAlign="center" w:y="1"/>
                     <w:bidi w:val="0"/>
                   </w:pPr>
                   <w:r>
@@ -14303,7 +15218,6 @@
               </w:tc>
             </w:tr>
           </w:tbl>
-          <w:p/>
           <w:p/>
           <w:p>
             <w:pPr>
@@ -14323,9 +15237,9 @@
               <w:tblLook w:val="04A0" w:firstRow="1" w:lastRow="0" w:firstColumn="1" w:lastColumn="0" w:noHBand="0" w:noVBand="1"/>
             </w:tblPr>
             <w:tblGrid>
-              <w:gridCol w:w="3554"/>
-              <w:gridCol w:w="3555"/>
-              <w:gridCol w:w="3555"/>
+              <w:gridCol w:w="3568"/>
+              <w:gridCol w:w="3569"/>
+              <w:gridCol w:w="3569"/>
             </w:tblGrid>
             <w:tr>
               <w:tc>
@@ -14334,7 +15248,7 @@
                 </w:tcPr>
                 <w:p>
                   <w:pPr>
-                    <w:framePr w:hSpace="180" w:wrap="around" w:vAnchor="page" w:hAnchor="margin" w:xAlign="center" w:y="3301"/>
+                    <w:framePr w:hSpace="187" w:wrap="around" w:vAnchor="text" w:hAnchor="margin" w:xAlign="center" w:y="1"/>
                     <w:bidi w:val="0"/>
                   </w:pPr>
                   <w:r>
@@ -14352,7 +15266,7 @@
                 </w:tcPr>
                 <w:p>
                   <w:pPr>
-                    <w:framePr w:hSpace="180" w:wrap="around" w:vAnchor="page" w:hAnchor="margin" w:xAlign="center" w:y="3301"/>
+                    <w:framePr w:hSpace="187" w:wrap="around" w:vAnchor="text" w:hAnchor="margin" w:xAlign="center" w:y="1"/>
                     <w:bidi w:val="0"/>
                   </w:pPr>
                   <w:r>
@@ -14370,7 +15284,7 @@
                 </w:tcPr>
                 <w:p>
                   <w:pPr>
-                    <w:framePr w:hSpace="180" w:wrap="around" w:vAnchor="page" w:hAnchor="margin" w:xAlign="center" w:y="3301"/>
+                    <w:framePr w:hSpace="187" w:wrap="around" w:vAnchor="text" w:hAnchor="margin" w:xAlign="center" w:y="1"/>
                     <w:bidi w:val="0"/>
                   </w:pPr>
                   <w:r>
@@ -14390,7 +15304,7 @@
                 </w:tcPr>
                 <w:p>
                   <w:pPr>
-                    <w:framePr w:hSpace="180" w:wrap="around" w:vAnchor="page" w:hAnchor="margin" w:xAlign="center" w:y="3301"/>
+                    <w:framePr w:hSpace="187" w:wrap="around" w:vAnchor="text" w:hAnchor="margin" w:xAlign="center" w:y="1"/>
                     <w:bidi w:val="0"/>
                   </w:pPr>
                   <w:r>
@@ -14407,7 +15321,7 @@
                 </w:tcPr>
                 <w:p>
                   <w:pPr>
-                    <w:framePr w:hSpace="180" w:wrap="around" w:vAnchor="page" w:hAnchor="margin" w:xAlign="center" w:y="3301"/>
+                    <w:framePr w:hSpace="187" w:wrap="around" w:vAnchor="text" w:hAnchor="margin" w:xAlign="center" w:y="1"/>
                     <w:bidi w:val="0"/>
                   </w:pPr>
                   <w:r>
@@ -14424,7 +15338,7 @@
                 </w:tcPr>
                 <w:p>
                   <w:pPr>
-                    <w:framePr w:hSpace="180" w:wrap="around" w:vAnchor="page" w:hAnchor="margin" w:xAlign="center" w:y="3301"/>
+                    <w:framePr w:hSpace="187" w:wrap="around" w:vAnchor="text" w:hAnchor="margin" w:xAlign="center" w:y="1"/>
                     <w:bidi w:val="0"/>
                   </w:pPr>
                   <w:r>
@@ -14443,7 +15357,7 @@
                 </w:tcPr>
                 <w:p>
                   <w:pPr>
-                    <w:framePr w:hSpace="180" w:wrap="around" w:vAnchor="page" w:hAnchor="margin" w:xAlign="center" w:y="3301"/>
+                    <w:framePr w:hSpace="187" w:wrap="around" w:vAnchor="text" w:hAnchor="margin" w:xAlign="center" w:y="1"/>
                     <w:bidi w:val="0"/>
                   </w:pPr>
                   <w:r>
@@ -14460,7 +15374,7 @@
                 </w:tcPr>
                 <w:p>
                   <w:pPr>
-                    <w:framePr w:hSpace="180" w:wrap="around" w:vAnchor="page" w:hAnchor="margin" w:xAlign="center" w:y="3301"/>
+                    <w:framePr w:hSpace="187" w:wrap="around" w:vAnchor="text" w:hAnchor="margin" w:xAlign="center" w:y="1"/>
                     <w:bidi w:val="0"/>
                   </w:pPr>
                   <w:r>
@@ -14477,7 +15391,7 @@
                 </w:tcPr>
                 <w:p>
                   <w:pPr>
-                    <w:framePr w:hSpace="180" w:wrap="around" w:vAnchor="page" w:hAnchor="margin" w:xAlign="center" w:y="3301"/>
+                    <w:framePr w:hSpace="187" w:wrap="around" w:vAnchor="text" w:hAnchor="margin" w:xAlign="center" w:y="1"/>
                     <w:bidi w:val="0"/>
                   </w:pPr>
                   <w:r>
@@ -14496,7 +15410,7 @@
                 </w:tcPr>
                 <w:p>
                   <w:pPr>
-                    <w:framePr w:hSpace="180" w:wrap="around" w:vAnchor="page" w:hAnchor="margin" w:xAlign="center" w:y="3301"/>
+                    <w:framePr w:hSpace="187" w:wrap="around" w:vAnchor="text" w:hAnchor="margin" w:xAlign="center" w:y="1"/>
                     <w:bidi w:val="0"/>
                   </w:pPr>
                   <w:r>
@@ -14513,7 +15427,7 @@
                 </w:tcPr>
                 <w:p>
                   <w:pPr>
-                    <w:framePr w:hSpace="180" w:wrap="around" w:vAnchor="page" w:hAnchor="margin" w:xAlign="center" w:y="3301"/>
+                    <w:framePr w:hSpace="187" w:wrap="around" w:vAnchor="text" w:hAnchor="margin" w:xAlign="center" w:y="1"/>
                     <w:bidi w:val="0"/>
                   </w:pPr>
                   <w:r>
@@ -14530,7 +15444,7 @@
                 </w:tcPr>
                 <w:p>
                   <w:pPr>
-                    <w:framePr w:hSpace="180" w:wrap="around" w:vAnchor="page" w:hAnchor="margin" w:xAlign="center" w:y="3301"/>
+                    <w:framePr w:hSpace="187" w:wrap="around" w:vAnchor="text" w:hAnchor="margin" w:xAlign="center" w:y="1"/>
                     <w:bidi w:val="0"/>
                   </w:pPr>
                   <w:r>
@@ -14549,7 +15463,7 @@
                 </w:tcPr>
                 <w:p>
                   <w:pPr>
-                    <w:framePr w:hSpace="180" w:wrap="around" w:vAnchor="page" w:hAnchor="margin" w:xAlign="center" w:y="3301"/>
+                    <w:framePr w:hSpace="187" w:wrap="around" w:vAnchor="text" w:hAnchor="margin" w:xAlign="center" w:y="1"/>
                     <w:bidi w:val="0"/>
                   </w:pPr>
                   <w:r>
@@ -14566,7 +15480,7 @@
                 </w:tcPr>
                 <w:p>
                   <w:pPr>
-                    <w:framePr w:hSpace="180" w:wrap="around" w:vAnchor="page" w:hAnchor="margin" w:xAlign="center" w:y="3301"/>
+                    <w:framePr w:hSpace="187" w:wrap="around" w:vAnchor="text" w:hAnchor="margin" w:xAlign="center" w:y="1"/>
                     <w:bidi w:val="0"/>
                   </w:pPr>
                   <w:r>
@@ -14583,7 +15497,7 @@
                 </w:tcPr>
                 <w:p>
                   <w:pPr>
-                    <w:framePr w:hSpace="180" w:wrap="around" w:vAnchor="page" w:hAnchor="margin" w:xAlign="center" w:y="3301"/>
+                    <w:framePr w:hSpace="187" w:wrap="around" w:vAnchor="text" w:hAnchor="margin" w:xAlign="center" w:y="1"/>
                     <w:bidi w:val="0"/>
                   </w:pPr>
                   <w:r>
@@ -14596,8 +15510,6 @@
               </w:tc>
             </w:tr>
           </w:tbl>
-          <w:p/>
-          <w:p/>
           <w:p>
             <w:pPr>
               <w:bidi w:val="0"/>
@@ -14608,6 +15520,7 @@
                 <w:b/>
                 <w:sz w:val="20"/>
               </w:rPr>
+              <w:lastRenderedPageBreak/>
               <w:t>Availability</w:t>
             </w:r>
           </w:p>
@@ -14619,8 +15532,33 @@
               <w:rPr>
                 <w:sz w:val="20"/>
               </w:rPr>
-              <w:lastRenderedPageBreak/>
-              <w:t>Database availability rests on a SQL Server 2022 Enterprise AlwaysOn Availability Group (AG) holding both databases. It runs one read-write primary and one readable secondary, replicates by synchronous commit, and fails over automatically. The listener routes writes to the primary and read-only queries to the secondary. A cluster quorum witness completes the cluster; its configuration is open in section 3.</w:t>
+              <w:t xml:space="preserve">Database availability rests on a SQL Server 2022 Enterprise </w:t>
+            </w:r>
+            <w:proofErr w:type="spellStart"/>
+            <w:r>
+              <w:rPr>
+                <w:sz w:val="20"/>
+              </w:rPr>
+              <w:t>AlwaysOn</w:t>
+            </w:r>
+            <w:proofErr w:type="spellEnd"/>
+            <w:r>
+              <w:rPr>
+                <w:sz w:val="20"/>
+              </w:rPr>
+              <w:t xml:space="preserve"> Availability Group (AG) holding both databases. It runs one read-write primary and one readable secondary, replicates by synchronous commit, and fails over automatically. The listener routes </w:t>
+            </w:r>
+            <w:r>
+              <w:rPr>
+                <w:sz w:val="20"/>
+              </w:rPr>
+              <w:t>write</w:t>
+            </w:r>
+            <w:r>
+              <w:rPr>
+                <w:sz w:val="20"/>
+              </w:rPr>
+              <w:t xml:space="preserve"> to the primary and read-only queries to the secondary. A cluster quorum witness completes the cluster; its configuration is open in section 3.</w:t>
             </w:r>
           </w:p>
           <w:p>
@@ -14652,9 +15590,9 @@
               <w:tblLook w:val="04A0" w:firstRow="1" w:lastRow="0" w:firstColumn="1" w:lastColumn="0" w:noHBand="0" w:noVBand="1"/>
             </w:tblPr>
             <w:tblGrid>
-              <w:gridCol w:w="3554"/>
-              <w:gridCol w:w="3555"/>
-              <w:gridCol w:w="3555"/>
+              <w:gridCol w:w="3568"/>
+              <w:gridCol w:w="3569"/>
+              <w:gridCol w:w="3569"/>
             </w:tblGrid>
             <w:tr>
               <w:tc>
@@ -14663,7 +15601,7 @@
                 </w:tcPr>
                 <w:p>
                   <w:pPr>
-                    <w:framePr w:hSpace="180" w:wrap="around" w:vAnchor="page" w:hAnchor="margin" w:xAlign="center" w:y="3301"/>
+                    <w:framePr w:hSpace="187" w:wrap="around" w:vAnchor="text" w:hAnchor="margin" w:xAlign="center" w:y="1"/>
                     <w:bidi w:val="0"/>
                   </w:pPr>
                   <w:r>
@@ -14681,7 +15619,7 @@
                 </w:tcPr>
                 <w:p>
                   <w:pPr>
-                    <w:framePr w:hSpace="180" w:wrap="around" w:vAnchor="page" w:hAnchor="margin" w:xAlign="center" w:y="3301"/>
+                    <w:framePr w:hSpace="187" w:wrap="around" w:vAnchor="text" w:hAnchor="margin" w:xAlign="center" w:y="1"/>
                     <w:bidi w:val="0"/>
                   </w:pPr>
                   <w:r>
@@ -14699,7 +15637,7 @@
                 </w:tcPr>
                 <w:p>
                   <w:pPr>
-                    <w:framePr w:hSpace="180" w:wrap="around" w:vAnchor="page" w:hAnchor="margin" w:xAlign="center" w:y="3301"/>
+                    <w:framePr w:hSpace="187" w:wrap="around" w:vAnchor="text" w:hAnchor="margin" w:xAlign="center" w:y="1"/>
                     <w:bidi w:val="0"/>
                   </w:pPr>
                   <w:r>
@@ -14719,7 +15657,7 @@
                 </w:tcPr>
                 <w:p>
                   <w:pPr>
-                    <w:framePr w:hSpace="180" w:wrap="around" w:vAnchor="page" w:hAnchor="margin" w:xAlign="center" w:y="3301"/>
+                    <w:framePr w:hSpace="187" w:wrap="around" w:vAnchor="text" w:hAnchor="margin" w:xAlign="center" w:y="1"/>
                     <w:bidi w:val="0"/>
                   </w:pPr>
                   <w:r>
@@ -14736,7 +15674,7 @@
                 </w:tcPr>
                 <w:p>
                   <w:pPr>
-                    <w:framePr w:hSpace="180" w:wrap="around" w:vAnchor="page" w:hAnchor="margin" w:xAlign="center" w:y="3301"/>
+                    <w:framePr w:hSpace="187" w:wrap="around" w:vAnchor="text" w:hAnchor="margin" w:xAlign="center" w:y="1"/>
                     <w:bidi w:val="0"/>
                   </w:pPr>
                   <w:r>
@@ -14753,7 +15691,7 @@
                 </w:tcPr>
                 <w:p>
                   <w:pPr>
-                    <w:framePr w:hSpace="180" w:wrap="around" w:vAnchor="page" w:hAnchor="margin" w:xAlign="center" w:y="3301"/>
+                    <w:framePr w:hSpace="187" w:wrap="around" w:vAnchor="text" w:hAnchor="margin" w:xAlign="center" w:y="1"/>
                     <w:bidi w:val="0"/>
                   </w:pPr>
                   <w:r>
@@ -14772,7 +15710,7 @@
                 </w:tcPr>
                 <w:p>
                   <w:pPr>
-                    <w:framePr w:hSpace="180" w:wrap="around" w:vAnchor="page" w:hAnchor="margin" w:xAlign="center" w:y="3301"/>
+                    <w:framePr w:hSpace="187" w:wrap="around" w:vAnchor="text" w:hAnchor="margin" w:xAlign="center" w:y="1"/>
                     <w:bidi w:val="0"/>
                   </w:pPr>
                   <w:r>
@@ -14789,7 +15727,7 @@
                 </w:tcPr>
                 <w:p>
                   <w:pPr>
-                    <w:framePr w:hSpace="180" w:wrap="around" w:vAnchor="page" w:hAnchor="margin" w:xAlign="center" w:y="3301"/>
+                    <w:framePr w:hSpace="187" w:wrap="around" w:vAnchor="text" w:hAnchor="margin" w:xAlign="center" w:y="1"/>
                     <w:bidi w:val="0"/>
                   </w:pPr>
                   <w:r>
@@ -14806,7 +15744,7 @@
                 </w:tcPr>
                 <w:p>
                   <w:pPr>
-                    <w:framePr w:hSpace="180" w:wrap="around" w:vAnchor="page" w:hAnchor="margin" w:xAlign="center" w:y="3301"/>
+                    <w:framePr w:hSpace="187" w:wrap="around" w:vAnchor="text" w:hAnchor="margin" w:xAlign="center" w:y="1"/>
                     <w:bidi w:val="0"/>
                   </w:pPr>
                   <w:r>
@@ -14825,7 +15763,7 @@
                 </w:tcPr>
                 <w:p>
                   <w:pPr>
-                    <w:framePr w:hSpace="180" w:wrap="around" w:vAnchor="page" w:hAnchor="margin" w:xAlign="center" w:y="3301"/>
+                    <w:framePr w:hSpace="187" w:wrap="around" w:vAnchor="text" w:hAnchor="margin" w:xAlign="center" w:y="1"/>
                     <w:bidi w:val="0"/>
                   </w:pPr>
                   <w:r>
@@ -14842,7 +15780,7 @@
                 </w:tcPr>
                 <w:p>
                   <w:pPr>
-                    <w:framePr w:hSpace="180" w:wrap="around" w:vAnchor="page" w:hAnchor="margin" w:xAlign="center" w:y="3301"/>
+                    <w:framePr w:hSpace="187" w:wrap="around" w:vAnchor="text" w:hAnchor="margin" w:xAlign="center" w:y="1"/>
                     <w:bidi w:val="0"/>
                   </w:pPr>
                   <w:r>
@@ -14859,7 +15797,7 @@
                 </w:tcPr>
                 <w:p>
                   <w:pPr>
-                    <w:framePr w:hSpace="180" w:wrap="around" w:vAnchor="page" w:hAnchor="margin" w:xAlign="center" w:y="3301"/>
+                    <w:framePr w:hSpace="187" w:wrap="around" w:vAnchor="text" w:hAnchor="margin" w:xAlign="center" w:y="1"/>
                     <w:bidi w:val="0"/>
                   </w:pPr>
                   <w:r>
@@ -14878,7 +15816,7 @@
                 </w:tcPr>
                 <w:p>
                   <w:pPr>
-                    <w:framePr w:hSpace="180" w:wrap="around" w:vAnchor="page" w:hAnchor="margin" w:xAlign="center" w:y="3301"/>
+                    <w:framePr w:hSpace="187" w:wrap="around" w:vAnchor="text" w:hAnchor="margin" w:xAlign="center" w:y="1"/>
                     <w:bidi w:val="0"/>
                   </w:pPr>
                   <w:r>
@@ -14895,7 +15833,7 @@
                 </w:tcPr>
                 <w:p>
                   <w:pPr>
-                    <w:framePr w:hSpace="180" w:wrap="around" w:vAnchor="page" w:hAnchor="margin" w:xAlign="center" w:y="3301"/>
+                    <w:framePr w:hSpace="187" w:wrap="around" w:vAnchor="text" w:hAnchor="margin" w:xAlign="center" w:y="1"/>
                     <w:bidi w:val="0"/>
                   </w:pPr>
                   <w:r>
@@ -14912,7 +15850,7 @@
                 </w:tcPr>
                 <w:p>
                   <w:pPr>
-                    <w:framePr w:hSpace="180" w:wrap="around" w:vAnchor="page" w:hAnchor="margin" w:xAlign="center" w:y="3301"/>
+                    <w:framePr w:hSpace="187" w:wrap="around" w:vAnchor="text" w:hAnchor="margin" w:xAlign="center" w:y="1"/>
                     <w:bidi w:val="0"/>
                   </w:pPr>
                   <w:r>
@@ -14931,7 +15869,7 @@
                 </w:tcPr>
                 <w:p>
                   <w:pPr>
-                    <w:framePr w:hSpace="180" w:wrap="around" w:vAnchor="page" w:hAnchor="margin" w:xAlign="center" w:y="3301"/>
+                    <w:framePr w:hSpace="187" w:wrap="around" w:vAnchor="text" w:hAnchor="margin" w:xAlign="center" w:y="1"/>
                     <w:bidi w:val="0"/>
                   </w:pPr>
                   <w:r>
@@ -14948,7 +15886,7 @@
                 </w:tcPr>
                 <w:p>
                   <w:pPr>
-                    <w:framePr w:hSpace="180" w:wrap="around" w:vAnchor="page" w:hAnchor="margin" w:xAlign="center" w:y="3301"/>
+                    <w:framePr w:hSpace="187" w:wrap="around" w:vAnchor="text" w:hAnchor="margin" w:xAlign="center" w:y="1"/>
                     <w:bidi w:val="0"/>
                   </w:pPr>
                   <w:r>
@@ -14965,14 +15903,28 @@
                 </w:tcPr>
                 <w:p>
                   <w:pPr>
-                    <w:framePr w:hSpace="180" w:wrap="around" w:vAnchor="page" w:hAnchor="margin" w:xAlign="center" w:y="3301"/>
-                    <w:bidi w:val="0"/>
-                  </w:pPr>
-                  <w:r>
-                    <w:rPr>
-                      <w:sz w:val="20"/>
-                    </w:rPr>
-                    <w:t>A zone loss restores from the four artefact backup set, so the exposure is the gap between backups</w:t>
+                    <w:framePr w:hSpace="187" w:wrap="around" w:vAnchor="text" w:hAnchor="margin" w:xAlign="center" w:y="1"/>
+                    <w:bidi w:val="0"/>
+                  </w:pPr>
+                  <w:r>
+                    <w:rPr>
+                      <w:sz w:val="20"/>
+                    </w:rPr>
+                    <w:t xml:space="preserve">A zone loss restores from the </w:t>
+                  </w:r>
+                  <w:proofErr w:type="gramStart"/>
+                  <w:r>
+                    <w:rPr>
+                      <w:sz w:val="20"/>
+                    </w:rPr>
+                    <w:t>four artefact</w:t>
+                  </w:r>
+                  <w:proofErr w:type="gramEnd"/>
+                  <w:r>
+                    <w:rPr>
+                      <w:sz w:val="20"/>
+                    </w:rPr>
+                    <w:t xml:space="preserve"> backup set, so the exposure is the gap between backups</w:t>
                   </w:r>
                 </w:p>
               </w:tc>
@@ -14984,7 +15936,7 @@
                 </w:tcPr>
                 <w:p>
                   <w:pPr>
-                    <w:framePr w:hSpace="180" w:wrap="around" w:vAnchor="page" w:hAnchor="margin" w:xAlign="center" w:y="3301"/>
+                    <w:framePr w:hSpace="187" w:wrap="around" w:vAnchor="text" w:hAnchor="margin" w:xAlign="center" w:y="1"/>
                     <w:bidi w:val="0"/>
                   </w:pPr>
                   <w:r>
@@ -15001,7 +15953,7 @@
                 </w:tcPr>
                 <w:p>
                   <w:pPr>
-                    <w:framePr w:hSpace="180" w:wrap="around" w:vAnchor="page" w:hAnchor="margin" w:xAlign="center" w:y="3301"/>
+                    <w:framePr w:hSpace="187" w:wrap="around" w:vAnchor="text" w:hAnchor="margin" w:xAlign="center" w:y="1"/>
                     <w:bidi w:val="0"/>
                   </w:pPr>
                   <w:r>
@@ -15018,7 +15970,7 @@
                 </w:tcPr>
                 <w:p>
                   <w:pPr>
-                    <w:framePr w:hSpace="180" w:wrap="around" w:vAnchor="page" w:hAnchor="margin" w:xAlign="center" w:y="3301"/>
+                    <w:framePr w:hSpace="187" w:wrap="around" w:vAnchor="text" w:hAnchor="margin" w:xAlign="center" w:y="1"/>
                     <w:bidi w:val="0"/>
                   </w:pPr>
                   <w:r>
@@ -15037,7 +15989,7 @@
                 </w:tcPr>
                 <w:p>
                   <w:pPr>
-                    <w:framePr w:hSpace="180" w:wrap="around" w:vAnchor="page" w:hAnchor="margin" w:xAlign="center" w:y="3301"/>
+                    <w:framePr w:hSpace="187" w:wrap="around" w:vAnchor="text" w:hAnchor="margin" w:xAlign="center" w:y="1"/>
                     <w:bidi w:val="0"/>
                   </w:pPr>
                   <w:r>
@@ -15054,7 +16006,7 @@
                 </w:tcPr>
                 <w:p>
                   <w:pPr>
-                    <w:framePr w:hSpace="180" w:wrap="around" w:vAnchor="page" w:hAnchor="margin" w:xAlign="center" w:y="3301"/>
+                    <w:framePr w:hSpace="187" w:wrap="around" w:vAnchor="text" w:hAnchor="margin" w:xAlign="center" w:y="1"/>
                     <w:bidi w:val="0"/>
                   </w:pPr>
                   <w:r>
@@ -15071,20 +16023,33 @@
                 </w:tcPr>
                 <w:p>
                   <w:pPr>
-                    <w:framePr w:hSpace="180" w:wrap="around" w:vAnchor="page" w:hAnchor="margin" w:xAlign="center" w:y="3301"/>
-                    <w:bidi w:val="0"/>
-                  </w:pPr>
-                  <w:r>
-                    <w:rPr>
-                      <w:sz w:val="20"/>
-                    </w:rPr>
-                    <w:t>A restore from the four artefact backup set, not a failover</w:t>
+                    <w:framePr w:hSpace="187" w:wrap="around" w:vAnchor="text" w:hAnchor="margin" w:xAlign="center" w:y="1"/>
+                    <w:bidi w:val="0"/>
+                  </w:pPr>
+                  <w:r>
+                    <w:rPr>
+                      <w:sz w:val="20"/>
+                    </w:rPr>
+                    <w:t xml:space="preserve">A restore from the </w:t>
+                  </w:r>
+                  <w:proofErr w:type="gramStart"/>
+                  <w:r>
+                    <w:rPr>
+                      <w:sz w:val="20"/>
+                    </w:rPr>
+                    <w:t>four artefact</w:t>
+                  </w:r>
+                  <w:proofErr w:type="gramEnd"/>
+                  <w:r>
+                    <w:rPr>
+                      <w:sz w:val="20"/>
+                    </w:rPr>
+                    <w:t xml:space="preserve"> backup set, not a failover</w:t>
                   </w:r>
                 </w:p>
               </w:tc>
             </w:tr>
           </w:tbl>
-          <w:p/>
           <w:p/>
           <w:p>
             <w:pPr>
@@ -15107,14 +16072,14 @@
               <w:rPr>
                 <w:sz w:val="20"/>
               </w:rPr>
+              <w:t xml:space="preserve">Each host writes structured events to rolling files, each carrying a correlation identifier for tracing. Section 2.7 states how they reach the ministry log collector, and administrators read both audit trails in the Control Panel. A health endpoint serves as the readiness probe and reports the scheduled jobs from their heartbeat registry. A faulted job turns the </w:t>
+            </w:r>
+            <w:r>
+              <w:rPr>
+                <w:sz w:val="20"/>
+              </w:rPr>
               <w:lastRenderedPageBreak/>
-              <w:t>Each host writes structured events to rolling files, each carrying a correlation identifier for tracing. Section 2.7 states how they reach the ministry log collector, and administrators read both audit trails in the Control Panel. A health endpoint serves as the readiness probe and reports the scheduled jobs from their heartbeat registry. A faulted job turns the node degraded and drops it from rotation. A monitoring toolchain collects processor, memory, response-time, throughput and query metrics, and alert</w:t>
-            </w:r>
-            <w:r>
-              <w:rPr>
-                <w:sz w:val="20"/>
-              </w:rPr>
-              <w:t>s on thresholds. The Control Panel presents usage statistics for registrations, attendance, bookings, scans and ratings. The alerting product, its thresholds and the escalation path are TBD, owner SITE.</w:t>
+              <w:t>node degraded and drops it from rotation. A monitoring toolchain collects processor, memory, response-time, throughput and query metrics, and alerts on thresholds. The Control Panel presents usage statistics for registrations, attendance, bookings, scans and ratings. The alerting product, its thresholds and the escalation path are TBD, owner SITE.</w:t>
             </w:r>
           </w:p>
           <w:p>
@@ -15144,19 +16109,35 @@
           <w:p>
             <w:pPr>
               <w:bidi w:val="0"/>
+              <w:rPr>
+                <w:sz w:val="20"/>
+              </w:rPr>
             </w:pPr>
             <w:r>
               <w:rPr>
                 <w:sz w:val="20"/>
               </w:rPr>
-              <w:t>Queries are indexed and projected, and list endpoints page at the data source rather than in memory. Live notifications and questions use bounded conditional polling, and this build carries no server-push transport. At the peak concurrency given in section 2.1, polling is roughly 100 requests per second across the four API nodes. The Solution Design Document carries the poll interval, the cache behaviour and the response codes. Reference data is cached, and large media is served through a caching layer rath</w:t>
-            </w:r>
-            <w:r>
-              <w:rPr>
-                <w:sz w:val="20"/>
-              </w:rPr>
-              <w:t>er than the API. Load tests in staging set the pass thresholds, which section 3 carries.</w:t>
-            </w:r>
+              <w:t xml:space="preserve">Queries are indexed and projected, and list endpoints page at the data source rather than in memory. Live notifications and questions use bounded conditional polling, and this build carries no server-push transport. At the peak concurrency given in section 2.1, polling is roughly 100 requests per second across the four API nodes. The Solution Design Document carries the poll interval, the cache </w:t>
+            </w:r>
+            <w:proofErr w:type="spellStart"/>
+            <w:r>
+              <w:rPr>
+                <w:sz w:val="20"/>
+              </w:rPr>
+              <w:t>behaviour</w:t>
+            </w:r>
+            <w:proofErr w:type="spellEnd"/>
+            <w:r>
+              <w:rPr>
+                <w:sz w:val="20"/>
+              </w:rPr>
+              <w:t xml:space="preserve"> and the response codes. Reference data is cached, and large media is served through a caching layer rather than the API. Load tests in staging set the pass thresholds, which section 3 carries.</w:t>
+            </w:r>
+          </w:p>
+          <w:p>
+            <w:pPr>
+              <w:bidi w:val="0"/>
+            </w:pPr>
           </w:p>
         </w:tc>
       </w:tr>
@@ -15222,24 +16203,24 @@
           <w:tbl>
             <w:tblPr>
               <w:tblStyle w:val="TableGrid"/>
-              <w:tblW w:w="5000" w:type="pct"/>
+              <w:tblW w:w="10706" w:type="dxa"/>
               <w:tblLook w:val="04A0" w:firstRow="1" w:lastRow="0" w:firstColumn="1" w:lastColumn="0" w:noHBand="0" w:noVBand="1"/>
             </w:tblPr>
             <w:tblGrid>
-              <w:gridCol w:w="2132"/>
               <w:gridCol w:w="2133"/>
-              <w:gridCol w:w="2133"/>
-              <w:gridCol w:w="2133"/>
-              <w:gridCol w:w="2133"/>
+              <w:gridCol w:w="3178"/>
+              <w:gridCol w:w="1050"/>
+              <w:gridCol w:w="3174"/>
+              <w:gridCol w:w="1171"/>
             </w:tblGrid>
             <w:tr>
               <w:tc>
                 <w:tcPr>
-                  <w:tcW w:w="288" w:type="dxa"/>
-                </w:tcPr>
-                <w:p>
-                  <w:pPr>
-                    <w:framePr w:hSpace="180" w:wrap="around" w:vAnchor="page" w:hAnchor="margin" w:xAlign="center" w:y="3301"/>
+                  <w:tcW w:w="2133" w:type="dxa"/>
+                </w:tcPr>
+                <w:p>
+                  <w:pPr>
+                    <w:framePr w:hSpace="187" w:wrap="around" w:vAnchor="text" w:hAnchor="margin" w:xAlign="center" w:y="1"/>
                     <w:bidi w:val="0"/>
                   </w:pPr>
                   <w:r>
@@ -15253,11 +16234,11 @@
               </w:tc>
               <w:tc>
                 <w:tcPr>
-                  <w:tcW w:w="288" w:type="dxa"/>
-                </w:tcPr>
-                <w:p>
-                  <w:pPr>
-                    <w:framePr w:hSpace="180" w:wrap="around" w:vAnchor="page" w:hAnchor="margin" w:xAlign="center" w:y="3301"/>
+                  <w:tcW w:w="3178" w:type="dxa"/>
+                </w:tcPr>
+                <w:p>
+                  <w:pPr>
+                    <w:framePr w:hSpace="187" w:wrap="around" w:vAnchor="text" w:hAnchor="margin" w:xAlign="center" w:y="1"/>
                     <w:bidi w:val="0"/>
                   </w:pPr>
                   <w:r>
@@ -15271,11 +16252,11 @@
               </w:tc>
               <w:tc>
                 <w:tcPr>
-                  <w:tcW w:w="288" w:type="dxa"/>
-                </w:tcPr>
-                <w:p>
-                  <w:pPr>
-                    <w:framePr w:hSpace="180" w:wrap="around" w:vAnchor="page" w:hAnchor="margin" w:xAlign="center" w:y="3301"/>
+                  <w:tcW w:w="1050" w:type="dxa"/>
+                </w:tcPr>
+                <w:p>
+                  <w:pPr>
+                    <w:framePr w:hSpace="187" w:wrap="around" w:vAnchor="text" w:hAnchor="margin" w:xAlign="center" w:y="1"/>
                     <w:bidi w:val="0"/>
                   </w:pPr>
                   <w:r>
@@ -15289,11 +16270,11 @@
               </w:tc>
               <w:tc>
                 <w:tcPr>
-                  <w:tcW w:w="288" w:type="dxa"/>
-                </w:tcPr>
-                <w:p>
-                  <w:pPr>
-                    <w:framePr w:hSpace="180" w:wrap="around" w:vAnchor="page" w:hAnchor="margin" w:xAlign="center" w:y="3301"/>
+                  <w:tcW w:w="3174" w:type="dxa"/>
+                </w:tcPr>
+                <w:p>
+                  <w:pPr>
+                    <w:framePr w:hSpace="187" w:wrap="around" w:vAnchor="text" w:hAnchor="margin" w:xAlign="center" w:y="1"/>
                     <w:bidi w:val="0"/>
                   </w:pPr>
                   <w:r>
@@ -15307,11 +16288,11 @@
               </w:tc>
               <w:tc>
                 <w:tcPr>
-                  <w:tcW w:w="288" w:type="dxa"/>
-                </w:tcPr>
-                <w:p>
-                  <w:pPr>
-                    <w:framePr w:hSpace="180" w:wrap="around" w:vAnchor="page" w:hAnchor="margin" w:xAlign="center" w:y="3301"/>
+                  <w:tcW w:w="1171" w:type="dxa"/>
+                </w:tcPr>
+                <w:p>
+                  <w:pPr>
+                    <w:framePr w:hSpace="187" w:wrap="around" w:vAnchor="text" w:hAnchor="margin" w:xAlign="center" w:y="1"/>
                     <w:bidi w:val="0"/>
                   </w:pPr>
                   <w:r>
@@ -15327,11 +16308,11 @@
             <w:tr>
               <w:tc>
                 <w:tcPr>
-                  <w:tcW w:w="2088" w:type="dxa"/>
-                </w:tcPr>
-                <w:p>
-                  <w:pPr>
-                    <w:framePr w:hSpace="180" w:wrap="around" w:vAnchor="page" w:hAnchor="margin" w:xAlign="center" w:y="3301"/>
+                  <w:tcW w:w="2133" w:type="dxa"/>
+                </w:tcPr>
+                <w:p>
+                  <w:pPr>
+                    <w:framePr w:hSpace="187" w:wrap="around" w:vAnchor="text" w:hAnchor="margin" w:xAlign="center" w:y="1"/>
                     <w:bidi w:val="0"/>
                   </w:pPr>
                   <w:r>
@@ -15344,11 +16325,11 @@
               </w:tc>
               <w:tc>
                 <w:tcPr>
-                  <w:tcW w:w="2088" w:type="dxa"/>
-                </w:tcPr>
-                <w:p>
-                  <w:pPr>
-                    <w:framePr w:hSpace="180" w:wrap="around" w:vAnchor="page" w:hAnchor="margin" w:xAlign="center" w:y="3301"/>
+                  <w:tcW w:w="3178" w:type="dxa"/>
+                </w:tcPr>
+                <w:p>
+                  <w:pPr>
+                    <w:framePr w:hSpace="187" w:wrap="around" w:vAnchor="text" w:hAnchor="margin" w:xAlign="center" w:y="1"/>
                     <w:bidi w:val="0"/>
                   </w:pPr>
                   <w:r>
@@ -15361,11 +16342,11 @@
               </w:tc>
               <w:tc>
                 <w:tcPr>
-                  <w:tcW w:w="2088" w:type="dxa"/>
-                </w:tcPr>
-                <w:p>
-                  <w:pPr>
-                    <w:framePr w:hSpace="180" w:wrap="around" w:vAnchor="page" w:hAnchor="margin" w:xAlign="center" w:y="3301"/>
+                  <w:tcW w:w="1050" w:type="dxa"/>
+                </w:tcPr>
+                <w:p>
+                  <w:pPr>
+                    <w:framePr w:hSpace="187" w:wrap="around" w:vAnchor="text" w:hAnchor="margin" w:xAlign="center" w:y="1"/>
                     <w:bidi w:val="0"/>
                   </w:pPr>
                   <w:r>
@@ -15378,11 +16359,11 @@
               </w:tc>
               <w:tc>
                 <w:tcPr>
-                  <w:tcW w:w="2088" w:type="dxa"/>
-                </w:tcPr>
-                <w:p>
-                  <w:pPr>
-                    <w:framePr w:hSpace="180" w:wrap="around" w:vAnchor="page" w:hAnchor="margin" w:xAlign="center" w:y="3301"/>
+                  <w:tcW w:w="3174" w:type="dxa"/>
+                </w:tcPr>
+                <w:p>
+                  <w:pPr>
+                    <w:framePr w:hSpace="187" w:wrap="around" w:vAnchor="text" w:hAnchor="margin" w:xAlign="center" w:y="1"/>
                     <w:bidi w:val="0"/>
                   </w:pPr>
                   <w:r>
@@ -15395,11 +16376,11 @@
               </w:tc>
               <w:tc>
                 <w:tcPr>
-                  <w:tcW w:w="2088" w:type="dxa"/>
-                </w:tcPr>
-                <w:p>
-                  <w:pPr>
-                    <w:framePr w:hSpace="180" w:wrap="around" w:vAnchor="page" w:hAnchor="margin" w:xAlign="center" w:y="3301"/>
+                  <w:tcW w:w="1171" w:type="dxa"/>
+                </w:tcPr>
+                <w:p>
+                  <w:pPr>
+                    <w:framePr w:hSpace="187" w:wrap="around" w:vAnchor="text" w:hAnchor="margin" w:xAlign="center" w:y="1"/>
                     <w:bidi w:val="0"/>
                   </w:pPr>
                   <w:r>
@@ -15414,11 +16395,11 @@
             <w:tr>
               <w:tc>
                 <w:tcPr>
-                  <w:tcW w:w="2088" w:type="dxa"/>
-                </w:tcPr>
-                <w:p>
-                  <w:pPr>
-                    <w:framePr w:hSpace="180" w:wrap="around" w:vAnchor="page" w:hAnchor="margin" w:xAlign="center" w:y="3301"/>
+                  <w:tcW w:w="2133" w:type="dxa"/>
+                </w:tcPr>
+                <w:p>
+                  <w:pPr>
+                    <w:framePr w:hSpace="187" w:wrap="around" w:vAnchor="text" w:hAnchor="margin" w:xAlign="center" w:y="1"/>
                     <w:bidi w:val="0"/>
                   </w:pPr>
                   <w:r>
@@ -15431,11 +16412,11 @@
               </w:tc>
               <w:tc>
                 <w:tcPr>
-                  <w:tcW w:w="2088" w:type="dxa"/>
-                </w:tcPr>
-                <w:p>
-                  <w:pPr>
-                    <w:framePr w:hSpace="180" w:wrap="around" w:vAnchor="page" w:hAnchor="margin" w:xAlign="center" w:y="3301"/>
+                  <w:tcW w:w="3178" w:type="dxa"/>
+                </w:tcPr>
+                <w:p>
+                  <w:pPr>
+                    <w:framePr w:hSpace="187" w:wrap="around" w:vAnchor="text" w:hAnchor="margin" w:xAlign="center" w:y="1"/>
                     <w:bidi w:val="0"/>
                   </w:pPr>
                   <w:r>
@@ -15448,11 +16429,11 @@
               </w:tc>
               <w:tc>
                 <w:tcPr>
-                  <w:tcW w:w="2088" w:type="dxa"/>
-                </w:tcPr>
-                <w:p>
-                  <w:pPr>
-                    <w:framePr w:hSpace="180" w:wrap="around" w:vAnchor="page" w:hAnchor="margin" w:xAlign="center" w:y="3301"/>
+                  <w:tcW w:w="1050" w:type="dxa"/>
+                </w:tcPr>
+                <w:p>
+                  <w:pPr>
+                    <w:framePr w:hSpace="187" w:wrap="around" w:vAnchor="text" w:hAnchor="margin" w:xAlign="center" w:y="1"/>
                     <w:bidi w:val="0"/>
                   </w:pPr>
                   <w:r>
@@ -15465,11 +16446,11 @@
               </w:tc>
               <w:tc>
                 <w:tcPr>
-                  <w:tcW w:w="2088" w:type="dxa"/>
-                </w:tcPr>
-                <w:p>
-                  <w:pPr>
-                    <w:framePr w:hSpace="180" w:wrap="around" w:vAnchor="page" w:hAnchor="margin" w:xAlign="center" w:y="3301"/>
+                  <w:tcW w:w="3174" w:type="dxa"/>
+                </w:tcPr>
+                <w:p>
+                  <w:pPr>
+                    <w:framePr w:hSpace="187" w:wrap="around" w:vAnchor="text" w:hAnchor="margin" w:xAlign="center" w:y="1"/>
                     <w:bidi w:val="0"/>
                   </w:pPr>
                   <w:r>
@@ -15482,11 +16463,11 @@
               </w:tc>
               <w:tc>
                 <w:tcPr>
-                  <w:tcW w:w="2088" w:type="dxa"/>
-                </w:tcPr>
-                <w:p>
-                  <w:pPr>
-                    <w:framePr w:hSpace="180" w:wrap="around" w:vAnchor="page" w:hAnchor="margin" w:xAlign="center" w:y="3301"/>
+                  <w:tcW w:w="1171" w:type="dxa"/>
+                </w:tcPr>
+                <w:p>
+                  <w:pPr>
+                    <w:framePr w:hSpace="187" w:wrap="around" w:vAnchor="text" w:hAnchor="margin" w:xAlign="center" w:y="1"/>
                     <w:bidi w:val="0"/>
                   </w:pPr>
                   <w:r>
@@ -15501,29 +16482,28 @@
             <w:tr>
               <w:tc>
                 <w:tcPr>
-                  <w:tcW w:w="2088" w:type="dxa"/>
-                </w:tcPr>
-                <w:p>
-                  <w:pPr>
-                    <w:framePr w:hSpace="180" w:wrap="around" w:vAnchor="page" w:hAnchor="margin" w:xAlign="center" w:y="3301"/>
-                    <w:bidi w:val="0"/>
-                  </w:pPr>
-                  <w:r>
-                    <w:rPr>
-                      <w:sz w:val="20"/>
-                    </w:rPr>
-                    <w:lastRenderedPageBreak/>
+                  <w:tcW w:w="2133" w:type="dxa"/>
+                </w:tcPr>
+                <w:p>
+                  <w:pPr>
+                    <w:framePr w:hSpace="187" w:wrap="around" w:vAnchor="text" w:hAnchor="margin" w:xAlign="center" w:y="1"/>
+                    <w:bidi w:val="0"/>
+                  </w:pPr>
+                  <w:r>
+                    <w:rPr>
+                      <w:sz w:val="20"/>
+                    </w:rPr>
                     <w:t>Scalability and performance</w:t>
                   </w:r>
                 </w:p>
               </w:tc>
               <w:tc>
                 <w:tcPr>
-                  <w:tcW w:w="2088" w:type="dxa"/>
-                </w:tcPr>
-                <w:p>
-                  <w:pPr>
-                    <w:framePr w:hSpace="180" w:wrap="around" w:vAnchor="page" w:hAnchor="margin" w:xAlign="center" w:y="3301"/>
+                  <w:tcW w:w="3178" w:type="dxa"/>
+                </w:tcPr>
+                <w:p>
+                  <w:pPr>
+                    <w:framePr w:hSpace="187" w:wrap="around" w:vAnchor="text" w:hAnchor="margin" w:xAlign="center" w:y="1"/>
                     <w:bidi w:val="0"/>
                   </w:pPr>
                   <w:r>
@@ -15536,11 +16516,11 @@
               </w:tc>
               <w:tc>
                 <w:tcPr>
-                  <w:tcW w:w="2088" w:type="dxa"/>
-                </w:tcPr>
-                <w:p>
-                  <w:pPr>
-                    <w:framePr w:hSpace="180" w:wrap="around" w:vAnchor="page" w:hAnchor="margin" w:xAlign="center" w:y="3301"/>
+                  <w:tcW w:w="1050" w:type="dxa"/>
+                </w:tcPr>
+                <w:p>
+                  <w:pPr>
+                    <w:framePr w:hSpace="187" w:wrap="around" w:vAnchor="text" w:hAnchor="margin" w:xAlign="center" w:y="1"/>
                     <w:bidi w:val="0"/>
                   </w:pPr>
                   <w:r>
@@ -15553,11 +16533,11 @@
               </w:tc>
               <w:tc>
                 <w:tcPr>
-                  <w:tcW w:w="2088" w:type="dxa"/>
-                </w:tcPr>
-                <w:p>
-                  <w:pPr>
-                    <w:framePr w:hSpace="180" w:wrap="around" w:vAnchor="page" w:hAnchor="margin" w:xAlign="center" w:y="3301"/>
+                  <w:tcW w:w="3174" w:type="dxa"/>
+                </w:tcPr>
+                <w:p>
+                  <w:pPr>
+                    <w:framePr w:hSpace="187" w:wrap="around" w:vAnchor="text" w:hAnchor="margin" w:xAlign="center" w:y="1"/>
                     <w:bidi w:val="0"/>
                   </w:pPr>
                   <w:r>
@@ -15570,11 +16550,11 @@
               </w:tc>
               <w:tc>
                 <w:tcPr>
-                  <w:tcW w:w="2088" w:type="dxa"/>
-                </w:tcPr>
-                <w:p>
-                  <w:pPr>
-                    <w:framePr w:hSpace="180" w:wrap="around" w:vAnchor="page" w:hAnchor="margin" w:xAlign="center" w:y="3301"/>
+                  <w:tcW w:w="1171" w:type="dxa"/>
+                </w:tcPr>
+                <w:p>
+                  <w:pPr>
+                    <w:framePr w:hSpace="187" w:wrap="around" w:vAnchor="text" w:hAnchor="margin" w:xAlign="center" w:y="1"/>
                     <w:bidi w:val="0"/>
                   </w:pPr>
                   <w:r>
@@ -15589,11 +16569,11 @@
             <w:tr>
               <w:tc>
                 <w:tcPr>
-                  <w:tcW w:w="2088" w:type="dxa"/>
-                </w:tcPr>
-                <w:p>
-                  <w:pPr>
-                    <w:framePr w:hSpace="180" w:wrap="around" w:vAnchor="page" w:hAnchor="margin" w:xAlign="center" w:y="3301"/>
+                  <w:tcW w:w="2133" w:type="dxa"/>
+                </w:tcPr>
+                <w:p>
+                  <w:pPr>
+                    <w:framePr w:hSpace="187" w:wrap="around" w:vAnchor="text" w:hAnchor="margin" w:xAlign="center" w:y="1"/>
                     <w:bidi w:val="0"/>
                   </w:pPr>
                   <w:r>
@@ -15606,11 +16586,11 @@
               </w:tc>
               <w:tc>
                 <w:tcPr>
-                  <w:tcW w:w="2088" w:type="dxa"/>
-                </w:tcPr>
-                <w:p>
-                  <w:pPr>
-                    <w:framePr w:hSpace="180" w:wrap="around" w:vAnchor="page" w:hAnchor="margin" w:xAlign="center" w:y="3301"/>
+                  <w:tcW w:w="3178" w:type="dxa"/>
+                </w:tcPr>
+                <w:p>
+                  <w:pPr>
+                    <w:framePr w:hSpace="187" w:wrap="around" w:vAnchor="text" w:hAnchor="margin" w:xAlign="center" w:y="1"/>
                     <w:bidi w:val="0"/>
                   </w:pPr>
                   <w:r>
@@ -15623,11 +16603,11 @@
               </w:tc>
               <w:tc>
                 <w:tcPr>
-                  <w:tcW w:w="2088" w:type="dxa"/>
-                </w:tcPr>
-                <w:p>
-                  <w:pPr>
-                    <w:framePr w:hSpace="180" w:wrap="around" w:vAnchor="page" w:hAnchor="margin" w:xAlign="center" w:y="3301"/>
+                  <w:tcW w:w="1050" w:type="dxa"/>
+                </w:tcPr>
+                <w:p>
+                  <w:pPr>
+                    <w:framePr w:hSpace="187" w:wrap="around" w:vAnchor="text" w:hAnchor="margin" w:xAlign="center" w:y="1"/>
                     <w:bidi w:val="0"/>
                   </w:pPr>
                   <w:r>
@@ -15640,11 +16620,11 @@
               </w:tc>
               <w:tc>
                 <w:tcPr>
-                  <w:tcW w:w="2088" w:type="dxa"/>
-                </w:tcPr>
-                <w:p>
-                  <w:pPr>
-                    <w:framePr w:hSpace="180" w:wrap="around" w:vAnchor="page" w:hAnchor="margin" w:xAlign="center" w:y="3301"/>
+                  <w:tcW w:w="3174" w:type="dxa"/>
+                </w:tcPr>
+                <w:p>
+                  <w:pPr>
+                    <w:framePr w:hSpace="187" w:wrap="around" w:vAnchor="text" w:hAnchor="margin" w:xAlign="center" w:y="1"/>
                     <w:bidi w:val="0"/>
                   </w:pPr>
                   <w:r>
@@ -15657,11 +16637,11 @@
               </w:tc>
               <w:tc>
                 <w:tcPr>
-                  <w:tcW w:w="2088" w:type="dxa"/>
-                </w:tcPr>
-                <w:p>
-                  <w:pPr>
-                    <w:framePr w:hSpace="180" w:wrap="around" w:vAnchor="page" w:hAnchor="margin" w:xAlign="center" w:y="3301"/>
+                  <w:tcW w:w="1171" w:type="dxa"/>
+                </w:tcPr>
+                <w:p>
+                  <w:pPr>
+                    <w:framePr w:hSpace="187" w:wrap="around" w:vAnchor="text" w:hAnchor="margin" w:xAlign="center" w:y="1"/>
                     <w:bidi w:val="0"/>
                   </w:pPr>
                   <w:r>
@@ -15676,28 +16656,29 @@
             <w:tr>
               <w:tc>
                 <w:tcPr>
-                  <w:tcW w:w="2088" w:type="dxa"/>
-                </w:tcPr>
-                <w:p>
-                  <w:pPr>
-                    <w:framePr w:hSpace="180" w:wrap="around" w:vAnchor="page" w:hAnchor="margin" w:xAlign="center" w:y="3301"/>
-                    <w:bidi w:val="0"/>
-                  </w:pPr>
-                  <w:r>
-                    <w:rPr>
-                      <w:sz w:val="20"/>
-                    </w:rPr>
+                  <w:tcW w:w="2133" w:type="dxa"/>
+                </w:tcPr>
+                <w:p>
+                  <w:pPr>
+                    <w:framePr w:hSpace="187" w:wrap="around" w:vAnchor="text" w:hAnchor="margin" w:xAlign="center" w:y="1"/>
+                    <w:bidi w:val="0"/>
+                  </w:pPr>
+                  <w:r>
+                    <w:rPr>
+                      <w:sz w:val="20"/>
+                    </w:rPr>
+                    <w:lastRenderedPageBreak/>
                     <w:t>Data protection</w:t>
                   </w:r>
                 </w:p>
               </w:tc>
               <w:tc>
                 <w:tcPr>
-                  <w:tcW w:w="2088" w:type="dxa"/>
-                </w:tcPr>
-                <w:p>
-                  <w:pPr>
-                    <w:framePr w:hSpace="180" w:wrap="around" w:vAnchor="page" w:hAnchor="margin" w:xAlign="center" w:y="3301"/>
+                  <w:tcW w:w="3178" w:type="dxa"/>
+                </w:tcPr>
+                <w:p>
+                  <w:pPr>
+                    <w:framePr w:hSpace="187" w:wrap="around" w:vAnchor="text" w:hAnchor="margin" w:xAlign="center" w:y="1"/>
                     <w:bidi w:val="0"/>
                   </w:pPr>
                   <w:r>
@@ -15710,11 +16691,11 @@
               </w:tc>
               <w:tc>
                 <w:tcPr>
-                  <w:tcW w:w="2088" w:type="dxa"/>
-                </w:tcPr>
-                <w:p>
-                  <w:pPr>
-                    <w:framePr w:hSpace="180" w:wrap="around" w:vAnchor="page" w:hAnchor="margin" w:xAlign="center" w:y="3301"/>
+                  <w:tcW w:w="1050" w:type="dxa"/>
+                </w:tcPr>
+                <w:p>
+                  <w:pPr>
+                    <w:framePr w:hSpace="187" w:wrap="around" w:vAnchor="text" w:hAnchor="margin" w:xAlign="center" w:y="1"/>
                     <w:bidi w:val="0"/>
                   </w:pPr>
                   <w:r>
@@ -15727,11 +16708,11 @@
               </w:tc>
               <w:tc>
                 <w:tcPr>
-                  <w:tcW w:w="2088" w:type="dxa"/>
-                </w:tcPr>
-                <w:p>
-                  <w:pPr>
-                    <w:framePr w:hSpace="180" w:wrap="around" w:vAnchor="page" w:hAnchor="margin" w:xAlign="center" w:y="3301"/>
+                  <w:tcW w:w="3174" w:type="dxa"/>
+                </w:tcPr>
+                <w:p>
+                  <w:pPr>
+                    <w:framePr w:hSpace="187" w:wrap="around" w:vAnchor="text" w:hAnchor="margin" w:xAlign="center" w:y="1"/>
                     <w:bidi w:val="0"/>
                   </w:pPr>
                   <w:r>
@@ -15744,11 +16725,11 @@
               </w:tc>
               <w:tc>
                 <w:tcPr>
-                  <w:tcW w:w="2088" w:type="dxa"/>
-                </w:tcPr>
-                <w:p>
-                  <w:pPr>
-                    <w:framePr w:hSpace="180" w:wrap="around" w:vAnchor="page" w:hAnchor="margin" w:xAlign="center" w:y="3301"/>
+                  <w:tcW w:w="1171" w:type="dxa"/>
+                </w:tcPr>
+                <w:p>
+                  <w:pPr>
+                    <w:framePr w:hSpace="187" w:wrap="around" w:vAnchor="text" w:hAnchor="margin" w:xAlign="center" w:y="1"/>
                     <w:bidi w:val="0"/>
                   </w:pPr>
                   <w:r>
@@ -15763,11 +16744,11 @@
             <w:tr>
               <w:tc>
                 <w:tcPr>
-                  <w:tcW w:w="2088" w:type="dxa"/>
-                </w:tcPr>
-                <w:p>
-                  <w:pPr>
-                    <w:framePr w:hSpace="180" w:wrap="around" w:vAnchor="page" w:hAnchor="margin" w:xAlign="center" w:y="3301"/>
+                  <w:tcW w:w="2133" w:type="dxa"/>
+                </w:tcPr>
+                <w:p>
+                  <w:pPr>
+                    <w:framePr w:hSpace="187" w:wrap="around" w:vAnchor="text" w:hAnchor="margin" w:xAlign="center" w:y="1"/>
                     <w:bidi w:val="0"/>
                   </w:pPr>
                   <w:r>
@@ -15780,11 +16761,11 @@
               </w:tc>
               <w:tc>
                 <w:tcPr>
-                  <w:tcW w:w="2088" w:type="dxa"/>
-                </w:tcPr>
-                <w:p>
-                  <w:pPr>
-                    <w:framePr w:hSpace="180" w:wrap="around" w:vAnchor="page" w:hAnchor="margin" w:xAlign="center" w:y="3301"/>
+                  <w:tcW w:w="3178" w:type="dxa"/>
+                </w:tcPr>
+                <w:p>
+                  <w:pPr>
+                    <w:framePr w:hSpace="187" w:wrap="around" w:vAnchor="text" w:hAnchor="margin" w:xAlign="center" w:y="1"/>
                     <w:bidi w:val="0"/>
                   </w:pPr>
                   <w:r>
@@ -15797,11 +16778,11 @@
               </w:tc>
               <w:tc>
                 <w:tcPr>
-                  <w:tcW w:w="2088" w:type="dxa"/>
-                </w:tcPr>
-                <w:p>
-                  <w:pPr>
-                    <w:framePr w:hSpace="180" w:wrap="around" w:vAnchor="page" w:hAnchor="margin" w:xAlign="center" w:y="3301"/>
+                  <w:tcW w:w="1050" w:type="dxa"/>
+                </w:tcPr>
+                <w:p>
+                  <w:pPr>
+                    <w:framePr w:hSpace="187" w:wrap="around" w:vAnchor="text" w:hAnchor="margin" w:xAlign="center" w:y="1"/>
                     <w:bidi w:val="0"/>
                   </w:pPr>
                   <w:r>
@@ -15814,11 +16795,11 @@
               </w:tc>
               <w:tc>
                 <w:tcPr>
-                  <w:tcW w:w="2088" w:type="dxa"/>
-                </w:tcPr>
-                <w:p>
-                  <w:pPr>
-                    <w:framePr w:hSpace="180" w:wrap="around" w:vAnchor="page" w:hAnchor="margin" w:xAlign="center" w:y="3301"/>
+                  <w:tcW w:w="3174" w:type="dxa"/>
+                </w:tcPr>
+                <w:p>
+                  <w:pPr>
+                    <w:framePr w:hSpace="187" w:wrap="around" w:vAnchor="text" w:hAnchor="margin" w:xAlign="center" w:y="1"/>
                     <w:bidi w:val="0"/>
                   </w:pPr>
                   <w:r>
@@ -15831,11 +16812,11 @@
               </w:tc>
               <w:tc>
                 <w:tcPr>
-                  <w:tcW w:w="2088" w:type="dxa"/>
-                </w:tcPr>
-                <w:p>
-                  <w:pPr>
-                    <w:framePr w:hSpace="180" w:wrap="around" w:vAnchor="page" w:hAnchor="margin" w:xAlign="center" w:y="3301"/>
+                  <w:tcW w:w="1171" w:type="dxa"/>
+                </w:tcPr>
+                <w:p>
+                  <w:pPr>
+                    <w:framePr w:hSpace="187" w:wrap="around" w:vAnchor="text" w:hAnchor="margin" w:xAlign="center" w:y="1"/>
                     <w:bidi w:val="0"/>
                   </w:pPr>
                   <w:r>
@@ -15848,8 +16829,26 @@
               </w:tc>
             </w:tr>
           </w:tbl>
-          <w:p/>
-          <w:p/>
+          <w:p>
+            <w:pPr>
+              <w:bidi w:val="0"/>
+              <w:jc w:val="left"/>
+              <w:rPr>
+                <w:b/>
+                <w:sz w:val="20"/>
+              </w:rPr>
+            </w:pPr>
+          </w:p>
+          <w:p>
+            <w:pPr>
+              <w:bidi w:val="0"/>
+              <w:jc w:val="left"/>
+              <w:rPr>
+                <w:b/>
+                <w:sz w:val="20"/>
+              </w:rPr>
+            </w:pPr>
+          </w:p>
           <w:p>
             <w:pPr>
               <w:bidi w:val="0"/>
@@ -15877,23 +16876,23 @@
           <w:tbl>
             <w:tblPr>
               <w:tblStyle w:val="TableGrid"/>
-              <w:tblW w:w="5000" w:type="pct"/>
+              <w:tblW w:w="4981" w:type="pct"/>
               <w:tblLook w:val="04A0" w:firstRow="1" w:lastRow="0" w:firstColumn="1" w:lastColumn="0" w:noHBand="0" w:noVBand="1"/>
             </w:tblPr>
             <w:tblGrid>
-              <w:gridCol w:w="2666"/>
-              <w:gridCol w:w="2666"/>
-              <w:gridCol w:w="2666"/>
-              <w:gridCol w:w="2666"/>
+              <w:gridCol w:w="840"/>
+              <w:gridCol w:w="5038"/>
+              <w:gridCol w:w="1359"/>
+              <w:gridCol w:w="3428"/>
             </w:tblGrid>
             <w:tr>
               <w:tc>
                 <w:tcPr>
-                  <w:tcW w:w="360" w:type="dxa"/>
-                </w:tcPr>
-                <w:p>
-                  <w:pPr>
-                    <w:framePr w:hSpace="180" w:wrap="around" w:vAnchor="page" w:hAnchor="margin" w:xAlign="center" w:y="3301"/>
+                  <w:tcW w:w="836" w:type="dxa"/>
+                </w:tcPr>
+                <w:p>
+                  <w:pPr>
+                    <w:framePr w:hSpace="187" w:wrap="around" w:vAnchor="text" w:hAnchor="margin" w:xAlign="center" w:y="1"/>
                     <w:bidi w:val="0"/>
                   </w:pPr>
                   <w:r>
@@ -15907,11 +16906,11 @@
               </w:tc>
               <w:tc>
                 <w:tcPr>
-                  <w:tcW w:w="360" w:type="dxa"/>
-                </w:tcPr>
-                <w:p>
-                  <w:pPr>
-                    <w:framePr w:hSpace="180" w:wrap="around" w:vAnchor="page" w:hAnchor="margin" w:xAlign="center" w:y="3301"/>
+                  <w:tcW w:w="5019" w:type="dxa"/>
+                </w:tcPr>
+                <w:p>
+                  <w:pPr>
+                    <w:framePr w:hSpace="187" w:wrap="around" w:vAnchor="text" w:hAnchor="margin" w:xAlign="center" w:y="1"/>
                     <w:bidi w:val="0"/>
                   </w:pPr>
                   <w:r>
@@ -15925,11 +16924,11 @@
               </w:tc>
               <w:tc>
                 <w:tcPr>
-                  <w:tcW w:w="360" w:type="dxa"/>
-                </w:tcPr>
-                <w:p>
-                  <w:pPr>
-                    <w:framePr w:hSpace="180" w:wrap="around" w:vAnchor="page" w:hAnchor="margin" w:xAlign="center" w:y="3301"/>
+                  <w:tcW w:w="1354" w:type="dxa"/>
+                </w:tcPr>
+                <w:p>
+                  <w:pPr>
+                    <w:framePr w:hSpace="187" w:wrap="around" w:vAnchor="text" w:hAnchor="margin" w:xAlign="center" w:y="1"/>
                     <w:bidi w:val="0"/>
                   </w:pPr>
                   <w:r>
@@ -15943,11 +16942,11 @@
               </w:tc>
               <w:tc>
                 <w:tcPr>
-                  <w:tcW w:w="360" w:type="dxa"/>
-                </w:tcPr>
-                <w:p>
-                  <w:pPr>
-                    <w:framePr w:hSpace="180" w:wrap="around" w:vAnchor="page" w:hAnchor="margin" w:xAlign="center" w:y="3301"/>
+                  <w:tcW w:w="3415" w:type="dxa"/>
+                </w:tcPr>
+                <w:p>
+                  <w:pPr>
+                    <w:framePr w:hSpace="187" w:wrap="around" w:vAnchor="text" w:hAnchor="margin" w:xAlign="center" w:y="1"/>
                     <w:bidi w:val="0"/>
                   </w:pPr>
                   <w:r>
@@ -15963,11 +16962,11 @@
             <w:tr>
               <w:tc>
                 <w:tcPr>
-                  <w:tcW w:w="2610" w:type="dxa"/>
-                </w:tcPr>
-                <w:p>
-                  <w:pPr>
-                    <w:framePr w:hSpace="180" w:wrap="around" w:vAnchor="page" w:hAnchor="margin" w:xAlign="center" w:y="3301"/>
+                  <w:tcW w:w="836" w:type="dxa"/>
+                </w:tcPr>
+                <w:p>
+                  <w:pPr>
+                    <w:framePr w:hSpace="187" w:wrap="around" w:vAnchor="text" w:hAnchor="margin" w:xAlign="center" w:y="1"/>
                     <w:bidi w:val="0"/>
                   </w:pPr>
                   <w:r>
@@ -15980,11 +16979,11 @@
               </w:tc>
               <w:tc>
                 <w:tcPr>
-                  <w:tcW w:w="2610" w:type="dxa"/>
-                </w:tcPr>
-                <w:p>
-                  <w:pPr>
-                    <w:framePr w:hSpace="180" w:wrap="around" w:vAnchor="page" w:hAnchor="margin" w:xAlign="center" w:y="3301"/>
+                  <w:tcW w:w="5019" w:type="dxa"/>
+                </w:tcPr>
+                <w:p>
+                  <w:pPr>
+                    <w:framePr w:hSpace="187" w:wrap="around" w:vAnchor="text" w:hAnchor="margin" w:xAlign="center" w:y="1"/>
                     <w:bidi w:val="0"/>
                   </w:pPr>
                   <w:r>
@@ -15997,11 +16996,11 @@
               </w:tc>
               <w:tc>
                 <w:tcPr>
-                  <w:tcW w:w="2610" w:type="dxa"/>
-                </w:tcPr>
-                <w:p>
-                  <w:pPr>
-                    <w:framePr w:hSpace="180" w:wrap="around" w:vAnchor="page" w:hAnchor="margin" w:xAlign="center" w:y="3301"/>
+                  <w:tcW w:w="1354" w:type="dxa"/>
+                </w:tcPr>
+                <w:p>
+                  <w:pPr>
+                    <w:framePr w:hSpace="187" w:wrap="around" w:vAnchor="text" w:hAnchor="margin" w:xAlign="center" w:y="1"/>
                     <w:bidi w:val="0"/>
                   </w:pPr>
                   <w:r>
@@ -16014,11 +17013,11 @@
               </w:tc>
               <w:tc>
                 <w:tcPr>
-                  <w:tcW w:w="2610" w:type="dxa"/>
-                </w:tcPr>
-                <w:p>
-                  <w:pPr>
-                    <w:framePr w:hSpace="180" w:wrap="around" w:vAnchor="page" w:hAnchor="margin" w:xAlign="center" w:y="3301"/>
+                  <w:tcW w:w="3415" w:type="dxa"/>
+                </w:tcPr>
+                <w:p>
+                  <w:pPr>
+                    <w:framePr w:hSpace="187" w:wrap="around" w:vAnchor="text" w:hAnchor="margin" w:xAlign="center" w:y="1"/>
                     <w:bidi w:val="0"/>
                   </w:pPr>
                   <w:r>
@@ -16033,11 +17032,11 @@
             <w:tr>
               <w:tc>
                 <w:tcPr>
-                  <w:tcW w:w="2610" w:type="dxa"/>
-                </w:tcPr>
-                <w:p>
-                  <w:pPr>
-                    <w:framePr w:hSpace="180" w:wrap="around" w:vAnchor="page" w:hAnchor="margin" w:xAlign="center" w:y="3301"/>
+                  <w:tcW w:w="836" w:type="dxa"/>
+                </w:tcPr>
+                <w:p>
+                  <w:pPr>
+                    <w:framePr w:hSpace="187" w:wrap="around" w:vAnchor="text" w:hAnchor="margin" w:xAlign="center" w:y="1"/>
                     <w:bidi w:val="0"/>
                   </w:pPr>
                   <w:r>
@@ -16050,11 +17049,11 @@
               </w:tc>
               <w:tc>
                 <w:tcPr>
-                  <w:tcW w:w="2610" w:type="dxa"/>
-                </w:tcPr>
-                <w:p>
-                  <w:pPr>
-                    <w:framePr w:hSpace="180" w:wrap="around" w:vAnchor="page" w:hAnchor="margin" w:xAlign="center" w:y="3301"/>
+                  <w:tcW w:w="5019" w:type="dxa"/>
+                </w:tcPr>
+                <w:p>
+                  <w:pPr>
+                    <w:framePr w:hSpace="187" w:wrap="around" w:vAnchor="text" w:hAnchor="margin" w:xAlign="center" w:y="1"/>
                     <w:bidi w:val="0"/>
                   </w:pPr>
                   <w:r>
@@ -16067,11 +17066,11 @@
               </w:tc>
               <w:tc>
                 <w:tcPr>
-                  <w:tcW w:w="2610" w:type="dxa"/>
-                </w:tcPr>
-                <w:p>
-                  <w:pPr>
-                    <w:framePr w:hSpace="180" w:wrap="around" w:vAnchor="page" w:hAnchor="margin" w:xAlign="center" w:y="3301"/>
+                  <w:tcW w:w="1354" w:type="dxa"/>
+                </w:tcPr>
+                <w:p>
+                  <w:pPr>
+                    <w:framePr w:hSpace="187" w:wrap="around" w:vAnchor="text" w:hAnchor="margin" w:xAlign="center" w:y="1"/>
                     <w:bidi w:val="0"/>
                   </w:pPr>
                   <w:r>
@@ -16084,11 +17083,11 @@
               </w:tc>
               <w:tc>
                 <w:tcPr>
-                  <w:tcW w:w="2610" w:type="dxa"/>
-                </w:tcPr>
-                <w:p>
-                  <w:pPr>
-                    <w:framePr w:hSpace="180" w:wrap="around" w:vAnchor="page" w:hAnchor="margin" w:xAlign="center" w:y="3301"/>
+                  <w:tcW w:w="3415" w:type="dxa"/>
+                </w:tcPr>
+                <w:p>
+                  <w:pPr>
+                    <w:framePr w:hSpace="187" w:wrap="around" w:vAnchor="text" w:hAnchor="margin" w:xAlign="center" w:y="1"/>
                     <w:bidi w:val="0"/>
                   </w:pPr>
                   <w:r>
@@ -16103,11 +17102,11 @@
             <w:tr>
               <w:tc>
                 <w:tcPr>
-                  <w:tcW w:w="2610" w:type="dxa"/>
-                </w:tcPr>
-                <w:p>
-                  <w:pPr>
-                    <w:framePr w:hSpace="180" w:wrap="around" w:vAnchor="page" w:hAnchor="margin" w:xAlign="center" w:y="3301"/>
+                  <w:tcW w:w="836" w:type="dxa"/>
+                </w:tcPr>
+                <w:p>
+                  <w:pPr>
+                    <w:framePr w:hSpace="187" w:wrap="around" w:vAnchor="text" w:hAnchor="margin" w:xAlign="center" w:y="1"/>
                     <w:bidi w:val="0"/>
                   </w:pPr>
                   <w:r>
@@ -16120,11 +17119,11 @@
               </w:tc>
               <w:tc>
                 <w:tcPr>
-                  <w:tcW w:w="2610" w:type="dxa"/>
-                </w:tcPr>
-                <w:p>
-                  <w:pPr>
-                    <w:framePr w:hSpace="180" w:wrap="around" w:vAnchor="page" w:hAnchor="margin" w:xAlign="center" w:y="3301"/>
+                  <w:tcW w:w="5019" w:type="dxa"/>
+                </w:tcPr>
+                <w:p>
+                  <w:pPr>
+                    <w:framePr w:hSpace="187" w:wrap="around" w:vAnchor="text" w:hAnchor="margin" w:xAlign="center" w:y="1"/>
                     <w:bidi w:val="0"/>
                   </w:pPr>
                   <w:r>
@@ -16137,11 +17136,11 @@
               </w:tc>
               <w:tc>
                 <w:tcPr>
-                  <w:tcW w:w="2610" w:type="dxa"/>
-                </w:tcPr>
-                <w:p>
-                  <w:pPr>
-                    <w:framePr w:hSpace="180" w:wrap="around" w:vAnchor="page" w:hAnchor="margin" w:xAlign="center" w:y="3301"/>
+                  <w:tcW w:w="1354" w:type="dxa"/>
+                </w:tcPr>
+                <w:p>
+                  <w:pPr>
+                    <w:framePr w:hSpace="187" w:wrap="around" w:vAnchor="text" w:hAnchor="margin" w:xAlign="center" w:y="1"/>
                     <w:bidi w:val="0"/>
                   </w:pPr>
                   <w:r>
@@ -16154,11 +17153,11 @@
               </w:tc>
               <w:tc>
                 <w:tcPr>
-                  <w:tcW w:w="2610" w:type="dxa"/>
-                </w:tcPr>
-                <w:p>
-                  <w:pPr>
-                    <w:framePr w:hSpace="180" w:wrap="around" w:vAnchor="page" w:hAnchor="margin" w:xAlign="center" w:y="3301"/>
+                  <w:tcW w:w="3415" w:type="dxa"/>
+                </w:tcPr>
+                <w:p>
+                  <w:pPr>
+                    <w:framePr w:hSpace="187" w:wrap="around" w:vAnchor="text" w:hAnchor="margin" w:xAlign="center" w:y="1"/>
                     <w:bidi w:val="0"/>
                   </w:pPr>
                   <w:r>
@@ -16173,29 +17172,28 @@
             <w:tr>
               <w:tc>
                 <w:tcPr>
-                  <w:tcW w:w="2610" w:type="dxa"/>
-                </w:tcPr>
-                <w:p>
-                  <w:pPr>
-                    <w:framePr w:hSpace="180" w:wrap="around" w:vAnchor="page" w:hAnchor="margin" w:xAlign="center" w:y="3301"/>
-                    <w:bidi w:val="0"/>
-                  </w:pPr>
-                  <w:r>
-                    <w:rPr>
-                      <w:sz w:val="20"/>
-                    </w:rPr>
-                    <w:lastRenderedPageBreak/>
+                  <w:tcW w:w="836" w:type="dxa"/>
+                </w:tcPr>
+                <w:p>
+                  <w:pPr>
+                    <w:framePr w:hSpace="187" w:wrap="around" w:vAnchor="text" w:hAnchor="margin" w:xAlign="center" w:y="1"/>
+                    <w:bidi w:val="0"/>
+                  </w:pPr>
+                  <w:r>
+                    <w:rPr>
+                      <w:sz w:val="20"/>
+                    </w:rPr>
                     <w:t>OI-04</w:t>
                   </w:r>
                 </w:p>
               </w:tc>
               <w:tc>
                 <w:tcPr>
-                  <w:tcW w:w="2610" w:type="dxa"/>
-                </w:tcPr>
-                <w:p>
-                  <w:pPr>
-                    <w:framePr w:hSpace="180" w:wrap="around" w:vAnchor="page" w:hAnchor="margin" w:xAlign="center" w:y="3301"/>
+                  <w:tcW w:w="5019" w:type="dxa"/>
+                </w:tcPr>
+                <w:p>
+                  <w:pPr>
+                    <w:framePr w:hSpace="187" w:wrap="around" w:vAnchor="text" w:hAnchor="margin" w:xAlign="center" w:y="1"/>
                     <w:bidi w:val="0"/>
                   </w:pPr>
                   <w:r>
@@ -16208,11 +17206,11 @@
               </w:tc>
               <w:tc>
                 <w:tcPr>
-                  <w:tcW w:w="2610" w:type="dxa"/>
-                </w:tcPr>
-                <w:p>
-                  <w:pPr>
-                    <w:framePr w:hSpace="180" w:wrap="around" w:vAnchor="page" w:hAnchor="margin" w:xAlign="center" w:y="3301"/>
+                  <w:tcW w:w="1354" w:type="dxa"/>
+                </w:tcPr>
+                <w:p>
+                  <w:pPr>
+                    <w:framePr w:hSpace="187" w:wrap="around" w:vAnchor="text" w:hAnchor="margin" w:xAlign="center" w:y="1"/>
                     <w:bidi w:val="0"/>
                   </w:pPr>
                   <w:r>
@@ -16225,11 +17223,11 @@
               </w:tc>
               <w:tc>
                 <w:tcPr>
-                  <w:tcW w:w="2610" w:type="dxa"/>
-                </w:tcPr>
-                <w:p>
-                  <w:pPr>
-                    <w:framePr w:hSpace="180" w:wrap="around" w:vAnchor="page" w:hAnchor="margin" w:xAlign="center" w:y="3301"/>
+                  <w:tcW w:w="3415" w:type="dxa"/>
+                </w:tcPr>
+                <w:p>
+                  <w:pPr>
+                    <w:framePr w:hSpace="187" w:wrap="around" w:vAnchor="text" w:hAnchor="margin" w:xAlign="center" w:y="1"/>
                     <w:bidi w:val="0"/>
                   </w:pPr>
                   <w:r>
@@ -16244,11 +17242,11 @@
             <w:tr>
               <w:tc>
                 <w:tcPr>
-                  <w:tcW w:w="2610" w:type="dxa"/>
-                </w:tcPr>
-                <w:p>
-                  <w:pPr>
-                    <w:framePr w:hSpace="180" w:wrap="around" w:vAnchor="page" w:hAnchor="margin" w:xAlign="center" w:y="3301"/>
+                  <w:tcW w:w="836" w:type="dxa"/>
+                </w:tcPr>
+                <w:p>
+                  <w:pPr>
+                    <w:framePr w:hSpace="187" w:wrap="around" w:vAnchor="text" w:hAnchor="margin" w:xAlign="center" w:y="1"/>
                     <w:bidi w:val="0"/>
                   </w:pPr>
                   <w:r>
@@ -16261,11 +17259,11 @@
               </w:tc>
               <w:tc>
                 <w:tcPr>
-                  <w:tcW w:w="2610" w:type="dxa"/>
-                </w:tcPr>
-                <w:p>
-                  <w:pPr>
-                    <w:framePr w:hSpace="180" w:wrap="around" w:vAnchor="page" w:hAnchor="margin" w:xAlign="center" w:y="3301"/>
+                  <w:tcW w:w="5019" w:type="dxa"/>
+                </w:tcPr>
+                <w:p>
+                  <w:pPr>
+                    <w:framePr w:hSpace="187" w:wrap="around" w:vAnchor="text" w:hAnchor="margin" w:xAlign="center" w:y="1"/>
                     <w:bidi w:val="0"/>
                   </w:pPr>
                   <w:r>
@@ -16278,11 +17276,11 @@
               </w:tc>
               <w:tc>
                 <w:tcPr>
-                  <w:tcW w:w="2610" w:type="dxa"/>
-                </w:tcPr>
-                <w:p>
-                  <w:pPr>
-                    <w:framePr w:hSpace="180" w:wrap="around" w:vAnchor="page" w:hAnchor="margin" w:xAlign="center" w:y="3301"/>
+                  <w:tcW w:w="1354" w:type="dxa"/>
+                </w:tcPr>
+                <w:p>
+                  <w:pPr>
+                    <w:framePr w:hSpace="187" w:wrap="around" w:vAnchor="text" w:hAnchor="margin" w:xAlign="center" w:y="1"/>
                     <w:bidi w:val="0"/>
                   </w:pPr>
                   <w:r>
@@ -16295,11 +17293,11 @@
               </w:tc>
               <w:tc>
                 <w:tcPr>
-                  <w:tcW w:w="2610" w:type="dxa"/>
-                </w:tcPr>
-                <w:p>
-                  <w:pPr>
-                    <w:framePr w:hSpace="180" w:wrap="around" w:vAnchor="page" w:hAnchor="margin" w:xAlign="center" w:y="3301"/>
+                  <w:tcW w:w="3415" w:type="dxa"/>
+                </w:tcPr>
+                <w:p>
+                  <w:pPr>
+                    <w:framePr w:hSpace="187" w:wrap="around" w:vAnchor="text" w:hAnchor="margin" w:xAlign="center" w:y="1"/>
                     <w:bidi w:val="0"/>
                   </w:pPr>
                   <w:r>
@@ -16314,11 +17312,11 @@
             <w:tr>
               <w:tc>
                 <w:tcPr>
-                  <w:tcW w:w="2610" w:type="dxa"/>
-                </w:tcPr>
-                <w:p>
-                  <w:pPr>
-                    <w:framePr w:hSpace="180" w:wrap="around" w:vAnchor="page" w:hAnchor="margin" w:xAlign="center" w:y="3301"/>
+                  <w:tcW w:w="836" w:type="dxa"/>
+                </w:tcPr>
+                <w:p>
+                  <w:pPr>
+                    <w:framePr w:hSpace="187" w:wrap="around" w:vAnchor="text" w:hAnchor="margin" w:xAlign="center" w:y="1"/>
                     <w:bidi w:val="0"/>
                   </w:pPr>
                   <w:r>
@@ -16331,11 +17329,11 @@
               </w:tc>
               <w:tc>
                 <w:tcPr>
-                  <w:tcW w:w="2610" w:type="dxa"/>
-                </w:tcPr>
-                <w:p>
-                  <w:pPr>
-                    <w:framePr w:hSpace="180" w:wrap="around" w:vAnchor="page" w:hAnchor="margin" w:xAlign="center" w:y="3301"/>
+                  <w:tcW w:w="5019" w:type="dxa"/>
+                </w:tcPr>
+                <w:p>
+                  <w:pPr>
+                    <w:framePr w:hSpace="187" w:wrap="around" w:vAnchor="text" w:hAnchor="margin" w:xAlign="center" w:y="1"/>
                     <w:bidi w:val="0"/>
                   </w:pPr>
                   <w:r>
@@ -16348,11 +17346,11 @@
               </w:tc>
               <w:tc>
                 <w:tcPr>
-                  <w:tcW w:w="2610" w:type="dxa"/>
-                </w:tcPr>
-                <w:p>
-                  <w:pPr>
-                    <w:framePr w:hSpace="180" w:wrap="around" w:vAnchor="page" w:hAnchor="margin" w:xAlign="center" w:y="3301"/>
+                  <w:tcW w:w="1354" w:type="dxa"/>
+                </w:tcPr>
+                <w:p>
+                  <w:pPr>
+                    <w:framePr w:hSpace="187" w:wrap="around" w:vAnchor="text" w:hAnchor="margin" w:xAlign="center" w:y="1"/>
                     <w:bidi w:val="0"/>
                   </w:pPr>
                   <w:r>
@@ -16365,11 +17363,11 @@
               </w:tc>
               <w:tc>
                 <w:tcPr>
-                  <w:tcW w:w="2610" w:type="dxa"/>
-                </w:tcPr>
-                <w:p>
-                  <w:pPr>
-                    <w:framePr w:hSpace="180" w:wrap="around" w:vAnchor="page" w:hAnchor="margin" w:xAlign="center" w:y="3301"/>
+                  <w:tcW w:w="3415" w:type="dxa"/>
+                </w:tcPr>
+                <w:p>
+                  <w:pPr>
+                    <w:framePr w:hSpace="187" w:wrap="around" w:vAnchor="text" w:hAnchor="margin" w:xAlign="center" w:y="1"/>
                     <w:bidi w:val="0"/>
                   </w:pPr>
                   <w:r>
@@ -16384,11 +17382,11 @@
             <w:tr>
               <w:tc>
                 <w:tcPr>
-                  <w:tcW w:w="2610" w:type="dxa"/>
-                </w:tcPr>
-                <w:p>
-                  <w:pPr>
-                    <w:framePr w:hSpace="180" w:wrap="around" w:vAnchor="page" w:hAnchor="margin" w:xAlign="center" w:y="3301"/>
+                  <w:tcW w:w="836" w:type="dxa"/>
+                </w:tcPr>
+                <w:p>
+                  <w:pPr>
+                    <w:framePr w:hSpace="187" w:wrap="around" w:vAnchor="text" w:hAnchor="margin" w:xAlign="center" w:y="1"/>
                     <w:bidi w:val="0"/>
                   </w:pPr>
                   <w:r>
@@ -16401,11 +17399,11 @@
               </w:tc>
               <w:tc>
                 <w:tcPr>
-                  <w:tcW w:w="2610" w:type="dxa"/>
-                </w:tcPr>
-                <w:p>
-                  <w:pPr>
-                    <w:framePr w:hSpace="180" w:wrap="around" w:vAnchor="page" w:hAnchor="margin" w:xAlign="center" w:y="3301"/>
+                  <w:tcW w:w="5019" w:type="dxa"/>
+                </w:tcPr>
+                <w:p>
+                  <w:pPr>
+                    <w:framePr w:hSpace="187" w:wrap="around" w:vAnchor="text" w:hAnchor="margin" w:xAlign="center" w:y="1"/>
                     <w:bidi w:val="0"/>
                   </w:pPr>
                   <w:r>
@@ -16418,11 +17416,11 @@
               </w:tc>
               <w:tc>
                 <w:tcPr>
-                  <w:tcW w:w="2610" w:type="dxa"/>
-                </w:tcPr>
-                <w:p>
-                  <w:pPr>
-                    <w:framePr w:hSpace="180" w:wrap="around" w:vAnchor="page" w:hAnchor="margin" w:xAlign="center" w:y="3301"/>
+                  <w:tcW w:w="1354" w:type="dxa"/>
+                </w:tcPr>
+                <w:p>
+                  <w:pPr>
+                    <w:framePr w:hSpace="187" w:wrap="around" w:vAnchor="text" w:hAnchor="margin" w:xAlign="center" w:y="1"/>
                     <w:bidi w:val="0"/>
                   </w:pPr>
                   <w:r>
@@ -16435,11 +17433,11 @@
               </w:tc>
               <w:tc>
                 <w:tcPr>
-                  <w:tcW w:w="2610" w:type="dxa"/>
-                </w:tcPr>
-                <w:p>
-                  <w:pPr>
-                    <w:framePr w:hSpace="180" w:wrap="around" w:vAnchor="page" w:hAnchor="margin" w:xAlign="center" w:y="3301"/>
+                  <w:tcW w:w="3415" w:type="dxa"/>
+                </w:tcPr>
+                <w:p>
+                  <w:pPr>
+                    <w:framePr w:hSpace="187" w:wrap="around" w:vAnchor="text" w:hAnchor="margin" w:xAlign="center" w:y="1"/>
                     <w:bidi w:val="0"/>
                   </w:pPr>
                   <w:r>
@@ -16454,11 +17452,11 @@
             <w:tr>
               <w:tc>
                 <w:tcPr>
-                  <w:tcW w:w="2610" w:type="dxa"/>
-                </w:tcPr>
-                <w:p>
-                  <w:pPr>
-                    <w:framePr w:hSpace="180" w:wrap="around" w:vAnchor="page" w:hAnchor="margin" w:xAlign="center" w:y="3301"/>
+                  <w:tcW w:w="836" w:type="dxa"/>
+                </w:tcPr>
+                <w:p>
+                  <w:pPr>
+                    <w:framePr w:hSpace="187" w:wrap="around" w:vAnchor="text" w:hAnchor="margin" w:xAlign="center" w:y="1"/>
                     <w:bidi w:val="0"/>
                   </w:pPr>
                   <w:r>
@@ -16471,11 +17469,11 @@
               </w:tc>
               <w:tc>
                 <w:tcPr>
-                  <w:tcW w:w="2610" w:type="dxa"/>
-                </w:tcPr>
-                <w:p>
-                  <w:pPr>
-                    <w:framePr w:hSpace="180" w:wrap="around" w:vAnchor="page" w:hAnchor="margin" w:xAlign="center" w:y="3301"/>
+                  <w:tcW w:w="5019" w:type="dxa"/>
+                </w:tcPr>
+                <w:p>
+                  <w:pPr>
+                    <w:framePr w:hSpace="187" w:wrap="around" w:vAnchor="text" w:hAnchor="margin" w:xAlign="center" w:y="1"/>
                     <w:bidi w:val="0"/>
                   </w:pPr>
                   <w:r>
@@ -16488,11 +17486,11 @@
               </w:tc>
               <w:tc>
                 <w:tcPr>
-                  <w:tcW w:w="2610" w:type="dxa"/>
-                </w:tcPr>
-                <w:p>
-                  <w:pPr>
-                    <w:framePr w:hSpace="180" w:wrap="around" w:vAnchor="page" w:hAnchor="margin" w:xAlign="center" w:y="3301"/>
+                  <w:tcW w:w="1354" w:type="dxa"/>
+                </w:tcPr>
+                <w:p>
+                  <w:pPr>
+                    <w:framePr w:hSpace="187" w:wrap="around" w:vAnchor="text" w:hAnchor="margin" w:xAlign="center" w:y="1"/>
                     <w:bidi w:val="0"/>
                   </w:pPr>
                   <w:r>
@@ -16505,11 +17503,11 @@
               </w:tc>
               <w:tc>
                 <w:tcPr>
-                  <w:tcW w:w="2610" w:type="dxa"/>
-                </w:tcPr>
-                <w:p>
-                  <w:pPr>
-                    <w:framePr w:hSpace="180" w:wrap="around" w:vAnchor="page" w:hAnchor="margin" w:xAlign="center" w:y="3301"/>
+                  <w:tcW w:w="3415" w:type="dxa"/>
+                </w:tcPr>
+                <w:p>
+                  <w:pPr>
+                    <w:framePr w:hSpace="187" w:wrap="around" w:vAnchor="text" w:hAnchor="margin" w:xAlign="center" w:y="1"/>
                     <w:bidi w:val="0"/>
                   </w:pPr>
                   <w:r>
@@ -16524,11 +17522,11 @@
             <w:tr>
               <w:tc>
                 <w:tcPr>
-                  <w:tcW w:w="2610" w:type="dxa"/>
-                </w:tcPr>
-                <w:p>
-                  <w:pPr>
-                    <w:framePr w:hSpace="180" w:wrap="around" w:vAnchor="page" w:hAnchor="margin" w:xAlign="center" w:y="3301"/>
+                  <w:tcW w:w="836" w:type="dxa"/>
+                </w:tcPr>
+                <w:p>
+                  <w:pPr>
+                    <w:framePr w:hSpace="187" w:wrap="around" w:vAnchor="text" w:hAnchor="margin" w:xAlign="center" w:y="1"/>
                     <w:bidi w:val="0"/>
                   </w:pPr>
                   <w:r>
@@ -16541,11 +17539,11 @@
               </w:tc>
               <w:tc>
                 <w:tcPr>
-                  <w:tcW w:w="2610" w:type="dxa"/>
-                </w:tcPr>
-                <w:p>
-                  <w:pPr>
-                    <w:framePr w:hSpace="180" w:wrap="around" w:vAnchor="page" w:hAnchor="margin" w:xAlign="center" w:y="3301"/>
+                  <w:tcW w:w="5019" w:type="dxa"/>
+                </w:tcPr>
+                <w:p>
+                  <w:pPr>
+                    <w:framePr w:hSpace="187" w:wrap="around" w:vAnchor="text" w:hAnchor="margin" w:xAlign="center" w:y="1"/>
                     <w:bidi w:val="0"/>
                   </w:pPr>
                   <w:r>
@@ -16558,11 +17556,11 @@
               </w:tc>
               <w:tc>
                 <w:tcPr>
-                  <w:tcW w:w="2610" w:type="dxa"/>
-                </w:tcPr>
-                <w:p>
-                  <w:pPr>
-                    <w:framePr w:hSpace="180" w:wrap="around" w:vAnchor="page" w:hAnchor="margin" w:xAlign="center" w:y="3301"/>
+                  <w:tcW w:w="1354" w:type="dxa"/>
+                </w:tcPr>
+                <w:p>
+                  <w:pPr>
+                    <w:framePr w:hSpace="187" w:wrap="around" w:vAnchor="text" w:hAnchor="margin" w:xAlign="center" w:y="1"/>
                     <w:bidi w:val="0"/>
                   </w:pPr>
                   <w:r>
@@ -16575,11 +17573,11 @@
               </w:tc>
               <w:tc>
                 <w:tcPr>
-                  <w:tcW w:w="2610" w:type="dxa"/>
-                </w:tcPr>
-                <w:p>
-                  <w:pPr>
-                    <w:framePr w:hSpace="180" w:wrap="around" w:vAnchor="page" w:hAnchor="margin" w:xAlign="center" w:y="3301"/>
+                  <w:tcW w:w="3415" w:type="dxa"/>
+                </w:tcPr>
+                <w:p>
+                  <w:pPr>
+                    <w:framePr w:hSpace="187" w:wrap="around" w:vAnchor="text" w:hAnchor="margin" w:xAlign="center" w:y="1"/>
                     <w:bidi w:val="0"/>
                   </w:pPr>
                   <w:r>
@@ -16594,11 +17592,11 @@
             <w:tr>
               <w:tc>
                 <w:tcPr>
-                  <w:tcW w:w="2610" w:type="dxa"/>
-                </w:tcPr>
-                <w:p>
-                  <w:pPr>
-                    <w:framePr w:hSpace="180" w:wrap="around" w:vAnchor="page" w:hAnchor="margin" w:xAlign="center" w:y="3301"/>
+                  <w:tcW w:w="836" w:type="dxa"/>
+                </w:tcPr>
+                <w:p>
+                  <w:pPr>
+                    <w:framePr w:hSpace="187" w:wrap="around" w:vAnchor="text" w:hAnchor="margin" w:xAlign="center" w:y="1"/>
                     <w:bidi w:val="0"/>
                   </w:pPr>
                   <w:r>
@@ -16611,11 +17609,11 @@
               </w:tc>
               <w:tc>
                 <w:tcPr>
-                  <w:tcW w:w="2610" w:type="dxa"/>
-                </w:tcPr>
-                <w:p>
-                  <w:pPr>
-                    <w:framePr w:hSpace="180" w:wrap="around" w:vAnchor="page" w:hAnchor="margin" w:xAlign="center" w:y="3301"/>
+                  <w:tcW w:w="5019" w:type="dxa"/>
+                </w:tcPr>
+                <w:p>
+                  <w:pPr>
+                    <w:framePr w:hSpace="187" w:wrap="around" w:vAnchor="text" w:hAnchor="margin" w:xAlign="center" w:y="1"/>
                     <w:bidi w:val="0"/>
                   </w:pPr>
                   <w:r>
@@ -16628,11 +17626,11 @@
               </w:tc>
               <w:tc>
                 <w:tcPr>
-                  <w:tcW w:w="2610" w:type="dxa"/>
-                </w:tcPr>
-                <w:p>
-                  <w:pPr>
-                    <w:framePr w:hSpace="180" w:wrap="around" w:vAnchor="page" w:hAnchor="margin" w:xAlign="center" w:y="3301"/>
+                  <w:tcW w:w="1354" w:type="dxa"/>
+                </w:tcPr>
+                <w:p>
+                  <w:pPr>
+                    <w:framePr w:hSpace="187" w:wrap="around" w:vAnchor="text" w:hAnchor="margin" w:xAlign="center" w:y="1"/>
                     <w:bidi w:val="0"/>
                   </w:pPr>
                   <w:r>
@@ -16645,11 +17643,11 @@
               </w:tc>
               <w:tc>
                 <w:tcPr>
-                  <w:tcW w:w="2610" w:type="dxa"/>
-                </w:tcPr>
-                <w:p>
-                  <w:pPr>
-                    <w:framePr w:hSpace="180" w:wrap="around" w:vAnchor="page" w:hAnchor="margin" w:xAlign="center" w:y="3301"/>
+                  <w:tcW w:w="3415" w:type="dxa"/>
+                </w:tcPr>
+                <w:p>
+                  <w:pPr>
+                    <w:framePr w:hSpace="187" w:wrap="around" w:vAnchor="text" w:hAnchor="margin" w:xAlign="center" w:y="1"/>
                     <w:bidi w:val="0"/>
                   </w:pPr>
                   <w:r>
@@ -16664,11 +17662,11 @@
             <w:tr>
               <w:tc>
                 <w:tcPr>
-                  <w:tcW w:w="2610" w:type="dxa"/>
-                </w:tcPr>
-                <w:p>
-                  <w:pPr>
-                    <w:framePr w:hSpace="180" w:wrap="around" w:vAnchor="page" w:hAnchor="margin" w:xAlign="center" w:y="3301"/>
+                  <w:tcW w:w="836" w:type="dxa"/>
+                </w:tcPr>
+                <w:p>
+                  <w:pPr>
+                    <w:framePr w:hSpace="187" w:wrap="around" w:vAnchor="text" w:hAnchor="margin" w:xAlign="center" w:y="1"/>
                     <w:bidi w:val="0"/>
                   </w:pPr>
                   <w:r>
@@ -16681,11 +17679,11 @@
               </w:tc>
               <w:tc>
                 <w:tcPr>
-                  <w:tcW w:w="2610" w:type="dxa"/>
-                </w:tcPr>
-                <w:p>
-                  <w:pPr>
-                    <w:framePr w:hSpace="180" w:wrap="around" w:vAnchor="page" w:hAnchor="margin" w:xAlign="center" w:y="3301"/>
+                  <w:tcW w:w="5019" w:type="dxa"/>
+                </w:tcPr>
+                <w:p>
+                  <w:pPr>
+                    <w:framePr w:hSpace="187" w:wrap="around" w:vAnchor="text" w:hAnchor="margin" w:xAlign="center" w:y="1"/>
                     <w:bidi w:val="0"/>
                   </w:pPr>
                   <w:r>
@@ -16698,11 +17696,11 @@
               </w:tc>
               <w:tc>
                 <w:tcPr>
-                  <w:tcW w:w="2610" w:type="dxa"/>
-                </w:tcPr>
-                <w:p>
-                  <w:pPr>
-                    <w:framePr w:hSpace="180" w:wrap="around" w:vAnchor="page" w:hAnchor="margin" w:xAlign="center" w:y="3301"/>
+                  <w:tcW w:w="1354" w:type="dxa"/>
+                </w:tcPr>
+                <w:p>
+                  <w:pPr>
+                    <w:framePr w:hSpace="187" w:wrap="around" w:vAnchor="text" w:hAnchor="margin" w:xAlign="center" w:y="1"/>
                     <w:bidi w:val="0"/>
                   </w:pPr>
                   <w:r>
@@ -16715,11 +17713,11 @@
               </w:tc>
               <w:tc>
                 <w:tcPr>
-                  <w:tcW w:w="2610" w:type="dxa"/>
-                </w:tcPr>
-                <w:p>
-                  <w:pPr>
-                    <w:framePr w:hSpace="180" w:wrap="around" w:vAnchor="page" w:hAnchor="margin" w:xAlign="center" w:y="3301"/>
+                  <w:tcW w:w="3415" w:type="dxa"/>
+                </w:tcPr>
+                <w:p>
+                  <w:pPr>
+                    <w:framePr w:hSpace="187" w:wrap="around" w:vAnchor="text" w:hAnchor="margin" w:xAlign="center" w:y="1"/>
                     <w:bidi w:val="0"/>
                   </w:pPr>
                   <w:r>
@@ -16732,8 +17730,6 @@
               </w:tc>
             </w:tr>
           </w:tbl>
-          <w:p/>
-          <w:p/>
           <w:p>
             <w:pPr>
               <w:bidi w:val="0"/>
@@ -16761,54 +17757,6 @@
     <w:p>
       <w:pPr>
         <w:bidi w:val="0"/>
-      </w:pPr>
-    </w:p>
-    <w:p>
-      <w:pPr>
-        <w:bidi w:val="0"/>
-      </w:pPr>
-    </w:p>
-    <w:p>
-      <w:pPr>
-        <w:bidi w:val="0"/>
-      </w:pPr>
-    </w:p>
-    <w:p>
-      <w:pPr>
-        <w:bidi w:val="0"/>
-      </w:pPr>
-    </w:p>
-    <w:p>
-      <w:pPr>
-        <w:bidi w:val="0"/>
-      </w:pPr>
-    </w:p>
-    <w:p>
-      <w:pPr>
-        <w:bidi w:val="0"/>
-      </w:pPr>
-    </w:p>
-    <w:p>
-      <w:pPr>
-        <w:bidi w:val="0"/>
-      </w:pPr>
-    </w:p>
-    <w:p>
-      <w:pPr>
-        <w:bidi w:val="0"/>
-      </w:pPr>
-    </w:p>
-    <w:p>
-      <w:pPr>
-        <w:bidi w:val="0"/>
-      </w:pPr>
-    </w:p>
-    <w:p>
-      <w:pPr>
-        <w:bidi w:val="0"/>
-        <w:rPr>
-          <w:rtl/>
-        </w:rPr>
       </w:pPr>
     </w:p>
     <w:p>
@@ -17215,26 +18163,7 @@
     <w:p>
       <w:pPr>
         <w:bidi w:val="0"/>
-        <w:rPr>
-          <w:rtl/>
-        </w:rPr>
-      </w:pPr>
-    </w:p>
-    <w:p>
-      <w:pPr>
-        <w:bidi w:val="0"/>
-      </w:pPr>
-      <w:r>
-        <w:br/>
-      </w:r>
-    </w:p>
-    <w:p>
-      <w:pPr>
-        <w:bidi w:val="0"/>
-      </w:pPr>
-      <w:r>
-        <w:br w:type="page"/>
-      </w:r>
+      </w:pPr>
     </w:p>
     <w:sectPr>
       <w:headerReference w:type="even" r:id="rId19"/>
@@ -17288,7 +18217,6 @@
         <w:docPartUnique/>
       </w:docPartObj>
     </w:sdtPr>
-    <w:sdtEndPr/>
     <w:sdtContent>
       <w:p>
         <w:pPr>
@@ -17337,7 +18265,6 @@
         <w:docPartUnique/>
       </w:docPartObj>
     </w:sdtPr>
-    <w:sdtEndPr/>
     <w:sdtContent>
       <w:p>
         <w:pPr>
@@ -17386,7 +18313,6 @@
         <w:docPartUnique/>
       </w:docPartObj>
     </w:sdtPr>
-    <w:sdtEndPr/>
     <w:sdtContent>
       <w:p>
         <w:pPr>
@@ -18535,9 +19461,11 @@
     <w:pPr>
       <w:bidi w:val="0"/>
     </w:pPr>
+    <w:proofErr w:type="spellStart"/>
     <w:r>
       <w:t>عام</w:t>
     </w:r>
+    <w:proofErr w:type="spellEnd"/>
     <w:r>
       <w:t xml:space="preserve"> - Public</w:t>
     </w:r>
@@ -18551,9 +19479,11 @@
     <w:pPr>
       <w:bidi w:val="0"/>
     </w:pPr>
+    <w:proofErr w:type="spellStart"/>
     <w:r>
       <w:t>عام</w:t>
     </w:r>
+    <w:proofErr w:type="spellEnd"/>
     <w:r>
       <w:t xml:space="preserve"> - Public</w:t>
     </w:r>
@@ -18567,9 +19497,11 @@
     <w:pPr>
       <w:bidi w:val="0"/>
     </w:pPr>
+    <w:proofErr w:type="spellStart"/>
     <w:r>
       <w:t>عام</w:t>
     </w:r>
+    <w:proofErr w:type="spellEnd"/>
     <w:r>
       <w:t xml:space="preserve"> - Public</w:t>
     </w:r>
@@ -19359,14 +20291,8 @@
     <w:pPr>
       <w:pStyle w:val="Header"/>
       <w:rPr>
-        <w:lang w:val="en-GB"/>
-      </w:rPr>
-    </w:pPr>
-  </w:p>
-  <w:p>
-    <w:pPr>
-      <w:pStyle w:val="Header"/>
-      <w:rPr>
+        <w:sz w:val="12"/>
+        <w:szCs w:val="12"/>
         <w:lang w:val="en-GB"/>
       </w:rPr>
     </w:pPr>
